--- a/DOCUMENTATION/CCS-00022-021.docx
+++ b/DOCUMENTATION/CCS-00022-021.docx
@@ -1896,6 +1896,9 @@
         </w:rPr>
       </w:pPr>
     </w:p>
+    <w:p/>
+    <w:p/>
+    <w:p/>
     <w:p/>
     <w:sdt>
       <w:sdtPr>
@@ -6637,6 +6640,18 @@
     </w:p>
     <w:p>
       <w:pPr>
+        <w:tabs>
+          <w:tab w:val="left" w:pos="7440"/>
+        </w:tabs>
+        <w:spacing w:line="276" w:lineRule="auto"/>
+        <w:jc w:val="both"/>
+        <w:rPr>
+          <w:rFonts w:ascii="Times New Roman" w:hAnsi="Times New Roman" w:cs="Times New Roman"/>
+        </w:rPr>
+      </w:pPr>
+    </w:p>
+    <w:p>
+      <w:pPr>
         <w:pStyle w:val="Heading1"/>
         <w:numPr>
           <w:ilvl w:val="0"/>
@@ -6657,6 +6672,7 @@
           <w:sz w:val="22"/>
           <w:szCs w:val="22"/>
         </w:rPr>
+        <w:lastRenderedPageBreak/>
         <w:t>LIST OF TABLES</w:t>
       </w:r>
       <w:bookmarkEnd w:id="3"/>
@@ -7107,6 +7123,7 @@
           <w:sz w:val="22"/>
           <w:szCs w:val="22"/>
         </w:rPr>
+        <w:lastRenderedPageBreak/>
         <w:t>LIST OF FIGURES</w:t>
       </w:r>
       <w:bookmarkEnd w:id="4"/>
@@ -8966,6 +8983,7 @@
           <w:sz w:val="22"/>
           <w:szCs w:val="22"/>
         </w:rPr>
+        <w:lastRenderedPageBreak/>
         <w:t>ACRONYMS AND ABBREVIATOINS</w:t>
       </w:r>
       <w:bookmarkEnd w:id="5"/>
@@ -9257,6 +9275,7 @@
           <w:sz w:val="22"/>
           <w:szCs w:val="22"/>
         </w:rPr>
+        <w:lastRenderedPageBreak/>
         <w:t>DEFINATION OF TER</w:t>
       </w:r>
       <w:r>

--- a/DOCUMENTATION/CCS-00022-021.docx
+++ b/DOCUMENTATION/CCS-00022-021.docx
@@ -512,13 +512,10 @@
           <w:kern w:val="0"/>
           <w14:ligatures w14:val="none"/>
         </w:rPr>
-        <w:t>A project submitted to the Department of Computer Science in the School of computing and information technology in partial fulfillment of the requirements for the award of the degree of Bachelor of Science in Computer Science, Maseno university 2024.</w:t>
-      </w:r>
-    </w:p>
-    <w:p>
-      <w:pPr>
-        <w:spacing w:after="0" w:line="276" w:lineRule="auto"/>
-        <w:jc w:val="center"/>
+        <w:t xml:space="preserve">A project submitted to the Department of Computer Science in the School of computing and information technology in partial </w:t>
+      </w:r>
+      <w:proofErr w:type="spellStart"/>
+      <w:r>
         <w:rPr>
           <w:rFonts w:ascii="Times New Roman" w:eastAsia="Times New Roman" w:hAnsi="Times New Roman" w:cs="Times New Roman"/>
           <w:i/>
@@ -527,75 +524,9 @@
           <w:kern w:val="0"/>
           <w14:ligatures w14:val="none"/>
         </w:rPr>
-      </w:pPr>
-    </w:p>
-    <w:p>
-      <w:pPr>
-        <w:spacing w:after="0" w:line="276" w:lineRule="auto"/>
-        <w:jc w:val="both"/>
-        <w:rPr>
-          <w:rFonts w:ascii="Times New Roman" w:eastAsia="Times New Roman" w:hAnsi="Times New Roman" w:cs="Times New Roman"/>
-          <w:kern w:val="0"/>
-          <w14:ligatures w14:val="none"/>
-        </w:rPr>
-      </w:pPr>
-    </w:p>
-    <w:p>
-      <w:pPr>
-        <w:spacing w:before="240" w:after="0" w:line="276" w:lineRule="auto"/>
-        <w:jc w:val="both"/>
-        <w:outlineLvl w:val="0"/>
-        <w:rPr>
-          <w:rFonts w:ascii="Times New Roman" w:eastAsia="Times New Roman" w:hAnsi="Times New Roman" w:cs="Times New Roman"/>
-          <w:b/>
-          <w:bCs/>
-          <w:kern w:val="36"/>
-          <w14:ligatures w14:val="none"/>
-        </w:rPr>
-      </w:pPr>
-      <w:bookmarkStart w:id="0" w:name="_Toc188238211"/>
-      <w:r>
-        <w:rPr>
-          <w:rFonts w:ascii="Times New Roman" w:eastAsia="Times New Roman" w:hAnsi="Times New Roman" w:cs="Times New Roman"/>
-          <w:color w:val="2E75B5"/>
-          <w:kern w:val="36"/>
-          <w14:ligatures w14:val="none"/>
-        </w:rPr>
-        <w:lastRenderedPageBreak/>
-        <w:t>DECLARATION</w:t>
-      </w:r>
-      <w:bookmarkEnd w:id="0"/>
-      <w:r>
-        <w:rPr>
-          <w:rFonts w:ascii="Times New Roman" w:eastAsia="Times New Roman" w:hAnsi="Times New Roman" w:cs="Times New Roman"/>
-          <w:color w:val="2E75B5"/>
-          <w:kern w:val="36"/>
-          <w14:ligatures w14:val="none"/>
-        </w:rPr>
-        <w:t> </w:t>
-      </w:r>
-    </w:p>
-    <w:p>
-      <w:pPr>
-        <w:spacing w:after="0" w:line="276" w:lineRule="auto"/>
-        <w:jc w:val="both"/>
-        <w:rPr>
-          <w:rFonts w:ascii="Times New Roman" w:eastAsia="Times New Roman" w:hAnsi="Times New Roman" w:cs="Times New Roman"/>
-          <w:kern w:val="0"/>
-          <w14:ligatures w14:val="none"/>
-        </w:rPr>
-      </w:pPr>
-    </w:p>
-    <w:p>
-      <w:pPr>
-        <w:spacing w:after="0" w:line="276" w:lineRule="auto"/>
-        <w:jc w:val="both"/>
-        <w:rPr>
-          <w:rFonts w:ascii="Times New Roman" w:eastAsia="Times New Roman" w:hAnsi="Times New Roman" w:cs="Times New Roman"/>
-          <w:kern w:val="0"/>
-          <w14:ligatures w14:val="none"/>
-        </w:rPr>
-      </w:pPr>
+        <w:t>fulfillment</w:t>
+      </w:r>
+      <w:proofErr w:type="spellEnd"/>
       <w:r>
         <w:rPr>
           <w:rFonts w:ascii="Times New Roman" w:eastAsia="Times New Roman" w:hAnsi="Times New Roman" w:cs="Times New Roman"/>
@@ -605,32 +536,13 @@
           <w:kern w:val="0"/>
           <w14:ligatures w14:val="none"/>
         </w:rPr>
-        <w:t>This project is my original work and has not been presented for a degree in any other University</w:t>
+        <w:t xml:space="preserve"> of the requirements for the award of the degree of Bachelor of Science in Computer Science, Maseno university 2024.</w:t>
       </w:r>
     </w:p>
     <w:p>
       <w:pPr>
         <w:spacing w:after="0" w:line="276" w:lineRule="auto"/>
-        <w:jc w:val="both"/>
-        <w:rPr>
-          <w:rFonts w:ascii="Times New Roman" w:eastAsia="Times New Roman" w:hAnsi="Times New Roman" w:cs="Times New Roman"/>
-          <w:kern w:val="0"/>
-          <w14:ligatures w14:val="none"/>
-        </w:rPr>
-      </w:pPr>
-    </w:p>
-    <w:p>
-      <w:pPr>
-        <w:spacing w:after="0" w:line="276" w:lineRule="auto"/>
-        <w:ind w:left="720"/>
-        <w:jc w:val="both"/>
-        <w:rPr>
-          <w:rFonts w:ascii="Times New Roman" w:eastAsia="Times New Roman" w:hAnsi="Times New Roman" w:cs="Times New Roman"/>
-          <w:kern w:val="0"/>
-          <w14:ligatures w14:val="none"/>
-        </w:rPr>
-      </w:pPr>
-      <w:r>
+        <w:jc w:val="center"/>
         <w:rPr>
           <w:rFonts w:ascii="Times New Roman" w:eastAsia="Times New Roman" w:hAnsi="Times New Roman" w:cs="Times New Roman"/>
           <w:i/>
@@ -639,8 +551,75 @@
           <w:kern w:val="0"/>
           <w14:ligatures w14:val="none"/>
         </w:rPr>
-        <w:t>………………….</w:t>
-      </w:r>
+      </w:pPr>
+    </w:p>
+    <w:p>
+      <w:pPr>
+        <w:spacing w:after="0" w:line="276" w:lineRule="auto"/>
+        <w:jc w:val="both"/>
+        <w:rPr>
+          <w:rFonts w:ascii="Times New Roman" w:eastAsia="Times New Roman" w:hAnsi="Times New Roman" w:cs="Times New Roman"/>
+          <w:kern w:val="0"/>
+          <w14:ligatures w14:val="none"/>
+        </w:rPr>
+      </w:pPr>
+    </w:p>
+    <w:p>
+      <w:pPr>
+        <w:spacing w:before="240" w:after="0" w:line="276" w:lineRule="auto"/>
+        <w:jc w:val="both"/>
+        <w:outlineLvl w:val="0"/>
+        <w:rPr>
+          <w:rFonts w:ascii="Times New Roman" w:eastAsia="Times New Roman" w:hAnsi="Times New Roman" w:cs="Times New Roman"/>
+          <w:b/>
+          <w:bCs/>
+          <w:kern w:val="36"/>
+          <w14:ligatures w14:val="none"/>
+        </w:rPr>
+      </w:pPr>
+      <w:bookmarkStart w:id="0" w:name="_Toc196122514"/>
+      <w:r>
+        <w:rPr>
+          <w:rFonts w:ascii="Times New Roman" w:eastAsia="Times New Roman" w:hAnsi="Times New Roman" w:cs="Times New Roman"/>
+          <w:color w:val="2E75B5"/>
+          <w:kern w:val="36"/>
+          <w14:ligatures w14:val="none"/>
+        </w:rPr>
+        <w:lastRenderedPageBreak/>
+        <w:t>DECLARATION</w:t>
+      </w:r>
+      <w:bookmarkEnd w:id="0"/>
+      <w:r>
+        <w:rPr>
+          <w:rFonts w:ascii="Times New Roman" w:eastAsia="Times New Roman" w:hAnsi="Times New Roman" w:cs="Times New Roman"/>
+          <w:color w:val="2E75B5"/>
+          <w:kern w:val="36"/>
+          <w14:ligatures w14:val="none"/>
+        </w:rPr>
+        <w:t> </w:t>
+      </w:r>
+    </w:p>
+    <w:p>
+      <w:pPr>
+        <w:spacing w:after="0" w:line="276" w:lineRule="auto"/>
+        <w:jc w:val="both"/>
+        <w:rPr>
+          <w:rFonts w:ascii="Times New Roman" w:eastAsia="Times New Roman" w:hAnsi="Times New Roman" w:cs="Times New Roman"/>
+          <w:kern w:val="0"/>
+          <w14:ligatures w14:val="none"/>
+        </w:rPr>
+      </w:pPr>
+    </w:p>
+    <w:p>
+      <w:pPr>
+        <w:spacing w:after="0" w:line="276" w:lineRule="auto"/>
+        <w:jc w:val="both"/>
+        <w:rPr>
+          <w:rFonts w:ascii="Times New Roman" w:eastAsia="Times New Roman" w:hAnsi="Times New Roman" w:cs="Times New Roman"/>
+          <w:kern w:val="0"/>
+          <w14:ligatures w14:val="none"/>
+        </w:rPr>
+      </w:pPr>
       <w:r>
         <w:rPr>
           <w:rFonts w:ascii="Times New Roman" w:eastAsia="Times New Roman" w:hAnsi="Times New Roman" w:cs="Times New Roman"/>
@@ -650,8 +629,31 @@
           <w:kern w:val="0"/>
           <w14:ligatures w14:val="none"/>
         </w:rPr>
-        <w:tab/>
-      </w:r>
+        <w:t>This project is my original work and has not been presented for a degree in any other University</w:t>
+      </w:r>
+    </w:p>
+    <w:p>
+      <w:pPr>
+        <w:spacing w:after="0" w:line="276" w:lineRule="auto"/>
+        <w:jc w:val="both"/>
+        <w:rPr>
+          <w:rFonts w:ascii="Times New Roman" w:eastAsia="Times New Roman" w:hAnsi="Times New Roman" w:cs="Times New Roman"/>
+          <w:kern w:val="0"/>
+          <w14:ligatures w14:val="none"/>
+        </w:rPr>
+      </w:pPr>
+    </w:p>
+    <w:p>
+      <w:pPr>
+        <w:spacing w:after="0" w:line="276" w:lineRule="auto"/>
+        <w:ind w:left="720"/>
+        <w:jc w:val="both"/>
+        <w:rPr>
+          <w:rFonts w:ascii="Times New Roman" w:eastAsia="Times New Roman" w:hAnsi="Times New Roman" w:cs="Times New Roman"/>
+          <w:kern w:val="0"/>
+          <w14:ligatures w14:val="none"/>
+        </w:rPr>
+      </w:pPr>
       <w:r>
         <w:rPr>
           <w:rFonts w:ascii="Times New Roman" w:eastAsia="Times New Roman" w:hAnsi="Times New Roman" w:cs="Times New Roman"/>
@@ -661,7 +663,7 @@
           <w:kern w:val="0"/>
           <w14:ligatures w14:val="none"/>
         </w:rPr>
-        <w:tab/>
+        <w:t>………………….</w:t>
       </w:r>
       <w:r>
         <w:rPr>
@@ -673,28 +675,6 @@
           <w14:ligatures w14:val="none"/>
         </w:rPr>
         <w:tab/>
-        <w:t>      …………………</w:t>
-      </w:r>
-    </w:p>
-    <w:p>
-      <w:pPr>
-        <w:spacing w:after="0" w:line="276" w:lineRule="auto"/>
-        <w:ind w:left="720"/>
-        <w:jc w:val="both"/>
-        <w:rPr>
-          <w:rFonts w:ascii="Times New Roman" w:eastAsia="Times New Roman" w:hAnsi="Times New Roman" w:cs="Times New Roman"/>
-          <w:kern w:val="0"/>
-          <w14:ligatures w14:val="none"/>
-        </w:rPr>
-      </w:pPr>
-      <w:r>
-        <w:rPr>
-          <w:rFonts w:ascii="Times New Roman" w:eastAsia="Times New Roman" w:hAnsi="Times New Roman" w:cs="Times New Roman"/>
-          <w:color w:val="000000"/>
-          <w:kern w:val="0"/>
-          <w14:ligatures w14:val="none"/>
-        </w:rPr>
-        <w:t>Signature</w:t>
       </w:r>
       <w:r>
         <w:rPr>
@@ -717,6 +697,28 @@
           <w14:ligatures w14:val="none"/>
         </w:rPr>
         <w:tab/>
+        <w:t>      …………………</w:t>
+      </w:r>
+    </w:p>
+    <w:p>
+      <w:pPr>
+        <w:spacing w:after="0" w:line="276" w:lineRule="auto"/>
+        <w:ind w:left="720"/>
+        <w:jc w:val="both"/>
+        <w:rPr>
+          <w:rFonts w:ascii="Times New Roman" w:eastAsia="Times New Roman" w:hAnsi="Times New Roman" w:cs="Times New Roman"/>
+          <w:kern w:val="0"/>
+          <w14:ligatures w14:val="none"/>
+        </w:rPr>
+      </w:pPr>
+      <w:r>
+        <w:rPr>
+          <w:rFonts w:ascii="Times New Roman" w:eastAsia="Times New Roman" w:hAnsi="Times New Roman" w:cs="Times New Roman"/>
+          <w:color w:val="000000"/>
+          <w:kern w:val="0"/>
+          <w14:ligatures w14:val="none"/>
+        </w:rPr>
+        <w:t>Signature</w:t>
       </w:r>
       <w:r>
         <w:rPr>
@@ -739,103 +741,7 @@
           <w14:ligatures w14:val="none"/>
         </w:rPr>
         <w:tab/>
-        <w:t xml:space="preserve">      </w:t>
-      </w:r>
-      <w:r>
-        <w:rPr>
-          <w:rFonts w:ascii="Times New Roman" w:eastAsia="Times New Roman" w:hAnsi="Times New Roman" w:cs="Times New Roman"/>
-          <w:color w:val="000000"/>
-          <w:kern w:val="0"/>
-          <w14:ligatures w14:val="none"/>
-        </w:rPr>
-        <w:t>Date </w:t>
-      </w:r>
-    </w:p>
-    <w:p>
-      <w:pPr>
-        <w:spacing w:after="0" w:line="276" w:lineRule="auto"/>
-        <w:jc w:val="both"/>
-        <w:rPr>
-          <w:rFonts w:ascii="Times New Roman" w:eastAsia="Times New Roman" w:hAnsi="Times New Roman" w:cs="Times New Roman"/>
-          <w:kern w:val="0"/>
-          <w14:ligatures w14:val="none"/>
-        </w:rPr>
-      </w:pPr>
-    </w:p>
-    <w:p>
-      <w:pPr>
-        <w:spacing w:after="0" w:line="276" w:lineRule="auto"/>
-        <w:ind w:left="720"/>
-        <w:jc w:val="both"/>
-        <w:rPr>
-          <w:rFonts w:ascii="Times New Roman" w:eastAsia="Times New Roman" w:hAnsi="Times New Roman" w:cs="Times New Roman"/>
-          <w:kern w:val="0"/>
-          <w14:ligatures w14:val="none"/>
-        </w:rPr>
-      </w:pPr>
-      <w:r>
-        <w:rPr>
-          <w:rFonts w:ascii="Times New Roman" w:eastAsia="Times New Roman" w:hAnsi="Times New Roman" w:cs="Times New Roman"/>
-          <w:color w:val="000000"/>
-          <w:kern w:val="0"/>
-          <w14:ligatures w14:val="none"/>
-        </w:rPr>
-        <w:t>Names                                                      Reg number </w:t>
-      </w:r>
-    </w:p>
-    <w:p>
-      <w:pPr>
-        <w:spacing w:after="0" w:line="276" w:lineRule="auto"/>
-        <w:jc w:val="both"/>
-        <w:rPr>
-          <w:rFonts w:ascii="Times New Roman" w:eastAsia="Times New Roman" w:hAnsi="Times New Roman" w:cs="Times New Roman"/>
-          <w:kern w:val="0"/>
-          <w14:ligatures w14:val="none"/>
-        </w:rPr>
-      </w:pPr>
-    </w:p>
-    <w:p>
-      <w:pPr>
-        <w:spacing w:after="0" w:line="276" w:lineRule="auto"/>
-        <w:ind w:left="720"/>
-        <w:jc w:val="both"/>
-        <w:rPr>
-          <w:rFonts w:ascii="Times New Roman" w:eastAsia="Times New Roman" w:hAnsi="Times New Roman" w:cs="Times New Roman"/>
-          <w:kern w:val="0"/>
-          <w14:ligatures w14:val="none"/>
-        </w:rPr>
-      </w:pPr>
-      <w:r>
-        <w:rPr>
-          <w:rFonts w:ascii="Times New Roman" w:eastAsia="Times New Roman" w:hAnsi="Times New Roman" w:cs="Times New Roman"/>
-          <w:color w:val="000000"/>
-          <w:kern w:val="0"/>
-          <w14:ligatures w14:val="none"/>
-        </w:rPr>
-        <w:t>………………………                             ………………………</w:t>
-      </w:r>
-    </w:p>
-    <w:p>
-      <w:pPr>
-        <w:spacing w:after="0" w:line="276" w:lineRule="auto"/>
-        <w:jc w:val="both"/>
-        <w:rPr>
-          <w:rFonts w:ascii="Times New Roman" w:eastAsia="Times New Roman" w:hAnsi="Times New Roman" w:cs="Times New Roman"/>
-          <w:kern w:val="0"/>
-          <w14:ligatures w14:val="none"/>
-        </w:rPr>
-      </w:pPr>
-    </w:p>
-    <w:p>
-      <w:pPr>
-        <w:spacing w:after="0" w:line="276" w:lineRule="auto"/>
-        <w:jc w:val="both"/>
-        <w:rPr>
-          <w:rFonts w:ascii="Times New Roman" w:eastAsia="Times New Roman" w:hAnsi="Times New Roman" w:cs="Times New Roman"/>
-          <w:kern w:val="0"/>
-          <w14:ligatures w14:val="none"/>
-        </w:rPr>
-      </w:pPr>
+      </w:r>
       <w:r>
         <w:rPr>
           <w:rFonts w:ascii="Times New Roman" w:eastAsia="Times New Roman" w:hAnsi="Times New Roman" w:cs="Times New Roman"/>
@@ -845,31 +751,20 @@
           <w:kern w:val="0"/>
           <w14:ligatures w14:val="none"/>
         </w:rPr>
-        <w:t>This project has been submitted for examination with my approval as University Supervisor</w:t>
-      </w:r>
-    </w:p>
-    <w:p>
-      <w:pPr>
-        <w:spacing w:after="240" w:line="276" w:lineRule="auto"/>
-        <w:jc w:val="both"/>
+        <w:tab/>
+      </w:r>
+      <w:r>
         <w:rPr>
           <w:rFonts w:ascii="Times New Roman" w:eastAsia="Times New Roman" w:hAnsi="Times New Roman" w:cs="Times New Roman"/>
+          <w:i/>
+          <w:iCs/>
+          <w:color w:val="000000"/>
           <w:kern w:val="0"/>
           <w14:ligatures w14:val="none"/>
         </w:rPr>
-      </w:pPr>
-    </w:p>
-    <w:p>
-      <w:pPr>
-        <w:spacing w:after="0" w:line="276" w:lineRule="auto"/>
-        <w:ind w:left="720"/>
-        <w:jc w:val="both"/>
-        <w:rPr>
-          <w:rFonts w:ascii="Times New Roman" w:eastAsia="Times New Roman" w:hAnsi="Times New Roman" w:cs="Times New Roman"/>
-          <w:kern w:val="0"/>
-          <w14:ligatures w14:val="none"/>
-        </w:rPr>
-      </w:pPr>
+        <w:tab/>
+        <w:t xml:space="preserve">      </w:t>
+      </w:r>
       <w:r>
         <w:rPr>
           <w:rFonts w:ascii="Times New Roman" w:eastAsia="Times New Roman" w:hAnsi="Times New Roman" w:cs="Times New Roman"/>
@@ -877,8 +772,31 @@
           <w:kern w:val="0"/>
           <w14:ligatures w14:val="none"/>
         </w:rPr>
-        <w:t>………………</w:t>
-      </w:r>
+        <w:t>Date </w:t>
+      </w:r>
+    </w:p>
+    <w:p>
+      <w:pPr>
+        <w:spacing w:after="0" w:line="276" w:lineRule="auto"/>
+        <w:jc w:val="both"/>
+        <w:rPr>
+          <w:rFonts w:ascii="Times New Roman" w:eastAsia="Times New Roman" w:hAnsi="Times New Roman" w:cs="Times New Roman"/>
+          <w:kern w:val="0"/>
+          <w14:ligatures w14:val="none"/>
+        </w:rPr>
+      </w:pPr>
+    </w:p>
+    <w:p>
+      <w:pPr>
+        <w:spacing w:after="0" w:line="276" w:lineRule="auto"/>
+        <w:ind w:left="720"/>
+        <w:jc w:val="both"/>
+        <w:rPr>
+          <w:rFonts w:ascii="Times New Roman" w:eastAsia="Times New Roman" w:hAnsi="Times New Roman" w:cs="Times New Roman"/>
+          <w:kern w:val="0"/>
+          <w14:ligatures w14:val="none"/>
+        </w:rPr>
+      </w:pPr>
       <w:r>
         <w:rPr>
           <w:rFonts w:ascii="Times New Roman" w:eastAsia="Times New Roman" w:hAnsi="Times New Roman" w:cs="Times New Roman"/>
@@ -886,8 +804,31 @@
           <w:kern w:val="0"/>
           <w14:ligatures w14:val="none"/>
         </w:rPr>
-        <w:tab/>
-      </w:r>
+        <w:t>Names                                                      Reg number </w:t>
+      </w:r>
+    </w:p>
+    <w:p>
+      <w:pPr>
+        <w:spacing w:after="0" w:line="276" w:lineRule="auto"/>
+        <w:jc w:val="both"/>
+        <w:rPr>
+          <w:rFonts w:ascii="Times New Roman" w:eastAsia="Times New Roman" w:hAnsi="Times New Roman" w:cs="Times New Roman"/>
+          <w:kern w:val="0"/>
+          <w14:ligatures w14:val="none"/>
+        </w:rPr>
+      </w:pPr>
+    </w:p>
+    <w:p>
+      <w:pPr>
+        <w:spacing w:after="0" w:line="276" w:lineRule="auto"/>
+        <w:ind w:left="720"/>
+        <w:jc w:val="both"/>
+        <w:rPr>
+          <w:rFonts w:ascii="Times New Roman" w:eastAsia="Times New Roman" w:hAnsi="Times New Roman" w:cs="Times New Roman"/>
+          <w:kern w:val="0"/>
+          <w14:ligatures w14:val="none"/>
+        </w:rPr>
+      </w:pPr>
       <w:r>
         <w:rPr>
           <w:rFonts w:ascii="Times New Roman" w:eastAsia="Times New Roman" w:hAnsi="Times New Roman" w:cs="Times New Roman"/>
@@ -895,8 +836,64 @@
           <w:kern w:val="0"/>
           <w14:ligatures w14:val="none"/>
         </w:rPr>
-        <w:tab/>
-      </w:r>
+        <w:t>………………………                             ………………………</w:t>
+      </w:r>
+    </w:p>
+    <w:p>
+      <w:pPr>
+        <w:spacing w:after="0" w:line="276" w:lineRule="auto"/>
+        <w:jc w:val="both"/>
+        <w:rPr>
+          <w:rFonts w:ascii="Times New Roman" w:eastAsia="Times New Roman" w:hAnsi="Times New Roman" w:cs="Times New Roman"/>
+          <w:kern w:val="0"/>
+          <w14:ligatures w14:val="none"/>
+        </w:rPr>
+      </w:pPr>
+    </w:p>
+    <w:p>
+      <w:pPr>
+        <w:spacing w:after="0" w:line="276" w:lineRule="auto"/>
+        <w:jc w:val="both"/>
+        <w:rPr>
+          <w:rFonts w:ascii="Times New Roman" w:eastAsia="Times New Roman" w:hAnsi="Times New Roman" w:cs="Times New Roman"/>
+          <w:kern w:val="0"/>
+          <w14:ligatures w14:val="none"/>
+        </w:rPr>
+      </w:pPr>
+      <w:r>
+        <w:rPr>
+          <w:rFonts w:ascii="Times New Roman" w:eastAsia="Times New Roman" w:hAnsi="Times New Roman" w:cs="Times New Roman"/>
+          <w:i/>
+          <w:iCs/>
+          <w:color w:val="000000"/>
+          <w:kern w:val="0"/>
+          <w14:ligatures w14:val="none"/>
+        </w:rPr>
+        <w:t>This project has been submitted for examination with my approval as University Supervisor</w:t>
+      </w:r>
+    </w:p>
+    <w:p>
+      <w:pPr>
+        <w:spacing w:after="240" w:line="276" w:lineRule="auto"/>
+        <w:jc w:val="both"/>
+        <w:rPr>
+          <w:rFonts w:ascii="Times New Roman" w:eastAsia="Times New Roman" w:hAnsi="Times New Roman" w:cs="Times New Roman"/>
+          <w:kern w:val="0"/>
+          <w14:ligatures w14:val="none"/>
+        </w:rPr>
+      </w:pPr>
+    </w:p>
+    <w:p>
+      <w:pPr>
+        <w:spacing w:after="0" w:line="276" w:lineRule="auto"/>
+        <w:ind w:left="720"/>
+        <w:jc w:val="both"/>
+        <w:rPr>
+          <w:rFonts w:ascii="Times New Roman" w:eastAsia="Times New Roman" w:hAnsi="Times New Roman" w:cs="Times New Roman"/>
+          <w:kern w:val="0"/>
+          <w14:ligatures w14:val="none"/>
+        </w:rPr>
+      </w:pPr>
       <w:r>
         <w:rPr>
           <w:rFonts w:ascii="Times New Roman" w:eastAsia="Times New Roman" w:hAnsi="Times New Roman" w:cs="Times New Roman"/>
@@ -904,7 +901,7 @@
           <w:kern w:val="0"/>
           <w14:ligatures w14:val="none"/>
         </w:rPr>
-        <w:tab/>
+        <w:t>………………</w:t>
       </w:r>
       <w:r>
         <w:rPr>
@@ -932,20 +929,7 @@
           <w14:ligatures w14:val="none"/>
         </w:rPr>
         <w:tab/>
-        <w:t>……………….</w:t>
-      </w:r>
-    </w:p>
-    <w:p>
-      <w:pPr>
-        <w:spacing w:after="0" w:line="276" w:lineRule="auto"/>
-        <w:ind w:left="720"/>
-        <w:jc w:val="both"/>
-        <w:rPr>
-          <w:rFonts w:ascii="Times New Roman" w:eastAsia="Times New Roman" w:hAnsi="Times New Roman" w:cs="Times New Roman"/>
-          <w:kern w:val="0"/>
-          <w14:ligatures w14:val="none"/>
-        </w:rPr>
-      </w:pPr>
+      </w:r>
       <w:r>
         <w:rPr>
           <w:rFonts w:ascii="Times New Roman" w:eastAsia="Times New Roman" w:hAnsi="Times New Roman" w:cs="Times New Roman"/>
@@ -953,7 +937,7 @@
           <w:kern w:val="0"/>
           <w14:ligatures w14:val="none"/>
         </w:rPr>
-        <w:t xml:space="preserve">Signature </w:t>
+        <w:tab/>
       </w:r>
       <w:r>
         <w:rPr>
@@ -963,32 +947,7 @@
           <w14:ligatures w14:val="none"/>
         </w:rPr>
         <w:tab/>
-        <w:t>                                                                        Date </w:t>
-      </w:r>
-    </w:p>
-    <w:p>
-      <w:pPr>
-        <w:spacing w:after="0" w:line="276" w:lineRule="auto"/>
-        <w:jc w:val="both"/>
-        <w:rPr>
-          <w:rFonts w:ascii="Times New Roman" w:eastAsia="Times New Roman" w:hAnsi="Times New Roman" w:cs="Times New Roman"/>
-          <w:kern w:val="0"/>
-          <w14:ligatures w14:val="none"/>
-        </w:rPr>
-      </w:pPr>
-    </w:p>
-    <w:p>
-      <w:pPr>
-        <w:spacing w:after="0" w:line="276" w:lineRule="auto"/>
-        <w:ind w:left="720"/>
-        <w:jc w:val="both"/>
-        <w:rPr>
-          <w:rFonts w:ascii="Times New Roman" w:eastAsia="Times New Roman" w:hAnsi="Times New Roman" w:cs="Times New Roman"/>
-          <w:kern w:val="0"/>
-          <w14:ligatures w14:val="none"/>
-        </w:rPr>
-      </w:pPr>
-      <w:proofErr w:type="gramStart"/>
+      </w:r>
       <w:r>
         <w:rPr>
           <w:rFonts w:ascii="Times New Roman" w:eastAsia="Times New Roman" w:hAnsi="Times New Roman" w:cs="Times New Roman"/>
@@ -996,9 +955,21 @@
           <w:kern w:val="0"/>
           <w14:ligatures w14:val="none"/>
         </w:rPr>
-        <w:t>Names  …</w:t>
-      </w:r>
-      <w:proofErr w:type="gramEnd"/>
+        <w:tab/>
+        <w:t>……………….</w:t>
+      </w:r>
+    </w:p>
+    <w:p>
+      <w:pPr>
+        <w:spacing w:after="0" w:line="276" w:lineRule="auto"/>
+        <w:ind w:left="720"/>
+        <w:jc w:val="both"/>
+        <w:rPr>
+          <w:rFonts w:ascii="Times New Roman" w:eastAsia="Times New Roman" w:hAnsi="Times New Roman" w:cs="Times New Roman"/>
+          <w:kern w:val="0"/>
+          <w14:ligatures w14:val="none"/>
+        </w:rPr>
+      </w:pPr>
       <w:r>
         <w:rPr>
           <w:rFonts w:ascii="Times New Roman" w:eastAsia="Times New Roman" w:hAnsi="Times New Roman" w:cs="Times New Roman"/>
@@ -1006,32 +977,8 @@
           <w:kern w:val="0"/>
           <w14:ligatures w14:val="none"/>
         </w:rPr>
-        <w:t>……………………………………….</w:t>
-      </w:r>
-    </w:p>
-    <w:p>
-      <w:pPr>
-        <w:spacing w:after="0" w:line="276" w:lineRule="auto"/>
-        <w:jc w:val="both"/>
-        <w:rPr>
-          <w:rFonts w:ascii="Times New Roman" w:eastAsia="Times New Roman" w:hAnsi="Times New Roman" w:cs="Times New Roman"/>
-          <w:kern w:val="0"/>
-          <w14:ligatures w14:val="none"/>
-        </w:rPr>
-      </w:pPr>
-    </w:p>
-    <w:p>
-      <w:pPr>
-        <w:spacing w:after="0" w:line="276" w:lineRule="auto"/>
-        <w:ind w:left="720"/>
-        <w:jc w:val="both"/>
-        <w:rPr>
-          <w:rFonts w:ascii="Times New Roman" w:eastAsia="Times New Roman" w:hAnsi="Times New Roman" w:cs="Times New Roman"/>
-          <w:kern w:val="0"/>
-          <w14:ligatures w14:val="none"/>
-        </w:rPr>
-      </w:pPr>
-      <w:proofErr w:type="gramStart"/>
+        <w:t xml:space="preserve">Signature </w:t>
+      </w:r>
       <w:r>
         <w:rPr>
           <w:rFonts w:ascii="Times New Roman" w:eastAsia="Times New Roman" w:hAnsi="Times New Roman" w:cs="Times New Roman"/>
@@ -1039,8 +986,87 @@
           <w:kern w:val="0"/>
           <w14:ligatures w14:val="none"/>
         </w:rPr>
+        <w:tab/>
+        <w:t>                                                                        Date </w:t>
+      </w:r>
+    </w:p>
+    <w:p>
+      <w:pPr>
+        <w:spacing w:after="0" w:line="276" w:lineRule="auto"/>
+        <w:jc w:val="both"/>
+        <w:rPr>
+          <w:rFonts w:ascii="Times New Roman" w:eastAsia="Times New Roman" w:hAnsi="Times New Roman" w:cs="Times New Roman"/>
+          <w:kern w:val="0"/>
+          <w14:ligatures w14:val="none"/>
+        </w:rPr>
+      </w:pPr>
+    </w:p>
+    <w:p>
+      <w:pPr>
+        <w:spacing w:after="0" w:line="276" w:lineRule="auto"/>
+        <w:ind w:left="720"/>
+        <w:jc w:val="both"/>
+        <w:rPr>
+          <w:rFonts w:ascii="Times New Roman" w:eastAsia="Times New Roman" w:hAnsi="Times New Roman" w:cs="Times New Roman"/>
+          <w:kern w:val="0"/>
+          <w14:ligatures w14:val="none"/>
+        </w:rPr>
+      </w:pPr>
+      <w:proofErr w:type="gramStart"/>
+      <w:r>
+        <w:rPr>
+          <w:rFonts w:ascii="Times New Roman" w:eastAsia="Times New Roman" w:hAnsi="Times New Roman" w:cs="Times New Roman"/>
+          <w:color w:val="000000"/>
+          <w:kern w:val="0"/>
+          <w14:ligatures w14:val="none"/>
+        </w:rPr>
+        <w:t>Names  …</w:t>
+      </w:r>
+      <w:proofErr w:type="gramEnd"/>
+      <w:r>
+        <w:rPr>
+          <w:rFonts w:ascii="Times New Roman" w:eastAsia="Times New Roman" w:hAnsi="Times New Roman" w:cs="Times New Roman"/>
+          <w:color w:val="000000"/>
+          <w:kern w:val="0"/>
+          <w14:ligatures w14:val="none"/>
+        </w:rPr>
+        <w:t>……………………………………….</w:t>
+      </w:r>
+    </w:p>
+    <w:p>
+      <w:pPr>
+        <w:spacing w:after="0" w:line="276" w:lineRule="auto"/>
+        <w:jc w:val="both"/>
+        <w:rPr>
+          <w:rFonts w:ascii="Times New Roman" w:eastAsia="Times New Roman" w:hAnsi="Times New Roman" w:cs="Times New Roman"/>
+          <w:kern w:val="0"/>
+          <w14:ligatures w14:val="none"/>
+        </w:rPr>
+      </w:pPr>
+    </w:p>
+    <w:p>
+      <w:pPr>
+        <w:spacing w:after="0" w:line="276" w:lineRule="auto"/>
+        <w:ind w:left="720"/>
+        <w:jc w:val="both"/>
+        <w:rPr>
+          <w:rFonts w:ascii="Times New Roman" w:eastAsia="Times New Roman" w:hAnsi="Times New Roman" w:cs="Times New Roman"/>
+          <w:kern w:val="0"/>
+          <w14:ligatures w14:val="none"/>
+        </w:rPr>
+      </w:pPr>
+      <w:proofErr w:type="spellStart"/>
+      <w:proofErr w:type="gramStart"/>
+      <w:r>
+        <w:rPr>
+          <w:rFonts w:ascii="Times New Roman" w:eastAsia="Times New Roman" w:hAnsi="Times New Roman" w:cs="Times New Roman"/>
+          <w:color w:val="000000"/>
+          <w:kern w:val="0"/>
+          <w14:ligatures w14:val="none"/>
+        </w:rPr>
         <w:t>Maseno,Kenya</w:t>
       </w:r>
+      <w:proofErr w:type="spellEnd"/>
       <w:proofErr w:type="gramEnd"/>
     </w:p>
     <w:p>
@@ -1344,7 +1370,7 @@
           <w:szCs w:val="22"/>
         </w:rPr>
       </w:pPr>
-      <w:bookmarkStart w:id="1" w:name="_Toc188238212"/>
+      <w:bookmarkStart w:id="1" w:name="_Toc196122515"/>
       <w:r>
         <w:rPr>
           <w:rFonts w:ascii="Times New Roman" w:hAnsi="Times New Roman" w:cs="Times New Roman"/>
@@ -1653,7 +1679,7 @@
           <w:szCs w:val="22"/>
         </w:rPr>
       </w:pPr>
-      <w:bookmarkStart w:id="2" w:name="_Toc188238213"/>
+      <w:bookmarkStart w:id="2" w:name="_Toc196122516"/>
       <w:r>
         <w:rPr>
           <w:rFonts w:ascii="Times New Roman" w:hAnsi="Times New Roman" w:cs="Times New Roman"/>
@@ -1686,7 +1712,21 @@
         <w:rPr>
           <w:rFonts w:ascii="Times New Roman" w:hAnsi="Times New Roman" w:cs="Times New Roman"/>
         </w:rPr>
-        <w:t>This project focuses on the design and development of CodeCollab: A Collaborative Code Editor, a solution aimed at improving teamwork and collaboration in software development projects. The system integrates technologies such as ReactJS, Node.js, Socket.IO, and MongoDB to provide an efficient, real-time, and user-friendly platform for code editing, project management, and communication among developers.</w:t>
+        <w:t xml:space="preserve">This project focuses on the design and development of </w:t>
+      </w:r>
+      <w:proofErr w:type="spellStart"/>
+      <w:r>
+        <w:rPr>
+          <w:rFonts w:ascii="Times New Roman" w:hAnsi="Times New Roman" w:cs="Times New Roman"/>
+        </w:rPr>
+        <w:t>CodeCollab</w:t>
+      </w:r>
+      <w:proofErr w:type="spellEnd"/>
+      <w:r>
+        <w:rPr>
+          <w:rFonts w:ascii="Times New Roman" w:hAnsi="Times New Roman" w:cs="Times New Roman"/>
+        </w:rPr>
+        <w:t>: A Collaborative Code Editor, a solution aimed at improving teamwork and collaboration in software development projects. The system integrates technologies such as ReactJS, Node.js, Socket.IO, and MongoDB to provide an efficient, real-time, and user-friendly platform for code editing, project management, and communication among developers.</w:t>
       </w:r>
     </w:p>
     <w:p>
@@ -1701,7 +1741,21 @@
         <w:rPr>
           <w:rFonts w:ascii="Times New Roman" w:hAnsi="Times New Roman" w:cs="Times New Roman"/>
         </w:rPr>
-        <w:t>The primary objective of CodeCollab is to streamline collaborative coding by enabling features such as real-time code editing, role-based access control, version control integration, and secure authentication. The platform also facilitates seamless communication through in-built chat functionality and robust tools for resolving merge conflicts.</w:t>
+        <w:t xml:space="preserve">The primary objective of </w:t>
+      </w:r>
+      <w:proofErr w:type="spellStart"/>
+      <w:r>
+        <w:rPr>
+          <w:rFonts w:ascii="Times New Roman" w:hAnsi="Times New Roman" w:cs="Times New Roman"/>
+        </w:rPr>
+        <w:t>CodeCollab</w:t>
+      </w:r>
+      <w:proofErr w:type="spellEnd"/>
+      <w:r>
+        <w:rPr>
+          <w:rFonts w:ascii="Times New Roman" w:hAnsi="Times New Roman" w:cs="Times New Roman"/>
+        </w:rPr>
+        <w:t xml:space="preserve"> is to streamline collaborative coding by enabling features such as real-time code editing, role-based access control, version control integration, and secure authentication. The platform also facilitates seamless communication through in-built chat functionality and robust tools for resolving merge conflicts.</w:t>
       </w:r>
     </w:p>
     <w:p>
@@ -1730,7 +1784,21 @@
         <w:rPr>
           <w:rFonts w:ascii="Times New Roman" w:hAnsi="Times New Roman" w:cs="Times New Roman"/>
         </w:rPr>
-        <w:t xml:space="preserve"> the challenges faced by developers in collaborative coding environments, designing a scalable architecture, and implementing key components such as real-time communication, authentication services, and version control system integration. Security was prioritized with the use of OAuth, Secure socket layout, and Javascript web token for secure session management.</w:t>
+        <w:t xml:space="preserve"> the challenges faced by developers in collaborative coding environments, designing a scalable architecture, and implementing key components such as real-time communication, authentication services, and version control system integration. Security was prioritized with the use of OAuth, Secure socket layout, and </w:t>
+      </w:r>
+      <w:proofErr w:type="spellStart"/>
+      <w:r>
+        <w:rPr>
+          <w:rFonts w:ascii="Times New Roman" w:hAnsi="Times New Roman" w:cs="Times New Roman"/>
+        </w:rPr>
+        <w:t>Javascript</w:t>
+      </w:r>
+      <w:proofErr w:type="spellEnd"/>
+      <w:r>
+        <w:rPr>
+          <w:rFonts w:ascii="Times New Roman" w:hAnsi="Times New Roman" w:cs="Times New Roman"/>
+        </w:rPr>
+        <w:t xml:space="preserve"> web token for secure session management.</w:t>
       </w:r>
     </w:p>
     <w:p>
@@ -1745,7 +1813,21 @@
         <w:rPr>
           <w:rFonts w:ascii="Times New Roman" w:hAnsi="Times New Roman" w:cs="Times New Roman"/>
         </w:rPr>
-        <w:t>Results from testing and user feedback demonstrate that CodeCollab enhances team productivity, reduces workflow inefficiencies, and improves code quality through streamlined collaboration. This document details the system’s design, methodology, and implementation, highlighting its potential to transform the collaborative coding experience in software development teams.</w:t>
+        <w:t xml:space="preserve">Results from testing and user feedback demonstrate that </w:t>
+      </w:r>
+      <w:proofErr w:type="spellStart"/>
+      <w:r>
+        <w:rPr>
+          <w:rFonts w:ascii="Times New Roman" w:hAnsi="Times New Roman" w:cs="Times New Roman"/>
+        </w:rPr>
+        <w:t>CodeCollab</w:t>
+      </w:r>
+      <w:proofErr w:type="spellEnd"/>
+      <w:r>
+        <w:rPr>
+          <w:rFonts w:ascii="Times New Roman" w:hAnsi="Times New Roman" w:cs="Times New Roman"/>
+        </w:rPr>
+        <w:t xml:space="preserve"> enhances team productivity, reduces workflow inefficiencies, and improves code quality through streamlined collaboration. This document details the system’s design, methodology, and implementation, highlighting its potential to transform the collaborative coding experience in software development teams.</w:t>
       </w:r>
     </w:p>
     <w:p>
@@ -1934,9 +2016,11 @@
               <w:tab w:val="right" w:leader="dot" w:pos="9016"/>
             </w:tabs>
             <w:rPr>
-              <w:rFonts w:ascii="Times New Roman" w:eastAsiaTheme="minorEastAsia" w:hAnsi="Times New Roman" w:cs="Times New Roman"/>
+              <w:rFonts w:eastAsiaTheme="minorEastAsia"/>
               <w:noProof/>
-              <w:lang w:val="en-US"/>
+              <w:sz w:val="24"/>
+              <w:szCs w:val="24"/>
+              <w:lang w:val="en-KE" w:eastAsia="en-KE"/>
             </w:rPr>
           </w:pPr>
           <w:r>
@@ -1957,7 +2041,7 @@
             </w:rPr>
             <w:fldChar w:fldCharType="separate"/>
           </w:r>
-          <w:hyperlink w:anchor="_Toc188238211" w:history="1">
+          <w:hyperlink w:anchor="_Toc196122514" w:history="1">
             <w:r>
               <w:rPr>
                 <w:rStyle w:val="Hyperlink"/>
@@ -1970,7 +2054,6 @@
             </w:r>
             <w:r>
               <w:rPr>
-                <w:rFonts w:ascii="Times New Roman" w:hAnsi="Times New Roman" w:cs="Times New Roman"/>
                 <w:noProof/>
                 <w:webHidden/>
               </w:rPr>
@@ -1978,7 +2061,6 @@
             </w:r>
             <w:r>
               <w:rPr>
-                <w:rFonts w:ascii="Times New Roman" w:hAnsi="Times New Roman" w:cs="Times New Roman"/>
                 <w:noProof/>
                 <w:webHidden/>
               </w:rPr>
@@ -1986,22 +2068,19 @@
             </w:r>
             <w:r>
               <w:rPr>
-                <w:rFonts w:ascii="Times New Roman" w:hAnsi="Times New Roman" w:cs="Times New Roman"/>
-                <w:noProof/>
-                <w:webHidden/>
-              </w:rPr>
-              <w:instrText xml:space="preserve"> PAGEREF _Toc188238211 \h </w:instrText>
-            </w:r>
-            <w:r>
-              <w:rPr>
-                <w:rFonts w:ascii="Times New Roman" w:hAnsi="Times New Roman" w:cs="Times New Roman"/>
-                <w:noProof/>
-                <w:webHidden/>
-              </w:rPr>
-            </w:r>
-            <w:r>
-              <w:rPr>
-                <w:rFonts w:ascii="Times New Roman" w:hAnsi="Times New Roman" w:cs="Times New Roman"/>
+                <w:noProof/>
+                <w:webHidden/>
+              </w:rPr>
+              <w:instrText xml:space="preserve"> PAGEREF _Toc196122514 \h </w:instrText>
+            </w:r>
+            <w:r>
+              <w:rPr>
+                <w:noProof/>
+                <w:webHidden/>
+              </w:rPr>
+            </w:r>
+            <w:r>
+              <w:rPr>
                 <w:noProof/>
                 <w:webHidden/>
               </w:rPr>
@@ -2009,7 +2088,6 @@
             </w:r>
             <w:r>
               <w:rPr>
-                <w:rFonts w:ascii="Times New Roman" w:hAnsi="Times New Roman" w:cs="Times New Roman"/>
                 <w:noProof/>
                 <w:webHidden/>
               </w:rPr>
@@ -2017,7 +2095,6 @@
             </w:r>
             <w:r>
               <w:rPr>
-                <w:rFonts w:ascii="Times New Roman" w:hAnsi="Times New Roman" w:cs="Times New Roman"/>
                 <w:noProof/>
                 <w:webHidden/>
               </w:rPr>
@@ -2032,12 +2109,14 @@
               <w:tab w:val="right" w:leader="dot" w:pos="9016"/>
             </w:tabs>
             <w:rPr>
-              <w:rFonts w:ascii="Times New Roman" w:eastAsiaTheme="minorEastAsia" w:hAnsi="Times New Roman" w:cs="Times New Roman"/>
+              <w:rFonts w:eastAsiaTheme="minorEastAsia"/>
               <w:noProof/>
-              <w:lang w:val="en-US"/>
+              <w:sz w:val="24"/>
+              <w:szCs w:val="24"/>
+              <w:lang w:val="en-KE" w:eastAsia="en-KE"/>
             </w:rPr>
           </w:pPr>
-          <w:hyperlink w:anchor="_Toc188238212" w:history="1">
+          <w:hyperlink w:anchor="_Toc196122515" w:history="1">
             <w:r>
               <w:rPr>
                 <w:rStyle w:val="Hyperlink"/>
@@ -2048,7 +2127,6 @@
             </w:r>
             <w:r>
               <w:rPr>
-                <w:rFonts w:ascii="Times New Roman" w:hAnsi="Times New Roman" w:cs="Times New Roman"/>
                 <w:noProof/>
                 <w:webHidden/>
               </w:rPr>
@@ -2056,7 +2134,6 @@
             </w:r>
             <w:r>
               <w:rPr>
-                <w:rFonts w:ascii="Times New Roman" w:hAnsi="Times New Roman" w:cs="Times New Roman"/>
                 <w:noProof/>
                 <w:webHidden/>
               </w:rPr>
@@ -2064,22 +2141,19 @@
             </w:r>
             <w:r>
               <w:rPr>
-                <w:rFonts w:ascii="Times New Roman" w:hAnsi="Times New Roman" w:cs="Times New Roman"/>
-                <w:noProof/>
-                <w:webHidden/>
-              </w:rPr>
-              <w:instrText xml:space="preserve"> PAGEREF _Toc188238212 \h </w:instrText>
-            </w:r>
-            <w:r>
-              <w:rPr>
-                <w:rFonts w:ascii="Times New Roman" w:hAnsi="Times New Roman" w:cs="Times New Roman"/>
-                <w:noProof/>
-                <w:webHidden/>
-              </w:rPr>
-            </w:r>
-            <w:r>
-              <w:rPr>
-                <w:rFonts w:ascii="Times New Roman" w:hAnsi="Times New Roman" w:cs="Times New Roman"/>
+                <w:noProof/>
+                <w:webHidden/>
+              </w:rPr>
+              <w:instrText xml:space="preserve"> PAGEREF _Toc196122515 \h </w:instrText>
+            </w:r>
+            <w:r>
+              <w:rPr>
+                <w:noProof/>
+                <w:webHidden/>
+              </w:rPr>
+            </w:r>
+            <w:r>
+              <w:rPr>
                 <w:noProof/>
                 <w:webHidden/>
               </w:rPr>
@@ -2087,7 +2161,6 @@
             </w:r>
             <w:r>
               <w:rPr>
-                <w:rFonts w:ascii="Times New Roman" w:hAnsi="Times New Roman" w:cs="Times New Roman"/>
                 <w:noProof/>
                 <w:webHidden/>
               </w:rPr>
@@ -2095,7 +2168,6 @@
             </w:r>
             <w:r>
               <w:rPr>
-                <w:rFonts w:ascii="Times New Roman" w:hAnsi="Times New Roman" w:cs="Times New Roman"/>
                 <w:noProof/>
                 <w:webHidden/>
               </w:rPr>
@@ -2110,12 +2182,14 @@
               <w:tab w:val="right" w:leader="dot" w:pos="9016"/>
             </w:tabs>
             <w:rPr>
-              <w:rFonts w:ascii="Times New Roman" w:eastAsiaTheme="minorEastAsia" w:hAnsi="Times New Roman" w:cs="Times New Roman"/>
+              <w:rFonts w:eastAsiaTheme="minorEastAsia"/>
               <w:noProof/>
-              <w:lang w:val="en-US"/>
+              <w:sz w:val="24"/>
+              <w:szCs w:val="24"/>
+              <w:lang w:val="en-KE" w:eastAsia="en-KE"/>
             </w:rPr>
           </w:pPr>
-          <w:hyperlink w:anchor="_Toc188238213" w:history="1">
+          <w:hyperlink w:anchor="_Toc196122516" w:history="1">
             <w:r>
               <w:rPr>
                 <w:rStyle w:val="Hyperlink"/>
@@ -2126,7 +2200,6 @@
             </w:r>
             <w:r>
               <w:rPr>
-                <w:rFonts w:ascii="Times New Roman" w:hAnsi="Times New Roman" w:cs="Times New Roman"/>
                 <w:noProof/>
                 <w:webHidden/>
               </w:rPr>
@@ -2134,7 +2207,6 @@
             </w:r>
             <w:r>
               <w:rPr>
-                <w:rFonts w:ascii="Times New Roman" w:hAnsi="Times New Roman" w:cs="Times New Roman"/>
                 <w:noProof/>
                 <w:webHidden/>
               </w:rPr>
@@ -2142,22 +2214,19 @@
             </w:r>
             <w:r>
               <w:rPr>
-                <w:rFonts w:ascii="Times New Roman" w:hAnsi="Times New Roman" w:cs="Times New Roman"/>
-                <w:noProof/>
-                <w:webHidden/>
-              </w:rPr>
-              <w:instrText xml:space="preserve"> PAGEREF _Toc188238213 \h </w:instrText>
-            </w:r>
-            <w:r>
-              <w:rPr>
-                <w:rFonts w:ascii="Times New Roman" w:hAnsi="Times New Roman" w:cs="Times New Roman"/>
-                <w:noProof/>
-                <w:webHidden/>
-              </w:rPr>
-            </w:r>
-            <w:r>
-              <w:rPr>
-                <w:rFonts w:ascii="Times New Roman" w:hAnsi="Times New Roman" w:cs="Times New Roman"/>
+                <w:noProof/>
+                <w:webHidden/>
+              </w:rPr>
+              <w:instrText xml:space="preserve"> PAGEREF _Toc196122516 \h </w:instrText>
+            </w:r>
+            <w:r>
+              <w:rPr>
+                <w:noProof/>
+                <w:webHidden/>
+              </w:rPr>
+            </w:r>
+            <w:r>
+              <w:rPr>
                 <w:noProof/>
                 <w:webHidden/>
               </w:rPr>
@@ -2165,7 +2234,6 @@
             </w:r>
             <w:r>
               <w:rPr>
-                <w:rFonts w:ascii="Times New Roman" w:hAnsi="Times New Roman" w:cs="Times New Roman"/>
                 <w:noProof/>
                 <w:webHidden/>
               </w:rPr>
@@ -2173,7 +2241,6 @@
             </w:r>
             <w:r>
               <w:rPr>
-                <w:rFonts w:ascii="Times New Roman" w:hAnsi="Times New Roman" w:cs="Times New Roman"/>
                 <w:noProof/>
                 <w:webHidden/>
               </w:rPr>
@@ -2188,12 +2255,14 @@
               <w:tab w:val="right" w:leader="dot" w:pos="9016"/>
             </w:tabs>
             <w:rPr>
-              <w:rFonts w:ascii="Times New Roman" w:eastAsiaTheme="minorEastAsia" w:hAnsi="Times New Roman" w:cs="Times New Roman"/>
+              <w:rFonts w:eastAsiaTheme="minorEastAsia"/>
               <w:noProof/>
-              <w:lang w:val="en-US"/>
+              <w:sz w:val="24"/>
+              <w:szCs w:val="24"/>
+              <w:lang w:val="en-KE" w:eastAsia="en-KE"/>
             </w:rPr>
           </w:pPr>
-          <w:hyperlink w:anchor="_Toc188238214" w:history="1">
+          <w:hyperlink w:anchor="_Toc196122517" w:history="1">
             <w:r>
               <w:rPr>
                 <w:rStyle w:val="Hyperlink"/>
@@ -2204,7 +2273,6 @@
             </w:r>
             <w:r>
               <w:rPr>
-                <w:rFonts w:ascii="Times New Roman" w:hAnsi="Times New Roman" w:cs="Times New Roman"/>
                 <w:noProof/>
                 <w:webHidden/>
               </w:rPr>
@@ -2212,7 +2280,6 @@
             </w:r>
             <w:r>
               <w:rPr>
-                <w:rFonts w:ascii="Times New Roman" w:hAnsi="Times New Roman" w:cs="Times New Roman"/>
                 <w:noProof/>
                 <w:webHidden/>
               </w:rPr>
@@ -2220,22 +2287,19 @@
             </w:r>
             <w:r>
               <w:rPr>
-                <w:rFonts w:ascii="Times New Roman" w:hAnsi="Times New Roman" w:cs="Times New Roman"/>
-                <w:noProof/>
-                <w:webHidden/>
-              </w:rPr>
-              <w:instrText xml:space="preserve"> PAGEREF _Toc188238214 \h </w:instrText>
-            </w:r>
-            <w:r>
-              <w:rPr>
-                <w:rFonts w:ascii="Times New Roman" w:hAnsi="Times New Roman" w:cs="Times New Roman"/>
-                <w:noProof/>
-                <w:webHidden/>
-              </w:rPr>
-            </w:r>
-            <w:r>
-              <w:rPr>
-                <w:rFonts w:ascii="Times New Roman" w:hAnsi="Times New Roman" w:cs="Times New Roman"/>
+                <w:noProof/>
+                <w:webHidden/>
+              </w:rPr>
+              <w:instrText xml:space="preserve"> PAGEREF _Toc196122517 \h </w:instrText>
+            </w:r>
+            <w:r>
+              <w:rPr>
+                <w:noProof/>
+                <w:webHidden/>
+              </w:rPr>
+            </w:r>
+            <w:r>
+              <w:rPr>
                 <w:noProof/>
                 <w:webHidden/>
               </w:rPr>
@@ -2243,15 +2307,13 @@
             </w:r>
             <w:r>
               <w:rPr>
-                <w:rFonts w:ascii="Times New Roman" w:hAnsi="Times New Roman" w:cs="Times New Roman"/>
-                <w:noProof/>
-                <w:webHidden/>
-              </w:rPr>
-              <w:t>vi</w:t>
-            </w:r>
-            <w:r>
-              <w:rPr>
-                <w:rFonts w:ascii="Times New Roman" w:hAnsi="Times New Roman" w:cs="Times New Roman"/>
+                <w:noProof/>
+                <w:webHidden/>
+              </w:rPr>
+              <w:t>vii</w:t>
+            </w:r>
+            <w:r>
+              <w:rPr>
                 <w:noProof/>
                 <w:webHidden/>
               </w:rPr>
@@ -2266,12 +2328,14 @@
               <w:tab w:val="right" w:leader="dot" w:pos="9016"/>
             </w:tabs>
             <w:rPr>
-              <w:rFonts w:ascii="Times New Roman" w:eastAsiaTheme="minorEastAsia" w:hAnsi="Times New Roman" w:cs="Times New Roman"/>
+              <w:rFonts w:eastAsiaTheme="minorEastAsia"/>
               <w:noProof/>
-              <w:lang w:val="en-US"/>
+              <w:sz w:val="24"/>
+              <w:szCs w:val="24"/>
+              <w:lang w:val="en-KE" w:eastAsia="en-KE"/>
             </w:rPr>
           </w:pPr>
-          <w:hyperlink w:anchor="_Toc188238215" w:history="1">
+          <w:hyperlink w:anchor="_Toc196122518" w:history="1">
             <w:r>
               <w:rPr>
                 <w:rStyle w:val="Hyperlink"/>
@@ -2282,7 +2346,6 @@
             </w:r>
             <w:r>
               <w:rPr>
-                <w:rFonts w:ascii="Times New Roman" w:hAnsi="Times New Roman" w:cs="Times New Roman"/>
                 <w:noProof/>
                 <w:webHidden/>
               </w:rPr>
@@ -2290,7 +2353,6 @@
             </w:r>
             <w:r>
               <w:rPr>
-                <w:rFonts w:ascii="Times New Roman" w:hAnsi="Times New Roman" w:cs="Times New Roman"/>
                 <w:noProof/>
                 <w:webHidden/>
               </w:rPr>
@@ -2298,22 +2360,19 @@
             </w:r>
             <w:r>
               <w:rPr>
-                <w:rFonts w:ascii="Times New Roman" w:hAnsi="Times New Roman" w:cs="Times New Roman"/>
-                <w:noProof/>
-                <w:webHidden/>
-              </w:rPr>
-              <w:instrText xml:space="preserve"> PAGEREF _Toc188238215 \h </w:instrText>
-            </w:r>
-            <w:r>
-              <w:rPr>
-                <w:rFonts w:ascii="Times New Roman" w:hAnsi="Times New Roman" w:cs="Times New Roman"/>
-                <w:noProof/>
-                <w:webHidden/>
-              </w:rPr>
-            </w:r>
-            <w:r>
-              <w:rPr>
-                <w:rFonts w:ascii="Times New Roman" w:hAnsi="Times New Roman" w:cs="Times New Roman"/>
+                <w:noProof/>
+                <w:webHidden/>
+              </w:rPr>
+              <w:instrText xml:space="preserve"> PAGEREF _Toc196122518 \h </w:instrText>
+            </w:r>
+            <w:r>
+              <w:rPr>
+                <w:noProof/>
+                <w:webHidden/>
+              </w:rPr>
+            </w:r>
+            <w:r>
+              <w:rPr>
                 <w:noProof/>
                 <w:webHidden/>
               </w:rPr>
@@ -2321,15 +2380,13 @@
             </w:r>
             <w:r>
               <w:rPr>
-                <w:rFonts w:ascii="Times New Roman" w:hAnsi="Times New Roman" w:cs="Times New Roman"/>
-                <w:noProof/>
-                <w:webHidden/>
-              </w:rPr>
-              <w:t>vii</w:t>
-            </w:r>
-            <w:r>
-              <w:rPr>
-                <w:rFonts w:ascii="Times New Roman" w:hAnsi="Times New Roman" w:cs="Times New Roman"/>
+                <w:noProof/>
+                <w:webHidden/>
+              </w:rPr>
+              <w:t>viii</w:t>
+            </w:r>
+            <w:r>
+              <w:rPr>
                 <w:noProof/>
                 <w:webHidden/>
               </w:rPr>
@@ -2344,12 +2401,14 @@
               <w:tab w:val="right" w:leader="dot" w:pos="9016"/>
             </w:tabs>
             <w:rPr>
-              <w:rFonts w:ascii="Times New Roman" w:eastAsiaTheme="minorEastAsia" w:hAnsi="Times New Roman" w:cs="Times New Roman"/>
+              <w:rFonts w:eastAsiaTheme="minorEastAsia"/>
               <w:noProof/>
-              <w:lang w:val="en-US"/>
+              <w:sz w:val="24"/>
+              <w:szCs w:val="24"/>
+              <w:lang w:val="en-KE" w:eastAsia="en-KE"/>
             </w:rPr>
           </w:pPr>
-          <w:hyperlink w:anchor="_Toc188238216" w:history="1">
+          <w:hyperlink w:anchor="_Toc196122519" w:history="1">
             <w:r>
               <w:rPr>
                 <w:rStyle w:val="Hyperlink"/>
@@ -2360,7 +2419,6 @@
             </w:r>
             <w:r>
               <w:rPr>
-                <w:rFonts w:ascii="Times New Roman" w:hAnsi="Times New Roman" w:cs="Times New Roman"/>
                 <w:noProof/>
                 <w:webHidden/>
               </w:rPr>
@@ -2368,7 +2426,6 @@
             </w:r>
             <w:r>
               <w:rPr>
-                <w:rFonts w:ascii="Times New Roman" w:hAnsi="Times New Roman" w:cs="Times New Roman"/>
                 <w:noProof/>
                 <w:webHidden/>
               </w:rPr>
@@ -2376,22 +2433,19 @@
             </w:r>
             <w:r>
               <w:rPr>
-                <w:rFonts w:ascii="Times New Roman" w:hAnsi="Times New Roman" w:cs="Times New Roman"/>
-                <w:noProof/>
-                <w:webHidden/>
-              </w:rPr>
-              <w:instrText xml:space="preserve"> PAGEREF _Toc188238216 \h </w:instrText>
-            </w:r>
-            <w:r>
-              <w:rPr>
-                <w:rFonts w:ascii="Times New Roman" w:hAnsi="Times New Roman" w:cs="Times New Roman"/>
-                <w:noProof/>
-                <w:webHidden/>
-              </w:rPr>
-            </w:r>
-            <w:r>
-              <w:rPr>
-                <w:rFonts w:ascii="Times New Roman" w:hAnsi="Times New Roman" w:cs="Times New Roman"/>
+                <w:noProof/>
+                <w:webHidden/>
+              </w:rPr>
+              <w:instrText xml:space="preserve"> PAGEREF _Toc196122519 \h </w:instrText>
+            </w:r>
+            <w:r>
+              <w:rPr>
+                <w:noProof/>
+                <w:webHidden/>
+              </w:rPr>
+            </w:r>
+            <w:r>
+              <w:rPr>
                 <w:noProof/>
                 <w:webHidden/>
               </w:rPr>
@@ -2399,15 +2453,13 @@
             </w:r>
             <w:r>
               <w:rPr>
-                <w:rFonts w:ascii="Times New Roman" w:hAnsi="Times New Roman" w:cs="Times New Roman"/>
-                <w:noProof/>
-                <w:webHidden/>
-              </w:rPr>
-              <w:t>viii</w:t>
-            </w:r>
-            <w:r>
-              <w:rPr>
-                <w:rFonts w:ascii="Times New Roman" w:hAnsi="Times New Roman" w:cs="Times New Roman"/>
+                <w:noProof/>
+                <w:webHidden/>
+              </w:rPr>
+              <w:t>ix</w:t>
+            </w:r>
+            <w:r>
+              <w:rPr>
                 <w:noProof/>
                 <w:webHidden/>
               </w:rPr>
@@ -2422,12 +2474,14 @@
               <w:tab w:val="right" w:leader="dot" w:pos="9016"/>
             </w:tabs>
             <w:rPr>
-              <w:rFonts w:ascii="Times New Roman" w:eastAsiaTheme="minorEastAsia" w:hAnsi="Times New Roman" w:cs="Times New Roman"/>
+              <w:rFonts w:eastAsiaTheme="minorEastAsia"/>
               <w:noProof/>
-              <w:lang w:val="en-US"/>
+              <w:sz w:val="24"/>
+              <w:szCs w:val="24"/>
+              <w:lang w:val="en-KE" w:eastAsia="en-KE"/>
             </w:rPr>
           </w:pPr>
-          <w:hyperlink w:anchor="_Toc188238217" w:history="1">
+          <w:hyperlink w:anchor="_Toc196122520" w:history="1">
             <w:r>
               <w:rPr>
                 <w:rStyle w:val="Hyperlink"/>
@@ -2438,7 +2492,6 @@
             </w:r>
             <w:r>
               <w:rPr>
-                <w:rFonts w:ascii="Times New Roman" w:hAnsi="Times New Roman" w:cs="Times New Roman"/>
                 <w:noProof/>
                 <w:webHidden/>
               </w:rPr>
@@ -2446,7 +2499,6 @@
             </w:r>
             <w:r>
               <w:rPr>
-                <w:rFonts w:ascii="Times New Roman" w:hAnsi="Times New Roman" w:cs="Times New Roman"/>
                 <w:noProof/>
                 <w:webHidden/>
               </w:rPr>
@@ -2454,22 +2506,19 @@
             </w:r>
             <w:r>
               <w:rPr>
-                <w:rFonts w:ascii="Times New Roman" w:hAnsi="Times New Roman" w:cs="Times New Roman"/>
-                <w:noProof/>
-                <w:webHidden/>
-              </w:rPr>
-              <w:instrText xml:space="preserve"> PAGEREF _Toc188238217 \h </w:instrText>
-            </w:r>
-            <w:r>
-              <w:rPr>
-                <w:rFonts w:ascii="Times New Roman" w:hAnsi="Times New Roman" w:cs="Times New Roman"/>
-                <w:noProof/>
-                <w:webHidden/>
-              </w:rPr>
-            </w:r>
-            <w:r>
-              <w:rPr>
-                <w:rFonts w:ascii="Times New Roman" w:hAnsi="Times New Roman" w:cs="Times New Roman"/>
+                <w:noProof/>
+                <w:webHidden/>
+              </w:rPr>
+              <w:instrText xml:space="preserve"> PAGEREF _Toc196122520 \h </w:instrText>
+            </w:r>
+            <w:r>
+              <w:rPr>
+                <w:noProof/>
+                <w:webHidden/>
+              </w:rPr>
+            </w:r>
+            <w:r>
+              <w:rPr>
                 <w:noProof/>
                 <w:webHidden/>
               </w:rPr>
@@ -2477,15 +2526,13 @@
             </w:r>
             <w:r>
               <w:rPr>
-                <w:rFonts w:ascii="Times New Roman" w:hAnsi="Times New Roman" w:cs="Times New Roman"/>
-                <w:noProof/>
-                <w:webHidden/>
-              </w:rPr>
-              <w:t>ix</w:t>
-            </w:r>
-            <w:r>
-              <w:rPr>
-                <w:rFonts w:ascii="Times New Roman" w:hAnsi="Times New Roman" w:cs="Times New Roman"/>
+                <w:noProof/>
+                <w:webHidden/>
+              </w:rPr>
+              <w:t>x</w:t>
+            </w:r>
+            <w:r>
+              <w:rPr>
                 <w:noProof/>
                 <w:webHidden/>
               </w:rPr>
@@ -2500,12 +2547,14 @@
               <w:tab w:val="right" w:leader="dot" w:pos="9016"/>
             </w:tabs>
             <w:rPr>
-              <w:rFonts w:ascii="Times New Roman" w:eastAsiaTheme="minorEastAsia" w:hAnsi="Times New Roman" w:cs="Times New Roman"/>
+              <w:rFonts w:eastAsiaTheme="minorEastAsia"/>
               <w:noProof/>
-              <w:lang w:val="en-US"/>
+              <w:sz w:val="24"/>
+              <w:szCs w:val="24"/>
+              <w:lang w:val="en-KE" w:eastAsia="en-KE"/>
             </w:rPr>
           </w:pPr>
-          <w:hyperlink w:anchor="_Toc188238218" w:history="1">
+          <w:hyperlink w:anchor="_Toc196122521" w:history="1">
             <w:r>
               <w:rPr>
                 <w:rStyle w:val="Hyperlink"/>
@@ -2516,7 +2565,6 @@
             </w:r>
             <w:r>
               <w:rPr>
-                <w:rFonts w:ascii="Times New Roman" w:hAnsi="Times New Roman" w:cs="Times New Roman"/>
                 <w:noProof/>
                 <w:webHidden/>
               </w:rPr>
@@ -2524,7 +2572,6 @@
             </w:r>
             <w:r>
               <w:rPr>
-                <w:rFonts w:ascii="Times New Roman" w:hAnsi="Times New Roman" w:cs="Times New Roman"/>
                 <w:noProof/>
                 <w:webHidden/>
               </w:rPr>
@@ -2532,22 +2579,19 @@
             </w:r>
             <w:r>
               <w:rPr>
-                <w:rFonts w:ascii="Times New Roman" w:hAnsi="Times New Roman" w:cs="Times New Roman"/>
-                <w:noProof/>
-                <w:webHidden/>
-              </w:rPr>
-              <w:instrText xml:space="preserve"> PAGEREF _Toc188238218 \h </w:instrText>
-            </w:r>
-            <w:r>
-              <w:rPr>
-                <w:rFonts w:ascii="Times New Roman" w:hAnsi="Times New Roman" w:cs="Times New Roman"/>
-                <w:noProof/>
-                <w:webHidden/>
-              </w:rPr>
-            </w:r>
-            <w:r>
-              <w:rPr>
-                <w:rFonts w:ascii="Times New Roman" w:hAnsi="Times New Roman" w:cs="Times New Roman"/>
+                <w:noProof/>
+                <w:webHidden/>
+              </w:rPr>
+              <w:instrText xml:space="preserve"> PAGEREF _Toc196122521 \h </w:instrText>
+            </w:r>
+            <w:r>
+              <w:rPr>
+                <w:noProof/>
+                <w:webHidden/>
+              </w:rPr>
+            </w:r>
+            <w:r>
+              <w:rPr>
                 <w:noProof/>
                 <w:webHidden/>
               </w:rPr>
@@ -2555,7 +2599,6 @@
             </w:r>
             <w:r>
               <w:rPr>
-                <w:rFonts w:ascii="Times New Roman" w:hAnsi="Times New Roman" w:cs="Times New Roman"/>
                 <w:noProof/>
                 <w:webHidden/>
               </w:rPr>
@@ -2563,7 +2606,6 @@
             </w:r>
             <w:r>
               <w:rPr>
-                <w:rFonts w:ascii="Times New Roman" w:hAnsi="Times New Roman" w:cs="Times New Roman"/>
                 <w:noProof/>
                 <w:webHidden/>
               </w:rPr>
@@ -2579,12 +2621,14 @@
               <w:tab w:val="right" w:leader="dot" w:pos="9016"/>
             </w:tabs>
             <w:rPr>
-              <w:rFonts w:ascii="Times New Roman" w:eastAsiaTheme="minorEastAsia" w:hAnsi="Times New Roman" w:cs="Times New Roman"/>
+              <w:rFonts w:eastAsiaTheme="minorEastAsia"/>
               <w:noProof/>
-              <w:lang w:val="en-US"/>
+              <w:sz w:val="24"/>
+              <w:szCs w:val="24"/>
+              <w:lang w:val="en-KE" w:eastAsia="en-KE"/>
             </w:rPr>
           </w:pPr>
-          <w:hyperlink w:anchor="_Toc188238219" w:history="1">
+          <w:hyperlink w:anchor="_Toc196122522" w:history="1">
             <w:r>
               <w:rPr>
                 <w:rStyle w:val="Hyperlink"/>
@@ -2595,9 +2639,11 @@
             </w:r>
             <w:r>
               <w:rPr>
-                <w:rFonts w:ascii="Times New Roman" w:eastAsiaTheme="minorEastAsia" w:hAnsi="Times New Roman" w:cs="Times New Roman"/>
-                <w:noProof/>
-                <w:lang w:val="en-US"/>
+                <w:rFonts w:eastAsiaTheme="minorEastAsia"/>
+                <w:noProof/>
+                <w:sz w:val="24"/>
+                <w:szCs w:val="24"/>
+                <w:lang w:val="en-KE" w:eastAsia="en-KE"/>
               </w:rPr>
               <w:tab/>
             </w:r>
@@ -2611,7 +2657,6 @@
             </w:r>
             <w:r>
               <w:rPr>
-                <w:rFonts w:ascii="Times New Roman" w:hAnsi="Times New Roman" w:cs="Times New Roman"/>
                 <w:noProof/>
                 <w:webHidden/>
               </w:rPr>
@@ -2619,7 +2664,6 @@
             </w:r>
             <w:r>
               <w:rPr>
-                <w:rFonts w:ascii="Times New Roman" w:hAnsi="Times New Roman" w:cs="Times New Roman"/>
                 <w:noProof/>
                 <w:webHidden/>
               </w:rPr>
@@ -2627,22 +2671,19 @@
             </w:r>
             <w:r>
               <w:rPr>
-                <w:rFonts w:ascii="Times New Roman" w:hAnsi="Times New Roman" w:cs="Times New Roman"/>
-                <w:noProof/>
-                <w:webHidden/>
-              </w:rPr>
-              <w:instrText xml:space="preserve"> PAGEREF _Toc188238219 \h </w:instrText>
-            </w:r>
-            <w:r>
-              <w:rPr>
-                <w:rFonts w:ascii="Times New Roman" w:hAnsi="Times New Roman" w:cs="Times New Roman"/>
-                <w:noProof/>
-                <w:webHidden/>
-              </w:rPr>
-            </w:r>
-            <w:r>
-              <w:rPr>
-                <w:rFonts w:ascii="Times New Roman" w:hAnsi="Times New Roman" w:cs="Times New Roman"/>
+                <w:noProof/>
+                <w:webHidden/>
+              </w:rPr>
+              <w:instrText xml:space="preserve"> PAGEREF _Toc196122522 \h </w:instrText>
+            </w:r>
+            <w:r>
+              <w:rPr>
+                <w:noProof/>
+                <w:webHidden/>
+              </w:rPr>
+            </w:r>
+            <w:r>
+              <w:rPr>
                 <w:noProof/>
                 <w:webHidden/>
               </w:rPr>
@@ -2650,7 +2691,6 @@
             </w:r>
             <w:r>
               <w:rPr>
-                <w:rFonts w:ascii="Times New Roman" w:hAnsi="Times New Roman" w:cs="Times New Roman"/>
                 <w:noProof/>
                 <w:webHidden/>
               </w:rPr>
@@ -2658,7 +2698,6 @@
             </w:r>
             <w:r>
               <w:rPr>
-                <w:rFonts w:ascii="Times New Roman" w:hAnsi="Times New Roman" w:cs="Times New Roman"/>
                 <w:noProof/>
                 <w:webHidden/>
               </w:rPr>
@@ -2674,12 +2713,14 @@
               <w:tab w:val="right" w:leader="dot" w:pos="9016"/>
             </w:tabs>
             <w:rPr>
-              <w:rFonts w:ascii="Times New Roman" w:eastAsiaTheme="minorEastAsia" w:hAnsi="Times New Roman" w:cs="Times New Roman"/>
+              <w:rFonts w:eastAsiaTheme="minorEastAsia"/>
               <w:noProof/>
-              <w:lang w:val="en-US"/>
+              <w:sz w:val="24"/>
+              <w:szCs w:val="24"/>
+              <w:lang w:val="en-KE" w:eastAsia="en-KE"/>
             </w:rPr>
           </w:pPr>
-          <w:hyperlink w:anchor="_Toc188238220" w:history="1">
+          <w:hyperlink w:anchor="_Toc196122523" w:history="1">
             <w:r>
               <w:rPr>
                 <w:rStyle w:val="Hyperlink"/>
@@ -2690,9 +2731,11 @@
             </w:r>
             <w:r>
               <w:rPr>
-                <w:rFonts w:ascii="Times New Roman" w:eastAsiaTheme="minorEastAsia" w:hAnsi="Times New Roman" w:cs="Times New Roman"/>
-                <w:noProof/>
-                <w:lang w:val="en-US"/>
+                <w:rFonts w:eastAsiaTheme="minorEastAsia"/>
+                <w:noProof/>
+                <w:sz w:val="24"/>
+                <w:szCs w:val="24"/>
+                <w:lang w:val="en-KE" w:eastAsia="en-KE"/>
               </w:rPr>
               <w:tab/>
             </w:r>
@@ -2706,7 +2749,6 @@
             </w:r>
             <w:r>
               <w:rPr>
-                <w:rFonts w:ascii="Times New Roman" w:hAnsi="Times New Roman" w:cs="Times New Roman"/>
                 <w:noProof/>
                 <w:webHidden/>
               </w:rPr>
@@ -2714,7 +2756,6 @@
             </w:r>
             <w:r>
               <w:rPr>
-                <w:rFonts w:ascii="Times New Roman" w:hAnsi="Times New Roman" w:cs="Times New Roman"/>
                 <w:noProof/>
                 <w:webHidden/>
               </w:rPr>
@@ -2722,22 +2763,19 @@
             </w:r>
             <w:r>
               <w:rPr>
-                <w:rFonts w:ascii="Times New Roman" w:hAnsi="Times New Roman" w:cs="Times New Roman"/>
-                <w:noProof/>
-                <w:webHidden/>
-              </w:rPr>
-              <w:instrText xml:space="preserve"> PAGEREF _Toc188238220 \h </w:instrText>
-            </w:r>
-            <w:r>
-              <w:rPr>
-                <w:rFonts w:ascii="Times New Roman" w:hAnsi="Times New Roman" w:cs="Times New Roman"/>
-                <w:noProof/>
-                <w:webHidden/>
-              </w:rPr>
-            </w:r>
-            <w:r>
-              <w:rPr>
-                <w:rFonts w:ascii="Times New Roman" w:hAnsi="Times New Roman" w:cs="Times New Roman"/>
+                <w:noProof/>
+                <w:webHidden/>
+              </w:rPr>
+              <w:instrText xml:space="preserve"> PAGEREF _Toc196122523 \h </w:instrText>
+            </w:r>
+            <w:r>
+              <w:rPr>
+                <w:noProof/>
+                <w:webHidden/>
+              </w:rPr>
+            </w:r>
+            <w:r>
+              <w:rPr>
                 <w:noProof/>
                 <w:webHidden/>
               </w:rPr>
@@ -2745,7 +2783,6 @@
             </w:r>
             <w:r>
               <w:rPr>
-                <w:rFonts w:ascii="Times New Roman" w:hAnsi="Times New Roman" w:cs="Times New Roman"/>
                 <w:noProof/>
                 <w:webHidden/>
               </w:rPr>
@@ -2753,7 +2790,6 @@
             </w:r>
             <w:r>
               <w:rPr>
-                <w:rFonts w:ascii="Times New Roman" w:hAnsi="Times New Roman" w:cs="Times New Roman"/>
                 <w:noProof/>
                 <w:webHidden/>
               </w:rPr>
@@ -2769,12 +2805,14 @@
               <w:tab w:val="right" w:leader="dot" w:pos="9016"/>
             </w:tabs>
             <w:rPr>
-              <w:rFonts w:ascii="Times New Roman" w:eastAsiaTheme="minorEastAsia" w:hAnsi="Times New Roman" w:cs="Times New Roman"/>
+              <w:rFonts w:eastAsiaTheme="minorEastAsia"/>
               <w:noProof/>
-              <w:lang w:val="en-US"/>
+              <w:sz w:val="24"/>
+              <w:szCs w:val="24"/>
+              <w:lang w:val="en-KE" w:eastAsia="en-KE"/>
             </w:rPr>
           </w:pPr>
-          <w:hyperlink w:anchor="_Toc188238221" w:history="1">
+          <w:hyperlink w:anchor="_Toc196122524" w:history="1">
             <w:r>
               <w:rPr>
                 <w:rStyle w:val="Hyperlink"/>
@@ -2785,9 +2823,11 @@
             </w:r>
             <w:r>
               <w:rPr>
-                <w:rFonts w:ascii="Times New Roman" w:eastAsiaTheme="minorEastAsia" w:hAnsi="Times New Roman" w:cs="Times New Roman"/>
-                <w:noProof/>
-                <w:lang w:val="en-US"/>
+                <w:rFonts w:eastAsiaTheme="minorEastAsia"/>
+                <w:noProof/>
+                <w:sz w:val="24"/>
+                <w:szCs w:val="24"/>
+                <w:lang w:val="en-KE" w:eastAsia="en-KE"/>
               </w:rPr>
               <w:tab/>
             </w:r>
@@ -2801,7 +2841,6 @@
             </w:r>
             <w:r>
               <w:rPr>
-                <w:rFonts w:ascii="Times New Roman" w:hAnsi="Times New Roman" w:cs="Times New Roman"/>
                 <w:noProof/>
                 <w:webHidden/>
               </w:rPr>
@@ -2809,7 +2848,6 @@
             </w:r>
             <w:r>
               <w:rPr>
-                <w:rFonts w:ascii="Times New Roman" w:hAnsi="Times New Roman" w:cs="Times New Roman"/>
                 <w:noProof/>
                 <w:webHidden/>
               </w:rPr>
@@ -2817,22 +2855,19 @@
             </w:r>
             <w:r>
               <w:rPr>
-                <w:rFonts w:ascii="Times New Roman" w:hAnsi="Times New Roman" w:cs="Times New Roman"/>
-                <w:noProof/>
-                <w:webHidden/>
-              </w:rPr>
-              <w:instrText xml:space="preserve"> PAGEREF _Toc188238221 \h </w:instrText>
-            </w:r>
-            <w:r>
-              <w:rPr>
-                <w:rFonts w:ascii="Times New Roman" w:hAnsi="Times New Roman" w:cs="Times New Roman"/>
-                <w:noProof/>
-                <w:webHidden/>
-              </w:rPr>
-            </w:r>
-            <w:r>
-              <w:rPr>
-                <w:rFonts w:ascii="Times New Roman" w:hAnsi="Times New Roman" w:cs="Times New Roman"/>
+                <w:noProof/>
+                <w:webHidden/>
+              </w:rPr>
+              <w:instrText xml:space="preserve"> PAGEREF _Toc196122524 \h </w:instrText>
+            </w:r>
+            <w:r>
+              <w:rPr>
+                <w:noProof/>
+                <w:webHidden/>
+              </w:rPr>
+            </w:r>
+            <w:r>
+              <w:rPr>
                 <w:noProof/>
                 <w:webHidden/>
               </w:rPr>
@@ -2840,7 +2875,6 @@
             </w:r>
             <w:r>
               <w:rPr>
-                <w:rFonts w:ascii="Times New Roman" w:hAnsi="Times New Roman" w:cs="Times New Roman"/>
                 <w:noProof/>
                 <w:webHidden/>
               </w:rPr>
@@ -2848,7 +2882,6 @@
             </w:r>
             <w:r>
               <w:rPr>
-                <w:rFonts w:ascii="Times New Roman" w:hAnsi="Times New Roman" w:cs="Times New Roman"/>
                 <w:noProof/>
                 <w:webHidden/>
               </w:rPr>
@@ -2864,12 +2897,14 @@
               <w:tab w:val="right" w:leader="dot" w:pos="9016"/>
             </w:tabs>
             <w:rPr>
-              <w:rFonts w:ascii="Times New Roman" w:eastAsiaTheme="minorEastAsia" w:hAnsi="Times New Roman" w:cs="Times New Roman"/>
+              <w:rFonts w:eastAsiaTheme="minorEastAsia"/>
               <w:noProof/>
-              <w:lang w:val="en-US"/>
+              <w:sz w:val="24"/>
+              <w:szCs w:val="24"/>
+              <w:lang w:val="en-KE" w:eastAsia="en-KE"/>
             </w:rPr>
           </w:pPr>
-          <w:hyperlink w:anchor="_Toc188238222" w:history="1">
+          <w:hyperlink w:anchor="_Toc196122525" w:history="1">
             <w:r>
               <w:rPr>
                 <w:rStyle w:val="Hyperlink"/>
@@ -2880,9 +2915,11 @@
             </w:r>
             <w:r>
               <w:rPr>
-                <w:rFonts w:ascii="Times New Roman" w:eastAsiaTheme="minorEastAsia" w:hAnsi="Times New Roman" w:cs="Times New Roman"/>
-                <w:noProof/>
-                <w:lang w:val="en-US"/>
+                <w:rFonts w:eastAsiaTheme="minorEastAsia"/>
+                <w:noProof/>
+                <w:sz w:val="24"/>
+                <w:szCs w:val="24"/>
+                <w:lang w:val="en-KE" w:eastAsia="en-KE"/>
               </w:rPr>
               <w:tab/>
             </w:r>
@@ -2896,7 +2933,6 @@
             </w:r>
             <w:r>
               <w:rPr>
-                <w:rFonts w:ascii="Times New Roman" w:hAnsi="Times New Roman" w:cs="Times New Roman"/>
                 <w:noProof/>
                 <w:webHidden/>
               </w:rPr>
@@ -2904,7 +2940,6 @@
             </w:r>
             <w:r>
               <w:rPr>
-                <w:rFonts w:ascii="Times New Roman" w:hAnsi="Times New Roman" w:cs="Times New Roman"/>
                 <w:noProof/>
                 <w:webHidden/>
               </w:rPr>
@@ -2912,22 +2947,19 @@
             </w:r>
             <w:r>
               <w:rPr>
-                <w:rFonts w:ascii="Times New Roman" w:hAnsi="Times New Roman" w:cs="Times New Roman"/>
-                <w:noProof/>
-                <w:webHidden/>
-              </w:rPr>
-              <w:instrText xml:space="preserve"> PAGEREF _Toc188238222 \h </w:instrText>
-            </w:r>
-            <w:r>
-              <w:rPr>
-                <w:rFonts w:ascii="Times New Roman" w:hAnsi="Times New Roman" w:cs="Times New Roman"/>
-                <w:noProof/>
-                <w:webHidden/>
-              </w:rPr>
-            </w:r>
-            <w:r>
-              <w:rPr>
-                <w:rFonts w:ascii="Times New Roman" w:hAnsi="Times New Roman" w:cs="Times New Roman"/>
+                <w:noProof/>
+                <w:webHidden/>
+              </w:rPr>
+              <w:instrText xml:space="preserve"> PAGEREF _Toc196122525 \h </w:instrText>
+            </w:r>
+            <w:r>
+              <w:rPr>
+                <w:noProof/>
+                <w:webHidden/>
+              </w:rPr>
+            </w:r>
+            <w:r>
+              <w:rPr>
                 <w:noProof/>
                 <w:webHidden/>
               </w:rPr>
@@ -2935,7 +2967,6 @@
             </w:r>
             <w:r>
               <w:rPr>
-                <w:rFonts w:ascii="Times New Roman" w:hAnsi="Times New Roman" w:cs="Times New Roman"/>
                 <w:noProof/>
                 <w:webHidden/>
               </w:rPr>
@@ -2943,7 +2974,6 @@
             </w:r>
             <w:r>
               <w:rPr>
-                <w:rFonts w:ascii="Times New Roman" w:hAnsi="Times New Roman" w:cs="Times New Roman"/>
                 <w:noProof/>
                 <w:webHidden/>
               </w:rPr>
@@ -2959,12 +2989,14 @@
               <w:tab w:val="right" w:leader="dot" w:pos="9016"/>
             </w:tabs>
             <w:rPr>
-              <w:rFonts w:ascii="Times New Roman" w:eastAsiaTheme="minorEastAsia" w:hAnsi="Times New Roman" w:cs="Times New Roman"/>
+              <w:rFonts w:eastAsiaTheme="minorEastAsia"/>
               <w:noProof/>
-              <w:lang w:val="en-US"/>
+              <w:sz w:val="24"/>
+              <w:szCs w:val="24"/>
+              <w:lang w:val="en-KE" w:eastAsia="en-KE"/>
             </w:rPr>
           </w:pPr>
-          <w:hyperlink w:anchor="_Toc188238223" w:history="1">
+          <w:hyperlink w:anchor="_Toc196122526" w:history="1">
             <w:r>
               <w:rPr>
                 <w:rStyle w:val="Hyperlink"/>
@@ -2975,9 +3007,11 @@
             </w:r>
             <w:r>
               <w:rPr>
-                <w:rFonts w:ascii="Times New Roman" w:eastAsiaTheme="minorEastAsia" w:hAnsi="Times New Roman" w:cs="Times New Roman"/>
-                <w:noProof/>
-                <w:lang w:val="en-US"/>
+                <w:rFonts w:eastAsiaTheme="minorEastAsia"/>
+                <w:noProof/>
+                <w:sz w:val="24"/>
+                <w:szCs w:val="24"/>
+                <w:lang w:val="en-KE" w:eastAsia="en-KE"/>
               </w:rPr>
               <w:tab/>
             </w:r>
@@ -2991,7 +3025,6 @@
             </w:r>
             <w:r>
               <w:rPr>
-                <w:rFonts w:ascii="Times New Roman" w:hAnsi="Times New Roman" w:cs="Times New Roman"/>
                 <w:noProof/>
                 <w:webHidden/>
               </w:rPr>
@@ -2999,7 +3032,6 @@
             </w:r>
             <w:r>
               <w:rPr>
-                <w:rFonts w:ascii="Times New Roman" w:hAnsi="Times New Roman" w:cs="Times New Roman"/>
                 <w:noProof/>
                 <w:webHidden/>
               </w:rPr>
@@ -3007,22 +3039,19 @@
             </w:r>
             <w:r>
               <w:rPr>
-                <w:rFonts w:ascii="Times New Roman" w:hAnsi="Times New Roman" w:cs="Times New Roman"/>
-                <w:noProof/>
-                <w:webHidden/>
-              </w:rPr>
-              <w:instrText xml:space="preserve"> PAGEREF _Toc188238223 \h </w:instrText>
-            </w:r>
-            <w:r>
-              <w:rPr>
-                <w:rFonts w:ascii="Times New Roman" w:hAnsi="Times New Roman" w:cs="Times New Roman"/>
-                <w:noProof/>
-                <w:webHidden/>
-              </w:rPr>
-            </w:r>
-            <w:r>
-              <w:rPr>
-                <w:rFonts w:ascii="Times New Roman" w:hAnsi="Times New Roman" w:cs="Times New Roman"/>
+                <w:noProof/>
+                <w:webHidden/>
+              </w:rPr>
+              <w:instrText xml:space="preserve"> PAGEREF _Toc196122526 \h </w:instrText>
+            </w:r>
+            <w:r>
+              <w:rPr>
+                <w:noProof/>
+                <w:webHidden/>
+              </w:rPr>
+            </w:r>
+            <w:r>
+              <w:rPr>
                 <w:noProof/>
                 <w:webHidden/>
               </w:rPr>
@@ -3030,7 +3059,6 @@
             </w:r>
             <w:r>
               <w:rPr>
-                <w:rFonts w:ascii="Times New Roman" w:hAnsi="Times New Roman" w:cs="Times New Roman"/>
                 <w:noProof/>
                 <w:webHidden/>
               </w:rPr>
@@ -3038,7 +3066,6 @@
             </w:r>
             <w:r>
               <w:rPr>
-                <w:rFonts w:ascii="Times New Roman" w:hAnsi="Times New Roman" w:cs="Times New Roman"/>
                 <w:noProof/>
                 <w:webHidden/>
               </w:rPr>
@@ -3054,12 +3081,14 @@
               <w:tab w:val="right" w:leader="dot" w:pos="9016"/>
             </w:tabs>
             <w:rPr>
-              <w:rFonts w:ascii="Times New Roman" w:eastAsiaTheme="minorEastAsia" w:hAnsi="Times New Roman" w:cs="Times New Roman"/>
+              <w:rFonts w:eastAsiaTheme="minorEastAsia"/>
               <w:noProof/>
-              <w:lang w:val="en-US"/>
+              <w:sz w:val="24"/>
+              <w:szCs w:val="24"/>
+              <w:lang w:val="en-KE" w:eastAsia="en-KE"/>
             </w:rPr>
           </w:pPr>
-          <w:hyperlink w:anchor="_Toc188238224" w:history="1">
+          <w:hyperlink w:anchor="_Toc196122527" w:history="1">
             <w:r>
               <w:rPr>
                 <w:rStyle w:val="Hyperlink"/>
@@ -3070,9 +3099,11 @@
             </w:r>
             <w:r>
               <w:rPr>
-                <w:rFonts w:ascii="Times New Roman" w:eastAsiaTheme="minorEastAsia" w:hAnsi="Times New Roman" w:cs="Times New Roman"/>
-                <w:noProof/>
-                <w:lang w:val="en-US"/>
+                <w:rFonts w:eastAsiaTheme="minorEastAsia"/>
+                <w:noProof/>
+                <w:sz w:val="24"/>
+                <w:szCs w:val="24"/>
+                <w:lang w:val="en-KE" w:eastAsia="en-KE"/>
               </w:rPr>
               <w:tab/>
             </w:r>
@@ -3086,7 +3117,6 @@
             </w:r>
             <w:r>
               <w:rPr>
-                <w:rFonts w:ascii="Times New Roman" w:hAnsi="Times New Roman" w:cs="Times New Roman"/>
                 <w:noProof/>
                 <w:webHidden/>
               </w:rPr>
@@ -3094,7 +3124,6 @@
             </w:r>
             <w:r>
               <w:rPr>
-                <w:rFonts w:ascii="Times New Roman" w:hAnsi="Times New Roman" w:cs="Times New Roman"/>
                 <w:noProof/>
                 <w:webHidden/>
               </w:rPr>
@@ -3102,22 +3131,19 @@
             </w:r>
             <w:r>
               <w:rPr>
-                <w:rFonts w:ascii="Times New Roman" w:hAnsi="Times New Roman" w:cs="Times New Roman"/>
-                <w:noProof/>
-                <w:webHidden/>
-              </w:rPr>
-              <w:instrText xml:space="preserve"> PAGEREF _Toc188238224 \h </w:instrText>
-            </w:r>
-            <w:r>
-              <w:rPr>
-                <w:rFonts w:ascii="Times New Roman" w:hAnsi="Times New Roman" w:cs="Times New Roman"/>
-                <w:noProof/>
-                <w:webHidden/>
-              </w:rPr>
-            </w:r>
-            <w:r>
-              <w:rPr>
-                <w:rFonts w:ascii="Times New Roman" w:hAnsi="Times New Roman" w:cs="Times New Roman"/>
+                <w:noProof/>
+                <w:webHidden/>
+              </w:rPr>
+              <w:instrText xml:space="preserve"> PAGEREF _Toc196122527 \h </w:instrText>
+            </w:r>
+            <w:r>
+              <w:rPr>
+                <w:noProof/>
+                <w:webHidden/>
+              </w:rPr>
+            </w:r>
+            <w:r>
+              <w:rPr>
                 <w:noProof/>
                 <w:webHidden/>
               </w:rPr>
@@ -3125,7 +3151,6 @@
             </w:r>
             <w:r>
               <w:rPr>
-                <w:rFonts w:ascii="Times New Roman" w:hAnsi="Times New Roman" w:cs="Times New Roman"/>
                 <w:noProof/>
                 <w:webHidden/>
               </w:rPr>
@@ -3133,7 +3158,6 @@
             </w:r>
             <w:r>
               <w:rPr>
-                <w:rFonts w:ascii="Times New Roman" w:hAnsi="Times New Roman" w:cs="Times New Roman"/>
                 <w:noProof/>
                 <w:webHidden/>
               </w:rPr>
@@ -3149,12 +3173,14 @@
               <w:tab w:val="right" w:leader="dot" w:pos="9016"/>
             </w:tabs>
             <w:rPr>
-              <w:rFonts w:ascii="Times New Roman" w:eastAsiaTheme="minorEastAsia" w:hAnsi="Times New Roman" w:cs="Times New Roman"/>
+              <w:rFonts w:eastAsiaTheme="minorEastAsia"/>
               <w:noProof/>
-              <w:lang w:val="en-US"/>
+              <w:sz w:val="24"/>
+              <w:szCs w:val="24"/>
+              <w:lang w:val="en-KE" w:eastAsia="en-KE"/>
             </w:rPr>
           </w:pPr>
-          <w:hyperlink w:anchor="_Toc188238225" w:history="1">
+          <w:hyperlink w:anchor="_Toc196122528" w:history="1">
             <w:r>
               <w:rPr>
                 <w:rStyle w:val="Hyperlink"/>
@@ -3165,9 +3191,11 @@
             </w:r>
             <w:r>
               <w:rPr>
-                <w:rFonts w:ascii="Times New Roman" w:eastAsiaTheme="minorEastAsia" w:hAnsi="Times New Roman" w:cs="Times New Roman"/>
-                <w:noProof/>
-                <w:lang w:val="en-US"/>
+                <w:rFonts w:eastAsiaTheme="minorEastAsia"/>
+                <w:noProof/>
+                <w:sz w:val="24"/>
+                <w:szCs w:val="24"/>
+                <w:lang w:val="en-KE" w:eastAsia="en-KE"/>
               </w:rPr>
               <w:tab/>
             </w:r>
@@ -3181,7 +3209,6 @@
             </w:r>
             <w:r>
               <w:rPr>
-                <w:rFonts w:ascii="Times New Roman" w:hAnsi="Times New Roman" w:cs="Times New Roman"/>
                 <w:noProof/>
                 <w:webHidden/>
               </w:rPr>
@@ -3189,7 +3216,6 @@
             </w:r>
             <w:r>
               <w:rPr>
-                <w:rFonts w:ascii="Times New Roman" w:hAnsi="Times New Roman" w:cs="Times New Roman"/>
                 <w:noProof/>
                 <w:webHidden/>
               </w:rPr>
@@ -3197,22 +3223,19 @@
             </w:r>
             <w:r>
               <w:rPr>
-                <w:rFonts w:ascii="Times New Roman" w:hAnsi="Times New Roman" w:cs="Times New Roman"/>
-                <w:noProof/>
-                <w:webHidden/>
-              </w:rPr>
-              <w:instrText xml:space="preserve"> PAGEREF _Toc188238225 \h </w:instrText>
-            </w:r>
-            <w:r>
-              <w:rPr>
-                <w:rFonts w:ascii="Times New Roman" w:hAnsi="Times New Roman" w:cs="Times New Roman"/>
-                <w:noProof/>
-                <w:webHidden/>
-              </w:rPr>
-            </w:r>
-            <w:r>
-              <w:rPr>
-                <w:rFonts w:ascii="Times New Roman" w:hAnsi="Times New Roman" w:cs="Times New Roman"/>
+                <w:noProof/>
+                <w:webHidden/>
+              </w:rPr>
+              <w:instrText xml:space="preserve"> PAGEREF _Toc196122528 \h </w:instrText>
+            </w:r>
+            <w:r>
+              <w:rPr>
+                <w:noProof/>
+                <w:webHidden/>
+              </w:rPr>
+            </w:r>
+            <w:r>
+              <w:rPr>
                 <w:noProof/>
                 <w:webHidden/>
               </w:rPr>
@@ -3220,7 +3243,6 @@
             </w:r>
             <w:r>
               <w:rPr>
-                <w:rFonts w:ascii="Times New Roman" w:hAnsi="Times New Roman" w:cs="Times New Roman"/>
                 <w:noProof/>
                 <w:webHidden/>
               </w:rPr>
@@ -3228,7 +3250,6 @@
             </w:r>
             <w:r>
               <w:rPr>
-                <w:rFonts w:ascii="Times New Roman" w:hAnsi="Times New Roman" w:cs="Times New Roman"/>
                 <w:noProof/>
                 <w:webHidden/>
               </w:rPr>
@@ -3244,12 +3265,14 @@
               <w:tab w:val="right" w:leader="dot" w:pos="9016"/>
             </w:tabs>
             <w:rPr>
-              <w:rFonts w:ascii="Times New Roman" w:eastAsiaTheme="minorEastAsia" w:hAnsi="Times New Roman" w:cs="Times New Roman"/>
+              <w:rFonts w:eastAsiaTheme="minorEastAsia"/>
               <w:noProof/>
-              <w:lang w:val="en-US"/>
+              <w:sz w:val="24"/>
+              <w:szCs w:val="24"/>
+              <w:lang w:val="en-KE" w:eastAsia="en-KE"/>
             </w:rPr>
           </w:pPr>
-          <w:hyperlink w:anchor="_Toc188238226" w:history="1">
+          <w:hyperlink w:anchor="_Toc196122529" w:history="1">
             <w:r>
               <w:rPr>
                 <w:rStyle w:val="Hyperlink"/>
@@ -3260,9 +3283,11 @@
             </w:r>
             <w:r>
               <w:rPr>
-                <w:rFonts w:ascii="Times New Roman" w:eastAsiaTheme="minorEastAsia" w:hAnsi="Times New Roman" w:cs="Times New Roman"/>
-                <w:noProof/>
-                <w:lang w:val="en-US"/>
+                <w:rFonts w:eastAsiaTheme="minorEastAsia"/>
+                <w:noProof/>
+                <w:sz w:val="24"/>
+                <w:szCs w:val="24"/>
+                <w:lang w:val="en-KE" w:eastAsia="en-KE"/>
               </w:rPr>
               <w:tab/>
             </w:r>
@@ -3276,7 +3301,6 @@
             </w:r>
             <w:r>
               <w:rPr>
-                <w:rFonts w:ascii="Times New Roman" w:hAnsi="Times New Roman" w:cs="Times New Roman"/>
                 <w:noProof/>
                 <w:webHidden/>
               </w:rPr>
@@ -3284,7 +3308,6 @@
             </w:r>
             <w:r>
               <w:rPr>
-                <w:rFonts w:ascii="Times New Roman" w:hAnsi="Times New Roman" w:cs="Times New Roman"/>
                 <w:noProof/>
                 <w:webHidden/>
               </w:rPr>
@@ -3292,22 +3315,19 @@
             </w:r>
             <w:r>
               <w:rPr>
-                <w:rFonts w:ascii="Times New Roman" w:hAnsi="Times New Roman" w:cs="Times New Roman"/>
-                <w:noProof/>
-                <w:webHidden/>
-              </w:rPr>
-              <w:instrText xml:space="preserve"> PAGEREF _Toc188238226 \h </w:instrText>
-            </w:r>
-            <w:r>
-              <w:rPr>
-                <w:rFonts w:ascii="Times New Roman" w:hAnsi="Times New Roman" w:cs="Times New Roman"/>
-                <w:noProof/>
-                <w:webHidden/>
-              </w:rPr>
-            </w:r>
-            <w:r>
-              <w:rPr>
-                <w:rFonts w:ascii="Times New Roman" w:hAnsi="Times New Roman" w:cs="Times New Roman"/>
+                <w:noProof/>
+                <w:webHidden/>
+              </w:rPr>
+              <w:instrText xml:space="preserve"> PAGEREF _Toc196122529 \h </w:instrText>
+            </w:r>
+            <w:r>
+              <w:rPr>
+                <w:noProof/>
+                <w:webHidden/>
+              </w:rPr>
+            </w:r>
+            <w:r>
+              <w:rPr>
                 <w:noProof/>
                 <w:webHidden/>
               </w:rPr>
@@ -3315,7 +3335,6 @@
             </w:r>
             <w:r>
               <w:rPr>
-                <w:rFonts w:ascii="Times New Roman" w:hAnsi="Times New Roman" w:cs="Times New Roman"/>
                 <w:noProof/>
                 <w:webHidden/>
               </w:rPr>
@@ -3323,7 +3342,6 @@
             </w:r>
             <w:r>
               <w:rPr>
-                <w:rFonts w:ascii="Times New Roman" w:hAnsi="Times New Roman" w:cs="Times New Roman"/>
                 <w:noProof/>
                 <w:webHidden/>
               </w:rPr>
@@ -3339,12 +3357,14 @@
               <w:tab w:val="right" w:leader="dot" w:pos="9016"/>
             </w:tabs>
             <w:rPr>
-              <w:rFonts w:ascii="Times New Roman" w:eastAsiaTheme="minorEastAsia" w:hAnsi="Times New Roman" w:cs="Times New Roman"/>
+              <w:rFonts w:eastAsiaTheme="minorEastAsia"/>
               <w:noProof/>
-              <w:lang w:val="en-US"/>
+              <w:sz w:val="24"/>
+              <w:szCs w:val="24"/>
+              <w:lang w:val="en-KE" w:eastAsia="en-KE"/>
             </w:rPr>
           </w:pPr>
-          <w:hyperlink w:anchor="_Toc188238227" w:history="1">
+          <w:hyperlink w:anchor="_Toc196122530" w:history="1">
             <w:r>
               <w:rPr>
                 <w:rStyle w:val="Hyperlink"/>
@@ -3355,9 +3375,11 @@
             </w:r>
             <w:r>
               <w:rPr>
-                <w:rFonts w:ascii="Times New Roman" w:eastAsiaTheme="minorEastAsia" w:hAnsi="Times New Roman" w:cs="Times New Roman"/>
-                <w:noProof/>
-                <w:lang w:val="en-US"/>
+                <w:rFonts w:eastAsiaTheme="minorEastAsia"/>
+                <w:noProof/>
+                <w:sz w:val="24"/>
+                <w:szCs w:val="24"/>
+                <w:lang w:val="en-KE" w:eastAsia="en-KE"/>
               </w:rPr>
               <w:tab/>
             </w:r>
@@ -3371,7 +3393,6 @@
             </w:r>
             <w:r>
               <w:rPr>
-                <w:rFonts w:ascii="Times New Roman" w:hAnsi="Times New Roman" w:cs="Times New Roman"/>
                 <w:noProof/>
                 <w:webHidden/>
               </w:rPr>
@@ -3379,7 +3400,6 @@
             </w:r>
             <w:r>
               <w:rPr>
-                <w:rFonts w:ascii="Times New Roman" w:hAnsi="Times New Roman" w:cs="Times New Roman"/>
                 <w:noProof/>
                 <w:webHidden/>
               </w:rPr>
@@ -3387,22 +3407,19 @@
             </w:r>
             <w:r>
               <w:rPr>
-                <w:rFonts w:ascii="Times New Roman" w:hAnsi="Times New Roman" w:cs="Times New Roman"/>
-                <w:noProof/>
-                <w:webHidden/>
-              </w:rPr>
-              <w:instrText xml:space="preserve"> PAGEREF _Toc188238227 \h </w:instrText>
-            </w:r>
-            <w:r>
-              <w:rPr>
-                <w:rFonts w:ascii="Times New Roman" w:hAnsi="Times New Roman" w:cs="Times New Roman"/>
-                <w:noProof/>
-                <w:webHidden/>
-              </w:rPr>
-            </w:r>
-            <w:r>
-              <w:rPr>
-                <w:rFonts w:ascii="Times New Roman" w:hAnsi="Times New Roman" w:cs="Times New Roman"/>
+                <w:noProof/>
+                <w:webHidden/>
+              </w:rPr>
+              <w:instrText xml:space="preserve"> PAGEREF _Toc196122530 \h </w:instrText>
+            </w:r>
+            <w:r>
+              <w:rPr>
+                <w:noProof/>
+                <w:webHidden/>
+              </w:rPr>
+            </w:r>
+            <w:r>
+              <w:rPr>
                 <w:noProof/>
                 <w:webHidden/>
               </w:rPr>
@@ -3410,7 +3427,6 @@
             </w:r>
             <w:r>
               <w:rPr>
-                <w:rFonts w:ascii="Times New Roman" w:hAnsi="Times New Roman" w:cs="Times New Roman"/>
                 <w:noProof/>
                 <w:webHidden/>
               </w:rPr>
@@ -3418,7 +3434,6 @@
             </w:r>
             <w:r>
               <w:rPr>
-                <w:rFonts w:ascii="Times New Roman" w:hAnsi="Times New Roman" w:cs="Times New Roman"/>
                 <w:noProof/>
                 <w:webHidden/>
               </w:rPr>
@@ -3434,12 +3449,14 @@
               <w:tab w:val="right" w:leader="dot" w:pos="9016"/>
             </w:tabs>
             <w:rPr>
-              <w:rFonts w:ascii="Times New Roman" w:eastAsiaTheme="minorEastAsia" w:hAnsi="Times New Roman" w:cs="Times New Roman"/>
+              <w:rFonts w:eastAsiaTheme="minorEastAsia"/>
               <w:noProof/>
-              <w:lang w:val="en-US"/>
+              <w:sz w:val="24"/>
+              <w:szCs w:val="24"/>
+              <w:lang w:val="en-KE" w:eastAsia="en-KE"/>
             </w:rPr>
           </w:pPr>
-          <w:hyperlink w:anchor="_Toc188238228" w:history="1">
+          <w:hyperlink w:anchor="_Toc196122531" w:history="1">
             <w:r>
               <w:rPr>
                 <w:rStyle w:val="Hyperlink"/>
@@ -3450,9 +3467,11 @@
             </w:r>
             <w:r>
               <w:rPr>
-                <w:rFonts w:ascii="Times New Roman" w:eastAsiaTheme="minorEastAsia" w:hAnsi="Times New Roman" w:cs="Times New Roman"/>
-                <w:noProof/>
-                <w:lang w:val="en-US"/>
+                <w:rFonts w:eastAsiaTheme="minorEastAsia"/>
+                <w:noProof/>
+                <w:sz w:val="24"/>
+                <w:szCs w:val="24"/>
+                <w:lang w:val="en-KE" w:eastAsia="en-KE"/>
               </w:rPr>
               <w:tab/>
             </w:r>
@@ -3466,7 +3485,6 @@
             </w:r>
             <w:r>
               <w:rPr>
-                <w:rFonts w:ascii="Times New Roman" w:hAnsi="Times New Roman" w:cs="Times New Roman"/>
                 <w:noProof/>
                 <w:webHidden/>
               </w:rPr>
@@ -3474,7 +3492,6 @@
             </w:r>
             <w:r>
               <w:rPr>
-                <w:rFonts w:ascii="Times New Roman" w:hAnsi="Times New Roman" w:cs="Times New Roman"/>
                 <w:noProof/>
                 <w:webHidden/>
               </w:rPr>
@@ -3482,22 +3499,19 @@
             </w:r>
             <w:r>
               <w:rPr>
-                <w:rFonts w:ascii="Times New Roman" w:hAnsi="Times New Roman" w:cs="Times New Roman"/>
-                <w:noProof/>
-                <w:webHidden/>
-              </w:rPr>
-              <w:instrText xml:space="preserve"> PAGEREF _Toc188238228 \h </w:instrText>
-            </w:r>
-            <w:r>
-              <w:rPr>
-                <w:rFonts w:ascii="Times New Roman" w:hAnsi="Times New Roman" w:cs="Times New Roman"/>
-                <w:noProof/>
-                <w:webHidden/>
-              </w:rPr>
-            </w:r>
-            <w:r>
-              <w:rPr>
-                <w:rFonts w:ascii="Times New Roman" w:hAnsi="Times New Roman" w:cs="Times New Roman"/>
+                <w:noProof/>
+                <w:webHidden/>
+              </w:rPr>
+              <w:instrText xml:space="preserve"> PAGEREF _Toc196122531 \h </w:instrText>
+            </w:r>
+            <w:r>
+              <w:rPr>
+                <w:noProof/>
+                <w:webHidden/>
+              </w:rPr>
+            </w:r>
+            <w:r>
+              <w:rPr>
                 <w:noProof/>
                 <w:webHidden/>
               </w:rPr>
@@ -3505,7 +3519,6 @@
             </w:r>
             <w:r>
               <w:rPr>
-                <w:rFonts w:ascii="Times New Roman" w:hAnsi="Times New Roman" w:cs="Times New Roman"/>
                 <w:noProof/>
                 <w:webHidden/>
               </w:rPr>
@@ -3513,7 +3526,6 @@
             </w:r>
             <w:r>
               <w:rPr>
-                <w:rFonts w:ascii="Times New Roman" w:hAnsi="Times New Roman" w:cs="Times New Roman"/>
                 <w:noProof/>
                 <w:webHidden/>
               </w:rPr>
@@ -3529,12 +3541,14 @@
               <w:tab w:val="right" w:leader="dot" w:pos="9016"/>
             </w:tabs>
             <w:rPr>
-              <w:rFonts w:ascii="Times New Roman" w:eastAsiaTheme="minorEastAsia" w:hAnsi="Times New Roman" w:cs="Times New Roman"/>
+              <w:rFonts w:eastAsiaTheme="minorEastAsia"/>
               <w:noProof/>
-              <w:lang w:val="en-US"/>
+              <w:sz w:val="24"/>
+              <w:szCs w:val="24"/>
+              <w:lang w:val="en-KE" w:eastAsia="en-KE"/>
             </w:rPr>
           </w:pPr>
-          <w:hyperlink w:anchor="_Toc188238229" w:history="1">
+          <w:hyperlink w:anchor="_Toc196122532" w:history="1">
             <w:r>
               <w:rPr>
                 <w:rStyle w:val="Hyperlink"/>
@@ -3545,9 +3559,11 @@
             </w:r>
             <w:r>
               <w:rPr>
-                <w:rFonts w:ascii="Times New Roman" w:eastAsiaTheme="minorEastAsia" w:hAnsi="Times New Roman" w:cs="Times New Roman"/>
-                <w:noProof/>
-                <w:lang w:val="en-US"/>
+                <w:rFonts w:eastAsiaTheme="minorEastAsia"/>
+                <w:noProof/>
+                <w:sz w:val="24"/>
+                <w:szCs w:val="24"/>
+                <w:lang w:val="en-KE" w:eastAsia="en-KE"/>
               </w:rPr>
               <w:tab/>
             </w:r>
@@ -3561,7 +3577,6 @@
             </w:r>
             <w:r>
               <w:rPr>
-                <w:rFonts w:ascii="Times New Roman" w:hAnsi="Times New Roman" w:cs="Times New Roman"/>
                 <w:noProof/>
                 <w:webHidden/>
               </w:rPr>
@@ -3569,7 +3584,6 @@
             </w:r>
             <w:r>
               <w:rPr>
-                <w:rFonts w:ascii="Times New Roman" w:hAnsi="Times New Roman" w:cs="Times New Roman"/>
                 <w:noProof/>
                 <w:webHidden/>
               </w:rPr>
@@ -3577,22 +3591,19 @@
             </w:r>
             <w:r>
               <w:rPr>
-                <w:rFonts w:ascii="Times New Roman" w:hAnsi="Times New Roman" w:cs="Times New Roman"/>
-                <w:noProof/>
-                <w:webHidden/>
-              </w:rPr>
-              <w:instrText xml:space="preserve"> PAGEREF _Toc188238229 \h </w:instrText>
-            </w:r>
-            <w:r>
-              <w:rPr>
-                <w:rFonts w:ascii="Times New Roman" w:hAnsi="Times New Roman" w:cs="Times New Roman"/>
-                <w:noProof/>
-                <w:webHidden/>
-              </w:rPr>
-            </w:r>
-            <w:r>
-              <w:rPr>
-                <w:rFonts w:ascii="Times New Roman" w:hAnsi="Times New Roman" w:cs="Times New Roman"/>
+                <w:noProof/>
+                <w:webHidden/>
+              </w:rPr>
+              <w:instrText xml:space="preserve"> PAGEREF _Toc196122532 \h </w:instrText>
+            </w:r>
+            <w:r>
+              <w:rPr>
+                <w:noProof/>
+                <w:webHidden/>
+              </w:rPr>
+            </w:r>
+            <w:r>
+              <w:rPr>
                 <w:noProof/>
                 <w:webHidden/>
               </w:rPr>
@@ -3600,7 +3611,6 @@
             </w:r>
             <w:r>
               <w:rPr>
-                <w:rFonts w:ascii="Times New Roman" w:hAnsi="Times New Roman" w:cs="Times New Roman"/>
                 <w:noProof/>
                 <w:webHidden/>
               </w:rPr>
@@ -3608,7 +3618,6 @@
             </w:r>
             <w:r>
               <w:rPr>
-                <w:rFonts w:ascii="Times New Roman" w:hAnsi="Times New Roman" w:cs="Times New Roman"/>
                 <w:noProof/>
                 <w:webHidden/>
               </w:rPr>
@@ -3624,12 +3633,14 @@
               <w:tab w:val="right" w:leader="dot" w:pos="9016"/>
             </w:tabs>
             <w:rPr>
-              <w:rFonts w:ascii="Times New Roman" w:eastAsiaTheme="minorEastAsia" w:hAnsi="Times New Roman" w:cs="Times New Roman"/>
+              <w:rFonts w:eastAsiaTheme="minorEastAsia"/>
               <w:noProof/>
-              <w:lang w:val="en-US"/>
+              <w:sz w:val="24"/>
+              <w:szCs w:val="24"/>
+              <w:lang w:val="en-KE" w:eastAsia="en-KE"/>
             </w:rPr>
           </w:pPr>
-          <w:hyperlink w:anchor="_Toc188238230" w:history="1">
+          <w:hyperlink w:anchor="_Toc196122533" w:history="1">
             <w:r>
               <w:rPr>
                 <w:rStyle w:val="Hyperlink"/>
@@ -3640,9 +3651,11 @@
             </w:r>
             <w:r>
               <w:rPr>
-                <w:rFonts w:ascii="Times New Roman" w:eastAsiaTheme="minorEastAsia" w:hAnsi="Times New Roman" w:cs="Times New Roman"/>
-                <w:noProof/>
-                <w:lang w:val="en-US"/>
+                <w:rFonts w:eastAsiaTheme="minorEastAsia"/>
+                <w:noProof/>
+                <w:sz w:val="24"/>
+                <w:szCs w:val="24"/>
+                <w:lang w:val="en-KE" w:eastAsia="en-KE"/>
               </w:rPr>
               <w:tab/>
             </w:r>
@@ -3656,7 +3669,6 @@
             </w:r>
             <w:r>
               <w:rPr>
-                <w:rFonts w:ascii="Times New Roman" w:hAnsi="Times New Roman" w:cs="Times New Roman"/>
                 <w:noProof/>
                 <w:webHidden/>
               </w:rPr>
@@ -3664,7 +3676,6 @@
             </w:r>
             <w:r>
               <w:rPr>
-                <w:rFonts w:ascii="Times New Roman" w:hAnsi="Times New Roman" w:cs="Times New Roman"/>
                 <w:noProof/>
                 <w:webHidden/>
               </w:rPr>
@@ -3672,22 +3683,19 @@
             </w:r>
             <w:r>
               <w:rPr>
-                <w:rFonts w:ascii="Times New Roman" w:hAnsi="Times New Roman" w:cs="Times New Roman"/>
-                <w:noProof/>
-                <w:webHidden/>
-              </w:rPr>
-              <w:instrText xml:space="preserve"> PAGEREF _Toc188238230 \h </w:instrText>
-            </w:r>
-            <w:r>
-              <w:rPr>
-                <w:rFonts w:ascii="Times New Roman" w:hAnsi="Times New Roman" w:cs="Times New Roman"/>
-                <w:noProof/>
-                <w:webHidden/>
-              </w:rPr>
-            </w:r>
-            <w:r>
-              <w:rPr>
-                <w:rFonts w:ascii="Times New Roman" w:hAnsi="Times New Roman" w:cs="Times New Roman"/>
+                <w:noProof/>
+                <w:webHidden/>
+              </w:rPr>
+              <w:instrText xml:space="preserve"> PAGEREF _Toc196122533 \h </w:instrText>
+            </w:r>
+            <w:r>
+              <w:rPr>
+                <w:noProof/>
+                <w:webHidden/>
+              </w:rPr>
+            </w:r>
+            <w:r>
+              <w:rPr>
                 <w:noProof/>
                 <w:webHidden/>
               </w:rPr>
@@ -3695,7 +3703,6 @@
             </w:r>
             <w:r>
               <w:rPr>
-                <w:rFonts w:ascii="Times New Roman" w:hAnsi="Times New Roman" w:cs="Times New Roman"/>
                 <w:noProof/>
                 <w:webHidden/>
               </w:rPr>
@@ -3703,7 +3710,6 @@
             </w:r>
             <w:r>
               <w:rPr>
-                <w:rFonts w:ascii="Times New Roman" w:hAnsi="Times New Roman" w:cs="Times New Roman"/>
                 <w:noProof/>
                 <w:webHidden/>
               </w:rPr>
@@ -3719,12 +3725,14 @@
               <w:tab w:val="right" w:leader="dot" w:pos="9016"/>
             </w:tabs>
             <w:rPr>
-              <w:rFonts w:ascii="Times New Roman" w:eastAsiaTheme="minorEastAsia" w:hAnsi="Times New Roman" w:cs="Times New Roman"/>
+              <w:rFonts w:eastAsiaTheme="minorEastAsia"/>
               <w:noProof/>
-              <w:lang w:val="en-US"/>
+              <w:sz w:val="24"/>
+              <w:szCs w:val="24"/>
+              <w:lang w:val="en-KE" w:eastAsia="en-KE"/>
             </w:rPr>
           </w:pPr>
-          <w:hyperlink w:anchor="_Toc188238231" w:history="1">
+          <w:hyperlink w:anchor="_Toc196122534" w:history="1">
             <w:r>
               <w:rPr>
                 <w:rStyle w:val="Hyperlink"/>
@@ -3735,9 +3743,11 @@
             </w:r>
             <w:r>
               <w:rPr>
-                <w:rFonts w:ascii="Times New Roman" w:eastAsiaTheme="minorEastAsia" w:hAnsi="Times New Roman" w:cs="Times New Roman"/>
-                <w:noProof/>
-                <w:lang w:val="en-US"/>
+                <w:rFonts w:eastAsiaTheme="minorEastAsia"/>
+                <w:noProof/>
+                <w:sz w:val="24"/>
+                <w:szCs w:val="24"/>
+                <w:lang w:val="en-KE" w:eastAsia="en-KE"/>
               </w:rPr>
               <w:tab/>
             </w:r>
@@ -3751,7 +3761,6 @@
             </w:r>
             <w:r>
               <w:rPr>
-                <w:rFonts w:ascii="Times New Roman" w:hAnsi="Times New Roman" w:cs="Times New Roman"/>
                 <w:noProof/>
                 <w:webHidden/>
               </w:rPr>
@@ -3759,7 +3768,6 @@
             </w:r>
             <w:r>
               <w:rPr>
-                <w:rFonts w:ascii="Times New Roman" w:hAnsi="Times New Roman" w:cs="Times New Roman"/>
                 <w:noProof/>
                 <w:webHidden/>
               </w:rPr>
@@ -3767,22 +3775,19 @@
             </w:r>
             <w:r>
               <w:rPr>
-                <w:rFonts w:ascii="Times New Roman" w:hAnsi="Times New Roman" w:cs="Times New Roman"/>
-                <w:noProof/>
-                <w:webHidden/>
-              </w:rPr>
-              <w:instrText xml:space="preserve"> PAGEREF _Toc188238231 \h </w:instrText>
-            </w:r>
-            <w:r>
-              <w:rPr>
-                <w:rFonts w:ascii="Times New Roman" w:hAnsi="Times New Roman" w:cs="Times New Roman"/>
-                <w:noProof/>
-                <w:webHidden/>
-              </w:rPr>
-            </w:r>
-            <w:r>
-              <w:rPr>
-                <w:rFonts w:ascii="Times New Roman" w:hAnsi="Times New Roman" w:cs="Times New Roman"/>
+                <w:noProof/>
+                <w:webHidden/>
+              </w:rPr>
+              <w:instrText xml:space="preserve"> PAGEREF _Toc196122534 \h </w:instrText>
+            </w:r>
+            <w:r>
+              <w:rPr>
+                <w:noProof/>
+                <w:webHidden/>
+              </w:rPr>
+            </w:r>
+            <w:r>
+              <w:rPr>
                 <w:noProof/>
                 <w:webHidden/>
               </w:rPr>
@@ -3790,7 +3795,6 @@
             </w:r>
             <w:r>
               <w:rPr>
-                <w:rFonts w:ascii="Times New Roman" w:hAnsi="Times New Roman" w:cs="Times New Roman"/>
                 <w:noProof/>
                 <w:webHidden/>
               </w:rPr>
@@ -3798,7 +3802,6 @@
             </w:r>
             <w:r>
               <w:rPr>
-                <w:rFonts w:ascii="Times New Roman" w:hAnsi="Times New Roman" w:cs="Times New Roman"/>
                 <w:noProof/>
                 <w:webHidden/>
               </w:rPr>
@@ -3814,12 +3817,14 @@
               <w:tab w:val="right" w:leader="dot" w:pos="9016"/>
             </w:tabs>
             <w:rPr>
-              <w:rFonts w:ascii="Times New Roman" w:eastAsiaTheme="minorEastAsia" w:hAnsi="Times New Roman" w:cs="Times New Roman"/>
+              <w:rFonts w:eastAsiaTheme="minorEastAsia"/>
               <w:noProof/>
-              <w:lang w:val="en-US"/>
+              <w:sz w:val="24"/>
+              <w:szCs w:val="24"/>
+              <w:lang w:val="en-KE" w:eastAsia="en-KE"/>
             </w:rPr>
           </w:pPr>
-          <w:hyperlink w:anchor="_Toc188238232" w:history="1">
+          <w:hyperlink w:anchor="_Toc196122535" w:history="1">
             <w:r>
               <w:rPr>
                 <w:rStyle w:val="Hyperlink"/>
@@ -3830,9 +3835,11 @@
             </w:r>
             <w:r>
               <w:rPr>
-                <w:rFonts w:ascii="Times New Roman" w:eastAsiaTheme="minorEastAsia" w:hAnsi="Times New Roman" w:cs="Times New Roman"/>
-                <w:noProof/>
-                <w:lang w:val="en-US"/>
+                <w:rFonts w:eastAsiaTheme="minorEastAsia"/>
+                <w:noProof/>
+                <w:sz w:val="24"/>
+                <w:szCs w:val="24"/>
+                <w:lang w:val="en-KE" w:eastAsia="en-KE"/>
               </w:rPr>
               <w:tab/>
             </w:r>
@@ -3846,7 +3853,6 @@
             </w:r>
             <w:r>
               <w:rPr>
-                <w:rFonts w:ascii="Times New Roman" w:hAnsi="Times New Roman" w:cs="Times New Roman"/>
                 <w:noProof/>
                 <w:webHidden/>
               </w:rPr>
@@ -3854,7 +3860,6 @@
             </w:r>
             <w:r>
               <w:rPr>
-                <w:rFonts w:ascii="Times New Roman" w:hAnsi="Times New Roman" w:cs="Times New Roman"/>
                 <w:noProof/>
                 <w:webHidden/>
               </w:rPr>
@@ -3862,22 +3867,19 @@
             </w:r>
             <w:r>
               <w:rPr>
-                <w:rFonts w:ascii="Times New Roman" w:hAnsi="Times New Roman" w:cs="Times New Roman"/>
-                <w:noProof/>
-                <w:webHidden/>
-              </w:rPr>
-              <w:instrText xml:space="preserve"> PAGEREF _Toc188238232 \h </w:instrText>
-            </w:r>
-            <w:r>
-              <w:rPr>
-                <w:rFonts w:ascii="Times New Roman" w:hAnsi="Times New Roman" w:cs="Times New Roman"/>
-                <w:noProof/>
-                <w:webHidden/>
-              </w:rPr>
-            </w:r>
-            <w:r>
-              <w:rPr>
-                <w:rFonts w:ascii="Times New Roman" w:hAnsi="Times New Roman" w:cs="Times New Roman"/>
+                <w:noProof/>
+                <w:webHidden/>
+              </w:rPr>
+              <w:instrText xml:space="preserve"> PAGEREF _Toc196122535 \h </w:instrText>
+            </w:r>
+            <w:r>
+              <w:rPr>
+                <w:noProof/>
+                <w:webHidden/>
+              </w:rPr>
+            </w:r>
+            <w:r>
+              <w:rPr>
                 <w:noProof/>
                 <w:webHidden/>
               </w:rPr>
@@ -3885,7 +3887,6 @@
             </w:r>
             <w:r>
               <w:rPr>
-                <w:rFonts w:ascii="Times New Roman" w:hAnsi="Times New Roman" w:cs="Times New Roman"/>
                 <w:noProof/>
                 <w:webHidden/>
               </w:rPr>
@@ -3893,7 +3894,6 @@
             </w:r>
             <w:r>
               <w:rPr>
-                <w:rFonts w:ascii="Times New Roman" w:hAnsi="Times New Roman" w:cs="Times New Roman"/>
                 <w:noProof/>
                 <w:webHidden/>
               </w:rPr>
@@ -3909,12 +3909,14 @@
               <w:tab w:val="right" w:leader="dot" w:pos="9016"/>
             </w:tabs>
             <w:rPr>
-              <w:rFonts w:ascii="Times New Roman" w:eastAsiaTheme="minorEastAsia" w:hAnsi="Times New Roman" w:cs="Times New Roman"/>
+              <w:rFonts w:eastAsiaTheme="minorEastAsia"/>
               <w:noProof/>
-              <w:lang w:val="en-US"/>
+              <w:sz w:val="24"/>
+              <w:szCs w:val="24"/>
+              <w:lang w:val="en-KE" w:eastAsia="en-KE"/>
             </w:rPr>
           </w:pPr>
-          <w:hyperlink w:anchor="_Toc188238233" w:history="1">
+          <w:hyperlink w:anchor="_Toc196122536" w:history="1">
             <w:r>
               <w:rPr>
                 <w:rStyle w:val="Hyperlink"/>
@@ -3925,9 +3927,11 @@
             </w:r>
             <w:r>
               <w:rPr>
-                <w:rFonts w:ascii="Times New Roman" w:eastAsiaTheme="minorEastAsia" w:hAnsi="Times New Roman" w:cs="Times New Roman"/>
-                <w:noProof/>
-                <w:lang w:val="en-US"/>
+                <w:rFonts w:eastAsiaTheme="minorEastAsia"/>
+                <w:noProof/>
+                <w:sz w:val="24"/>
+                <w:szCs w:val="24"/>
+                <w:lang w:val="en-KE" w:eastAsia="en-KE"/>
               </w:rPr>
               <w:tab/>
             </w:r>
@@ -3941,7 +3945,6 @@
             </w:r>
             <w:r>
               <w:rPr>
-                <w:rFonts w:ascii="Times New Roman" w:hAnsi="Times New Roman" w:cs="Times New Roman"/>
                 <w:noProof/>
                 <w:webHidden/>
               </w:rPr>
@@ -3949,7 +3952,6 @@
             </w:r>
             <w:r>
               <w:rPr>
-                <w:rFonts w:ascii="Times New Roman" w:hAnsi="Times New Roman" w:cs="Times New Roman"/>
                 <w:noProof/>
                 <w:webHidden/>
               </w:rPr>
@@ -3957,22 +3959,19 @@
             </w:r>
             <w:r>
               <w:rPr>
-                <w:rFonts w:ascii="Times New Roman" w:hAnsi="Times New Roman" w:cs="Times New Roman"/>
-                <w:noProof/>
-                <w:webHidden/>
-              </w:rPr>
-              <w:instrText xml:space="preserve"> PAGEREF _Toc188238233 \h </w:instrText>
-            </w:r>
-            <w:r>
-              <w:rPr>
-                <w:rFonts w:ascii="Times New Roman" w:hAnsi="Times New Roman" w:cs="Times New Roman"/>
-                <w:noProof/>
-                <w:webHidden/>
-              </w:rPr>
-            </w:r>
-            <w:r>
-              <w:rPr>
-                <w:rFonts w:ascii="Times New Roman" w:hAnsi="Times New Roman" w:cs="Times New Roman"/>
+                <w:noProof/>
+                <w:webHidden/>
+              </w:rPr>
+              <w:instrText xml:space="preserve"> PAGEREF _Toc196122536 \h </w:instrText>
+            </w:r>
+            <w:r>
+              <w:rPr>
+                <w:noProof/>
+                <w:webHidden/>
+              </w:rPr>
+            </w:r>
+            <w:r>
+              <w:rPr>
                 <w:noProof/>
                 <w:webHidden/>
               </w:rPr>
@@ -3980,7 +3979,6 @@
             </w:r>
             <w:r>
               <w:rPr>
-                <w:rFonts w:ascii="Times New Roman" w:hAnsi="Times New Roman" w:cs="Times New Roman"/>
                 <w:noProof/>
                 <w:webHidden/>
               </w:rPr>
@@ -3988,7 +3986,6 @@
             </w:r>
             <w:r>
               <w:rPr>
-                <w:rFonts w:ascii="Times New Roman" w:hAnsi="Times New Roman" w:cs="Times New Roman"/>
                 <w:noProof/>
                 <w:webHidden/>
               </w:rPr>
@@ -4004,12 +4001,14 @@
               <w:tab w:val="right" w:leader="dot" w:pos="9016"/>
             </w:tabs>
             <w:rPr>
-              <w:rFonts w:ascii="Times New Roman" w:eastAsiaTheme="minorEastAsia" w:hAnsi="Times New Roman" w:cs="Times New Roman"/>
+              <w:rFonts w:eastAsiaTheme="minorEastAsia"/>
               <w:noProof/>
-              <w:lang w:val="en-US"/>
+              <w:sz w:val="24"/>
+              <w:szCs w:val="24"/>
+              <w:lang w:val="en-KE" w:eastAsia="en-KE"/>
             </w:rPr>
           </w:pPr>
-          <w:hyperlink w:anchor="_Toc188238234" w:history="1">
+          <w:hyperlink w:anchor="_Toc196122537" w:history="1">
             <w:r>
               <w:rPr>
                 <w:rStyle w:val="Hyperlink"/>
@@ -4020,9 +4019,11 @@
             </w:r>
             <w:r>
               <w:rPr>
-                <w:rFonts w:ascii="Times New Roman" w:eastAsiaTheme="minorEastAsia" w:hAnsi="Times New Roman" w:cs="Times New Roman"/>
-                <w:noProof/>
-                <w:lang w:val="en-US"/>
+                <w:rFonts w:eastAsiaTheme="minorEastAsia"/>
+                <w:noProof/>
+                <w:sz w:val="24"/>
+                <w:szCs w:val="24"/>
+                <w:lang w:val="en-KE" w:eastAsia="en-KE"/>
               </w:rPr>
               <w:tab/>
             </w:r>
@@ -4036,7 +4037,6 @@
             </w:r>
             <w:r>
               <w:rPr>
-                <w:rFonts w:ascii="Times New Roman" w:hAnsi="Times New Roman" w:cs="Times New Roman"/>
                 <w:noProof/>
                 <w:webHidden/>
               </w:rPr>
@@ -4044,7 +4044,6 @@
             </w:r>
             <w:r>
               <w:rPr>
-                <w:rFonts w:ascii="Times New Roman" w:hAnsi="Times New Roman" w:cs="Times New Roman"/>
                 <w:noProof/>
                 <w:webHidden/>
               </w:rPr>
@@ -4052,22 +4051,19 @@
             </w:r>
             <w:r>
               <w:rPr>
-                <w:rFonts w:ascii="Times New Roman" w:hAnsi="Times New Roman" w:cs="Times New Roman"/>
-                <w:noProof/>
-                <w:webHidden/>
-              </w:rPr>
-              <w:instrText xml:space="preserve"> PAGEREF _Toc188238234 \h </w:instrText>
-            </w:r>
-            <w:r>
-              <w:rPr>
-                <w:rFonts w:ascii="Times New Roman" w:hAnsi="Times New Roman" w:cs="Times New Roman"/>
-                <w:noProof/>
-                <w:webHidden/>
-              </w:rPr>
-            </w:r>
-            <w:r>
-              <w:rPr>
-                <w:rFonts w:ascii="Times New Roman" w:hAnsi="Times New Roman" w:cs="Times New Roman"/>
+                <w:noProof/>
+                <w:webHidden/>
+              </w:rPr>
+              <w:instrText xml:space="preserve"> PAGEREF _Toc196122537 \h </w:instrText>
+            </w:r>
+            <w:r>
+              <w:rPr>
+                <w:noProof/>
+                <w:webHidden/>
+              </w:rPr>
+            </w:r>
+            <w:r>
+              <w:rPr>
                 <w:noProof/>
                 <w:webHidden/>
               </w:rPr>
@@ -4075,7 +4071,6 @@
             </w:r>
             <w:r>
               <w:rPr>
-                <w:rFonts w:ascii="Times New Roman" w:hAnsi="Times New Roman" w:cs="Times New Roman"/>
                 <w:noProof/>
                 <w:webHidden/>
               </w:rPr>
@@ -4083,7 +4078,6 @@
             </w:r>
             <w:r>
               <w:rPr>
-                <w:rFonts w:ascii="Times New Roman" w:hAnsi="Times New Roman" w:cs="Times New Roman"/>
                 <w:noProof/>
                 <w:webHidden/>
               </w:rPr>
@@ -4099,12 +4093,14 @@
               <w:tab w:val="right" w:leader="dot" w:pos="9016"/>
             </w:tabs>
             <w:rPr>
-              <w:rFonts w:ascii="Times New Roman" w:eastAsiaTheme="minorEastAsia" w:hAnsi="Times New Roman" w:cs="Times New Roman"/>
+              <w:rFonts w:eastAsiaTheme="minorEastAsia"/>
               <w:noProof/>
-              <w:lang w:val="en-US"/>
+              <w:sz w:val="24"/>
+              <w:szCs w:val="24"/>
+              <w:lang w:val="en-KE" w:eastAsia="en-KE"/>
             </w:rPr>
           </w:pPr>
-          <w:hyperlink w:anchor="_Toc188238235" w:history="1">
+          <w:hyperlink w:anchor="_Toc196122538" w:history="1">
             <w:r>
               <w:rPr>
                 <w:rStyle w:val="Hyperlink"/>
@@ -4115,9 +4111,11 @@
             </w:r>
             <w:r>
               <w:rPr>
-                <w:rFonts w:ascii="Times New Roman" w:eastAsiaTheme="minorEastAsia" w:hAnsi="Times New Roman" w:cs="Times New Roman"/>
-                <w:noProof/>
-                <w:lang w:val="en-US"/>
+                <w:rFonts w:eastAsiaTheme="minorEastAsia"/>
+                <w:noProof/>
+                <w:sz w:val="24"/>
+                <w:szCs w:val="24"/>
+                <w:lang w:val="en-KE" w:eastAsia="en-KE"/>
               </w:rPr>
               <w:tab/>
             </w:r>
@@ -4131,7 +4129,6 @@
             </w:r>
             <w:r>
               <w:rPr>
-                <w:rFonts w:ascii="Times New Roman" w:hAnsi="Times New Roman" w:cs="Times New Roman"/>
                 <w:noProof/>
                 <w:webHidden/>
               </w:rPr>
@@ -4139,7 +4136,6 @@
             </w:r>
             <w:r>
               <w:rPr>
-                <w:rFonts w:ascii="Times New Roman" w:hAnsi="Times New Roman" w:cs="Times New Roman"/>
                 <w:noProof/>
                 <w:webHidden/>
               </w:rPr>
@@ -4147,22 +4143,19 @@
             </w:r>
             <w:r>
               <w:rPr>
-                <w:rFonts w:ascii="Times New Roman" w:hAnsi="Times New Roman" w:cs="Times New Roman"/>
-                <w:noProof/>
-                <w:webHidden/>
-              </w:rPr>
-              <w:instrText xml:space="preserve"> PAGEREF _Toc188238235 \h </w:instrText>
-            </w:r>
-            <w:r>
-              <w:rPr>
-                <w:rFonts w:ascii="Times New Roman" w:hAnsi="Times New Roman" w:cs="Times New Roman"/>
-                <w:noProof/>
-                <w:webHidden/>
-              </w:rPr>
-            </w:r>
-            <w:r>
-              <w:rPr>
-                <w:rFonts w:ascii="Times New Roman" w:hAnsi="Times New Roman" w:cs="Times New Roman"/>
+                <w:noProof/>
+                <w:webHidden/>
+              </w:rPr>
+              <w:instrText xml:space="preserve"> PAGEREF _Toc196122538 \h </w:instrText>
+            </w:r>
+            <w:r>
+              <w:rPr>
+                <w:noProof/>
+                <w:webHidden/>
+              </w:rPr>
+            </w:r>
+            <w:r>
+              <w:rPr>
                 <w:noProof/>
                 <w:webHidden/>
               </w:rPr>
@@ -4170,7 +4163,6 @@
             </w:r>
             <w:r>
               <w:rPr>
-                <w:rFonts w:ascii="Times New Roman" w:hAnsi="Times New Roman" w:cs="Times New Roman"/>
                 <w:noProof/>
                 <w:webHidden/>
               </w:rPr>
@@ -4178,7 +4170,6 @@
             </w:r>
             <w:r>
               <w:rPr>
-                <w:rFonts w:ascii="Times New Roman" w:hAnsi="Times New Roman" w:cs="Times New Roman"/>
                 <w:noProof/>
                 <w:webHidden/>
               </w:rPr>
@@ -4194,12 +4185,14 @@
               <w:tab w:val="right" w:leader="dot" w:pos="9016"/>
             </w:tabs>
             <w:rPr>
-              <w:rFonts w:ascii="Times New Roman" w:eastAsiaTheme="minorEastAsia" w:hAnsi="Times New Roman" w:cs="Times New Roman"/>
+              <w:rFonts w:eastAsiaTheme="minorEastAsia"/>
               <w:noProof/>
-              <w:lang w:val="en-US"/>
+              <w:sz w:val="24"/>
+              <w:szCs w:val="24"/>
+              <w:lang w:val="en-KE" w:eastAsia="en-KE"/>
             </w:rPr>
           </w:pPr>
-          <w:hyperlink w:anchor="_Toc188238236" w:history="1">
+          <w:hyperlink w:anchor="_Toc196122539" w:history="1">
             <w:r>
               <w:rPr>
                 <w:rStyle w:val="Hyperlink"/>
@@ -4210,9 +4203,11 @@
             </w:r>
             <w:r>
               <w:rPr>
-                <w:rFonts w:ascii="Times New Roman" w:eastAsiaTheme="minorEastAsia" w:hAnsi="Times New Roman" w:cs="Times New Roman"/>
-                <w:noProof/>
-                <w:lang w:val="en-US"/>
+                <w:rFonts w:eastAsiaTheme="minorEastAsia"/>
+                <w:noProof/>
+                <w:sz w:val="24"/>
+                <w:szCs w:val="24"/>
+                <w:lang w:val="en-KE" w:eastAsia="en-KE"/>
               </w:rPr>
               <w:tab/>
             </w:r>
@@ -4226,7 +4221,6 @@
             </w:r>
             <w:r>
               <w:rPr>
-                <w:rFonts w:ascii="Times New Roman" w:hAnsi="Times New Roman" w:cs="Times New Roman"/>
                 <w:noProof/>
                 <w:webHidden/>
               </w:rPr>
@@ -4234,7 +4228,6 @@
             </w:r>
             <w:r>
               <w:rPr>
-                <w:rFonts w:ascii="Times New Roman" w:hAnsi="Times New Roman" w:cs="Times New Roman"/>
                 <w:noProof/>
                 <w:webHidden/>
               </w:rPr>
@@ -4242,22 +4235,19 @@
             </w:r>
             <w:r>
               <w:rPr>
-                <w:rFonts w:ascii="Times New Roman" w:hAnsi="Times New Roman" w:cs="Times New Roman"/>
-                <w:noProof/>
-                <w:webHidden/>
-              </w:rPr>
-              <w:instrText xml:space="preserve"> PAGEREF _Toc188238236 \h </w:instrText>
-            </w:r>
-            <w:r>
-              <w:rPr>
-                <w:rFonts w:ascii="Times New Roman" w:hAnsi="Times New Roman" w:cs="Times New Roman"/>
-                <w:noProof/>
-                <w:webHidden/>
-              </w:rPr>
-            </w:r>
-            <w:r>
-              <w:rPr>
-                <w:rFonts w:ascii="Times New Roman" w:hAnsi="Times New Roman" w:cs="Times New Roman"/>
+                <w:noProof/>
+                <w:webHidden/>
+              </w:rPr>
+              <w:instrText xml:space="preserve"> PAGEREF _Toc196122539 \h </w:instrText>
+            </w:r>
+            <w:r>
+              <w:rPr>
+                <w:noProof/>
+                <w:webHidden/>
+              </w:rPr>
+            </w:r>
+            <w:r>
+              <w:rPr>
                 <w:noProof/>
                 <w:webHidden/>
               </w:rPr>
@@ -4265,7 +4255,6 @@
             </w:r>
             <w:r>
               <w:rPr>
-                <w:rFonts w:ascii="Times New Roman" w:hAnsi="Times New Roman" w:cs="Times New Roman"/>
                 <w:noProof/>
                 <w:webHidden/>
               </w:rPr>
@@ -4273,7 +4262,6 @@
             </w:r>
             <w:r>
               <w:rPr>
-                <w:rFonts w:ascii="Times New Roman" w:hAnsi="Times New Roman" w:cs="Times New Roman"/>
                 <w:noProof/>
                 <w:webHidden/>
               </w:rPr>
@@ -4289,12 +4277,14 @@
               <w:tab w:val="right" w:leader="dot" w:pos="9016"/>
             </w:tabs>
             <w:rPr>
-              <w:rFonts w:ascii="Times New Roman" w:eastAsiaTheme="minorEastAsia" w:hAnsi="Times New Roman" w:cs="Times New Roman"/>
+              <w:rFonts w:eastAsiaTheme="minorEastAsia"/>
               <w:noProof/>
-              <w:lang w:val="en-US"/>
+              <w:sz w:val="24"/>
+              <w:szCs w:val="24"/>
+              <w:lang w:val="en-KE" w:eastAsia="en-KE"/>
             </w:rPr>
           </w:pPr>
-          <w:hyperlink w:anchor="_Toc188238237" w:history="1">
+          <w:hyperlink w:anchor="_Toc196122540" w:history="1">
             <w:r>
               <w:rPr>
                 <w:rStyle w:val="Hyperlink"/>
@@ -4305,9 +4295,11 @@
             </w:r>
             <w:r>
               <w:rPr>
-                <w:rFonts w:ascii="Times New Roman" w:eastAsiaTheme="minorEastAsia" w:hAnsi="Times New Roman" w:cs="Times New Roman"/>
-                <w:noProof/>
-                <w:lang w:val="en-US"/>
+                <w:rFonts w:eastAsiaTheme="minorEastAsia"/>
+                <w:noProof/>
+                <w:sz w:val="24"/>
+                <w:szCs w:val="24"/>
+                <w:lang w:val="en-KE" w:eastAsia="en-KE"/>
               </w:rPr>
               <w:tab/>
             </w:r>
@@ -4321,7 +4313,6 @@
             </w:r>
             <w:r>
               <w:rPr>
-                <w:rFonts w:ascii="Times New Roman" w:hAnsi="Times New Roman" w:cs="Times New Roman"/>
                 <w:noProof/>
                 <w:webHidden/>
               </w:rPr>
@@ -4329,7 +4320,6 @@
             </w:r>
             <w:r>
               <w:rPr>
-                <w:rFonts w:ascii="Times New Roman" w:hAnsi="Times New Roman" w:cs="Times New Roman"/>
                 <w:noProof/>
                 <w:webHidden/>
               </w:rPr>
@@ -4337,22 +4327,19 @@
             </w:r>
             <w:r>
               <w:rPr>
-                <w:rFonts w:ascii="Times New Roman" w:hAnsi="Times New Roman" w:cs="Times New Roman"/>
-                <w:noProof/>
-                <w:webHidden/>
-              </w:rPr>
-              <w:instrText xml:space="preserve"> PAGEREF _Toc188238237 \h </w:instrText>
-            </w:r>
-            <w:r>
-              <w:rPr>
-                <w:rFonts w:ascii="Times New Roman" w:hAnsi="Times New Roman" w:cs="Times New Roman"/>
-                <w:noProof/>
-                <w:webHidden/>
-              </w:rPr>
-            </w:r>
-            <w:r>
-              <w:rPr>
-                <w:rFonts w:ascii="Times New Roman" w:hAnsi="Times New Roman" w:cs="Times New Roman"/>
+                <w:noProof/>
+                <w:webHidden/>
+              </w:rPr>
+              <w:instrText xml:space="preserve"> PAGEREF _Toc196122540 \h </w:instrText>
+            </w:r>
+            <w:r>
+              <w:rPr>
+                <w:noProof/>
+                <w:webHidden/>
+              </w:rPr>
+            </w:r>
+            <w:r>
+              <w:rPr>
                 <w:noProof/>
                 <w:webHidden/>
               </w:rPr>
@@ -4360,7 +4347,6 @@
             </w:r>
             <w:r>
               <w:rPr>
-                <w:rFonts w:ascii="Times New Roman" w:hAnsi="Times New Roman" w:cs="Times New Roman"/>
                 <w:noProof/>
                 <w:webHidden/>
               </w:rPr>
@@ -4368,7 +4354,6 @@
             </w:r>
             <w:r>
               <w:rPr>
-                <w:rFonts w:ascii="Times New Roman" w:hAnsi="Times New Roman" w:cs="Times New Roman"/>
                 <w:noProof/>
                 <w:webHidden/>
               </w:rPr>
@@ -4384,12 +4369,14 @@
               <w:tab w:val="right" w:leader="dot" w:pos="9016"/>
             </w:tabs>
             <w:rPr>
-              <w:rFonts w:ascii="Times New Roman" w:eastAsiaTheme="minorEastAsia" w:hAnsi="Times New Roman" w:cs="Times New Roman"/>
+              <w:rFonts w:eastAsiaTheme="minorEastAsia"/>
               <w:noProof/>
-              <w:lang w:val="en-US"/>
+              <w:sz w:val="24"/>
+              <w:szCs w:val="24"/>
+              <w:lang w:val="en-KE" w:eastAsia="en-KE"/>
             </w:rPr>
           </w:pPr>
-          <w:hyperlink w:anchor="_Toc188238238" w:history="1">
+          <w:hyperlink w:anchor="_Toc196122541" w:history="1">
             <w:r>
               <w:rPr>
                 <w:rStyle w:val="Hyperlink"/>
@@ -4400,9 +4387,11 @@
             </w:r>
             <w:r>
               <w:rPr>
-                <w:rFonts w:ascii="Times New Roman" w:eastAsiaTheme="minorEastAsia" w:hAnsi="Times New Roman" w:cs="Times New Roman"/>
-                <w:noProof/>
-                <w:lang w:val="en-US"/>
+                <w:rFonts w:eastAsiaTheme="minorEastAsia"/>
+                <w:noProof/>
+                <w:sz w:val="24"/>
+                <w:szCs w:val="24"/>
+                <w:lang w:val="en-KE" w:eastAsia="en-KE"/>
               </w:rPr>
               <w:tab/>
             </w:r>
@@ -4416,7 +4405,6 @@
             </w:r>
             <w:r>
               <w:rPr>
-                <w:rFonts w:ascii="Times New Roman" w:hAnsi="Times New Roman" w:cs="Times New Roman"/>
                 <w:noProof/>
                 <w:webHidden/>
               </w:rPr>
@@ -4424,7 +4412,6 @@
             </w:r>
             <w:r>
               <w:rPr>
-                <w:rFonts w:ascii="Times New Roman" w:hAnsi="Times New Roman" w:cs="Times New Roman"/>
                 <w:noProof/>
                 <w:webHidden/>
               </w:rPr>
@@ -4432,22 +4419,19 @@
             </w:r>
             <w:r>
               <w:rPr>
-                <w:rFonts w:ascii="Times New Roman" w:hAnsi="Times New Roman" w:cs="Times New Roman"/>
-                <w:noProof/>
-                <w:webHidden/>
-              </w:rPr>
-              <w:instrText xml:space="preserve"> PAGEREF _Toc188238238 \h </w:instrText>
-            </w:r>
-            <w:r>
-              <w:rPr>
-                <w:rFonts w:ascii="Times New Roman" w:hAnsi="Times New Roman" w:cs="Times New Roman"/>
-                <w:noProof/>
-                <w:webHidden/>
-              </w:rPr>
-            </w:r>
-            <w:r>
-              <w:rPr>
-                <w:rFonts w:ascii="Times New Roman" w:hAnsi="Times New Roman" w:cs="Times New Roman"/>
+                <w:noProof/>
+                <w:webHidden/>
+              </w:rPr>
+              <w:instrText xml:space="preserve"> PAGEREF _Toc196122541 \h </w:instrText>
+            </w:r>
+            <w:r>
+              <w:rPr>
+                <w:noProof/>
+                <w:webHidden/>
+              </w:rPr>
+            </w:r>
+            <w:r>
+              <w:rPr>
                 <w:noProof/>
                 <w:webHidden/>
               </w:rPr>
@@ -4455,7 +4439,6 @@
             </w:r>
             <w:r>
               <w:rPr>
-                <w:rFonts w:ascii="Times New Roman" w:hAnsi="Times New Roman" w:cs="Times New Roman"/>
                 <w:noProof/>
                 <w:webHidden/>
               </w:rPr>
@@ -4463,7 +4446,6 @@
             </w:r>
             <w:r>
               <w:rPr>
-                <w:rFonts w:ascii="Times New Roman" w:hAnsi="Times New Roman" w:cs="Times New Roman"/>
                 <w:noProof/>
                 <w:webHidden/>
               </w:rPr>
@@ -4479,12 +4461,14 @@
               <w:tab w:val="right" w:leader="dot" w:pos="9016"/>
             </w:tabs>
             <w:rPr>
-              <w:rFonts w:ascii="Times New Roman" w:eastAsiaTheme="minorEastAsia" w:hAnsi="Times New Roman" w:cs="Times New Roman"/>
+              <w:rFonts w:eastAsiaTheme="minorEastAsia"/>
               <w:noProof/>
-              <w:lang w:val="en-US"/>
+              <w:sz w:val="24"/>
+              <w:szCs w:val="24"/>
+              <w:lang w:val="en-KE" w:eastAsia="en-KE"/>
             </w:rPr>
           </w:pPr>
-          <w:hyperlink w:anchor="_Toc188238239" w:history="1">
+          <w:hyperlink w:anchor="_Toc196122542" w:history="1">
             <w:r>
               <w:rPr>
                 <w:rStyle w:val="Hyperlink"/>
@@ -4495,9 +4479,11 @@
             </w:r>
             <w:r>
               <w:rPr>
-                <w:rFonts w:ascii="Times New Roman" w:eastAsiaTheme="minorEastAsia" w:hAnsi="Times New Roman" w:cs="Times New Roman"/>
-                <w:noProof/>
-                <w:lang w:val="en-US"/>
+                <w:rFonts w:eastAsiaTheme="minorEastAsia"/>
+                <w:noProof/>
+                <w:sz w:val="24"/>
+                <w:szCs w:val="24"/>
+                <w:lang w:val="en-KE" w:eastAsia="en-KE"/>
               </w:rPr>
               <w:tab/>
             </w:r>
@@ -4511,7 +4497,6 @@
             </w:r>
             <w:r>
               <w:rPr>
-                <w:rFonts w:ascii="Times New Roman" w:hAnsi="Times New Roman" w:cs="Times New Roman"/>
                 <w:noProof/>
                 <w:webHidden/>
               </w:rPr>
@@ -4519,7 +4504,6 @@
             </w:r>
             <w:r>
               <w:rPr>
-                <w:rFonts w:ascii="Times New Roman" w:hAnsi="Times New Roman" w:cs="Times New Roman"/>
                 <w:noProof/>
                 <w:webHidden/>
               </w:rPr>
@@ -4527,22 +4511,19 @@
             </w:r>
             <w:r>
               <w:rPr>
-                <w:rFonts w:ascii="Times New Roman" w:hAnsi="Times New Roman" w:cs="Times New Roman"/>
-                <w:noProof/>
-                <w:webHidden/>
-              </w:rPr>
-              <w:instrText xml:space="preserve"> PAGEREF _Toc188238239 \h </w:instrText>
-            </w:r>
-            <w:r>
-              <w:rPr>
-                <w:rFonts w:ascii="Times New Roman" w:hAnsi="Times New Roman" w:cs="Times New Roman"/>
-                <w:noProof/>
-                <w:webHidden/>
-              </w:rPr>
-            </w:r>
-            <w:r>
-              <w:rPr>
-                <w:rFonts w:ascii="Times New Roman" w:hAnsi="Times New Roman" w:cs="Times New Roman"/>
+                <w:noProof/>
+                <w:webHidden/>
+              </w:rPr>
+              <w:instrText xml:space="preserve"> PAGEREF _Toc196122542 \h </w:instrText>
+            </w:r>
+            <w:r>
+              <w:rPr>
+                <w:noProof/>
+                <w:webHidden/>
+              </w:rPr>
+            </w:r>
+            <w:r>
+              <w:rPr>
                 <w:noProof/>
                 <w:webHidden/>
               </w:rPr>
@@ -4550,7 +4531,6 @@
             </w:r>
             <w:r>
               <w:rPr>
-                <w:rFonts w:ascii="Times New Roman" w:hAnsi="Times New Roman" w:cs="Times New Roman"/>
                 <w:noProof/>
                 <w:webHidden/>
               </w:rPr>
@@ -4558,7 +4538,6 @@
             </w:r>
             <w:r>
               <w:rPr>
-                <w:rFonts w:ascii="Times New Roman" w:hAnsi="Times New Roman" w:cs="Times New Roman"/>
                 <w:noProof/>
                 <w:webHidden/>
               </w:rPr>
@@ -4574,12 +4553,14 @@
               <w:tab w:val="right" w:leader="dot" w:pos="9016"/>
             </w:tabs>
             <w:rPr>
-              <w:rFonts w:ascii="Times New Roman" w:eastAsiaTheme="minorEastAsia" w:hAnsi="Times New Roman" w:cs="Times New Roman"/>
+              <w:rFonts w:eastAsiaTheme="minorEastAsia"/>
               <w:noProof/>
-              <w:lang w:val="en-US"/>
+              <w:sz w:val="24"/>
+              <w:szCs w:val="24"/>
+              <w:lang w:val="en-KE" w:eastAsia="en-KE"/>
             </w:rPr>
           </w:pPr>
-          <w:hyperlink w:anchor="_Toc188238240" w:history="1">
+          <w:hyperlink w:anchor="_Toc196122543" w:history="1">
             <w:r>
               <w:rPr>
                 <w:rStyle w:val="Hyperlink"/>
@@ -4590,9 +4571,11 @@
             </w:r>
             <w:r>
               <w:rPr>
-                <w:rFonts w:ascii="Times New Roman" w:eastAsiaTheme="minorEastAsia" w:hAnsi="Times New Roman" w:cs="Times New Roman"/>
-                <w:noProof/>
-                <w:lang w:val="en-US"/>
+                <w:rFonts w:eastAsiaTheme="minorEastAsia"/>
+                <w:noProof/>
+                <w:sz w:val="24"/>
+                <w:szCs w:val="24"/>
+                <w:lang w:val="en-KE" w:eastAsia="en-KE"/>
               </w:rPr>
               <w:tab/>
             </w:r>
@@ -4606,7 +4589,6 @@
             </w:r>
             <w:r>
               <w:rPr>
-                <w:rFonts w:ascii="Times New Roman" w:hAnsi="Times New Roman" w:cs="Times New Roman"/>
                 <w:noProof/>
                 <w:webHidden/>
               </w:rPr>
@@ -4614,7 +4596,6 @@
             </w:r>
             <w:r>
               <w:rPr>
-                <w:rFonts w:ascii="Times New Roman" w:hAnsi="Times New Roman" w:cs="Times New Roman"/>
                 <w:noProof/>
                 <w:webHidden/>
               </w:rPr>
@@ -4622,22 +4603,19 @@
             </w:r>
             <w:r>
               <w:rPr>
-                <w:rFonts w:ascii="Times New Roman" w:hAnsi="Times New Roman" w:cs="Times New Roman"/>
-                <w:noProof/>
-                <w:webHidden/>
-              </w:rPr>
-              <w:instrText xml:space="preserve"> PAGEREF _Toc188238240 \h </w:instrText>
-            </w:r>
-            <w:r>
-              <w:rPr>
-                <w:rFonts w:ascii="Times New Roman" w:hAnsi="Times New Roman" w:cs="Times New Roman"/>
-                <w:noProof/>
-                <w:webHidden/>
-              </w:rPr>
-            </w:r>
-            <w:r>
-              <w:rPr>
-                <w:rFonts w:ascii="Times New Roman" w:hAnsi="Times New Roman" w:cs="Times New Roman"/>
+                <w:noProof/>
+                <w:webHidden/>
+              </w:rPr>
+              <w:instrText xml:space="preserve"> PAGEREF _Toc196122543 \h </w:instrText>
+            </w:r>
+            <w:r>
+              <w:rPr>
+                <w:noProof/>
+                <w:webHidden/>
+              </w:rPr>
+            </w:r>
+            <w:r>
+              <w:rPr>
                 <w:noProof/>
                 <w:webHidden/>
               </w:rPr>
@@ -4645,7 +4623,6 @@
             </w:r>
             <w:r>
               <w:rPr>
-                <w:rFonts w:ascii="Times New Roman" w:hAnsi="Times New Roman" w:cs="Times New Roman"/>
                 <w:noProof/>
                 <w:webHidden/>
               </w:rPr>
@@ -4653,7 +4630,6 @@
             </w:r>
             <w:r>
               <w:rPr>
-                <w:rFonts w:ascii="Times New Roman" w:hAnsi="Times New Roman" w:cs="Times New Roman"/>
                 <w:noProof/>
                 <w:webHidden/>
               </w:rPr>
@@ -4669,12 +4645,14 @@
               <w:tab w:val="right" w:leader="dot" w:pos="9016"/>
             </w:tabs>
             <w:rPr>
-              <w:rFonts w:ascii="Times New Roman" w:eastAsiaTheme="minorEastAsia" w:hAnsi="Times New Roman" w:cs="Times New Roman"/>
+              <w:rFonts w:eastAsiaTheme="minorEastAsia"/>
               <w:noProof/>
-              <w:lang w:val="en-US"/>
+              <w:sz w:val="24"/>
+              <w:szCs w:val="24"/>
+              <w:lang w:val="en-KE" w:eastAsia="en-KE"/>
             </w:rPr>
           </w:pPr>
-          <w:hyperlink w:anchor="_Toc188238241" w:history="1">
+          <w:hyperlink w:anchor="_Toc196122544" w:history="1">
             <w:r>
               <w:rPr>
                 <w:rStyle w:val="Hyperlink"/>
@@ -4685,9 +4663,11 @@
             </w:r>
             <w:r>
               <w:rPr>
-                <w:rFonts w:ascii="Times New Roman" w:eastAsiaTheme="minorEastAsia" w:hAnsi="Times New Roman" w:cs="Times New Roman"/>
-                <w:noProof/>
-                <w:lang w:val="en-US"/>
+                <w:rFonts w:eastAsiaTheme="minorEastAsia"/>
+                <w:noProof/>
+                <w:sz w:val="24"/>
+                <w:szCs w:val="24"/>
+                <w:lang w:val="en-KE" w:eastAsia="en-KE"/>
               </w:rPr>
               <w:tab/>
             </w:r>
@@ -4701,7 +4681,6 @@
             </w:r>
             <w:r>
               <w:rPr>
-                <w:rFonts w:ascii="Times New Roman" w:hAnsi="Times New Roman" w:cs="Times New Roman"/>
                 <w:noProof/>
                 <w:webHidden/>
               </w:rPr>
@@ -4709,7 +4688,6 @@
             </w:r>
             <w:r>
               <w:rPr>
-                <w:rFonts w:ascii="Times New Roman" w:hAnsi="Times New Roman" w:cs="Times New Roman"/>
                 <w:noProof/>
                 <w:webHidden/>
               </w:rPr>
@@ -4717,22 +4695,19 @@
             </w:r>
             <w:r>
               <w:rPr>
-                <w:rFonts w:ascii="Times New Roman" w:hAnsi="Times New Roman" w:cs="Times New Roman"/>
-                <w:noProof/>
-                <w:webHidden/>
-              </w:rPr>
-              <w:instrText xml:space="preserve"> PAGEREF _Toc188238241 \h </w:instrText>
-            </w:r>
-            <w:r>
-              <w:rPr>
-                <w:rFonts w:ascii="Times New Roman" w:hAnsi="Times New Roman" w:cs="Times New Roman"/>
-                <w:noProof/>
-                <w:webHidden/>
-              </w:rPr>
-            </w:r>
-            <w:r>
-              <w:rPr>
-                <w:rFonts w:ascii="Times New Roman" w:hAnsi="Times New Roman" w:cs="Times New Roman"/>
+                <w:noProof/>
+                <w:webHidden/>
+              </w:rPr>
+              <w:instrText xml:space="preserve"> PAGEREF _Toc196122544 \h </w:instrText>
+            </w:r>
+            <w:r>
+              <w:rPr>
+                <w:noProof/>
+                <w:webHidden/>
+              </w:rPr>
+            </w:r>
+            <w:r>
+              <w:rPr>
                 <w:noProof/>
                 <w:webHidden/>
               </w:rPr>
@@ -4740,7 +4715,6 @@
             </w:r>
             <w:r>
               <w:rPr>
-                <w:rFonts w:ascii="Times New Roman" w:hAnsi="Times New Roman" w:cs="Times New Roman"/>
                 <w:noProof/>
                 <w:webHidden/>
               </w:rPr>
@@ -4748,7 +4722,6 @@
             </w:r>
             <w:r>
               <w:rPr>
-                <w:rFonts w:ascii="Times New Roman" w:hAnsi="Times New Roman" w:cs="Times New Roman"/>
                 <w:noProof/>
                 <w:webHidden/>
               </w:rPr>
@@ -4764,12 +4737,14 @@
               <w:tab w:val="right" w:leader="dot" w:pos="9016"/>
             </w:tabs>
             <w:rPr>
-              <w:rFonts w:ascii="Times New Roman" w:eastAsiaTheme="minorEastAsia" w:hAnsi="Times New Roman" w:cs="Times New Roman"/>
+              <w:rFonts w:eastAsiaTheme="minorEastAsia"/>
               <w:noProof/>
-              <w:lang w:val="en-US"/>
+              <w:sz w:val="24"/>
+              <w:szCs w:val="24"/>
+              <w:lang w:val="en-KE" w:eastAsia="en-KE"/>
             </w:rPr>
           </w:pPr>
-          <w:hyperlink w:anchor="_Toc188238242" w:history="1">
+          <w:hyperlink w:anchor="_Toc196122545" w:history="1">
             <w:r>
               <w:rPr>
                 <w:rStyle w:val="Hyperlink"/>
@@ -4780,9 +4755,11 @@
             </w:r>
             <w:r>
               <w:rPr>
-                <w:rFonts w:ascii="Times New Roman" w:eastAsiaTheme="minorEastAsia" w:hAnsi="Times New Roman" w:cs="Times New Roman"/>
-                <w:noProof/>
-                <w:lang w:val="en-US"/>
+                <w:rFonts w:eastAsiaTheme="minorEastAsia"/>
+                <w:noProof/>
+                <w:sz w:val="24"/>
+                <w:szCs w:val="24"/>
+                <w:lang w:val="en-KE" w:eastAsia="en-KE"/>
               </w:rPr>
               <w:tab/>
             </w:r>
@@ -4796,7 +4773,6 @@
             </w:r>
             <w:r>
               <w:rPr>
-                <w:rFonts w:ascii="Times New Roman" w:hAnsi="Times New Roman" w:cs="Times New Roman"/>
                 <w:noProof/>
                 <w:webHidden/>
               </w:rPr>
@@ -4804,7 +4780,6 @@
             </w:r>
             <w:r>
               <w:rPr>
-                <w:rFonts w:ascii="Times New Roman" w:hAnsi="Times New Roman" w:cs="Times New Roman"/>
                 <w:noProof/>
                 <w:webHidden/>
               </w:rPr>
@@ -4812,22 +4787,19 @@
             </w:r>
             <w:r>
               <w:rPr>
-                <w:rFonts w:ascii="Times New Roman" w:hAnsi="Times New Roman" w:cs="Times New Roman"/>
-                <w:noProof/>
-                <w:webHidden/>
-              </w:rPr>
-              <w:instrText xml:space="preserve"> PAGEREF _Toc188238242 \h </w:instrText>
-            </w:r>
-            <w:r>
-              <w:rPr>
-                <w:rFonts w:ascii="Times New Roman" w:hAnsi="Times New Roman" w:cs="Times New Roman"/>
-                <w:noProof/>
-                <w:webHidden/>
-              </w:rPr>
-            </w:r>
-            <w:r>
-              <w:rPr>
-                <w:rFonts w:ascii="Times New Roman" w:hAnsi="Times New Roman" w:cs="Times New Roman"/>
+                <w:noProof/>
+                <w:webHidden/>
+              </w:rPr>
+              <w:instrText xml:space="preserve"> PAGEREF _Toc196122545 \h </w:instrText>
+            </w:r>
+            <w:r>
+              <w:rPr>
+                <w:noProof/>
+                <w:webHidden/>
+              </w:rPr>
+            </w:r>
+            <w:r>
+              <w:rPr>
                 <w:noProof/>
                 <w:webHidden/>
               </w:rPr>
@@ -4835,7 +4807,6 @@
             </w:r>
             <w:r>
               <w:rPr>
-                <w:rFonts w:ascii="Times New Roman" w:hAnsi="Times New Roman" w:cs="Times New Roman"/>
                 <w:noProof/>
                 <w:webHidden/>
               </w:rPr>
@@ -4843,7 +4814,6 @@
             </w:r>
             <w:r>
               <w:rPr>
-                <w:rFonts w:ascii="Times New Roman" w:hAnsi="Times New Roman" w:cs="Times New Roman"/>
                 <w:noProof/>
                 <w:webHidden/>
               </w:rPr>
@@ -4859,12 +4829,14 @@
               <w:tab w:val="right" w:leader="dot" w:pos="9016"/>
             </w:tabs>
             <w:rPr>
-              <w:rFonts w:ascii="Times New Roman" w:eastAsiaTheme="minorEastAsia" w:hAnsi="Times New Roman" w:cs="Times New Roman"/>
+              <w:rFonts w:eastAsiaTheme="minorEastAsia"/>
               <w:noProof/>
-              <w:lang w:val="en-US"/>
+              <w:sz w:val="24"/>
+              <w:szCs w:val="24"/>
+              <w:lang w:val="en-KE" w:eastAsia="en-KE"/>
             </w:rPr>
           </w:pPr>
-          <w:hyperlink w:anchor="_Toc188238243" w:history="1">
+          <w:hyperlink w:anchor="_Toc196122546" w:history="1">
             <w:r>
               <w:rPr>
                 <w:rStyle w:val="Hyperlink"/>
@@ -4875,9 +4847,11 @@
             </w:r>
             <w:r>
               <w:rPr>
-                <w:rFonts w:ascii="Times New Roman" w:eastAsiaTheme="minorEastAsia" w:hAnsi="Times New Roman" w:cs="Times New Roman"/>
-                <w:noProof/>
-                <w:lang w:val="en-US"/>
+                <w:rFonts w:eastAsiaTheme="minorEastAsia"/>
+                <w:noProof/>
+                <w:sz w:val="24"/>
+                <w:szCs w:val="24"/>
+                <w:lang w:val="en-KE" w:eastAsia="en-KE"/>
               </w:rPr>
               <w:tab/>
             </w:r>
@@ -4891,7 +4865,6 @@
             </w:r>
             <w:r>
               <w:rPr>
-                <w:rFonts w:ascii="Times New Roman" w:hAnsi="Times New Roman" w:cs="Times New Roman"/>
                 <w:noProof/>
                 <w:webHidden/>
               </w:rPr>
@@ -4899,7 +4872,6 @@
             </w:r>
             <w:r>
               <w:rPr>
-                <w:rFonts w:ascii="Times New Roman" w:hAnsi="Times New Roman" w:cs="Times New Roman"/>
                 <w:noProof/>
                 <w:webHidden/>
               </w:rPr>
@@ -4907,22 +4879,19 @@
             </w:r>
             <w:r>
               <w:rPr>
-                <w:rFonts w:ascii="Times New Roman" w:hAnsi="Times New Roman" w:cs="Times New Roman"/>
-                <w:noProof/>
-                <w:webHidden/>
-              </w:rPr>
-              <w:instrText xml:space="preserve"> PAGEREF _Toc188238243 \h </w:instrText>
-            </w:r>
-            <w:r>
-              <w:rPr>
-                <w:rFonts w:ascii="Times New Roman" w:hAnsi="Times New Roman" w:cs="Times New Roman"/>
-                <w:noProof/>
-                <w:webHidden/>
-              </w:rPr>
-            </w:r>
-            <w:r>
-              <w:rPr>
-                <w:rFonts w:ascii="Times New Roman" w:hAnsi="Times New Roman" w:cs="Times New Roman"/>
+                <w:noProof/>
+                <w:webHidden/>
+              </w:rPr>
+              <w:instrText xml:space="preserve"> PAGEREF _Toc196122546 \h </w:instrText>
+            </w:r>
+            <w:r>
+              <w:rPr>
+                <w:noProof/>
+                <w:webHidden/>
+              </w:rPr>
+            </w:r>
+            <w:r>
+              <w:rPr>
                 <w:noProof/>
                 <w:webHidden/>
               </w:rPr>
@@ -4930,7 +4899,6 @@
             </w:r>
             <w:r>
               <w:rPr>
-                <w:rFonts w:ascii="Times New Roman" w:hAnsi="Times New Roman" w:cs="Times New Roman"/>
                 <w:noProof/>
                 <w:webHidden/>
               </w:rPr>
@@ -4938,7 +4906,6 @@
             </w:r>
             <w:r>
               <w:rPr>
-                <w:rFonts w:ascii="Times New Roman" w:hAnsi="Times New Roman" w:cs="Times New Roman"/>
                 <w:noProof/>
                 <w:webHidden/>
               </w:rPr>
@@ -4954,12 +4921,14 @@
               <w:tab w:val="right" w:leader="dot" w:pos="9016"/>
             </w:tabs>
             <w:rPr>
-              <w:rFonts w:ascii="Times New Roman" w:eastAsiaTheme="minorEastAsia" w:hAnsi="Times New Roman" w:cs="Times New Roman"/>
+              <w:rFonts w:eastAsiaTheme="minorEastAsia"/>
               <w:noProof/>
-              <w:lang w:val="en-US"/>
+              <w:sz w:val="24"/>
+              <w:szCs w:val="24"/>
+              <w:lang w:val="en-KE" w:eastAsia="en-KE"/>
             </w:rPr>
           </w:pPr>
-          <w:hyperlink w:anchor="_Toc188238244" w:history="1">
+          <w:hyperlink w:anchor="_Toc196122547" w:history="1">
             <w:r>
               <w:rPr>
                 <w:rStyle w:val="Hyperlink"/>
@@ -4970,9 +4939,11 @@
             </w:r>
             <w:r>
               <w:rPr>
-                <w:rFonts w:ascii="Times New Roman" w:eastAsiaTheme="minorEastAsia" w:hAnsi="Times New Roman" w:cs="Times New Roman"/>
-                <w:noProof/>
-                <w:lang w:val="en-US"/>
+                <w:rFonts w:eastAsiaTheme="minorEastAsia"/>
+                <w:noProof/>
+                <w:sz w:val="24"/>
+                <w:szCs w:val="24"/>
+                <w:lang w:val="en-KE" w:eastAsia="en-KE"/>
               </w:rPr>
               <w:tab/>
             </w:r>
@@ -4986,7 +4957,6 @@
             </w:r>
             <w:r>
               <w:rPr>
-                <w:rFonts w:ascii="Times New Roman" w:hAnsi="Times New Roman" w:cs="Times New Roman"/>
                 <w:noProof/>
                 <w:webHidden/>
               </w:rPr>
@@ -4994,7 +4964,6 @@
             </w:r>
             <w:r>
               <w:rPr>
-                <w:rFonts w:ascii="Times New Roman" w:hAnsi="Times New Roman" w:cs="Times New Roman"/>
                 <w:noProof/>
                 <w:webHidden/>
               </w:rPr>
@@ -5002,22 +4971,19 @@
             </w:r>
             <w:r>
               <w:rPr>
-                <w:rFonts w:ascii="Times New Roman" w:hAnsi="Times New Roman" w:cs="Times New Roman"/>
-                <w:noProof/>
-                <w:webHidden/>
-              </w:rPr>
-              <w:instrText xml:space="preserve"> PAGEREF _Toc188238244 \h </w:instrText>
-            </w:r>
-            <w:r>
-              <w:rPr>
-                <w:rFonts w:ascii="Times New Roman" w:hAnsi="Times New Roman" w:cs="Times New Roman"/>
-                <w:noProof/>
-                <w:webHidden/>
-              </w:rPr>
-            </w:r>
-            <w:r>
-              <w:rPr>
-                <w:rFonts w:ascii="Times New Roman" w:hAnsi="Times New Roman" w:cs="Times New Roman"/>
+                <w:noProof/>
+                <w:webHidden/>
+              </w:rPr>
+              <w:instrText xml:space="preserve"> PAGEREF _Toc196122547 \h </w:instrText>
+            </w:r>
+            <w:r>
+              <w:rPr>
+                <w:noProof/>
+                <w:webHidden/>
+              </w:rPr>
+            </w:r>
+            <w:r>
+              <w:rPr>
                 <w:noProof/>
                 <w:webHidden/>
               </w:rPr>
@@ -5025,7 +4991,6 @@
             </w:r>
             <w:r>
               <w:rPr>
-                <w:rFonts w:ascii="Times New Roman" w:hAnsi="Times New Roman" w:cs="Times New Roman"/>
                 <w:noProof/>
                 <w:webHidden/>
               </w:rPr>
@@ -5033,7 +4998,6 @@
             </w:r>
             <w:r>
               <w:rPr>
-                <w:rFonts w:ascii="Times New Roman" w:hAnsi="Times New Roman" w:cs="Times New Roman"/>
                 <w:noProof/>
                 <w:webHidden/>
               </w:rPr>
@@ -5049,12 +5013,14 @@
               <w:tab w:val="right" w:leader="dot" w:pos="9016"/>
             </w:tabs>
             <w:rPr>
-              <w:rFonts w:ascii="Times New Roman" w:eastAsiaTheme="minorEastAsia" w:hAnsi="Times New Roman" w:cs="Times New Roman"/>
+              <w:rFonts w:eastAsiaTheme="minorEastAsia"/>
               <w:noProof/>
-              <w:lang w:val="en-US"/>
+              <w:sz w:val="24"/>
+              <w:szCs w:val="24"/>
+              <w:lang w:val="en-KE" w:eastAsia="en-KE"/>
             </w:rPr>
           </w:pPr>
-          <w:hyperlink w:anchor="_Toc188238245" w:history="1">
+          <w:hyperlink w:anchor="_Toc196122548" w:history="1">
             <w:r>
               <w:rPr>
                 <w:rStyle w:val="Hyperlink"/>
@@ -5065,9 +5031,11 @@
             </w:r>
             <w:r>
               <w:rPr>
-                <w:rFonts w:ascii="Times New Roman" w:eastAsiaTheme="minorEastAsia" w:hAnsi="Times New Roman" w:cs="Times New Roman"/>
-                <w:noProof/>
-                <w:lang w:val="en-US"/>
+                <w:rFonts w:eastAsiaTheme="minorEastAsia"/>
+                <w:noProof/>
+                <w:sz w:val="24"/>
+                <w:szCs w:val="24"/>
+                <w:lang w:val="en-KE" w:eastAsia="en-KE"/>
               </w:rPr>
               <w:tab/>
             </w:r>
@@ -5081,7 +5049,6 @@
             </w:r>
             <w:r>
               <w:rPr>
-                <w:rFonts w:ascii="Times New Roman" w:hAnsi="Times New Roman" w:cs="Times New Roman"/>
                 <w:noProof/>
                 <w:webHidden/>
               </w:rPr>
@@ -5089,7 +5056,6 @@
             </w:r>
             <w:r>
               <w:rPr>
-                <w:rFonts w:ascii="Times New Roman" w:hAnsi="Times New Roman" w:cs="Times New Roman"/>
                 <w:noProof/>
                 <w:webHidden/>
               </w:rPr>
@@ -5097,22 +5063,19 @@
             </w:r>
             <w:r>
               <w:rPr>
-                <w:rFonts w:ascii="Times New Roman" w:hAnsi="Times New Roman" w:cs="Times New Roman"/>
-                <w:noProof/>
-                <w:webHidden/>
-              </w:rPr>
-              <w:instrText xml:space="preserve"> PAGEREF _Toc188238245 \h </w:instrText>
-            </w:r>
-            <w:r>
-              <w:rPr>
-                <w:rFonts w:ascii="Times New Roman" w:hAnsi="Times New Roman" w:cs="Times New Roman"/>
-                <w:noProof/>
-                <w:webHidden/>
-              </w:rPr>
-            </w:r>
-            <w:r>
-              <w:rPr>
-                <w:rFonts w:ascii="Times New Roman" w:hAnsi="Times New Roman" w:cs="Times New Roman"/>
+                <w:noProof/>
+                <w:webHidden/>
+              </w:rPr>
+              <w:instrText xml:space="preserve"> PAGEREF _Toc196122548 \h </w:instrText>
+            </w:r>
+            <w:r>
+              <w:rPr>
+                <w:noProof/>
+                <w:webHidden/>
+              </w:rPr>
+            </w:r>
+            <w:r>
+              <w:rPr>
                 <w:noProof/>
                 <w:webHidden/>
               </w:rPr>
@@ -5120,7 +5083,6 @@
             </w:r>
             <w:r>
               <w:rPr>
-                <w:rFonts w:ascii="Times New Roman" w:hAnsi="Times New Roman" w:cs="Times New Roman"/>
                 <w:noProof/>
                 <w:webHidden/>
               </w:rPr>
@@ -5128,7 +5090,6 @@
             </w:r>
             <w:r>
               <w:rPr>
-                <w:rFonts w:ascii="Times New Roman" w:hAnsi="Times New Roman" w:cs="Times New Roman"/>
                 <w:noProof/>
                 <w:webHidden/>
               </w:rPr>
@@ -5144,12 +5105,14 @@
               <w:tab w:val="right" w:leader="dot" w:pos="9016"/>
             </w:tabs>
             <w:rPr>
-              <w:rFonts w:ascii="Times New Roman" w:eastAsiaTheme="minorEastAsia" w:hAnsi="Times New Roman" w:cs="Times New Roman"/>
+              <w:rFonts w:eastAsiaTheme="minorEastAsia"/>
               <w:noProof/>
-              <w:lang w:val="en-US"/>
+              <w:sz w:val="24"/>
+              <w:szCs w:val="24"/>
+              <w:lang w:val="en-KE" w:eastAsia="en-KE"/>
             </w:rPr>
           </w:pPr>
-          <w:hyperlink w:anchor="_Toc188238246" w:history="1">
+          <w:hyperlink w:anchor="_Toc196122549" w:history="1">
             <w:r>
               <w:rPr>
                 <w:rStyle w:val="Hyperlink"/>
@@ -5160,9 +5123,11 @@
             </w:r>
             <w:r>
               <w:rPr>
-                <w:rFonts w:ascii="Times New Roman" w:eastAsiaTheme="minorEastAsia" w:hAnsi="Times New Roman" w:cs="Times New Roman"/>
-                <w:noProof/>
-                <w:lang w:val="en-US"/>
+                <w:rFonts w:eastAsiaTheme="minorEastAsia"/>
+                <w:noProof/>
+                <w:sz w:val="24"/>
+                <w:szCs w:val="24"/>
+                <w:lang w:val="en-KE" w:eastAsia="en-KE"/>
               </w:rPr>
               <w:tab/>
             </w:r>
@@ -5176,7 +5141,6 @@
             </w:r>
             <w:r>
               <w:rPr>
-                <w:rFonts w:ascii="Times New Roman" w:hAnsi="Times New Roman" w:cs="Times New Roman"/>
                 <w:noProof/>
                 <w:webHidden/>
               </w:rPr>
@@ -5184,7 +5148,6 @@
             </w:r>
             <w:r>
               <w:rPr>
-                <w:rFonts w:ascii="Times New Roman" w:hAnsi="Times New Roman" w:cs="Times New Roman"/>
                 <w:noProof/>
                 <w:webHidden/>
               </w:rPr>
@@ -5192,22 +5155,19 @@
             </w:r>
             <w:r>
               <w:rPr>
-                <w:rFonts w:ascii="Times New Roman" w:hAnsi="Times New Roman" w:cs="Times New Roman"/>
-                <w:noProof/>
-                <w:webHidden/>
-              </w:rPr>
-              <w:instrText xml:space="preserve"> PAGEREF _Toc188238246 \h </w:instrText>
-            </w:r>
-            <w:r>
-              <w:rPr>
-                <w:rFonts w:ascii="Times New Roman" w:hAnsi="Times New Roman" w:cs="Times New Roman"/>
-                <w:noProof/>
-                <w:webHidden/>
-              </w:rPr>
-            </w:r>
-            <w:r>
-              <w:rPr>
-                <w:rFonts w:ascii="Times New Roman" w:hAnsi="Times New Roman" w:cs="Times New Roman"/>
+                <w:noProof/>
+                <w:webHidden/>
+              </w:rPr>
+              <w:instrText xml:space="preserve"> PAGEREF _Toc196122549 \h </w:instrText>
+            </w:r>
+            <w:r>
+              <w:rPr>
+                <w:noProof/>
+                <w:webHidden/>
+              </w:rPr>
+            </w:r>
+            <w:r>
+              <w:rPr>
                 <w:noProof/>
                 <w:webHidden/>
               </w:rPr>
@@ -5215,7 +5175,6 @@
             </w:r>
             <w:r>
               <w:rPr>
-                <w:rFonts w:ascii="Times New Roman" w:hAnsi="Times New Roman" w:cs="Times New Roman"/>
                 <w:noProof/>
                 <w:webHidden/>
               </w:rPr>
@@ -5223,7 +5182,6 @@
             </w:r>
             <w:r>
               <w:rPr>
-                <w:rFonts w:ascii="Times New Roman" w:hAnsi="Times New Roman" w:cs="Times New Roman"/>
                 <w:noProof/>
                 <w:webHidden/>
               </w:rPr>
@@ -5239,12 +5197,14 @@
               <w:tab w:val="right" w:leader="dot" w:pos="9016"/>
             </w:tabs>
             <w:rPr>
-              <w:rFonts w:ascii="Times New Roman" w:eastAsiaTheme="minorEastAsia" w:hAnsi="Times New Roman" w:cs="Times New Roman"/>
+              <w:rFonts w:eastAsiaTheme="minorEastAsia"/>
               <w:noProof/>
-              <w:lang w:val="en-US"/>
+              <w:sz w:val="24"/>
+              <w:szCs w:val="24"/>
+              <w:lang w:val="en-KE" w:eastAsia="en-KE"/>
             </w:rPr>
           </w:pPr>
-          <w:hyperlink w:anchor="_Toc188238247" w:history="1">
+          <w:hyperlink w:anchor="_Toc196122550" w:history="1">
             <w:r>
               <w:rPr>
                 <w:rStyle w:val="Hyperlink"/>
@@ -5255,9 +5215,11 @@
             </w:r>
             <w:r>
               <w:rPr>
-                <w:rFonts w:ascii="Times New Roman" w:eastAsiaTheme="minorEastAsia" w:hAnsi="Times New Roman" w:cs="Times New Roman"/>
-                <w:noProof/>
-                <w:lang w:val="en-US"/>
+                <w:rFonts w:eastAsiaTheme="minorEastAsia"/>
+                <w:noProof/>
+                <w:sz w:val="24"/>
+                <w:szCs w:val="24"/>
+                <w:lang w:val="en-KE" w:eastAsia="en-KE"/>
               </w:rPr>
               <w:tab/>
             </w:r>
@@ -5271,7 +5233,6 @@
             </w:r>
             <w:r>
               <w:rPr>
-                <w:rFonts w:ascii="Times New Roman" w:hAnsi="Times New Roman" w:cs="Times New Roman"/>
                 <w:noProof/>
                 <w:webHidden/>
               </w:rPr>
@@ -5279,7 +5240,6 @@
             </w:r>
             <w:r>
               <w:rPr>
-                <w:rFonts w:ascii="Times New Roman" w:hAnsi="Times New Roman" w:cs="Times New Roman"/>
                 <w:noProof/>
                 <w:webHidden/>
               </w:rPr>
@@ -5287,22 +5247,19 @@
             </w:r>
             <w:r>
               <w:rPr>
-                <w:rFonts w:ascii="Times New Roman" w:hAnsi="Times New Roman" w:cs="Times New Roman"/>
-                <w:noProof/>
-                <w:webHidden/>
-              </w:rPr>
-              <w:instrText xml:space="preserve"> PAGEREF _Toc188238247 \h </w:instrText>
-            </w:r>
-            <w:r>
-              <w:rPr>
-                <w:rFonts w:ascii="Times New Roman" w:hAnsi="Times New Roman" w:cs="Times New Roman"/>
-                <w:noProof/>
-                <w:webHidden/>
-              </w:rPr>
-            </w:r>
-            <w:r>
-              <w:rPr>
-                <w:rFonts w:ascii="Times New Roman" w:hAnsi="Times New Roman" w:cs="Times New Roman"/>
+                <w:noProof/>
+                <w:webHidden/>
+              </w:rPr>
+              <w:instrText xml:space="preserve"> PAGEREF _Toc196122550 \h </w:instrText>
+            </w:r>
+            <w:r>
+              <w:rPr>
+                <w:noProof/>
+                <w:webHidden/>
+              </w:rPr>
+            </w:r>
+            <w:r>
+              <w:rPr>
                 <w:noProof/>
                 <w:webHidden/>
               </w:rPr>
@@ -5310,7 +5267,6 @@
             </w:r>
             <w:r>
               <w:rPr>
-                <w:rFonts w:ascii="Times New Roman" w:hAnsi="Times New Roman" w:cs="Times New Roman"/>
                 <w:noProof/>
                 <w:webHidden/>
               </w:rPr>
@@ -5318,7 +5274,6 @@
             </w:r>
             <w:r>
               <w:rPr>
-                <w:rFonts w:ascii="Times New Roman" w:hAnsi="Times New Roman" w:cs="Times New Roman"/>
                 <w:noProof/>
                 <w:webHidden/>
               </w:rPr>
@@ -5334,12 +5289,14 @@
               <w:tab w:val="right" w:leader="dot" w:pos="9016"/>
             </w:tabs>
             <w:rPr>
-              <w:rFonts w:ascii="Times New Roman" w:eastAsiaTheme="minorEastAsia" w:hAnsi="Times New Roman" w:cs="Times New Roman"/>
+              <w:rFonts w:eastAsiaTheme="minorEastAsia"/>
               <w:noProof/>
-              <w:lang w:val="en-US"/>
+              <w:sz w:val="24"/>
+              <w:szCs w:val="24"/>
+              <w:lang w:val="en-KE" w:eastAsia="en-KE"/>
             </w:rPr>
           </w:pPr>
-          <w:hyperlink w:anchor="_Toc188238248" w:history="1">
+          <w:hyperlink w:anchor="_Toc196122551" w:history="1">
             <w:r>
               <w:rPr>
                 <w:rStyle w:val="Hyperlink"/>
@@ -5350,9 +5307,11 @@
             </w:r>
             <w:r>
               <w:rPr>
-                <w:rFonts w:ascii="Times New Roman" w:eastAsiaTheme="minorEastAsia" w:hAnsi="Times New Roman" w:cs="Times New Roman"/>
-                <w:noProof/>
-                <w:lang w:val="en-US"/>
+                <w:rFonts w:eastAsiaTheme="minorEastAsia"/>
+                <w:noProof/>
+                <w:sz w:val="24"/>
+                <w:szCs w:val="24"/>
+                <w:lang w:val="en-KE" w:eastAsia="en-KE"/>
               </w:rPr>
               <w:tab/>
             </w:r>
@@ -5366,7 +5325,6 @@
             </w:r>
             <w:r>
               <w:rPr>
-                <w:rFonts w:ascii="Times New Roman" w:hAnsi="Times New Roman" w:cs="Times New Roman"/>
                 <w:noProof/>
                 <w:webHidden/>
               </w:rPr>
@@ -5374,7 +5332,6 @@
             </w:r>
             <w:r>
               <w:rPr>
-                <w:rFonts w:ascii="Times New Roman" w:hAnsi="Times New Roman" w:cs="Times New Roman"/>
                 <w:noProof/>
                 <w:webHidden/>
               </w:rPr>
@@ -5382,22 +5339,19 @@
             </w:r>
             <w:r>
               <w:rPr>
-                <w:rFonts w:ascii="Times New Roman" w:hAnsi="Times New Roman" w:cs="Times New Roman"/>
-                <w:noProof/>
-                <w:webHidden/>
-              </w:rPr>
-              <w:instrText xml:space="preserve"> PAGEREF _Toc188238248 \h </w:instrText>
-            </w:r>
-            <w:r>
-              <w:rPr>
-                <w:rFonts w:ascii="Times New Roman" w:hAnsi="Times New Roman" w:cs="Times New Roman"/>
-                <w:noProof/>
-                <w:webHidden/>
-              </w:rPr>
-            </w:r>
-            <w:r>
-              <w:rPr>
-                <w:rFonts w:ascii="Times New Roman" w:hAnsi="Times New Roman" w:cs="Times New Roman"/>
+                <w:noProof/>
+                <w:webHidden/>
+              </w:rPr>
+              <w:instrText xml:space="preserve"> PAGEREF _Toc196122551 \h </w:instrText>
+            </w:r>
+            <w:r>
+              <w:rPr>
+                <w:noProof/>
+                <w:webHidden/>
+              </w:rPr>
+            </w:r>
+            <w:r>
+              <w:rPr>
                 <w:noProof/>
                 <w:webHidden/>
               </w:rPr>
@@ -5405,7 +5359,6 @@
             </w:r>
             <w:r>
               <w:rPr>
-                <w:rFonts w:ascii="Times New Roman" w:hAnsi="Times New Roman" w:cs="Times New Roman"/>
                 <w:noProof/>
                 <w:webHidden/>
               </w:rPr>
@@ -5413,7 +5366,6 @@
             </w:r>
             <w:r>
               <w:rPr>
-                <w:rFonts w:ascii="Times New Roman" w:hAnsi="Times New Roman" w:cs="Times New Roman"/>
                 <w:noProof/>
                 <w:webHidden/>
               </w:rPr>
@@ -5429,12 +5381,14 @@
               <w:tab w:val="right" w:leader="dot" w:pos="9016"/>
             </w:tabs>
             <w:rPr>
-              <w:rFonts w:ascii="Times New Roman" w:eastAsiaTheme="minorEastAsia" w:hAnsi="Times New Roman" w:cs="Times New Roman"/>
+              <w:rFonts w:eastAsiaTheme="minorEastAsia"/>
               <w:noProof/>
-              <w:lang w:val="en-US"/>
+              <w:sz w:val="24"/>
+              <w:szCs w:val="24"/>
+              <w:lang w:val="en-KE" w:eastAsia="en-KE"/>
             </w:rPr>
           </w:pPr>
-          <w:hyperlink w:anchor="_Toc188238249" w:history="1">
+          <w:hyperlink w:anchor="_Toc196122552" w:history="1">
             <w:r>
               <w:rPr>
                 <w:rStyle w:val="Hyperlink"/>
@@ -5445,9 +5399,11 @@
             </w:r>
             <w:r>
               <w:rPr>
-                <w:rFonts w:ascii="Times New Roman" w:eastAsiaTheme="minorEastAsia" w:hAnsi="Times New Roman" w:cs="Times New Roman"/>
-                <w:noProof/>
-                <w:lang w:val="en-US"/>
+                <w:rFonts w:eastAsiaTheme="minorEastAsia"/>
+                <w:noProof/>
+                <w:sz w:val="24"/>
+                <w:szCs w:val="24"/>
+                <w:lang w:val="en-KE" w:eastAsia="en-KE"/>
               </w:rPr>
               <w:tab/>
             </w:r>
@@ -5461,7 +5417,6 @@
             </w:r>
             <w:r>
               <w:rPr>
-                <w:rFonts w:ascii="Times New Roman" w:hAnsi="Times New Roman" w:cs="Times New Roman"/>
                 <w:noProof/>
                 <w:webHidden/>
               </w:rPr>
@@ -5469,7 +5424,6 @@
             </w:r>
             <w:r>
               <w:rPr>
-                <w:rFonts w:ascii="Times New Roman" w:hAnsi="Times New Roman" w:cs="Times New Roman"/>
                 <w:noProof/>
                 <w:webHidden/>
               </w:rPr>
@@ -5477,22 +5431,19 @@
             </w:r>
             <w:r>
               <w:rPr>
-                <w:rFonts w:ascii="Times New Roman" w:hAnsi="Times New Roman" w:cs="Times New Roman"/>
-                <w:noProof/>
-                <w:webHidden/>
-              </w:rPr>
-              <w:instrText xml:space="preserve"> PAGEREF _Toc188238249 \h </w:instrText>
-            </w:r>
-            <w:r>
-              <w:rPr>
-                <w:rFonts w:ascii="Times New Roman" w:hAnsi="Times New Roman" w:cs="Times New Roman"/>
-                <w:noProof/>
-                <w:webHidden/>
-              </w:rPr>
-            </w:r>
-            <w:r>
-              <w:rPr>
-                <w:rFonts w:ascii="Times New Roman" w:hAnsi="Times New Roman" w:cs="Times New Roman"/>
+                <w:noProof/>
+                <w:webHidden/>
+              </w:rPr>
+              <w:instrText xml:space="preserve"> PAGEREF _Toc196122552 \h </w:instrText>
+            </w:r>
+            <w:r>
+              <w:rPr>
+                <w:noProof/>
+                <w:webHidden/>
+              </w:rPr>
+            </w:r>
+            <w:r>
+              <w:rPr>
                 <w:noProof/>
                 <w:webHidden/>
               </w:rPr>
@@ -5500,7 +5451,6 @@
             </w:r>
             <w:r>
               <w:rPr>
-                <w:rFonts w:ascii="Times New Roman" w:hAnsi="Times New Roman" w:cs="Times New Roman"/>
                 <w:noProof/>
                 <w:webHidden/>
               </w:rPr>
@@ -5508,7 +5458,6 @@
             </w:r>
             <w:r>
               <w:rPr>
-                <w:rFonts w:ascii="Times New Roman" w:hAnsi="Times New Roman" w:cs="Times New Roman"/>
                 <w:noProof/>
                 <w:webHidden/>
               </w:rPr>
@@ -5524,12 +5473,14 @@
               <w:tab w:val="right" w:leader="dot" w:pos="9016"/>
             </w:tabs>
             <w:rPr>
-              <w:rFonts w:ascii="Times New Roman" w:eastAsiaTheme="minorEastAsia" w:hAnsi="Times New Roman" w:cs="Times New Roman"/>
+              <w:rFonts w:eastAsiaTheme="minorEastAsia"/>
               <w:noProof/>
-              <w:lang w:val="en-US"/>
+              <w:sz w:val="24"/>
+              <w:szCs w:val="24"/>
+              <w:lang w:val="en-KE" w:eastAsia="en-KE"/>
             </w:rPr>
           </w:pPr>
-          <w:hyperlink w:anchor="_Toc188238250" w:history="1">
+          <w:hyperlink w:anchor="_Toc196122553" w:history="1">
             <w:r>
               <w:rPr>
                 <w:rStyle w:val="Hyperlink"/>
@@ -5540,9 +5491,11 @@
             </w:r>
             <w:r>
               <w:rPr>
-                <w:rFonts w:ascii="Times New Roman" w:eastAsiaTheme="minorEastAsia" w:hAnsi="Times New Roman" w:cs="Times New Roman"/>
-                <w:noProof/>
-                <w:lang w:val="en-US"/>
+                <w:rFonts w:eastAsiaTheme="minorEastAsia"/>
+                <w:noProof/>
+                <w:sz w:val="24"/>
+                <w:szCs w:val="24"/>
+                <w:lang w:val="en-KE" w:eastAsia="en-KE"/>
               </w:rPr>
               <w:tab/>
             </w:r>
@@ -5556,7 +5509,6 @@
             </w:r>
             <w:r>
               <w:rPr>
-                <w:rFonts w:ascii="Times New Roman" w:hAnsi="Times New Roman" w:cs="Times New Roman"/>
                 <w:noProof/>
                 <w:webHidden/>
               </w:rPr>
@@ -5564,7 +5516,6 @@
             </w:r>
             <w:r>
               <w:rPr>
-                <w:rFonts w:ascii="Times New Roman" w:hAnsi="Times New Roman" w:cs="Times New Roman"/>
                 <w:noProof/>
                 <w:webHidden/>
               </w:rPr>
@@ -5572,22 +5523,19 @@
             </w:r>
             <w:r>
               <w:rPr>
-                <w:rFonts w:ascii="Times New Roman" w:hAnsi="Times New Roman" w:cs="Times New Roman"/>
-                <w:noProof/>
-                <w:webHidden/>
-              </w:rPr>
-              <w:instrText xml:space="preserve"> PAGEREF _Toc188238250 \h </w:instrText>
-            </w:r>
-            <w:r>
-              <w:rPr>
-                <w:rFonts w:ascii="Times New Roman" w:hAnsi="Times New Roman" w:cs="Times New Roman"/>
-                <w:noProof/>
-                <w:webHidden/>
-              </w:rPr>
-            </w:r>
-            <w:r>
-              <w:rPr>
-                <w:rFonts w:ascii="Times New Roman" w:hAnsi="Times New Roman" w:cs="Times New Roman"/>
+                <w:noProof/>
+                <w:webHidden/>
+              </w:rPr>
+              <w:instrText xml:space="preserve"> PAGEREF _Toc196122553 \h </w:instrText>
+            </w:r>
+            <w:r>
+              <w:rPr>
+                <w:noProof/>
+                <w:webHidden/>
+              </w:rPr>
+            </w:r>
+            <w:r>
+              <w:rPr>
                 <w:noProof/>
                 <w:webHidden/>
               </w:rPr>
@@ -5595,7 +5543,6 @@
             </w:r>
             <w:r>
               <w:rPr>
-                <w:rFonts w:ascii="Times New Roman" w:hAnsi="Times New Roman" w:cs="Times New Roman"/>
                 <w:noProof/>
                 <w:webHidden/>
               </w:rPr>
@@ -5603,7 +5550,6 @@
             </w:r>
             <w:r>
               <w:rPr>
-                <w:rFonts w:ascii="Times New Roman" w:hAnsi="Times New Roman" w:cs="Times New Roman"/>
                 <w:noProof/>
                 <w:webHidden/>
               </w:rPr>
@@ -5619,12 +5565,14 @@
               <w:tab w:val="right" w:leader="dot" w:pos="9016"/>
             </w:tabs>
             <w:rPr>
-              <w:rFonts w:ascii="Times New Roman" w:eastAsiaTheme="minorEastAsia" w:hAnsi="Times New Roman" w:cs="Times New Roman"/>
+              <w:rFonts w:eastAsiaTheme="minorEastAsia"/>
               <w:noProof/>
-              <w:lang w:val="en-US"/>
+              <w:sz w:val="24"/>
+              <w:szCs w:val="24"/>
+              <w:lang w:val="en-KE" w:eastAsia="en-KE"/>
             </w:rPr>
           </w:pPr>
-          <w:hyperlink w:anchor="_Toc188238251" w:history="1">
+          <w:hyperlink w:anchor="_Toc196122554" w:history="1">
             <w:r>
               <w:rPr>
                 <w:rStyle w:val="Hyperlink"/>
@@ -5635,9 +5583,11 @@
             </w:r>
             <w:r>
               <w:rPr>
-                <w:rFonts w:ascii="Times New Roman" w:eastAsiaTheme="minorEastAsia" w:hAnsi="Times New Roman" w:cs="Times New Roman"/>
-                <w:noProof/>
-                <w:lang w:val="en-US"/>
+                <w:rFonts w:eastAsiaTheme="minorEastAsia"/>
+                <w:noProof/>
+                <w:sz w:val="24"/>
+                <w:szCs w:val="24"/>
+                <w:lang w:val="en-KE" w:eastAsia="en-KE"/>
               </w:rPr>
               <w:tab/>
             </w:r>
@@ -5651,7 +5601,6 @@
             </w:r>
             <w:r>
               <w:rPr>
-                <w:rFonts w:ascii="Times New Roman" w:hAnsi="Times New Roman" w:cs="Times New Roman"/>
                 <w:noProof/>
                 <w:webHidden/>
               </w:rPr>
@@ -5659,7 +5608,6 @@
             </w:r>
             <w:r>
               <w:rPr>
-                <w:rFonts w:ascii="Times New Roman" w:hAnsi="Times New Roman" w:cs="Times New Roman"/>
                 <w:noProof/>
                 <w:webHidden/>
               </w:rPr>
@@ -5667,22 +5615,19 @@
             </w:r>
             <w:r>
               <w:rPr>
-                <w:rFonts w:ascii="Times New Roman" w:hAnsi="Times New Roman" w:cs="Times New Roman"/>
-                <w:noProof/>
-                <w:webHidden/>
-              </w:rPr>
-              <w:instrText xml:space="preserve"> PAGEREF _Toc188238251 \h </w:instrText>
-            </w:r>
-            <w:r>
-              <w:rPr>
-                <w:rFonts w:ascii="Times New Roman" w:hAnsi="Times New Roman" w:cs="Times New Roman"/>
-                <w:noProof/>
-                <w:webHidden/>
-              </w:rPr>
-            </w:r>
-            <w:r>
-              <w:rPr>
-                <w:rFonts w:ascii="Times New Roman" w:hAnsi="Times New Roman" w:cs="Times New Roman"/>
+                <w:noProof/>
+                <w:webHidden/>
+              </w:rPr>
+              <w:instrText xml:space="preserve"> PAGEREF _Toc196122554 \h </w:instrText>
+            </w:r>
+            <w:r>
+              <w:rPr>
+                <w:noProof/>
+                <w:webHidden/>
+              </w:rPr>
+            </w:r>
+            <w:r>
+              <w:rPr>
                 <w:noProof/>
                 <w:webHidden/>
               </w:rPr>
@@ -5690,7 +5635,6 @@
             </w:r>
             <w:r>
               <w:rPr>
-                <w:rFonts w:ascii="Times New Roman" w:hAnsi="Times New Roman" w:cs="Times New Roman"/>
                 <w:noProof/>
                 <w:webHidden/>
               </w:rPr>
@@ -5698,7 +5642,6 @@
             </w:r>
             <w:r>
               <w:rPr>
-                <w:rFonts w:ascii="Times New Roman" w:hAnsi="Times New Roman" w:cs="Times New Roman"/>
                 <w:noProof/>
                 <w:webHidden/>
               </w:rPr>
@@ -5714,12 +5657,14 @@
               <w:tab w:val="right" w:leader="dot" w:pos="9016"/>
             </w:tabs>
             <w:rPr>
-              <w:rFonts w:ascii="Times New Roman" w:eastAsiaTheme="minorEastAsia" w:hAnsi="Times New Roman" w:cs="Times New Roman"/>
+              <w:rFonts w:eastAsiaTheme="minorEastAsia"/>
               <w:noProof/>
-              <w:lang w:val="en-US"/>
+              <w:sz w:val="24"/>
+              <w:szCs w:val="24"/>
+              <w:lang w:val="en-KE" w:eastAsia="en-KE"/>
             </w:rPr>
           </w:pPr>
-          <w:hyperlink w:anchor="_Toc188238252" w:history="1">
+          <w:hyperlink w:anchor="_Toc196122555" w:history="1">
             <w:r>
               <w:rPr>
                 <w:rStyle w:val="Hyperlink"/>
@@ -5730,9 +5675,11 @@
             </w:r>
             <w:r>
               <w:rPr>
-                <w:rFonts w:ascii="Times New Roman" w:eastAsiaTheme="minorEastAsia" w:hAnsi="Times New Roman" w:cs="Times New Roman"/>
-                <w:noProof/>
-                <w:lang w:val="en-US"/>
+                <w:rFonts w:eastAsiaTheme="minorEastAsia"/>
+                <w:noProof/>
+                <w:sz w:val="24"/>
+                <w:szCs w:val="24"/>
+                <w:lang w:val="en-KE" w:eastAsia="en-KE"/>
               </w:rPr>
               <w:tab/>
             </w:r>
@@ -5746,7 +5693,6 @@
             </w:r>
             <w:r>
               <w:rPr>
-                <w:rFonts w:ascii="Times New Roman" w:hAnsi="Times New Roman" w:cs="Times New Roman"/>
                 <w:noProof/>
                 <w:webHidden/>
               </w:rPr>
@@ -5754,7 +5700,6 @@
             </w:r>
             <w:r>
               <w:rPr>
-                <w:rFonts w:ascii="Times New Roman" w:hAnsi="Times New Roman" w:cs="Times New Roman"/>
                 <w:noProof/>
                 <w:webHidden/>
               </w:rPr>
@@ -5762,22 +5707,19 @@
             </w:r>
             <w:r>
               <w:rPr>
-                <w:rFonts w:ascii="Times New Roman" w:hAnsi="Times New Roman" w:cs="Times New Roman"/>
-                <w:noProof/>
-                <w:webHidden/>
-              </w:rPr>
-              <w:instrText xml:space="preserve"> PAGEREF _Toc188238252 \h </w:instrText>
-            </w:r>
-            <w:r>
-              <w:rPr>
-                <w:rFonts w:ascii="Times New Roman" w:hAnsi="Times New Roman" w:cs="Times New Roman"/>
-                <w:noProof/>
-                <w:webHidden/>
-              </w:rPr>
-            </w:r>
-            <w:r>
-              <w:rPr>
-                <w:rFonts w:ascii="Times New Roman" w:hAnsi="Times New Roman" w:cs="Times New Roman"/>
+                <w:noProof/>
+                <w:webHidden/>
+              </w:rPr>
+              <w:instrText xml:space="preserve"> PAGEREF _Toc196122555 \h </w:instrText>
+            </w:r>
+            <w:r>
+              <w:rPr>
+                <w:noProof/>
+                <w:webHidden/>
+              </w:rPr>
+            </w:r>
+            <w:r>
+              <w:rPr>
                 <w:noProof/>
                 <w:webHidden/>
               </w:rPr>
@@ -5785,7 +5727,6 @@
             </w:r>
             <w:r>
               <w:rPr>
-                <w:rFonts w:ascii="Times New Roman" w:hAnsi="Times New Roman" w:cs="Times New Roman"/>
                 <w:noProof/>
                 <w:webHidden/>
               </w:rPr>
@@ -5793,7 +5734,6 @@
             </w:r>
             <w:r>
               <w:rPr>
-                <w:rFonts w:ascii="Times New Roman" w:hAnsi="Times New Roman" w:cs="Times New Roman"/>
                 <w:noProof/>
                 <w:webHidden/>
               </w:rPr>
@@ -5809,12 +5749,14 @@
               <w:tab w:val="right" w:leader="dot" w:pos="9016"/>
             </w:tabs>
             <w:rPr>
-              <w:rFonts w:ascii="Times New Roman" w:eastAsiaTheme="minorEastAsia" w:hAnsi="Times New Roman" w:cs="Times New Roman"/>
+              <w:rFonts w:eastAsiaTheme="minorEastAsia"/>
               <w:noProof/>
-              <w:lang w:val="en-US"/>
+              <w:sz w:val="24"/>
+              <w:szCs w:val="24"/>
+              <w:lang w:val="en-KE" w:eastAsia="en-KE"/>
             </w:rPr>
           </w:pPr>
-          <w:hyperlink w:anchor="_Toc188238253" w:history="1">
+          <w:hyperlink w:anchor="_Toc196122556" w:history="1">
             <w:r>
               <w:rPr>
                 <w:rStyle w:val="Hyperlink"/>
@@ -5825,9 +5767,11 @@
             </w:r>
             <w:r>
               <w:rPr>
-                <w:rFonts w:ascii="Times New Roman" w:eastAsiaTheme="minorEastAsia" w:hAnsi="Times New Roman" w:cs="Times New Roman"/>
-                <w:noProof/>
-                <w:lang w:val="en-US"/>
+                <w:rFonts w:eastAsiaTheme="minorEastAsia"/>
+                <w:noProof/>
+                <w:sz w:val="24"/>
+                <w:szCs w:val="24"/>
+                <w:lang w:val="en-KE" w:eastAsia="en-KE"/>
               </w:rPr>
               <w:tab/>
             </w:r>
@@ -5841,7 +5785,6 @@
             </w:r>
             <w:r>
               <w:rPr>
-                <w:rFonts w:ascii="Times New Roman" w:hAnsi="Times New Roman" w:cs="Times New Roman"/>
                 <w:noProof/>
                 <w:webHidden/>
               </w:rPr>
@@ -5849,7 +5792,6 @@
             </w:r>
             <w:r>
               <w:rPr>
-                <w:rFonts w:ascii="Times New Roman" w:hAnsi="Times New Roman" w:cs="Times New Roman"/>
                 <w:noProof/>
                 <w:webHidden/>
               </w:rPr>
@@ -5857,22 +5799,19 @@
             </w:r>
             <w:r>
               <w:rPr>
-                <w:rFonts w:ascii="Times New Roman" w:hAnsi="Times New Roman" w:cs="Times New Roman"/>
-                <w:noProof/>
-                <w:webHidden/>
-              </w:rPr>
-              <w:instrText xml:space="preserve"> PAGEREF _Toc188238253 \h </w:instrText>
-            </w:r>
-            <w:r>
-              <w:rPr>
-                <w:rFonts w:ascii="Times New Roman" w:hAnsi="Times New Roman" w:cs="Times New Roman"/>
-                <w:noProof/>
-                <w:webHidden/>
-              </w:rPr>
-            </w:r>
-            <w:r>
-              <w:rPr>
-                <w:rFonts w:ascii="Times New Roman" w:hAnsi="Times New Roman" w:cs="Times New Roman"/>
+                <w:noProof/>
+                <w:webHidden/>
+              </w:rPr>
+              <w:instrText xml:space="preserve"> PAGEREF _Toc196122556 \h </w:instrText>
+            </w:r>
+            <w:r>
+              <w:rPr>
+                <w:noProof/>
+                <w:webHidden/>
+              </w:rPr>
+            </w:r>
+            <w:r>
+              <w:rPr>
                 <w:noProof/>
                 <w:webHidden/>
               </w:rPr>
@@ -5880,7 +5819,6 @@
             </w:r>
             <w:r>
               <w:rPr>
-                <w:rFonts w:ascii="Times New Roman" w:hAnsi="Times New Roman" w:cs="Times New Roman"/>
                 <w:noProof/>
                 <w:webHidden/>
               </w:rPr>
@@ -5888,7 +5826,6 @@
             </w:r>
             <w:r>
               <w:rPr>
-                <w:rFonts w:ascii="Times New Roman" w:hAnsi="Times New Roman" w:cs="Times New Roman"/>
                 <w:noProof/>
                 <w:webHidden/>
               </w:rPr>
@@ -5904,12 +5841,14 @@
               <w:tab w:val="right" w:leader="dot" w:pos="9016"/>
             </w:tabs>
             <w:rPr>
-              <w:rFonts w:ascii="Times New Roman" w:eastAsiaTheme="minorEastAsia" w:hAnsi="Times New Roman" w:cs="Times New Roman"/>
+              <w:rFonts w:eastAsiaTheme="minorEastAsia"/>
               <w:noProof/>
-              <w:lang w:val="en-US"/>
+              <w:sz w:val="24"/>
+              <w:szCs w:val="24"/>
+              <w:lang w:val="en-KE" w:eastAsia="en-KE"/>
             </w:rPr>
           </w:pPr>
-          <w:hyperlink w:anchor="_Toc188238254" w:history="1">
+          <w:hyperlink w:anchor="_Toc196122557" w:history="1">
             <w:r>
               <w:rPr>
                 <w:rStyle w:val="Hyperlink"/>
@@ -5921,32 +5860,32 @@
             </w:r>
             <w:r>
               <w:rPr>
-                <w:rFonts w:ascii="Times New Roman" w:eastAsiaTheme="minorEastAsia" w:hAnsi="Times New Roman" w:cs="Times New Roman"/>
+                <w:rFonts w:eastAsiaTheme="minorEastAsia"/>
+                <w:noProof/>
+                <w:sz w:val="24"/>
+                <w:szCs w:val="24"/>
+                <w:lang w:val="en-KE" w:eastAsia="en-KE"/>
+              </w:rPr>
+              <w:tab/>
+            </w:r>
+            <w:r>
+              <w:rPr>
+                <w:rStyle w:val="Hyperlink"/>
+                <w:rFonts w:ascii="Times New Roman" w:hAnsi="Times New Roman" w:cs="Times New Roman"/>
                 <w:noProof/>
                 <w:lang w:val="en-US"/>
               </w:rPr>
+              <w:t>Implementation Planning</w:t>
+            </w:r>
+            <w:r>
+              <w:rPr>
+                <w:noProof/>
+                <w:webHidden/>
+              </w:rPr>
               <w:tab/>
             </w:r>
             <w:r>
               <w:rPr>
-                <w:rStyle w:val="Hyperlink"/>
-                <w:rFonts w:ascii="Times New Roman" w:hAnsi="Times New Roman" w:cs="Times New Roman"/>
-                <w:noProof/>
-                <w:lang w:val="en-US"/>
-              </w:rPr>
-              <w:t>Implementation Planning</w:t>
-            </w:r>
-            <w:r>
-              <w:rPr>
-                <w:rFonts w:ascii="Times New Roman" w:hAnsi="Times New Roman" w:cs="Times New Roman"/>
-                <w:noProof/>
-                <w:webHidden/>
-              </w:rPr>
-              <w:tab/>
-            </w:r>
-            <w:r>
-              <w:rPr>
-                <w:rFonts w:ascii="Times New Roman" w:hAnsi="Times New Roman" w:cs="Times New Roman"/>
                 <w:noProof/>
                 <w:webHidden/>
               </w:rPr>
@@ -5954,22 +5893,19 @@
             </w:r>
             <w:r>
               <w:rPr>
-                <w:rFonts w:ascii="Times New Roman" w:hAnsi="Times New Roman" w:cs="Times New Roman"/>
-                <w:noProof/>
-                <w:webHidden/>
-              </w:rPr>
-              <w:instrText xml:space="preserve"> PAGEREF _Toc188238254 \h </w:instrText>
-            </w:r>
-            <w:r>
-              <w:rPr>
-                <w:rFonts w:ascii="Times New Roman" w:hAnsi="Times New Roman" w:cs="Times New Roman"/>
-                <w:noProof/>
-                <w:webHidden/>
-              </w:rPr>
-            </w:r>
-            <w:r>
-              <w:rPr>
-                <w:rFonts w:ascii="Times New Roman" w:hAnsi="Times New Roman" w:cs="Times New Roman"/>
+                <w:noProof/>
+                <w:webHidden/>
+              </w:rPr>
+              <w:instrText xml:space="preserve"> PAGEREF _Toc196122557 \h </w:instrText>
+            </w:r>
+            <w:r>
+              <w:rPr>
+                <w:noProof/>
+                <w:webHidden/>
+              </w:rPr>
+            </w:r>
+            <w:r>
+              <w:rPr>
                 <w:noProof/>
                 <w:webHidden/>
               </w:rPr>
@@ -5977,7 +5913,6 @@
             </w:r>
             <w:r>
               <w:rPr>
-                <w:rFonts w:ascii="Times New Roman" w:hAnsi="Times New Roman" w:cs="Times New Roman"/>
                 <w:noProof/>
                 <w:webHidden/>
               </w:rPr>
@@ -5985,7 +5920,6 @@
             </w:r>
             <w:r>
               <w:rPr>
-                <w:rFonts w:ascii="Times New Roman" w:hAnsi="Times New Roman" w:cs="Times New Roman"/>
                 <w:noProof/>
                 <w:webHidden/>
               </w:rPr>
@@ -6001,12 +5935,14 @@
               <w:tab w:val="right" w:leader="dot" w:pos="9016"/>
             </w:tabs>
             <w:rPr>
-              <w:rFonts w:ascii="Times New Roman" w:eastAsiaTheme="minorEastAsia" w:hAnsi="Times New Roman" w:cs="Times New Roman"/>
+              <w:rFonts w:eastAsiaTheme="minorEastAsia"/>
               <w:noProof/>
-              <w:lang w:val="en-US"/>
+              <w:sz w:val="24"/>
+              <w:szCs w:val="24"/>
+              <w:lang w:val="en-KE" w:eastAsia="en-KE"/>
             </w:rPr>
           </w:pPr>
-          <w:hyperlink w:anchor="_Toc188238255" w:history="1">
+          <w:hyperlink w:anchor="_Toc196122558" w:history="1">
             <w:r>
               <w:rPr>
                 <w:rStyle w:val="Hyperlink"/>
@@ -6017,9 +5953,11 @@
             </w:r>
             <w:r>
               <w:rPr>
-                <w:rFonts w:ascii="Times New Roman" w:eastAsiaTheme="minorEastAsia" w:hAnsi="Times New Roman" w:cs="Times New Roman"/>
-                <w:noProof/>
-                <w:lang w:val="en-US"/>
+                <w:rFonts w:eastAsiaTheme="minorEastAsia"/>
+                <w:noProof/>
+                <w:sz w:val="24"/>
+                <w:szCs w:val="24"/>
+                <w:lang w:val="en-KE" w:eastAsia="en-KE"/>
               </w:rPr>
               <w:tab/>
             </w:r>
@@ -6033,7 +5971,6 @@
             </w:r>
             <w:r>
               <w:rPr>
-                <w:rFonts w:ascii="Times New Roman" w:hAnsi="Times New Roman" w:cs="Times New Roman"/>
                 <w:noProof/>
                 <w:webHidden/>
               </w:rPr>
@@ -6041,7 +5978,6 @@
             </w:r>
             <w:r>
               <w:rPr>
-                <w:rFonts w:ascii="Times New Roman" w:hAnsi="Times New Roman" w:cs="Times New Roman"/>
                 <w:noProof/>
                 <w:webHidden/>
               </w:rPr>
@@ -6049,22 +5985,19 @@
             </w:r>
             <w:r>
               <w:rPr>
-                <w:rFonts w:ascii="Times New Roman" w:hAnsi="Times New Roman" w:cs="Times New Roman"/>
-                <w:noProof/>
-                <w:webHidden/>
-              </w:rPr>
-              <w:instrText xml:space="preserve"> PAGEREF _Toc188238255 \h </w:instrText>
-            </w:r>
-            <w:r>
-              <w:rPr>
-                <w:rFonts w:ascii="Times New Roman" w:hAnsi="Times New Roman" w:cs="Times New Roman"/>
-                <w:noProof/>
-                <w:webHidden/>
-              </w:rPr>
-            </w:r>
-            <w:r>
-              <w:rPr>
-                <w:rFonts w:ascii="Times New Roman" w:hAnsi="Times New Roman" w:cs="Times New Roman"/>
+                <w:noProof/>
+                <w:webHidden/>
+              </w:rPr>
+              <w:instrText xml:space="preserve"> PAGEREF _Toc196122558 \h </w:instrText>
+            </w:r>
+            <w:r>
+              <w:rPr>
+                <w:noProof/>
+                <w:webHidden/>
+              </w:rPr>
+            </w:r>
+            <w:r>
+              <w:rPr>
                 <w:noProof/>
                 <w:webHidden/>
               </w:rPr>
@@ -6072,7 +6005,6 @@
             </w:r>
             <w:r>
               <w:rPr>
-                <w:rFonts w:ascii="Times New Roman" w:hAnsi="Times New Roman" w:cs="Times New Roman"/>
                 <w:noProof/>
                 <w:webHidden/>
               </w:rPr>
@@ -6080,7 +6012,1478 @@
             </w:r>
             <w:r>
               <w:rPr>
-                <w:rFonts w:ascii="Times New Roman" w:hAnsi="Times New Roman" w:cs="Times New Roman"/>
+                <w:noProof/>
+                <w:webHidden/>
+              </w:rPr>
+              <w:fldChar w:fldCharType="end"/>
+            </w:r>
+          </w:hyperlink>
+        </w:p>
+        <w:p>
+          <w:pPr>
+            <w:pStyle w:val="TOC1"/>
+            <w:tabs>
+              <w:tab w:val="left" w:pos="440"/>
+              <w:tab w:val="right" w:leader="dot" w:pos="9016"/>
+            </w:tabs>
+            <w:rPr>
+              <w:rFonts w:eastAsiaTheme="minorEastAsia"/>
+              <w:noProof/>
+              <w:sz w:val="24"/>
+              <w:szCs w:val="24"/>
+              <w:lang w:val="en-KE" w:eastAsia="en-KE"/>
+            </w:rPr>
+          </w:pPr>
+          <w:hyperlink w:anchor="_Toc196122559" w:history="1">
+            <w:r>
+              <w:rPr>
+                <w:rStyle w:val="Hyperlink"/>
+                <w:rFonts w:ascii="Times New Roman" w:hAnsi="Times New Roman" w:cs="Times New Roman"/>
+                <w:noProof/>
+              </w:rPr>
+              <w:t>4</w:t>
+            </w:r>
+            <w:r>
+              <w:rPr>
+                <w:rFonts w:eastAsiaTheme="minorEastAsia"/>
+                <w:noProof/>
+                <w:sz w:val="24"/>
+                <w:szCs w:val="24"/>
+                <w:lang w:val="en-KE" w:eastAsia="en-KE"/>
+              </w:rPr>
+              <w:tab/>
+            </w:r>
+            <w:r>
+              <w:rPr>
+                <w:rStyle w:val="Hyperlink"/>
+                <w:rFonts w:ascii="Times New Roman" w:hAnsi="Times New Roman" w:cs="Times New Roman"/>
+                <w:noProof/>
+              </w:rPr>
+              <w:t>CHAPTER 4: SYSTEM CODE GENERATION AND TESTING</w:t>
+            </w:r>
+            <w:r>
+              <w:rPr>
+                <w:noProof/>
+                <w:webHidden/>
+              </w:rPr>
+              <w:tab/>
+            </w:r>
+            <w:r>
+              <w:rPr>
+                <w:noProof/>
+                <w:webHidden/>
+              </w:rPr>
+              <w:fldChar w:fldCharType="begin"/>
+            </w:r>
+            <w:r>
+              <w:rPr>
+                <w:noProof/>
+                <w:webHidden/>
+              </w:rPr>
+              <w:instrText xml:space="preserve"> PAGEREF _Toc196122559 \h </w:instrText>
+            </w:r>
+            <w:r>
+              <w:rPr>
+                <w:noProof/>
+                <w:webHidden/>
+              </w:rPr>
+            </w:r>
+            <w:r>
+              <w:rPr>
+                <w:noProof/>
+                <w:webHidden/>
+              </w:rPr>
+              <w:fldChar w:fldCharType="separate"/>
+            </w:r>
+            <w:r>
+              <w:rPr>
+                <w:noProof/>
+                <w:webHidden/>
+              </w:rPr>
+              <w:t>29</w:t>
+            </w:r>
+            <w:r>
+              <w:rPr>
+                <w:noProof/>
+                <w:webHidden/>
+              </w:rPr>
+              <w:fldChar w:fldCharType="end"/>
+            </w:r>
+          </w:hyperlink>
+        </w:p>
+        <w:p>
+          <w:pPr>
+            <w:pStyle w:val="TOC2"/>
+            <w:tabs>
+              <w:tab w:val="left" w:pos="960"/>
+              <w:tab w:val="right" w:leader="dot" w:pos="9016"/>
+            </w:tabs>
+            <w:rPr>
+              <w:rFonts w:eastAsiaTheme="minorEastAsia"/>
+              <w:noProof/>
+              <w:sz w:val="24"/>
+              <w:szCs w:val="24"/>
+              <w:lang w:val="en-KE" w:eastAsia="en-KE"/>
+            </w:rPr>
+          </w:pPr>
+          <w:hyperlink w:anchor="_Toc196122560" w:history="1">
+            <w:r>
+              <w:rPr>
+                <w:rStyle w:val="Hyperlink"/>
+                <w:rFonts w:ascii="Times New Roman" w:hAnsi="Times New Roman" w:cs="Times New Roman"/>
+                <w:noProof/>
+              </w:rPr>
+              <w:t>4.1</w:t>
+            </w:r>
+            <w:r>
+              <w:rPr>
+                <w:rFonts w:eastAsiaTheme="minorEastAsia"/>
+                <w:noProof/>
+                <w:sz w:val="24"/>
+                <w:szCs w:val="24"/>
+                <w:lang w:val="en-KE" w:eastAsia="en-KE"/>
+              </w:rPr>
+              <w:tab/>
+            </w:r>
+            <w:r>
+              <w:rPr>
+                <w:rStyle w:val="Hyperlink"/>
+                <w:rFonts w:ascii="Times New Roman" w:hAnsi="Times New Roman" w:cs="Times New Roman"/>
+                <w:noProof/>
+              </w:rPr>
+              <w:t>Overview of the Chapter</w:t>
+            </w:r>
+            <w:r>
+              <w:rPr>
+                <w:noProof/>
+                <w:webHidden/>
+              </w:rPr>
+              <w:tab/>
+            </w:r>
+            <w:r>
+              <w:rPr>
+                <w:noProof/>
+                <w:webHidden/>
+              </w:rPr>
+              <w:fldChar w:fldCharType="begin"/>
+            </w:r>
+            <w:r>
+              <w:rPr>
+                <w:noProof/>
+                <w:webHidden/>
+              </w:rPr>
+              <w:instrText xml:space="preserve"> PAGEREF _Toc196122560 \h </w:instrText>
+            </w:r>
+            <w:r>
+              <w:rPr>
+                <w:noProof/>
+                <w:webHidden/>
+              </w:rPr>
+            </w:r>
+            <w:r>
+              <w:rPr>
+                <w:noProof/>
+                <w:webHidden/>
+              </w:rPr>
+              <w:fldChar w:fldCharType="separate"/>
+            </w:r>
+            <w:r>
+              <w:rPr>
+                <w:noProof/>
+                <w:webHidden/>
+              </w:rPr>
+              <w:t>29</w:t>
+            </w:r>
+            <w:r>
+              <w:rPr>
+                <w:noProof/>
+                <w:webHidden/>
+              </w:rPr>
+              <w:fldChar w:fldCharType="end"/>
+            </w:r>
+          </w:hyperlink>
+        </w:p>
+        <w:p>
+          <w:pPr>
+            <w:pStyle w:val="TOC2"/>
+            <w:tabs>
+              <w:tab w:val="left" w:pos="960"/>
+              <w:tab w:val="right" w:leader="dot" w:pos="9016"/>
+            </w:tabs>
+            <w:rPr>
+              <w:rFonts w:eastAsiaTheme="minorEastAsia"/>
+              <w:noProof/>
+              <w:sz w:val="24"/>
+              <w:szCs w:val="24"/>
+              <w:lang w:val="en-KE" w:eastAsia="en-KE"/>
+            </w:rPr>
+          </w:pPr>
+          <w:hyperlink w:anchor="_Toc196122561" w:history="1">
+            <w:r>
+              <w:rPr>
+                <w:rStyle w:val="Hyperlink"/>
+                <w:rFonts w:ascii="Times New Roman" w:hAnsi="Times New Roman" w:cs="Times New Roman"/>
+                <w:noProof/>
+              </w:rPr>
+              <w:t>4.2</w:t>
+            </w:r>
+            <w:r>
+              <w:rPr>
+                <w:rFonts w:eastAsiaTheme="minorEastAsia"/>
+                <w:noProof/>
+                <w:sz w:val="24"/>
+                <w:szCs w:val="24"/>
+                <w:lang w:val="en-KE" w:eastAsia="en-KE"/>
+              </w:rPr>
+              <w:tab/>
+            </w:r>
+            <w:r>
+              <w:rPr>
+                <w:rStyle w:val="Hyperlink"/>
+                <w:rFonts w:ascii="Times New Roman" w:hAnsi="Times New Roman" w:cs="Times New Roman"/>
+                <w:noProof/>
+              </w:rPr>
+              <w:t>System Code Generation</w:t>
+            </w:r>
+            <w:r>
+              <w:rPr>
+                <w:noProof/>
+                <w:webHidden/>
+              </w:rPr>
+              <w:tab/>
+            </w:r>
+            <w:r>
+              <w:rPr>
+                <w:noProof/>
+                <w:webHidden/>
+              </w:rPr>
+              <w:fldChar w:fldCharType="begin"/>
+            </w:r>
+            <w:r>
+              <w:rPr>
+                <w:noProof/>
+                <w:webHidden/>
+              </w:rPr>
+              <w:instrText xml:space="preserve"> PAGEREF _Toc196122561 \h </w:instrText>
+            </w:r>
+            <w:r>
+              <w:rPr>
+                <w:noProof/>
+                <w:webHidden/>
+              </w:rPr>
+            </w:r>
+            <w:r>
+              <w:rPr>
+                <w:noProof/>
+                <w:webHidden/>
+              </w:rPr>
+              <w:fldChar w:fldCharType="separate"/>
+            </w:r>
+            <w:r>
+              <w:rPr>
+                <w:noProof/>
+                <w:webHidden/>
+              </w:rPr>
+              <w:t>29</w:t>
+            </w:r>
+            <w:r>
+              <w:rPr>
+                <w:noProof/>
+                <w:webHidden/>
+              </w:rPr>
+              <w:fldChar w:fldCharType="end"/>
+            </w:r>
+          </w:hyperlink>
+        </w:p>
+        <w:p>
+          <w:pPr>
+            <w:pStyle w:val="TOC2"/>
+            <w:tabs>
+              <w:tab w:val="left" w:pos="960"/>
+              <w:tab w:val="right" w:leader="dot" w:pos="9016"/>
+            </w:tabs>
+            <w:rPr>
+              <w:rFonts w:eastAsiaTheme="minorEastAsia"/>
+              <w:noProof/>
+              <w:sz w:val="24"/>
+              <w:szCs w:val="24"/>
+              <w:lang w:val="en-KE" w:eastAsia="en-KE"/>
+            </w:rPr>
+          </w:pPr>
+          <w:hyperlink w:anchor="_Toc196122562" w:history="1">
+            <w:r>
+              <w:rPr>
+                <w:rStyle w:val="Hyperlink"/>
+                <w:rFonts w:ascii="Times New Roman" w:hAnsi="Times New Roman" w:cs="Times New Roman"/>
+                <w:noProof/>
+              </w:rPr>
+              <w:t>4.3</w:t>
+            </w:r>
+            <w:r>
+              <w:rPr>
+                <w:rFonts w:eastAsiaTheme="minorEastAsia"/>
+                <w:noProof/>
+                <w:sz w:val="24"/>
+                <w:szCs w:val="24"/>
+                <w:lang w:val="en-KE" w:eastAsia="en-KE"/>
+              </w:rPr>
+              <w:tab/>
+            </w:r>
+            <w:r>
+              <w:rPr>
+                <w:rStyle w:val="Hyperlink"/>
+                <w:rFonts w:ascii="Times New Roman" w:hAnsi="Times New Roman" w:cs="Times New Roman"/>
+                <w:noProof/>
+              </w:rPr>
+              <w:t>Testing</w:t>
+            </w:r>
+            <w:r>
+              <w:rPr>
+                <w:noProof/>
+                <w:webHidden/>
+              </w:rPr>
+              <w:tab/>
+            </w:r>
+            <w:r>
+              <w:rPr>
+                <w:noProof/>
+                <w:webHidden/>
+              </w:rPr>
+              <w:fldChar w:fldCharType="begin"/>
+            </w:r>
+            <w:r>
+              <w:rPr>
+                <w:noProof/>
+                <w:webHidden/>
+              </w:rPr>
+              <w:instrText xml:space="preserve"> PAGEREF _Toc196122562 \h </w:instrText>
+            </w:r>
+            <w:r>
+              <w:rPr>
+                <w:noProof/>
+                <w:webHidden/>
+              </w:rPr>
+            </w:r>
+            <w:r>
+              <w:rPr>
+                <w:noProof/>
+                <w:webHidden/>
+              </w:rPr>
+              <w:fldChar w:fldCharType="separate"/>
+            </w:r>
+            <w:r>
+              <w:rPr>
+                <w:noProof/>
+                <w:webHidden/>
+              </w:rPr>
+              <w:t>29</w:t>
+            </w:r>
+            <w:r>
+              <w:rPr>
+                <w:noProof/>
+                <w:webHidden/>
+              </w:rPr>
+              <w:fldChar w:fldCharType="end"/>
+            </w:r>
+          </w:hyperlink>
+        </w:p>
+        <w:p>
+          <w:pPr>
+            <w:pStyle w:val="TOC3"/>
+            <w:tabs>
+              <w:tab w:val="left" w:pos="1200"/>
+              <w:tab w:val="right" w:leader="dot" w:pos="9016"/>
+            </w:tabs>
+            <w:rPr>
+              <w:rFonts w:eastAsiaTheme="minorEastAsia"/>
+              <w:noProof/>
+              <w:sz w:val="24"/>
+              <w:szCs w:val="24"/>
+              <w:lang w:val="en-KE" w:eastAsia="en-KE"/>
+            </w:rPr>
+          </w:pPr>
+          <w:hyperlink w:anchor="_Toc196122563" w:history="1">
+            <w:r>
+              <w:rPr>
+                <w:rStyle w:val="Hyperlink"/>
+                <w:rFonts w:ascii="Times New Roman" w:hAnsi="Times New Roman" w:cs="Times New Roman"/>
+                <w:noProof/>
+              </w:rPr>
+              <w:t>4.3.1</w:t>
+            </w:r>
+            <w:r>
+              <w:rPr>
+                <w:rFonts w:eastAsiaTheme="minorEastAsia"/>
+                <w:noProof/>
+                <w:sz w:val="24"/>
+                <w:szCs w:val="24"/>
+                <w:lang w:val="en-KE" w:eastAsia="en-KE"/>
+              </w:rPr>
+              <w:tab/>
+            </w:r>
+            <w:r>
+              <w:rPr>
+                <w:rStyle w:val="Hyperlink"/>
+                <w:rFonts w:ascii="Times New Roman" w:hAnsi="Times New Roman" w:cs="Times New Roman"/>
+                <w:noProof/>
+              </w:rPr>
+              <w:t>Testing Objectives</w:t>
+            </w:r>
+            <w:r>
+              <w:rPr>
+                <w:noProof/>
+                <w:webHidden/>
+              </w:rPr>
+              <w:tab/>
+            </w:r>
+            <w:r>
+              <w:rPr>
+                <w:noProof/>
+                <w:webHidden/>
+              </w:rPr>
+              <w:fldChar w:fldCharType="begin"/>
+            </w:r>
+            <w:r>
+              <w:rPr>
+                <w:noProof/>
+                <w:webHidden/>
+              </w:rPr>
+              <w:instrText xml:space="preserve"> PAGEREF _Toc196122563 \h </w:instrText>
+            </w:r>
+            <w:r>
+              <w:rPr>
+                <w:noProof/>
+                <w:webHidden/>
+              </w:rPr>
+            </w:r>
+            <w:r>
+              <w:rPr>
+                <w:noProof/>
+                <w:webHidden/>
+              </w:rPr>
+              <w:fldChar w:fldCharType="separate"/>
+            </w:r>
+            <w:r>
+              <w:rPr>
+                <w:noProof/>
+                <w:webHidden/>
+              </w:rPr>
+              <w:t>29</w:t>
+            </w:r>
+            <w:r>
+              <w:rPr>
+                <w:noProof/>
+                <w:webHidden/>
+              </w:rPr>
+              <w:fldChar w:fldCharType="end"/>
+            </w:r>
+          </w:hyperlink>
+        </w:p>
+        <w:p>
+          <w:pPr>
+            <w:pStyle w:val="TOC3"/>
+            <w:tabs>
+              <w:tab w:val="left" w:pos="1200"/>
+              <w:tab w:val="right" w:leader="dot" w:pos="9016"/>
+            </w:tabs>
+            <w:rPr>
+              <w:rFonts w:eastAsiaTheme="minorEastAsia"/>
+              <w:noProof/>
+              <w:sz w:val="24"/>
+              <w:szCs w:val="24"/>
+              <w:lang w:val="en-KE" w:eastAsia="en-KE"/>
+            </w:rPr>
+          </w:pPr>
+          <w:hyperlink w:anchor="_Toc196122564" w:history="1">
+            <w:r>
+              <w:rPr>
+                <w:rStyle w:val="Hyperlink"/>
+                <w:rFonts w:ascii="Times New Roman" w:hAnsi="Times New Roman" w:cs="Times New Roman"/>
+                <w:noProof/>
+              </w:rPr>
+              <w:t>4.3.2</w:t>
+            </w:r>
+            <w:r>
+              <w:rPr>
+                <w:rFonts w:eastAsiaTheme="minorEastAsia"/>
+                <w:noProof/>
+                <w:sz w:val="24"/>
+                <w:szCs w:val="24"/>
+                <w:lang w:val="en-KE" w:eastAsia="en-KE"/>
+              </w:rPr>
+              <w:tab/>
+            </w:r>
+            <w:r>
+              <w:rPr>
+                <w:rStyle w:val="Hyperlink"/>
+                <w:rFonts w:ascii="Times New Roman" w:hAnsi="Times New Roman" w:cs="Times New Roman"/>
+                <w:noProof/>
+              </w:rPr>
+              <w:t>Types of Testing Conducted</w:t>
+            </w:r>
+            <w:r>
+              <w:rPr>
+                <w:noProof/>
+                <w:webHidden/>
+              </w:rPr>
+              <w:tab/>
+            </w:r>
+            <w:r>
+              <w:rPr>
+                <w:noProof/>
+                <w:webHidden/>
+              </w:rPr>
+              <w:fldChar w:fldCharType="begin"/>
+            </w:r>
+            <w:r>
+              <w:rPr>
+                <w:noProof/>
+                <w:webHidden/>
+              </w:rPr>
+              <w:instrText xml:space="preserve"> PAGEREF _Toc196122564 \h </w:instrText>
+            </w:r>
+            <w:r>
+              <w:rPr>
+                <w:noProof/>
+                <w:webHidden/>
+              </w:rPr>
+            </w:r>
+            <w:r>
+              <w:rPr>
+                <w:noProof/>
+                <w:webHidden/>
+              </w:rPr>
+              <w:fldChar w:fldCharType="separate"/>
+            </w:r>
+            <w:r>
+              <w:rPr>
+                <w:noProof/>
+                <w:webHidden/>
+              </w:rPr>
+              <w:t>30</w:t>
+            </w:r>
+            <w:r>
+              <w:rPr>
+                <w:noProof/>
+                <w:webHidden/>
+              </w:rPr>
+              <w:fldChar w:fldCharType="end"/>
+            </w:r>
+          </w:hyperlink>
+        </w:p>
+        <w:p>
+          <w:pPr>
+            <w:pStyle w:val="TOC3"/>
+            <w:tabs>
+              <w:tab w:val="left" w:pos="1200"/>
+              <w:tab w:val="right" w:leader="dot" w:pos="9016"/>
+            </w:tabs>
+            <w:rPr>
+              <w:rFonts w:eastAsiaTheme="minorEastAsia"/>
+              <w:noProof/>
+              <w:sz w:val="24"/>
+              <w:szCs w:val="24"/>
+              <w:lang w:val="en-KE" w:eastAsia="en-KE"/>
+            </w:rPr>
+          </w:pPr>
+          <w:hyperlink w:anchor="_Toc196122565" w:history="1">
+            <w:r>
+              <w:rPr>
+                <w:rStyle w:val="Hyperlink"/>
+                <w:rFonts w:ascii="Times New Roman" w:hAnsi="Times New Roman" w:cs="Times New Roman"/>
+                <w:noProof/>
+              </w:rPr>
+              <w:t>4.3.3</w:t>
+            </w:r>
+            <w:r>
+              <w:rPr>
+                <w:rFonts w:eastAsiaTheme="minorEastAsia"/>
+                <w:noProof/>
+                <w:sz w:val="24"/>
+                <w:szCs w:val="24"/>
+                <w:lang w:val="en-KE" w:eastAsia="en-KE"/>
+              </w:rPr>
+              <w:tab/>
+            </w:r>
+            <w:r>
+              <w:rPr>
+                <w:rStyle w:val="Hyperlink"/>
+                <w:rFonts w:ascii="Times New Roman" w:hAnsi="Times New Roman" w:cs="Times New Roman"/>
+                <w:noProof/>
+              </w:rPr>
+              <w:t>Test Case Table</w:t>
+            </w:r>
+            <w:r>
+              <w:rPr>
+                <w:noProof/>
+                <w:webHidden/>
+              </w:rPr>
+              <w:tab/>
+            </w:r>
+            <w:r>
+              <w:rPr>
+                <w:noProof/>
+                <w:webHidden/>
+              </w:rPr>
+              <w:fldChar w:fldCharType="begin"/>
+            </w:r>
+            <w:r>
+              <w:rPr>
+                <w:noProof/>
+                <w:webHidden/>
+              </w:rPr>
+              <w:instrText xml:space="preserve"> PAGEREF _Toc196122565 \h </w:instrText>
+            </w:r>
+            <w:r>
+              <w:rPr>
+                <w:noProof/>
+                <w:webHidden/>
+              </w:rPr>
+            </w:r>
+            <w:r>
+              <w:rPr>
+                <w:noProof/>
+                <w:webHidden/>
+              </w:rPr>
+              <w:fldChar w:fldCharType="separate"/>
+            </w:r>
+            <w:r>
+              <w:rPr>
+                <w:noProof/>
+                <w:webHidden/>
+              </w:rPr>
+              <w:t>30</w:t>
+            </w:r>
+            <w:r>
+              <w:rPr>
+                <w:noProof/>
+                <w:webHidden/>
+              </w:rPr>
+              <w:fldChar w:fldCharType="end"/>
+            </w:r>
+          </w:hyperlink>
+        </w:p>
+        <w:p>
+          <w:pPr>
+            <w:pStyle w:val="TOC2"/>
+            <w:tabs>
+              <w:tab w:val="left" w:pos="960"/>
+              <w:tab w:val="right" w:leader="dot" w:pos="9016"/>
+            </w:tabs>
+            <w:rPr>
+              <w:rFonts w:eastAsiaTheme="minorEastAsia"/>
+              <w:noProof/>
+              <w:sz w:val="24"/>
+              <w:szCs w:val="24"/>
+              <w:lang w:val="en-KE" w:eastAsia="en-KE"/>
+            </w:rPr>
+          </w:pPr>
+          <w:hyperlink w:anchor="_Toc196122566" w:history="1">
+            <w:r>
+              <w:rPr>
+                <w:rStyle w:val="Hyperlink"/>
+                <w:rFonts w:ascii="Times New Roman" w:hAnsi="Times New Roman" w:cs="Times New Roman"/>
+                <w:noProof/>
+              </w:rPr>
+              <w:t>4.4</w:t>
+            </w:r>
+            <w:r>
+              <w:rPr>
+                <w:rFonts w:eastAsiaTheme="minorEastAsia"/>
+                <w:noProof/>
+                <w:sz w:val="24"/>
+                <w:szCs w:val="24"/>
+                <w:lang w:val="en-KE" w:eastAsia="en-KE"/>
+              </w:rPr>
+              <w:tab/>
+            </w:r>
+            <w:r>
+              <w:rPr>
+                <w:rStyle w:val="Hyperlink"/>
+                <w:rFonts w:ascii="Times New Roman" w:hAnsi="Times New Roman" w:cs="Times New Roman"/>
+                <w:noProof/>
+              </w:rPr>
+              <w:t>Conclusions</w:t>
+            </w:r>
+            <w:r>
+              <w:rPr>
+                <w:noProof/>
+                <w:webHidden/>
+              </w:rPr>
+              <w:tab/>
+            </w:r>
+            <w:r>
+              <w:rPr>
+                <w:noProof/>
+                <w:webHidden/>
+              </w:rPr>
+              <w:fldChar w:fldCharType="begin"/>
+            </w:r>
+            <w:r>
+              <w:rPr>
+                <w:noProof/>
+                <w:webHidden/>
+              </w:rPr>
+              <w:instrText xml:space="preserve"> PAGEREF _Toc196122566 \h </w:instrText>
+            </w:r>
+            <w:r>
+              <w:rPr>
+                <w:noProof/>
+                <w:webHidden/>
+              </w:rPr>
+            </w:r>
+            <w:r>
+              <w:rPr>
+                <w:noProof/>
+                <w:webHidden/>
+              </w:rPr>
+              <w:fldChar w:fldCharType="separate"/>
+            </w:r>
+            <w:r>
+              <w:rPr>
+                <w:noProof/>
+                <w:webHidden/>
+              </w:rPr>
+              <w:t>32</w:t>
+            </w:r>
+            <w:r>
+              <w:rPr>
+                <w:noProof/>
+                <w:webHidden/>
+              </w:rPr>
+              <w:fldChar w:fldCharType="end"/>
+            </w:r>
+          </w:hyperlink>
+        </w:p>
+        <w:p>
+          <w:pPr>
+            <w:pStyle w:val="TOC2"/>
+            <w:tabs>
+              <w:tab w:val="left" w:pos="960"/>
+              <w:tab w:val="right" w:leader="dot" w:pos="9016"/>
+            </w:tabs>
+            <w:rPr>
+              <w:rFonts w:eastAsiaTheme="minorEastAsia"/>
+              <w:noProof/>
+              <w:sz w:val="24"/>
+              <w:szCs w:val="24"/>
+              <w:lang w:val="en-KE" w:eastAsia="en-KE"/>
+            </w:rPr>
+          </w:pPr>
+          <w:hyperlink w:anchor="_Toc196122567" w:history="1">
+            <w:r>
+              <w:rPr>
+                <w:rStyle w:val="Hyperlink"/>
+                <w:rFonts w:ascii="Times New Roman" w:hAnsi="Times New Roman" w:cs="Times New Roman"/>
+                <w:noProof/>
+              </w:rPr>
+              <w:t>4.5</w:t>
+            </w:r>
+            <w:r>
+              <w:rPr>
+                <w:rFonts w:eastAsiaTheme="minorEastAsia"/>
+                <w:noProof/>
+                <w:sz w:val="24"/>
+                <w:szCs w:val="24"/>
+                <w:lang w:val="en-KE" w:eastAsia="en-KE"/>
+              </w:rPr>
+              <w:tab/>
+            </w:r>
+            <w:r>
+              <w:rPr>
+                <w:rStyle w:val="Hyperlink"/>
+                <w:rFonts w:ascii="Times New Roman" w:hAnsi="Times New Roman" w:cs="Times New Roman"/>
+                <w:noProof/>
+              </w:rPr>
+              <w:t>Recommendations</w:t>
+            </w:r>
+            <w:r>
+              <w:rPr>
+                <w:noProof/>
+                <w:webHidden/>
+              </w:rPr>
+              <w:tab/>
+            </w:r>
+            <w:r>
+              <w:rPr>
+                <w:noProof/>
+                <w:webHidden/>
+              </w:rPr>
+              <w:fldChar w:fldCharType="begin"/>
+            </w:r>
+            <w:r>
+              <w:rPr>
+                <w:noProof/>
+                <w:webHidden/>
+              </w:rPr>
+              <w:instrText xml:space="preserve"> PAGEREF _Toc196122567 \h </w:instrText>
+            </w:r>
+            <w:r>
+              <w:rPr>
+                <w:noProof/>
+                <w:webHidden/>
+              </w:rPr>
+            </w:r>
+            <w:r>
+              <w:rPr>
+                <w:noProof/>
+                <w:webHidden/>
+              </w:rPr>
+              <w:fldChar w:fldCharType="separate"/>
+            </w:r>
+            <w:r>
+              <w:rPr>
+                <w:noProof/>
+                <w:webHidden/>
+              </w:rPr>
+              <w:t>32</w:t>
+            </w:r>
+            <w:r>
+              <w:rPr>
+                <w:noProof/>
+                <w:webHidden/>
+              </w:rPr>
+              <w:fldChar w:fldCharType="end"/>
+            </w:r>
+          </w:hyperlink>
+        </w:p>
+        <w:p>
+          <w:pPr>
+            <w:pStyle w:val="TOC1"/>
+            <w:tabs>
+              <w:tab w:val="left" w:pos="440"/>
+              <w:tab w:val="right" w:leader="dot" w:pos="9016"/>
+            </w:tabs>
+            <w:rPr>
+              <w:rFonts w:eastAsiaTheme="minorEastAsia"/>
+              <w:noProof/>
+              <w:sz w:val="24"/>
+              <w:szCs w:val="24"/>
+              <w:lang w:val="en-KE" w:eastAsia="en-KE"/>
+            </w:rPr>
+          </w:pPr>
+          <w:hyperlink w:anchor="_Toc196122568" w:history="1">
+            <w:r>
+              <w:rPr>
+                <w:rStyle w:val="Hyperlink"/>
+                <w:rFonts w:ascii="Times New Roman" w:hAnsi="Times New Roman" w:cs="Times New Roman"/>
+                <w:noProof/>
+              </w:rPr>
+              <w:t>5</w:t>
+            </w:r>
+            <w:r>
+              <w:rPr>
+                <w:rFonts w:eastAsiaTheme="minorEastAsia"/>
+                <w:noProof/>
+                <w:sz w:val="24"/>
+                <w:szCs w:val="24"/>
+                <w:lang w:val="en-KE" w:eastAsia="en-KE"/>
+              </w:rPr>
+              <w:tab/>
+            </w:r>
+            <w:r>
+              <w:rPr>
+                <w:rStyle w:val="Hyperlink"/>
+                <w:rFonts w:ascii="Times New Roman" w:hAnsi="Times New Roman" w:cs="Times New Roman"/>
+                <w:noProof/>
+              </w:rPr>
+              <w:t>CHAPTER 5: CONCLUSIONS AND RECOMMENDATIONS</w:t>
+            </w:r>
+            <w:r>
+              <w:rPr>
+                <w:noProof/>
+                <w:webHidden/>
+              </w:rPr>
+              <w:tab/>
+            </w:r>
+            <w:r>
+              <w:rPr>
+                <w:noProof/>
+                <w:webHidden/>
+              </w:rPr>
+              <w:fldChar w:fldCharType="begin"/>
+            </w:r>
+            <w:r>
+              <w:rPr>
+                <w:noProof/>
+                <w:webHidden/>
+              </w:rPr>
+              <w:instrText xml:space="preserve"> PAGEREF _Toc196122568 \h </w:instrText>
+            </w:r>
+            <w:r>
+              <w:rPr>
+                <w:noProof/>
+                <w:webHidden/>
+              </w:rPr>
+            </w:r>
+            <w:r>
+              <w:rPr>
+                <w:noProof/>
+                <w:webHidden/>
+              </w:rPr>
+              <w:fldChar w:fldCharType="separate"/>
+            </w:r>
+            <w:r>
+              <w:rPr>
+                <w:noProof/>
+                <w:webHidden/>
+              </w:rPr>
+              <w:t>33</w:t>
+            </w:r>
+            <w:r>
+              <w:rPr>
+                <w:noProof/>
+                <w:webHidden/>
+              </w:rPr>
+              <w:fldChar w:fldCharType="end"/>
+            </w:r>
+          </w:hyperlink>
+        </w:p>
+        <w:p>
+          <w:pPr>
+            <w:pStyle w:val="TOC2"/>
+            <w:tabs>
+              <w:tab w:val="left" w:pos="960"/>
+              <w:tab w:val="right" w:leader="dot" w:pos="9016"/>
+            </w:tabs>
+            <w:rPr>
+              <w:rFonts w:eastAsiaTheme="minorEastAsia"/>
+              <w:noProof/>
+              <w:sz w:val="24"/>
+              <w:szCs w:val="24"/>
+              <w:lang w:val="en-KE" w:eastAsia="en-KE"/>
+            </w:rPr>
+          </w:pPr>
+          <w:hyperlink w:anchor="_Toc196122569" w:history="1">
+            <w:r>
+              <w:rPr>
+                <w:rStyle w:val="Hyperlink"/>
+                <w:rFonts w:ascii="Times New Roman" w:hAnsi="Times New Roman" w:cs="Times New Roman"/>
+                <w:noProof/>
+              </w:rPr>
+              <w:t>5.1</w:t>
+            </w:r>
+            <w:r>
+              <w:rPr>
+                <w:rFonts w:eastAsiaTheme="minorEastAsia"/>
+                <w:noProof/>
+                <w:sz w:val="24"/>
+                <w:szCs w:val="24"/>
+                <w:lang w:val="en-KE" w:eastAsia="en-KE"/>
+              </w:rPr>
+              <w:tab/>
+            </w:r>
+            <w:r>
+              <w:rPr>
+                <w:rStyle w:val="Hyperlink"/>
+                <w:rFonts w:ascii="Times New Roman" w:hAnsi="Times New Roman" w:cs="Times New Roman"/>
+                <w:noProof/>
+              </w:rPr>
+              <w:t>Introduction</w:t>
+            </w:r>
+            <w:r>
+              <w:rPr>
+                <w:noProof/>
+                <w:webHidden/>
+              </w:rPr>
+              <w:tab/>
+            </w:r>
+            <w:r>
+              <w:rPr>
+                <w:noProof/>
+                <w:webHidden/>
+              </w:rPr>
+              <w:fldChar w:fldCharType="begin"/>
+            </w:r>
+            <w:r>
+              <w:rPr>
+                <w:noProof/>
+                <w:webHidden/>
+              </w:rPr>
+              <w:instrText xml:space="preserve"> PAGEREF _Toc196122569 \h </w:instrText>
+            </w:r>
+            <w:r>
+              <w:rPr>
+                <w:noProof/>
+                <w:webHidden/>
+              </w:rPr>
+            </w:r>
+            <w:r>
+              <w:rPr>
+                <w:noProof/>
+                <w:webHidden/>
+              </w:rPr>
+              <w:fldChar w:fldCharType="separate"/>
+            </w:r>
+            <w:r>
+              <w:rPr>
+                <w:noProof/>
+                <w:webHidden/>
+              </w:rPr>
+              <w:t>33</w:t>
+            </w:r>
+            <w:r>
+              <w:rPr>
+                <w:noProof/>
+                <w:webHidden/>
+              </w:rPr>
+              <w:fldChar w:fldCharType="end"/>
+            </w:r>
+          </w:hyperlink>
+        </w:p>
+        <w:p>
+          <w:pPr>
+            <w:pStyle w:val="TOC2"/>
+            <w:tabs>
+              <w:tab w:val="left" w:pos="960"/>
+              <w:tab w:val="right" w:leader="dot" w:pos="9016"/>
+            </w:tabs>
+            <w:rPr>
+              <w:rFonts w:eastAsiaTheme="minorEastAsia"/>
+              <w:noProof/>
+              <w:sz w:val="24"/>
+              <w:szCs w:val="24"/>
+              <w:lang w:val="en-KE" w:eastAsia="en-KE"/>
+            </w:rPr>
+          </w:pPr>
+          <w:hyperlink w:anchor="_Toc196122570" w:history="1">
+            <w:r>
+              <w:rPr>
+                <w:rStyle w:val="Hyperlink"/>
+                <w:rFonts w:ascii="Times New Roman" w:hAnsi="Times New Roman" w:cs="Times New Roman"/>
+                <w:noProof/>
+              </w:rPr>
+              <w:t>5.2</w:t>
+            </w:r>
+            <w:r>
+              <w:rPr>
+                <w:rFonts w:eastAsiaTheme="minorEastAsia"/>
+                <w:noProof/>
+                <w:sz w:val="24"/>
+                <w:szCs w:val="24"/>
+                <w:lang w:val="en-KE" w:eastAsia="en-KE"/>
+              </w:rPr>
+              <w:tab/>
+            </w:r>
+            <w:r>
+              <w:rPr>
+                <w:rStyle w:val="Hyperlink"/>
+                <w:rFonts w:ascii="Times New Roman" w:hAnsi="Times New Roman" w:cs="Times New Roman"/>
+                <w:noProof/>
+              </w:rPr>
+              <w:t>Summary of the Project</w:t>
+            </w:r>
+            <w:r>
+              <w:rPr>
+                <w:noProof/>
+                <w:webHidden/>
+              </w:rPr>
+              <w:tab/>
+            </w:r>
+            <w:r>
+              <w:rPr>
+                <w:noProof/>
+                <w:webHidden/>
+              </w:rPr>
+              <w:fldChar w:fldCharType="begin"/>
+            </w:r>
+            <w:r>
+              <w:rPr>
+                <w:noProof/>
+                <w:webHidden/>
+              </w:rPr>
+              <w:instrText xml:space="preserve"> PAGEREF _Toc196122570 \h </w:instrText>
+            </w:r>
+            <w:r>
+              <w:rPr>
+                <w:noProof/>
+                <w:webHidden/>
+              </w:rPr>
+            </w:r>
+            <w:r>
+              <w:rPr>
+                <w:noProof/>
+                <w:webHidden/>
+              </w:rPr>
+              <w:fldChar w:fldCharType="separate"/>
+            </w:r>
+            <w:r>
+              <w:rPr>
+                <w:noProof/>
+                <w:webHidden/>
+              </w:rPr>
+              <w:t>33</w:t>
+            </w:r>
+            <w:r>
+              <w:rPr>
+                <w:noProof/>
+                <w:webHidden/>
+              </w:rPr>
+              <w:fldChar w:fldCharType="end"/>
+            </w:r>
+          </w:hyperlink>
+        </w:p>
+        <w:p>
+          <w:pPr>
+            <w:pStyle w:val="TOC2"/>
+            <w:tabs>
+              <w:tab w:val="left" w:pos="960"/>
+              <w:tab w:val="right" w:leader="dot" w:pos="9016"/>
+            </w:tabs>
+            <w:rPr>
+              <w:rFonts w:eastAsiaTheme="minorEastAsia"/>
+              <w:noProof/>
+              <w:sz w:val="24"/>
+              <w:szCs w:val="24"/>
+              <w:lang w:val="en-KE" w:eastAsia="en-KE"/>
+            </w:rPr>
+          </w:pPr>
+          <w:hyperlink w:anchor="_Toc196122571" w:history="1">
+            <w:r>
+              <w:rPr>
+                <w:rStyle w:val="Hyperlink"/>
+                <w:rFonts w:ascii="Times New Roman" w:hAnsi="Times New Roman" w:cs="Times New Roman"/>
+                <w:noProof/>
+              </w:rPr>
+              <w:t>5.3</w:t>
+            </w:r>
+            <w:r>
+              <w:rPr>
+                <w:rFonts w:eastAsiaTheme="minorEastAsia"/>
+                <w:noProof/>
+                <w:sz w:val="24"/>
+                <w:szCs w:val="24"/>
+                <w:lang w:val="en-KE" w:eastAsia="en-KE"/>
+              </w:rPr>
+              <w:tab/>
+            </w:r>
+            <w:r>
+              <w:rPr>
+                <w:rStyle w:val="Hyperlink"/>
+                <w:rFonts w:ascii="Times New Roman" w:hAnsi="Times New Roman" w:cs="Times New Roman"/>
+                <w:noProof/>
+              </w:rPr>
+              <w:t>Conclusions</w:t>
+            </w:r>
+            <w:r>
+              <w:rPr>
+                <w:noProof/>
+                <w:webHidden/>
+              </w:rPr>
+              <w:tab/>
+            </w:r>
+            <w:r>
+              <w:rPr>
+                <w:noProof/>
+                <w:webHidden/>
+              </w:rPr>
+              <w:fldChar w:fldCharType="begin"/>
+            </w:r>
+            <w:r>
+              <w:rPr>
+                <w:noProof/>
+                <w:webHidden/>
+              </w:rPr>
+              <w:instrText xml:space="preserve"> PAGEREF _Toc196122571 \h </w:instrText>
+            </w:r>
+            <w:r>
+              <w:rPr>
+                <w:noProof/>
+                <w:webHidden/>
+              </w:rPr>
+            </w:r>
+            <w:r>
+              <w:rPr>
+                <w:noProof/>
+                <w:webHidden/>
+              </w:rPr>
+              <w:fldChar w:fldCharType="separate"/>
+            </w:r>
+            <w:r>
+              <w:rPr>
+                <w:noProof/>
+                <w:webHidden/>
+              </w:rPr>
+              <w:t>33</w:t>
+            </w:r>
+            <w:r>
+              <w:rPr>
+                <w:noProof/>
+                <w:webHidden/>
+              </w:rPr>
+              <w:fldChar w:fldCharType="end"/>
+            </w:r>
+          </w:hyperlink>
+        </w:p>
+        <w:p>
+          <w:pPr>
+            <w:pStyle w:val="TOC2"/>
+            <w:tabs>
+              <w:tab w:val="left" w:pos="960"/>
+              <w:tab w:val="right" w:leader="dot" w:pos="9016"/>
+            </w:tabs>
+            <w:rPr>
+              <w:rFonts w:eastAsiaTheme="minorEastAsia"/>
+              <w:noProof/>
+              <w:sz w:val="24"/>
+              <w:szCs w:val="24"/>
+              <w:lang w:val="en-KE" w:eastAsia="en-KE"/>
+            </w:rPr>
+          </w:pPr>
+          <w:hyperlink w:anchor="_Toc196122572" w:history="1">
+            <w:r>
+              <w:rPr>
+                <w:rStyle w:val="Hyperlink"/>
+                <w:rFonts w:ascii="Times New Roman" w:hAnsi="Times New Roman" w:cs="Times New Roman"/>
+                <w:noProof/>
+              </w:rPr>
+              <w:t>5.4</w:t>
+            </w:r>
+            <w:r>
+              <w:rPr>
+                <w:rFonts w:eastAsiaTheme="minorEastAsia"/>
+                <w:noProof/>
+                <w:sz w:val="24"/>
+                <w:szCs w:val="24"/>
+                <w:lang w:val="en-KE" w:eastAsia="en-KE"/>
+              </w:rPr>
+              <w:tab/>
+            </w:r>
+            <w:r>
+              <w:rPr>
+                <w:rStyle w:val="Hyperlink"/>
+                <w:rFonts w:ascii="Times New Roman" w:hAnsi="Times New Roman" w:cs="Times New Roman"/>
+                <w:noProof/>
+              </w:rPr>
+              <w:t>Recommendations</w:t>
+            </w:r>
+            <w:r>
+              <w:rPr>
+                <w:noProof/>
+                <w:webHidden/>
+              </w:rPr>
+              <w:tab/>
+            </w:r>
+            <w:r>
+              <w:rPr>
+                <w:noProof/>
+                <w:webHidden/>
+              </w:rPr>
+              <w:fldChar w:fldCharType="begin"/>
+            </w:r>
+            <w:r>
+              <w:rPr>
+                <w:noProof/>
+                <w:webHidden/>
+              </w:rPr>
+              <w:instrText xml:space="preserve"> PAGEREF _Toc196122572 \h </w:instrText>
+            </w:r>
+            <w:r>
+              <w:rPr>
+                <w:noProof/>
+                <w:webHidden/>
+              </w:rPr>
+            </w:r>
+            <w:r>
+              <w:rPr>
+                <w:noProof/>
+                <w:webHidden/>
+              </w:rPr>
+              <w:fldChar w:fldCharType="separate"/>
+            </w:r>
+            <w:r>
+              <w:rPr>
+                <w:noProof/>
+                <w:webHidden/>
+              </w:rPr>
+              <w:t>33</w:t>
+            </w:r>
+            <w:r>
+              <w:rPr>
+                <w:noProof/>
+                <w:webHidden/>
+              </w:rPr>
+              <w:fldChar w:fldCharType="end"/>
+            </w:r>
+          </w:hyperlink>
+        </w:p>
+        <w:p>
+          <w:pPr>
+            <w:pStyle w:val="TOC2"/>
+            <w:tabs>
+              <w:tab w:val="left" w:pos="960"/>
+              <w:tab w:val="right" w:leader="dot" w:pos="9016"/>
+            </w:tabs>
+            <w:rPr>
+              <w:rFonts w:eastAsiaTheme="minorEastAsia"/>
+              <w:noProof/>
+              <w:sz w:val="24"/>
+              <w:szCs w:val="24"/>
+              <w:lang w:val="en-KE" w:eastAsia="en-KE"/>
+            </w:rPr>
+          </w:pPr>
+          <w:hyperlink w:anchor="_Toc196122573" w:history="1">
+            <w:r>
+              <w:rPr>
+                <w:rStyle w:val="Hyperlink"/>
+                <w:rFonts w:ascii="Times New Roman" w:hAnsi="Times New Roman" w:cs="Times New Roman"/>
+                <w:noProof/>
+              </w:rPr>
+              <w:t>5.5</w:t>
+            </w:r>
+            <w:r>
+              <w:rPr>
+                <w:rFonts w:eastAsiaTheme="minorEastAsia"/>
+                <w:noProof/>
+                <w:sz w:val="24"/>
+                <w:szCs w:val="24"/>
+                <w:lang w:val="en-KE" w:eastAsia="en-KE"/>
+              </w:rPr>
+              <w:tab/>
+            </w:r>
+            <w:r>
+              <w:rPr>
+                <w:rStyle w:val="Hyperlink"/>
+                <w:rFonts w:ascii="Times New Roman" w:hAnsi="Times New Roman" w:cs="Times New Roman"/>
+                <w:noProof/>
+              </w:rPr>
+              <w:t>Future Work</w:t>
+            </w:r>
+            <w:r>
+              <w:rPr>
+                <w:noProof/>
+                <w:webHidden/>
+              </w:rPr>
+              <w:tab/>
+            </w:r>
+            <w:r>
+              <w:rPr>
+                <w:noProof/>
+                <w:webHidden/>
+              </w:rPr>
+              <w:fldChar w:fldCharType="begin"/>
+            </w:r>
+            <w:r>
+              <w:rPr>
+                <w:noProof/>
+                <w:webHidden/>
+              </w:rPr>
+              <w:instrText xml:space="preserve"> PAGEREF _Toc196122573 \h </w:instrText>
+            </w:r>
+            <w:r>
+              <w:rPr>
+                <w:noProof/>
+                <w:webHidden/>
+              </w:rPr>
+            </w:r>
+            <w:r>
+              <w:rPr>
+                <w:noProof/>
+                <w:webHidden/>
+              </w:rPr>
+              <w:fldChar w:fldCharType="separate"/>
+            </w:r>
+            <w:r>
+              <w:rPr>
+                <w:noProof/>
+                <w:webHidden/>
+              </w:rPr>
+              <w:t>34</w:t>
+            </w:r>
+            <w:r>
+              <w:rPr>
+                <w:noProof/>
+                <w:webHidden/>
+              </w:rPr>
+              <w:fldChar w:fldCharType="end"/>
+            </w:r>
+          </w:hyperlink>
+        </w:p>
+        <w:p>
+          <w:pPr>
+            <w:pStyle w:val="TOC2"/>
+            <w:tabs>
+              <w:tab w:val="left" w:pos="960"/>
+              <w:tab w:val="right" w:leader="dot" w:pos="9016"/>
+            </w:tabs>
+            <w:rPr>
+              <w:rFonts w:eastAsiaTheme="minorEastAsia"/>
+              <w:noProof/>
+              <w:sz w:val="24"/>
+              <w:szCs w:val="24"/>
+              <w:lang w:val="en-KE" w:eastAsia="en-KE"/>
+            </w:rPr>
+          </w:pPr>
+          <w:hyperlink w:anchor="_Toc196122574" w:history="1">
+            <w:r>
+              <w:rPr>
+                <w:rStyle w:val="Hyperlink"/>
+                <w:rFonts w:ascii="Times New Roman" w:hAnsi="Times New Roman" w:cs="Times New Roman"/>
+                <w:noProof/>
+              </w:rPr>
+              <w:t>5.6</w:t>
+            </w:r>
+            <w:r>
+              <w:rPr>
+                <w:rFonts w:eastAsiaTheme="minorEastAsia"/>
+                <w:noProof/>
+                <w:sz w:val="24"/>
+                <w:szCs w:val="24"/>
+                <w:lang w:val="en-KE" w:eastAsia="en-KE"/>
+              </w:rPr>
+              <w:tab/>
+            </w:r>
+            <w:r>
+              <w:rPr>
+                <w:rStyle w:val="Hyperlink"/>
+                <w:rFonts w:ascii="Times New Roman" w:hAnsi="Times New Roman" w:cs="Times New Roman"/>
+                <w:noProof/>
+              </w:rPr>
+              <w:t>Final Thoughts</w:t>
+            </w:r>
+            <w:r>
+              <w:rPr>
+                <w:noProof/>
+                <w:webHidden/>
+              </w:rPr>
+              <w:tab/>
+            </w:r>
+            <w:r>
+              <w:rPr>
+                <w:noProof/>
+                <w:webHidden/>
+              </w:rPr>
+              <w:fldChar w:fldCharType="begin"/>
+            </w:r>
+            <w:r>
+              <w:rPr>
+                <w:noProof/>
+                <w:webHidden/>
+              </w:rPr>
+              <w:instrText xml:space="preserve"> PAGEREF _Toc196122574 \h </w:instrText>
+            </w:r>
+            <w:r>
+              <w:rPr>
+                <w:noProof/>
+                <w:webHidden/>
+              </w:rPr>
+            </w:r>
+            <w:r>
+              <w:rPr>
+                <w:noProof/>
+                <w:webHidden/>
+              </w:rPr>
+              <w:fldChar w:fldCharType="separate"/>
+            </w:r>
+            <w:r>
+              <w:rPr>
+                <w:noProof/>
+                <w:webHidden/>
+              </w:rPr>
+              <w:t>34</w:t>
+            </w:r>
+            <w:r>
+              <w:rPr>
                 <w:noProof/>
                 <w:webHidden/>
               </w:rPr>
@@ -6095,12 +7498,14 @@
               <w:tab w:val="right" w:leader="dot" w:pos="9016"/>
             </w:tabs>
             <w:rPr>
-              <w:rFonts w:ascii="Times New Roman" w:eastAsiaTheme="minorEastAsia" w:hAnsi="Times New Roman" w:cs="Times New Roman"/>
+              <w:rFonts w:eastAsiaTheme="minorEastAsia"/>
               <w:noProof/>
-              <w:lang w:val="en-US"/>
+              <w:sz w:val="24"/>
+              <w:szCs w:val="24"/>
+              <w:lang w:val="en-KE" w:eastAsia="en-KE"/>
             </w:rPr>
           </w:pPr>
-          <w:hyperlink w:anchor="_Toc188238256" w:history="1">
+          <w:hyperlink w:anchor="_Toc196122575" w:history="1">
             <w:r>
               <w:rPr>
                 <w:rStyle w:val="Hyperlink"/>
@@ -6111,7 +7516,6 @@
             </w:r>
             <w:r>
               <w:rPr>
-                <w:rFonts w:ascii="Times New Roman" w:hAnsi="Times New Roman" w:cs="Times New Roman"/>
                 <w:noProof/>
                 <w:webHidden/>
               </w:rPr>
@@ -6119,7 +7523,6 @@
             </w:r>
             <w:r>
               <w:rPr>
-                <w:rFonts w:ascii="Times New Roman" w:hAnsi="Times New Roman" w:cs="Times New Roman"/>
                 <w:noProof/>
                 <w:webHidden/>
               </w:rPr>
@@ -6127,22 +7530,19 @@
             </w:r>
             <w:r>
               <w:rPr>
-                <w:rFonts w:ascii="Times New Roman" w:hAnsi="Times New Roman" w:cs="Times New Roman"/>
-                <w:noProof/>
-                <w:webHidden/>
-              </w:rPr>
-              <w:instrText xml:space="preserve"> PAGEREF _Toc188238256 \h </w:instrText>
-            </w:r>
-            <w:r>
-              <w:rPr>
-                <w:rFonts w:ascii="Times New Roman" w:hAnsi="Times New Roman" w:cs="Times New Roman"/>
-                <w:noProof/>
-                <w:webHidden/>
-              </w:rPr>
-            </w:r>
-            <w:r>
-              <w:rPr>
-                <w:rFonts w:ascii="Times New Roman" w:hAnsi="Times New Roman" w:cs="Times New Roman"/>
+                <w:noProof/>
+                <w:webHidden/>
+              </w:rPr>
+              <w:instrText xml:space="preserve"> PAGEREF _Toc196122575 \h </w:instrText>
+            </w:r>
+            <w:r>
+              <w:rPr>
+                <w:noProof/>
+                <w:webHidden/>
+              </w:rPr>
+            </w:r>
+            <w:r>
+              <w:rPr>
                 <w:noProof/>
                 <w:webHidden/>
               </w:rPr>
@@ -6150,15 +7550,13 @@
             </w:r>
             <w:r>
               <w:rPr>
-                <w:rFonts w:ascii="Times New Roman" w:hAnsi="Times New Roman" w:cs="Times New Roman"/>
-                <w:noProof/>
-                <w:webHidden/>
-              </w:rPr>
-              <w:t>29</w:t>
-            </w:r>
-            <w:r>
-              <w:rPr>
-                <w:rFonts w:ascii="Times New Roman" w:hAnsi="Times New Roman" w:cs="Times New Roman"/>
+                <w:noProof/>
+                <w:webHidden/>
+              </w:rPr>
+              <w:t>35</w:t>
+            </w:r>
+            <w:r>
+              <w:rPr>
                 <w:noProof/>
                 <w:webHidden/>
               </w:rPr>
@@ -6173,12 +7571,14 @@
               <w:tab w:val="right" w:leader="dot" w:pos="9016"/>
             </w:tabs>
             <w:rPr>
-              <w:rFonts w:ascii="Times New Roman" w:eastAsiaTheme="minorEastAsia" w:hAnsi="Times New Roman" w:cs="Times New Roman"/>
+              <w:rFonts w:eastAsiaTheme="minorEastAsia"/>
               <w:noProof/>
-              <w:lang w:val="en-US"/>
+              <w:sz w:val="24"/>
+              <w:szCs w:val="24"/>
+              <w:lang w:val="en-KE" w:eastAsia="en-KE"/>
             </w:rPr>
           </w:pPr>
-          <w:hyperlink w:anchor="_Toc188238257" w:history="1">
+          <w:hyperlink w:anchor="_Toc196122576" w:history="1">
             <w:r>
               <w:rPr>
                 <w:rStyle w:val="Hyperlink"/>
@@ -6189,7 +7589,6 @@
             </w:r>
             <w:r>
               <w:rPr>
-                <w:rFonts w:ascii="Times New Roman" w:hAnsi="Times New Roman" w:cs="Times New Roman"/>
                 <w:noProof/>
                 <w:webHidden/>
               </w:rPr>
@@ -6197,7 +7596,6 @@
             </w:r>
             <w:r>
               <w:rPr>
-                <w:rFonts w:ascii="Times New Roman" w:hAnsi="Times New Roman" w:cs="Times New Roman"/>
                 <w:noProof/>
                 <w:webHidden/>
               </w:rPr>
@@ -6205,22 +7603,19 @@
             </w:r>
             <w:r>
               <w:rPr>
-                <w:rFonts w:ascii="Times New Roman" w:hAnsi="Times New Roman" w:cs="Times New Roman"/>
-                <w:noProof/>
-                <w:webHidden/>
-              </w:rPr>
-              <w:instrText xml:space="preserve"> PAGEREF _Toc188238257 \h </w:instrText>
-            </w:r>
-            <w:r>
-              <w:rPr>
-                <w:rFonts w:ascii="Times New Roman" w:hAnsi="Times New Roman" w:cs="Times New Roman"/>
-                <w:noProof/>
-                <w:webHidden/>
-              </w:rPr>
-            </w:r>
-            <w:r>
-              <w:rPr>
-                <w:rFonts w:ascii="Times New Roman" w:hAnsi="Times New Roman" w:cs="Times New Roman"/>
+                <w:noProof/>
+                <w:webHidden/>
+              </w:rPr>
+              <w:instrText xml:space="preserve"> PAGEREF _Toc196122576 \h </w:instrText>
+            </w:r>
+            <w:r>
+              <w:rPr>
+                <w:noProof/>
+                <w:webHidden/>
+              </w:rPr>
+            </w:r>
+            <w:r>
+              <w:rPr>
                 <w:noProof/>
                 <w:webHidden/>
               </w:rPr>
@@ -6228,15 +7623,13 @@
             </w:r>
             <w:r>
               <w:rPr>
-                <w:rFonts w:ascii="Times New Roman" w:hAnsi="Times New Roman" w:cs="Times New Roman"/>
-                <w:noProof/>
-                <w:webHidden/>
-              </w:rPr>
-              <w:t>30</w:t>
-            </w:r>
-            <w:r>
-              <w:rPr>
-                <w:rFonts w:ascii="Times New Roman" w:hAnsi="Times New Roman" w:cs="Times New Roman"/>
+                <w:noProof/>
+                <w:webHidden/>
+              </w:rPr>
+              <w:t>36</w:t>
+            </w:r>
+            <w:r>
+              <w:rPr>
                 <w:noProof/>
                 <w:webHidden/>
               </w:rPr>
@@ -6251,12 +7644,14 @@
               <w:tab w:val="right" w:leader="dot" w:pos="9016"/>
             </w:tabs>
             <w:rPr>
-              <w:rFonts w:ascii="Times New Roman" w:eastAsiaTheme="minorEastAsia" w:hAnsi="Times New Roman" w:cs="Times New Roman"/>
+              <w:rFonts w:eastAsiaTheme="minorEastAsia"/>
               <w:noProof/>
-              <w:lang w:val="en-US"/>
+              <w:sz w:val="24"/>
+              <w:szCs w:val="24"/>
+              <w:lang w:val="en-KE" w:eastAsia="en-KE"/>
             </w:rPr>
           </w:pPr>
-          <w:hyperlink w:anchor="_Toc188238258" w:history="1">
+          <w:hyperlink w:anchor="_Toc196122577" w:history="1">
             <w:r>
               <w:rPr>
                 <w:rStyle w:val="Hyperlink"/>
@@ -6267,7 +7662,6 @@
             </w:r>
             <w:r>
               <w:rPr>
-                <w:rFonts w:ascii="Times New Roman" w:hAnsi="Times New Roman" w:cs="Times New Roman"/>
                 <w:noProof/>
                 <w:webHidden/>
               </w:rPr>
@@ -6275,7 +7669,6 @@
             </w:r>
             <w:r>
               <w:rPr>
-                <w:rFonts w:ascii="Times New Roman" w:hAnsi="Times New Roman" w:cs="Times New Roman"/>
                 <w:noProof/>
                 <w:webHidden/>
               </w:rPr>
@@ -6283,22 +7676,19 @@
             </w:r>
             <w:r>
               <w:rPr>
-                <w:rFonts w:ascii="Times New Roman" w:hAnsi="Times New Roman" w:cs="Times New Roman"/>
-                <w:noProof/>
-                <w:webHidden/>
-              </w:rPr>
-              <w:instrText xml:space="preserve"> PAGEREF _Toc188238258 \h </w:instrText>
-            </w:r>
-            <w:r>
-              <w:rPr>
-                <w:rFonts w:ascii="Times New Roman" w:hAnsi="Times New Roman" w:cs="Times New Roman"/>
-                <w:noProof/>
-                <w:webHidden/>
-              </w:rPr>
-            </w:r>
-            <w:r>
-              <w:rPr>
-                <w:rFonts w:ascii="Times New Roman" w:hAnsi="Times New Roman" w:cs="Times New Roman"/>
+                <w:noProof/>
+                <w:webHidden/>
+              </w:rPr>
+              <w:instrText xml:space="preserve"> PAGEREF _Toc196122577 \h </w:instrText>
+            </w:r>
+            <w:r>
+              <w:rPr>
+                <w:noProof/>
+                <w:webHidden/>
+              </w:rPr>
+            </w:r>
+            <w:r>
+              <w:rPr>
                 <w:noProof/>
                 <w:webHidden/>
               </w:rPr>
@@ -6306,15 +7696,13 @@
             </w:r>
             <w:r>
               <w:rPr>
-                <w:rFonts w:ascii="Times New Roman" w:hAnsi="Times New Roman" w:cs="Times New Roman"/>
-                <w:noProof/>
-                <w:webHidden/>
-              </w:rPr>
-              <w:t>30</w:t>
-            </w:r>
-            <w:r>
-              <w:rPr>
-                <w:rFonts w:ascii="Times New Roman" w:hAnsi="Times New Roman" w:cs="Times New Roman"/>
+                <w:noProof/>
+                <w:webHidden/>
+              </w:rPr>
+              <w:t>36</w:t>
+            </w:r>
+            <w:r>
+              <w:rPr>
                 <w:noProof/>
                 <w:webHidden/>
               </w:rPr>
@@ -6329,12 +7717,14 @@
               <w:tab w:val="right" w:leader="dot" w:pos="9016"/>
             </w:tabs>
             <w:rPr>
-              <w:rFonts w:ascii="Times New Roman" w:eastAsiaTheme="minorEastAsia" w:hAnsi="Times New Roman" w:cs="Times New Roman"/>
+              <w:rFonts w:eastAsiaTheme="minorEastAsia"/>
               <w:noProof/>
-              <w:lang w:val="en-US"/>
+              <w:sz w:val="24"/>
+              <w:szCs w:val="24"/>
+              <w:lang w:val="en-KE" w:eastAsia="en-KE"/>
             </w:rPr>
           </w:pPr>
-          <w:hyperlink w:anchor="_Toc188238259" w:history="1">
+          <w:hyperlink w:anchor="_Toc196122578" w:history="1">
             <w:r>
               <w:rPr>
                 <w:rStyle w:val="Hyperlink"/>
@@ -6345,7 +7735,6 @@
             </w:r>
             <w:r>
               <w:rPr>
-                <w:rFonts w:ascii="Times New Roman" w:hAnsi="Times New Roman" w:cs="Times New Roman"/>
                 <w:noProof/>
                 <w:webHidden/>
               </w:rPr>
@@ -6353,7 +7742,6 @@
             </w:r>
             <w:r>
               <w:rPr>
-                <w:rFonts w:ascii="Times New Roman" w:hAnsi="Times New Roman" w:cs="Times New Roman"/>
                 <w:noProof/>
                 <w:webHidden/>
               </w:rPr>
@@ -6361,22 +7749,19 @@
             </w:r>
             <w:r>
               <w:rPr>
-                <w:rFonts w:ascii="Times New Roman" w:hAnsi="Times New Roman" w:cs="Times New Roman"/>
-                <w:noProof/>
-                <w:webHidden/>
-              </w:rPr>
-              <w:instrText xml:space="preserve"> PAGEREF _Toc188238259 \h </w:instrText>
-            </w:r>
-            <w:r>
-              <w:rPr>
-                <w:rFonts w:ascii="Times New Roman" w:hAnsi="Times New Roman" w:cs="Times New Roman"/>
-                <w:noProof/>
-                <w:webHidden/>
-              </w:rPr>
-            </w:r>
-            <w:r>
-              <w:rPr>
-                <w:rFonts w:ascii="Times New Roman" w:hAnsi="Times New Roman" w:cs="Times New Roman"/>
+                <w:noProof/>
+                <w:webHidden/>
+              </w:rPr>
+              <w:instrText xml:space="preserve"> PAGEREF _Toc196122578 \h </w:instrText>
+            </w:r>
+            <w:r>
+              <w:rPr>
+                <w:noProof/>
+                <w:webHidden/>
+              </w:rPr>
+            </w:r>
+            <w:r>
+              <w:rPr>
                 <w:noProof/>
                 <w:webHidden/>
               </w:rPr>
@@ -6384,15 +7769,13 @@
             </w:r>
             <w:r>
               <w:rPr>
-                <w:rFonts w:ascii="Times New Roman" w:hAnsi="Times New Roman" w:cs="Times New Roman"/>
-                <w:noProof/>
-                <w:webHidden/>
-              </w:rPr>
-              <w:t>32</w:t>
-            </w:r>
-            <w:r>
-              <w:rPr>
-                <w:rFonts w:ascii="Times New Roman" w:hAnsi="Times New Roman" w:cs="Times New Roman"/>
+                <w:noProof/>
+                <w:webHidden/>
+              </w:rPr>
+              <w:t>38</w:t>
+            </w:r>
+            <w:r>
+              <w:rPr>
                 <w:noProof/>
                 <w:webHidden/>
               </w:rPr>
@@ -6407,12 +7790,14 @@
               <w:tab w:val="right" w:leader="dot" w:pos="9016"/>
             </w:tabs>
             <w:rPr>
-              <w:rFonts w:ascii="Times New Roman" w:eastAsiaTheme="minorEastAsia" w:hAnsi="Times New Roman" w:cs="Times New Roman"/>
+              <w:rFonts w:eastAsiaTheme="minorEastAsia"/>
               <w:noProof/>
-              <w:lang w:val="en-US"/>
+              <w:sz w:val="24"/>
+              <w:szCs w:val="24"/>
+              <w:lang w:val="en-KE" w:eastAsia="en-KE"/>
             </w:rPr>
           </w:pPr>
-          <w:hyperlink w:anchor="_Toc188238260" w:history="1">
+          <w:hyperlink w:anchor="_Toc196122579" w:history="1">
             <w:r>
               <w:rPr>
                 <w:rStyle w:val="Hyperlink"/>
@@ -6423,7 +7808,6 @@
             </w:r>
             <w:r>
               <w:rPr>
-                <w:rFonts w:ascii="Times New Roman" w:hAnsi="Times New Roman" w:cs="Times New Roman"/>
                 <w:noProof/>
                 <w:webHidden/>
               </w:rPr>
@@ -6431,7 +7815,6 @@
             </w:r>
             <w:r>
               <w:rPr>
-                <w:rFonts w:ascii="Times New Roman" w:hAnsi="Times New Roman" w:cs="Times New Roman"/>
                 <w:noProof/>
                 <w:webHidden/>
               </w:rPr>
@@ -6439,22 +7822,19 @@
             </w:r>
             <w:r>
               <w:rPr>
-                <w:rFonts w:ascii="Times New Roman" w:hAnsi="Times New Roman" w:cs="Times New Roman"/>
-                <w:noProof/>
-                <w:webHidden/>
-              </w:rPr>
-              <w:instrText xml:space="preserve"> PAGEREF _Toc188238260 \h </w:instrText>
-            </w:r>
-            <w:r>
-              <w:rPr>
-                <w:rFonts w:ascii="Times New Roman" w:hAnsi="Times New Roman" w:cs="Times New Roman"/>
-                <w:noProof/>
-                <w:webHidden/>
-              </w:rPr>
-            </w:r>
-            <w:r>
-              <w:rPr>
-                <w:rFonts w:ascii="Times New Roman" w:hAnsi="Times New Roman" w:cs="Times New Roman"/>
+                <w:noProof/>
+                <w:webHidden/>
+              </w:rPr>
+              <w:instrText xml:space="preserve"> PAGEREF _Toc196122579 \h </w:instrText>
+            </w:r>
+            <w:r>
+              <w:rPr>
+                <w:noProof/>
+                <w:webHidden/>
+              </w:rPr>
+            </w:r>
+            <w:r>
+              <w:rPr>
                 <w:noProof/>
                 <w:webHidden/>
               </w:rPr>
@@ -6462,15 +7842,13 @@
             </w:r>
             <w:r>
               <w:rPr>
-                <w:rFonts w:ascii="Times New Roman" w:hAnsi="Times New Roman" w:cs="Times New Roman"/>
-                <w:noProof/>
-                <w:webHidden/>
-              </w:rPr>
-              <w:t>33</w:t>
-            </w:r>
-            <w:r>
-              <w:rPr>
-                <w:rFonts w:ascii="Times New Roman" w:hAnsi="Times New Roman" w:cs="Times New Roman"/>
+                <w:noProof/>
+                <w:webHidden/>
+              </w:rPr>
+              <w:t>39</w:t>
+            </w:r>
+            <w:r>
+              <w:rPr>
                 <w:noProof/>
                 <w:webHidden/>
               </w:rPr>
@@ -6485,12 +7863,14 @@
               <w:tab w:val="right" w:leader="dot" w:pos="9016"/>
             </w:tabs>
             <w:rPr>
-              <w:rFonts w:ascii="Times New Roman" w:eastAsiaTheme="minorEastAsia" w:hAnsi="Times New Roman" w:cs="Times New Roman"/>
+              <w:rFonts w:eastAsiaTheme="minorEastAsia"/>
               <w:noProof/>
-              <w:lang w:val="en-US"/>
+              <w:sz w:val="24"/>
+              <w:szCs w:val="24"/>
+              <w:lang w:val="en-KE" w:eastAsia="en-KE"/>
             </w:rPr>
           </w:pPr>
-          <w:hyperlink w:anchor="_Toc188238261" w:history="1">
+          <w:hyperlink w:anchor="_Toc196122580" w:history="1">
             <w:r>
               <w:rPr>
                 <w:rStyle w:val="Hyperlink"/>
@@ -6502,7 +7882,6 @@
             </w:r>
             <w:r>
               <w:rPr>
-                <w:rFonts w:ascii="Times New Roman" w:hAnsi="Times New Roman" w:cs="Times New Roman"/>
                 <w:noProof/>
                 <w:webHidden/>
               </w:rPr>
@@ -6510,7 +7889,6 @@
             </w:r>
             <w:r>
               <w:rPr>
-                <w:rFonts w:ascii="Times New Roman" w:hAnsi="Times New Roman" w:cs="Times New Roman"/>
                 <w:noProof/>
                 <w:webHidden/>
               </w:rPr>
@@ -6518,22 +7896,19 @@
             </w:r>
             <w:r>
               <w:rPr>
-                <w:rFonts w:ascii="Times New Roman" w:hAnsi="Times New Roman" w:cs="Times New Roman"/>
-                <w:noProof/>
-                <w:webHidden/>
-              </w:rPr>
-              <w:instrText xml:space="preserve"> PAGEREF _Toc188238261 \h </w:instrText>
-            </w:r>
-            <w:r>
-              <w:rPr>
-                <w:rFonts w:ascii="Times New Roman" w:hAnsi="Times New Roman" w:cs="Times New Roman"/>
-                <w:noProof/>
-                <w:webHidden/>
-              </w:rPr>
-            </w:r>
-            <w:r>
-              <w:rPr>
-                <w:rFonts w:ascii="Times New Roman" w:hAnsi="Times New Roman" w:cs="Times New Roman"/>
+                <w:noProof/>
+                <w:webHidden/>
+              </w:rPr>
+              <w:instrText xml:space="preserve"> PAGEREF _Toc196122580 \h </w:instrText>
+            </w:r>
+            <w:r>
+              <w:rPr>
+                <w:noProof/>
+                <w:webHidden/>
+              </w:rPr>
+            </w:r>
+            <w:r>
+              <w:rPr>
                 <w:noProof/>
                 <w:webHidden/>
               </w:rPr>
@@ -6541,15 +7916,13 @@
             </w:r>
             <w:r>
               <w:rPr>
-                <w:rFonts w:ascii="Times New Roman" w:hAnsi="Times New Roman" w:cs="Times New Roman"/>
-                <w:noProof/>
-                <w:webHidden/>
-              </w:rPr>
-              <w:t>34</w:t>
-            </w:r>
-            <w:r>
-              <w:rPr>
-                <w:rFonts w:ascii="Times New Roman" w:hAnsi="Times New Roman" w:cs="Times New Roman"/>
+                <w:noProof/>
+                <w:webHidden/>
+              </w:rPr>
+              <w:t>40</w:t>
+            </w:r>
+            <w:r>
+              <w:rPr>
                 <w:noProof/>
                 <w:webHidden/>
               </w:rPr>
@@ -6564,12 +7937,14 @@
               <w:tab w:val="right" w:leader="dot" w:pos="9016"/>
             </w:tabs>
             <w:rPr>
-              <w:rFonts w:ascii="Times New Roman" w:eastAsiaTheme="minorEastAsia" w:hAnsi="Times New Roman" w:cs="Times New Roman"/>
+              <w:rFonts w:eastAsiaTheme="minorEastAsia"/>
               <w:noProof/>
-              <w:lang w:val="en-US"/>
+              <w:sz w:val="24"/>
+              <w:szCs w:val="24"/>
+              <w:lang w:val="en-KE" w:eastAsia="en-KE"/>
             </w:rPr>
           </w:pPr>
-          <w:hyperlink w:anchor="_Toc188238262" w:history="1">
+          <w:hyperlink w:anchor="_Toc196122581" w:history="1">
             <w:r>
               <w:rPr>
                 <w:rStyle w:val="Hyperlink"/>
@@ -6581,7 +7956,6 @@
             </w:r>
             <w:r>
               <w:rPr>
-                <w:rFonts w:ascii="Times New Roman" w:hAnsi="Times New Roman" w:cs="Times New Roman"/>
                 <w:noProof/>
                 <w:webHidden/>
               </w:rPr>
@@ -6589,7 +7963,6 @@
             </w:r>
             <w:r>
               <w:rPr>
-                <w:rFonts w:ascii="Times New Roman" w:hAnsi="Times New Roman" w:cs="Times New Roman"/>
                 <w:noProof/>
                 <w:webHidden/>
               </w:rPr>
@@ -6597,22 +7970,19 @@
             </w:r>
             <w:r>
               <w:rPr>
-                <w:rFonts w:ascii="Times New Roman" w:hAnsi="Times New Roman" w:cs="Times New Roman"/>
-                <w:noProof/>
-                <w:webHidden/>
-              </w:rPr>
-              <w:instrText xml:space="preserve"> PAGEREF _Toc188238262 \h </w:instrText>
-            </w:r>
-            <w:r>
-              <w:rPr>
-                <w:rFonts w:ascii="Times New Roman" w:hAnsi="Times New Roman" w:cs="Times New Roman"/>
-                <w:noProof/>
-                <w:webHidden/>
-              </w:rPr>
-            </w:r>
-            <w:r>
-              <w:rPr>
-                <w:rFonts w:ascii="Times New Roman" w:hAnsi="Times New Roman" w:cs="Times New Roman"/>
+                <w:noProof/>
+                <w:webHidden/>
+              </w:rPr>
+              <w:instrText xml:space="preserve"> PAGEREF _Toc196122581 \h </w:instrText>
+            </w:r>
+            <w:r>
+              <w:rPr>
+                <w:noProof/>
+                <w:webHidden/>
+              </w:rPr>
+            </w:r>
+            <w:r>
+              <w:rPr>
                 <w:noProof/>
                 <w:webHidden/>
               </w:rPr>
@@ -6620,15 +7990,13 @@
             </w:r>
             <w:r>
               <w:rPr>
-                <w:rFonts w:ascii="Times New Roman" w:hAnsi="Times New Roman" w:cs="Times New Roman"/>
-                <w:noProof/>
-                <w:webHidden/>
-              </w:rPr>
-              <w:t>35</w:t>
-            </w:r>
-            <w:r>
-              <w:rPr>
-                <w:rFonts w:ascii="Times New Roman" w:hAnsi="Times New Roman" w:cs="Times New Roman"/>
+                <w:noProof/>
+                <w:webHidden/>
+              </w:rPr>
+              <w:t>41</w:t>
+            </w:r>
+            <w:r>
+              <w:rPr>
                 <w:noProof/>
                 <w:webHidden/>
               </w:rPr>
@@ -6658,168 +8026,6 @@
     </w:sdt>
     <w:p>
       <w:pPr>
-        <w:spacing w:line="276" w:lineRule="auto"/>
-        <w:jc w:val="both"/>
-        <w:rPr>
-          <w:rFonts w:ascii="Times New Roman" w:hAnsi="Times New Roman" w:cs="Times New Roman"/>
-        </w:rPr>
-      </w:pPr>
-    </w:p>
-    <w:p>
-      <w:pPr>
-        <w:spacing w:line="276" w:lineRule="auto"/>
-        <w:jc w:val="both"/>
-        <w:rPr>
-          <w:rFonts w:ascii="Times New Roman" w:hAnsi="Times New Roman" w:cs="Times New Roman"/>
-        </w:rPr>
-      </w:pPr>
-    </w:p>
-    <w:p>
-      <w:pPr>
-        <w:tabs>
-          <w:tab w:val="left" w:pos="7440"/>
-        </w:tabs>
-        <w:spacing w:line="276" w:lineRule="auto"/>
-        <w:jc w:val="both"/>
-        <w:rPr>
-          <w:rFonts w:ascii="Times New Roman" w:hAnsi="Times New Roman" w:cs="Times New Roman"/>
-        </w:rPr>
-      </w:pPr>
-    </w:p>
-    <w:p>
-      <w:pPr>
-        <w:tabs>
-          <w:tab w:val="left" w:pos="7440"/>
-        </w:tabs>
-        <w:spacing w:line="276" w:lineRule="auto"/>
-        <w:jc w:val="both"/>
-        <w:rPr>
-          <w:rFonts w:ascii="Times New Roman" w:hAnsi="Times New Roman" w:cs="Times New Roman"/>
-        </w:rPr>
-      </w:pPr>
-    </w:p>
-    <w:p>
-      <w:pPr>
-        <w:tabs>
-          <w:tab w:val="left" w:pos="7440"/>
-        </w:tabs>
-        <w:spacing w:line="276" w:lineRule="auto"/>
-        <w:jc w:val="both"/>
-        <w:rPr>
-          <w:rFonts w:ascii="Times New Roman" w:hAnsi="Times New Roman" w:cs="Times New Roman"/>
-        </w:rPr>
-      </w:pPr>
-    </w:p>
-    <w:p>
-      <w:pPr>
-        <w:tabs>
-          <w:tab w:val="left" w:pos="7440"/>
-        </w:tabs>
-        <w:spacing w:line="276" w:lineRule="auto"/>
-        <w:jc w:val="both"/>
-        <w:rPr>
-          <w:rFonts w:ascii="Times New Roman" w:hAnsi="Times New Roman" w:cs="Times New Roman"/>
-        </w:rPr>
-      </w:pPr>
-    </w:p>
-    <w:p>
-      <w:pPr>
-        <w:tabs>
-          <w:tab w:val="left" w:pos="7440"/>
-        </w:tabs>
-        <w:spacing w:line="276" w:lineRule="auto"/>
-        <w:jc w:val="both"/>
-        <w:rPr>
-          <w:rFonts w:ascii="Times New Roman" w:hAnsi="Times New Roman" w:cs="Times New Roman"/>
-        </w:rPr>
-      </w:pPr>
-    </w:p>
-    <w:p>
-      <w:pPr>
-        <w:tabs>
-          <w:tab w:val="left" w:pos="7440"/>
-        </w:tabs>
-        <w:spacing w:line="276" w:lineRule="auto"/>
-        <w:jc w:val="both"/>
-        <w:rPr>
-          <w:rFonts w:ascii="Times New Roman" w:hAnsi="Times New Roman" w:cs="Times New Roman"/>
-        </w:rPr>
-      </w:pPr>
-    </w:p>
-    <w:p>
-      <w:pPr>
-        <w:tabs>
-          <w:tab w:val="left" w:pos="7440"/>
-        </w:tabs>
-        <w:spacing w:line="276" w:lineRule="auto"/>
-        <w:jc w:val="both"/>
-        <w:rPr>
-          <w:rFonts w:ascii="Times New Roman" w:hAnsi="Times New Roman" w:cs="Times New Roman"/>
-        </w:rPr>
-      </w:pPr>
-    </w:p>
-    <w:p>
-      <w:pPr>
-        <w:tabs>
-          <w:tab w:val="left" w:pos="7440"/>
-        </w:tabs>
-        <w:spacing w:line="276" w:lineRule="auto"/>
-        <w:jc w:val="both"/>
-        <w:rPr>
-          <w:rFonts w:ascii="Times New Roman" w:hAnsi="Times New Roman" w:cs="Times New Roman"/>
-        </w:rPr>
-      </w:pPr>
-    </w:p>
-    <w:p>
-      <w:pPr>
-        <w:tabs>
-          <w:tab w:val="left" w:pos="7440"/>
-        </w:tabs>
-        <w:spacing w:line="276" w:lineRule="auto"/>
-        <w:jc w:val="both"/>
-        <w:rPr>
-          <w:rFonts w:ascii="Times New Roman" w:hAnsi="Times New Roman" w:cs="Times New Roman"/>
-        </w:rPr>
-      </w:pPr>
-    </w:p>
-    <w:p>
-      <w:pPr>
-        <w:tabs>
-          <w:tab w:val="left" w:pos="7440"/>
-        </w:tabs>
-        <w:spacing w:line="276" w:lineRule="auto"/>
-        <w:jc w:val="both"/>
-        <w:rPr>
-          <w:rFonts w:ascii="Times New Roman" w:hAnsi="Times New Roman" w:cs="Times New Roman"/>
-        </w:rPr>
-      </w:pPr>
-    </w:p>
-    <w:p>
-      <w:pPr>
-        <w:tabs>
-          <w:tab w:val="left" w:pos="7440"/>
-        </w:tabs>
-        <w:spacing w:line="276" w:lineRule="auto"/>
-        <w:jc w:val="both"/>
-        <w:rPr>
-          <w:rFonts w:ascii="Times New Roman" w:hAnsi="Times New Roman" w:cs="Times New Roman"/>
-        </w:rPr>
-      </w:pPr>
-    </w:p>
-    <w:p>
-      <w:pPr>
-        <w:tabs>
-          <w:tab w:val="left" w:pos="7440"/>
-        </w:tabs>
-        <w:spacing w:line="276" w:lineRule="auto"/>
-        <w:jc w:val="both"/>
-        <w:rPr>
-          <w:rFonts w:ascii="Times New Roman" w:hAnsi="Times New Roman" w:cs="Times New Roman"/>
-        </w:rPr>
-      </w:pPr>
-    </w:p>
-    <w:p>
-      <w:pPr>
         <w:pStyle w:val="Heading1"/>
         <w:numPr>
           <w:ilvl w:val="0"/>
@@ -6833,13 +8039,14 @@
           <w:szCs w:val="22"/>
         </w:rPr>
       </w:pPr>
-      <w:bookmarkStart w:id="3" w:name="_Toc188238214"/>
+      <w:bookmarkStart w:id="3" w:name="_Toc196122517"/>
       <w:r>
         <w:rPr>
           <w:rFonts w:ascii="Times New Roman" w:hAnsi="Times New Roman" w:cs="Times New Roman"/>
           <w:sz w:val="22"/>
           <w:szCs w:val="22"/>
         </w:rPr>
+        <w:lastRenderedPageBreak/>
         <w:t>LIST OF TABLES</w:t>
       </w:r>
       <w:bookmarkEnd w:id="3"/>
@@ -7074,7 +8281,6 @@
         <w:rPr>
           <w:rFonts w:ascii="Times New Roman" w:hAnsi="Times New Roman" w:cs="Times New Roman"/>
         </w:rPr>
-        <w:lastRenderedPageBreak/>
         <w:fldChar w:fldCharType="end"/>
       </w:r>
     </w:p>
@@ -7336,25 +8542,17 @@
           <w:szCs w:val="22"/>
         </w:rPr>
       </w:pPr>
-      <w:bookmarkStart w:id="4" w:name="_Toc188238215"/>
+      <w:bookmarkStart w:id="4" w:name="_Toc196122518"/>
       <w:r>
         <w:rPr>
           <w:rFonts w:ascii="Times New Roman" w:hAnsi="Times New Roman" w:cs="Times New Roman"/>
           <w:sz w:val="22"/>
           <w:szCs w:val="22"/>
         </w:rPr>
+        <w:lastRenderedPageBreak/>
         <w:t>LIST OF FIGURES</w:t>
       </w:r>
       <w:bookmarkEnd w:id="4"/>
-    </w:p>
-    <w:p>
-      <w:pPr>
-        <w:spacing w:line="276" w:lineRule="auto"/>
-        <w:jc w:val="both"/>
-        <w:rPr>
-          <w:rFonts w:ascii="Times New Roman" w:hAnsi="Times New Roman" w:cs="Times New Roman"/>
-        </w:rPr>
-      </w:pPr>
     </w:p>
     <w:p>
       <w:pPr>
@@ -9164,24 +10362,6 @@
     </w:p>
     <w:p>
       <w:pPr>
-        <w:spacing w:line="276" w:lineRule="auto"/>
-        <w:jc w:val="both"/>
-        <w:rPr>
-          <w:rFonts w:ascii="Times New Roman" w:hAnsi="Times New Roman" w:cs="Times New Roman"/>
-        </w:rPr>
-      </w:pPr>
-    </w:p>
-    <w:p>
-      <w:pPr>
-        <w:spacing w:line="276" w:lineRule="auto"/>
-        <w:jc w:val="both"/>
-        <w:rPr>
-          <w:rFonts w:ascii="Times New Roman" w:hAnsi="Times New Roman" w:cs="Times New Roman"/>
-        </w:rPr>
-      </w:pPr>
-    </w:p>
-    <w:p>
-      <w:pPr>
         <w:pStyle w:val="Heading1"/>
         <w:numPr>
           <w:ilvl w:val="0"/>
@@ -9195,8 +10375,8 @@
           <w:szCs w:val="22"/>
         </w:rPr>
       </w:pPr>
-      <w:bookmarkStart w:id="5" w:name="_Toc188238216"/>
-    </w:p>
+    </w:p>
+    <w:p/>
     <w:p>
       <w:pPr>
         <w:pStyle w:val="Heading1"/>
@@ -9212,12 +10392,14 @@
           <w:szCs w:val="22"/>
         </w:rPr>
       </w:pPr>
+      <w:bookmarkStart w:id="5" w:name="_Toc196122519"/>
       <w:r>
         <w:rPr>
           <w:rFonts w:ascii="Times New Roman" w:hAnsi="Times New Roman" w:cs="Times New Roman"/>
           <w:sz w:val="22"/>
           <w:szCs w:val="22"/>
         </w:rPr>
+        <w:lastRenderedPageBreak/>
         <w:t>ACRONYMS AND ABBREVIATOINS</w:t>
       </w:r>
       <w:bookmarkEnd w:id="5"/>
@@ -9469,6 +10651,13 @@
           <w:rFonts w:ascii="Times New Roman" w:hAnsi="Times New Roman" w:cs="Times New Roman"/>
           <w:sz w:val="22"/>
           <w:szCs w:val="22"/>
+        </w:rPr>
+      </w:pPr>
+    </w:p>
+    <w:p>
+      <w:pPr>
+        <w:rPr>
+          <w:rFonts w:ascii="Times New Roman" w:hAnsi="Times New Roman" w:cs="Times New Roman"/>
         </w:rPr>
       </w:pPr>
     </w:p>
@@ -9493,33 +10682,6 @@
           <w:rFonts w:ascii="Times New Roman" w:hAnsi="Times New Roman" w:cs="Times New Roman"/>
           <w:sz w:val="22"/>
           <w:szCs w:val="22"/>
-        </w:rPr>
-      </w:pPr>
-      <w:bookmarkStart w:id="6" w:name="_Toc188238217"/>
-      <w:r>
-        <w:rPr>
-          <w:rFonts w:ascii="Times New Roman" w:hAnsi="Times New Roman" w:cs="Times New Roman"/>
-          <w:sz w:val="22"/>
-          <w:szCs w:val="22"/>
-        </w:rPr>
-        <w:lastRenderedPageBreak/>
-        <w:t>DEFINATION OF TER</w:t>
-      </w:r>
-      <w:r>
-        <w:rPr>
-          <w:rFonts w:ascii="Times New Roman" w:hAnsi="Times New Roman" w:cs="Times New Roman"/>
-          <w:sz w:val="22"/>
-          <w:szCs w:val="22"/>
-        </w:rPr>
-        <w:t>MS</w:t>
-      </w:r>
-      <w:bookmarkEnd w:id="6"/>
-    </w:p>
-    <w:p>
-      <w:pPr>
-        <w:rPr>
-          <w:rFonts w:ascii="Times New Roman" w:eastAsiaTheme="majorEastAsia" w:hAnsi="Times New Roman" w:cs="Times New Roman"/>
-          <w:color w:val="0F4761" w:themeColor="accent1" w:themeShade="BF"/>
         </w:rPr>
         <w:sectPr>
           <w:footerReference w:type="default" r:id="rId9"/>
@@ -9531,6 +10693,25 @@
           <w:docGrid w:linePitch="360"/>
         </w:sectPr>
       </w:pPr>
+      <w:bookmarkStart w:id="6" w:name="_Toc196122520"/>
+      <w:r>
+        <w:rPr>
+          <w:rFonts w:ascii="Times New Roman" w:hAnsi="Times New Roman" w:cs="Times New Roman"/>
+          <w:sz w:val="22"/>
+          <w:szCs w:val="22"/>
+        </w:rPr>
+        <w:lastRenderedPageBreak/>
+        <w:t>DEFINATION OF TER</w:t>
+      </w:r>
+      <w:r>
+        <w:rPr>
+          <w:rFonts w:ascii="Times New Roman" w:hAnsi="Times New Roman" w:cs="Times New Roman"/>
+          <w:sz w:val="22"/>
+          <w:szCs w:val="22"/>
+        </w:rPr>
+        <w:t>MS</w:t>
+      </w:r>
+      <w:bookmarkEnd w:id="6"/>
     </w:p>
     <w:p>
       <w:pPr>
@@ -9563,7 +10744,7 @@
           <w:szCs w:val="22"/>
         </w:rPr>
       </w:pPr>
-      <w:bookmarkStart w:id="7" w:name="_Toc188238218"/>
+      <w:bookmarkStart w:id="7" w:name="_Toc196122521"/>
       <w:r>
         <w:rPr>
           <w:rFonts w:ascii="Times New Roman" w:eastAsia="Times New Roman" w:hAnsi="Times New Roman" w:cs="Times New Roman"/>
@@ -9585,7 +10766,7 @@
           <w:szCs w:val="22"/>
         </w:rPr>
       </w:pPr>
-      <w:bookmarkStart w:id="8" w:name="_Toc188238219"/>
+      <w:bookmarkStart w:id="8" w:name="_Toc196122522"/>
       <w:r>
         <w:rPr>
           <w:rFonts w:ascii="Times New Roman" w:hAnsi="Times New Roman" w:cs="Times New Roman"/>
@@ -9719,17 +10900,56 @@
           <w:sz w:val="22"/>
           <w:szCs w:val="22"/>
         </w:rPr>
-        <w:t>In this context, the development of a collaborative code editor like CodeCollab becomes imperative. By addressing the shortcomings of traditional tools and providing a seamless, integrated environment for developers, CodeCollab aims to revolutionize the way software development teams work together. The subsequent sections of this document will delve deeper into the specific features, design considerations, and implementation strategies of CodeCollab, demonstrating its potential to transform collaborative software development.</w:t>
-      </w:r>
-    </w:p>
-    <w:p>
-      <w:pPr>
-        <w:spacing w:line="276" w:lineRule="auto"/>
-        <w:jc w:val="both"/>
-        <w:rPr>
-          <w:rFonts w:ascii="Times New Roman" w:hAnsi="Times New Roman" w:cs="Times New Roman"/>
-        </w:rPr>
-      </w:pPr>
+        <w:t xml:space="preserve">In this context, the development of a collaborative code editor like </w:t>
+      </w:r>
+      <w:proofErr w:type="spellStart"/>
+      <w:r>
+        <w:rPr>
+          <w:sz w:val="22"/>
+          <w:szCs w:val="22"/>
+        </w:rPr>
+        <w:t>CodeCollab</w:t>
+      </w:r>
+      <w:proofErr w:type="spellEnd"/>
+      <w:r>
+        <w:rPr>
+          <w:sz w:val="22"/>
+          <w:szCs w:val="22"/>
+        </w:rPr>
+        <w:t xml:space="preserve"> becomes imperative. By addressing the shortcomings of traditional tools and providing a seamless, integrated environment for developers, </w:t>
+      </w:r>
+      <w:proofErr w:type="spellStart"/>
+      <w:r>
+        <w:rPr>
+          <w:sz w:val="22"/>
+          <w:szCs w:val="22"/>
+        </w:rPr>
+        <w:t>CodeCollab</w:t>
+      </w:r>
+      <w:proofErr w:type="spellEnd"/>
+      <w:r>
+        <w:rPr>
+          <w:sz w:val="22"/>
+          <w:szCs w:val="22"/>
+        </w:rPr>
+        <w:t xml:space="preserve"> aims to revolutionize the way software development teams work together. The subsequent sections of this document will delve deeper into the specific features, design considerations, and implementation strategies of </w:t>
+      </w:r>
+      <w:proofErr w:type="spellStart"/>
+      <w:r>
+        <w:rPr>
+          <w:sz w:val="22"/>
+          <w:szCs w:val="22"/>
+        </w:rPr>
+        <w:t>CodeCollab</w:t>
+      </w:r>
+      <w:proofErr w:type="spellEnd"/>
+      <w:r>
+        <w:rPr>
+          <w:sz w:val="22"/>
+          <w:szCs w:val="22"/>
+        </w:rPr>
+        <w:t>, demonstrating its potential to transform collaborative software development.</w:t>
+      </w:r>
     </w:p>
     <w:p>
       <w:pPr>
@@ -9778,13 +10998,14 @@
           <w:szCs w:val="22"/>
         </w:rPr>
       </w:pPr>
-      <w:bookmarkStart w:id="9" w:name="_Toc188238220"/>
+      <w:bookmarkStart w:id="9" w:name="_Toc196122523"/>
       <w:r>
         <w:rPr>
           <w:rFonts w:ascii="Times New Roman" w:hAnsi="Times New Roman" w:cs="Times New Roman"/>
           <w:sz w:val="22"/>
           <w:szCs w:val="22"/>
         </w:rPr>
+        <w:lastRenderedPageBreak/>
         <w:t>PROBLEM STATEMENT</w:t>
       </w:r>
       <w:bookmarkEnd w:id="9"/>
@@ -9824,7 +11045,7 @@
           <w:szCs w:val="22"/>
         </w:rPr>
       </w:pPr>
-      <w:bookmarkStart w:id="10" w:name="_Toc188238221"/>
+      <w:bookmarkStart w:id="10" w:name="_Toc196122524"/>
       <w:r>
         <w:rPr>
           <w:rFonts w:ascii="Times New Roman" w:hAnsi="Times New Roman" w:cs="Times New Roman"/>
@@ -9846,7 +11067,7 @@
           <w:szCs w:val="22"/>
         </w:rPr>
       </w:pPr>
-      <w:bookmarkStart w:id="11" w:name="_Toc188238222"/>
+      <w:bookmarkStart w:id="11" w:name="_Toc196122525"/>
       <w:r>
         <w:rPr>
           <w:rFonts w:ascii="Times New Roman" w:hAnsi="Times New Roman" w:cs="Times New Roman"/>
@@ -9883,7 +11104,7 @@
           <w:szCs w:val="22"/>
         </w:rPr>
       </w:pPr>
-      <w:bookmarkStart w:id="12" w:name="_Toc188238223"/>
+      <w:bookmarkStart w:id="12" w:name="_Toc196122526"/>
       <w:r>
         <w:rPr>
           <w:rFonts w:ascii="Times New Roman" w:hAnsi="Times New Roman" w:cs="Times New Roman"/>
@@ -10014,7 +11235,7 @@
           <w:szCs w:val="22"/>
         </w:rPr>
       </w:pPr>
-      <w:bookmarkStart w:id="13" w:name="_Toc188238224"/>
+      <w:bookmarkStart w:id="13" w:name="_Toc196122527"/>
       <w:r>
         <w:rPr>
           <w:rFonts w:ascii="Times New Roman" w:hAnsi="Times New Roman" w:cs="Times New Roman"/>
@@ -10137,7 +11358,7 @@
           <w:szCs w:val="22"/>
         </w:rPr>
       </w:pPr>
-      <w:bookmarkStart w:id="14" w:name="_Toc188238225"/>
+      <w:bookmarkStart w:id="14" w:name="_Toc196122528"/>
       <w:r>
         <w:rPr>
           <w:rFonts w:ascii="Times New Roman" w:hAnsi="Times New Roman" w:cs="Times New Roman"/>
@@ -10163,7 +11384,23 @@
           <w:sz w:val="22"/>
           <w:szCs w:val="22"/>
         </w:rPr>
-        <w:t>This study focuses on developing and evaluating a collaborative code editor, CodeCollab, designed to enhance productivity and teamwork among software developers. The scope includes several key aspects critical to modern software development environments. Firstly, it will explore the implementation of real-time collaborative code editing, examining the technical challenges and solutions to enable multiple developers to work on the same codebase simultaneously. Secondly, the study will integrate popular version control systems, such as Git, to manage code changes effectively and streamline the development workflow.</w:t>
+        <w:t xml:space="preserve">This study focuses on developing and evaluating a collaborative code editor, </w:t>
+      </w:r>
+      <w:proofErr w:type="spellStart"/>
+      <w:r>
+        <w:rPr>
+          <w:sz w:val="22"/>
+          <w:szCs w:val="22"/>
+        </w:rPr>
+        <w:t>CodeCollab</w:t>
+      </w:r>
+      <w:proofErr w:type="spellEnd"/>
+      <w:r>
+        <w:rPr>
+          <w:sz w:val="22"/>
+          <w:szCs w:val="22"/>
+        </w:rPr>
+        <w:t>, designed to enhance productivity and teamwork among software developers. The scope includes several key aspects critical to modern software development environments. Firstly, it will explore the implementation of real-time collaborative code editing, examining the technical challenges and solutions to enable multiple developers to work on the same codebase simultaneously. Secondly, the study will integrate popular version control systems, such as Git, to manage code changes effectively and streamline the development workflow.</w:t>
       </w:r>
     </w:p>
     <w:p>
@@ -10181,7 +11418,23 @@
           <w:sz w:val="22"/>
           <w:szCs w:val="22"/>
         </w:rPr>
-        <w:t>Additionally, the study will investigate the design and integration of in-editor communication tools. These tools aim to facilitate efficient, context-aware collaboration by allowing developers to discuss and resolve issues directly within the coding environment. Cross-platform compatibility will also be a significant focus, ensuring that CodeCollab can operate seamlessly on various devices and operating systems, providing a consistent user experience regardless of the platform used.</w:t>
+        <w:t xml:space="preserve">Additionally, the study will investigate the design and integration of in-editor communication tools. These tools aim to facilitate efficient, context-aware collaboration by allowing developers to discuss and resolve issues directly within the coding environment. Cross-platform compatibility will also be a significant focus, ensuring that </w:t>
+      </w:r>
+      <w:proofErr w:type="spellStart"/>
+      <w:r>
+        <w:rPr>
+          <w:sz w:val="22"/>
+          <w:szCs w:val="22"/>
+        </w:rPr>
+        <w:t>CodeCollab</w:t>
+      </w:r>
+      <w:proofErr w:type="spellEnd"/>
+      <w:r>
+        <w:rPr>
+          <w:sz w:val="22"/>
+          <w:szCs w:val="22"/>
+        </w:rPr>
+        <w:t xml:space="preserve"> can operate seamlessly on various devices and operating systems, providing a consistent user experience regardless of the platform used.</w:t>
       </w:r>
     </w:p>
     <w:p>
@@ -10240,7 +11493,7 @@
           <w:szCs w:val="22"/>
         </w:rPr>
       </w:pPr>
-      <w:bookmarkStart w:id="15" w:name="_Toc188238226"/>
+      <w:bookmarkStart w:id="15" w:name="_Toc196122529"/>
       <w:r>
         <w:rPr>
           <w:rFonts w:ascii="Times New Roman" w:hAnsi="Times New Roman" w:cs="Times New Roman"/>
@@ -10262,7 +11515,7 @@
           <w:szCs w:val="22"/>
         </w:rPr>
       </w:pPr>
-      <w:bookmarkStart w:id="16" w:name="_Toc188238227"/>
+      <w:bookmarkStart w:id="16" w:name="_Toc196122530"/>
       <w:r>
         <w:rPr>
           <w:rFonts w:ascii="Times New Roman" w:hAnsi="Times New Roman" w:cs="Times New Roman"/>
@@ -10339,7 +11592,23 @@
           <w:sz w:val="22"/>
           <w:szCs w:val="22"/>
         </w:rPr>
-        <w:t>: It is assumed that the target users, primarily software developers, possess a basic to advanced understanding of collaborative coding practices and version control systems. The usability and effectiveness of CodeCollab rely on users being familiar with these concepts.</w:t>
+        <w:t xml:space="preserve">: It is assumed that the target users, primarily software developers, possess a basic to advanced understanding of collaborative coding practices and version control systems. The usability and effectiveness of </w:t>
+      </w:r>
+      <w:proofErr w:type="spellStart"/>
+      <w:r>
+        <w:rPr>
+          <w:sz w:val="22"/>
+          <w:szCs w:val="22"/>
+        </w:rPr>
+        <w:t>CodeCollab</w:t>
+      </w:r>
+      <w:proofErr w:type="spellEnd"/>
+      <w:r>
+        <w:rPr>
+          <w:sz w:val="22"/>
+          <w:szCs w:val="22"/>
+        </w:rPr>
+        <w:t xml:space="preserve"> rely on users being familiar with these concepts.</w:t>
       </w:r>
     </w:p>
     <w:p>
@@ -10438,24 +11707,6 @@
     </w:p>
     <w:p>
       <w:pPr>
-        <w:spacing w:line="276" w:lineRule="auto"/>
-        <w:jc w:val="both"/>
-        <w:rPr>
-          <w:rFonts w:ascii="Times New Roman" w:hAnsi="Times New Roman" w:cs="Times New Roman"/>
-        </w:rPr>
-      </w:pPr>
-    </w:p>
-    <w:p>
-      <w:pPr>
-        <w:spacing w:line="276" w:lineRule="auto"/>
-        <w:jc w:val="both"/>
-        <w:rPr>
-          <w:rFonts w:ascii="Times New Roman" w:hAnsi="Times New Roman" w:cs="Times New Roman"/>
-        </w:rPr>
-      </w:pPr>
-    </w:p>
-    <w:p>
-      <w:pPr>
         <w:pStyle w:val="Heading3"/>
         <w:spacing w:line="276" w:lineRule="auto"/>
         <w:jc w:val="both"/>
@@ -10465,7 +11716,7 @@
           <w:szCs w:val="22"/>
         </w:rPr>
       </w:pPr>
-      <w:bookmarkStart w:id="17" w:name="_Toc188238228"/>
+      <w:bookmarkStart w:id="17" w:name="_Toc196122531"/>
       <w:r>
         <w:rPr>
           <w:rFonts w:ascii="Times New Roman" w:hAnsi="Times New Roman" w:cs="Times New Roman"/>
@@ -10835,7 +12086,21 @@
         <w:rPr>
           <w:rFonts w:ascii="Times New Roman" w:hAnsi="Times New Roman" w:cs="Times New Roman"/>
         </w:rPr>
-        <w:t>: Users may face a learning curve when transitioning from traditional code editors to CodeCollab.</w:t>
+        <w:t xml:space="preserve">: Users may face a learning curve when transitioning from traditional code editors to </w:t>
+      </w:r>
+      <w:proofErr w:type="spellStart"/>
+      <w:r>
+        <w:rPr>
+          <w:rFonts w:ascii="Times New Roman" w:hAnsi="Times New Roman" w:cs="Times New Roman"/>
+        </w:rPr>
+        <w:t>CodeCollab</w:t>
+      </w:r>
+      <w:proofErr w:type="spellEnd"/>
+      <w:r>
+        <w:rPr>
+          <w:rFonts w:ascii="Times New Roman" w:hAnsi="Times New Roman" w:cs="Times New Roman"/>
+        </w:rPr>
+        <w:t>.</w:t>
       </w:r>
     </w:p>
     <w:p>
@@ -10888,7 +12153,7 @@
           <w:szCs w:val="22"/>
         </w:rPr>
       </w:pPr>
-      <w:bookmarkStart w:id="18" w:name="_Toc188238229"/>
+      <w:bookmarkStart w:id="18" w:name="_Toc196122532"/>
       <w:r>
         <w:rPr>
           <w:rFonts w:ascii="Times New Roman" w:hAnsi="Times New Roman" w:cs="Times New Roman"/>
@@ -10917,29 +12182,93 @@
         <w:rPr>
           <w:rFonts w:ascii="Times New Roman" w:hAnsi="Times New Roman" w:cs="Times New Roman"/>
         </w:rPr>
-        <w:t xml:space="preserve">The development of CodeCollab holds significant potential for transforming the landscape of software development by addressing the critical need for efficient, real-time collaboration. In a world where development teams are often dispersed across different geographic locations, CodeCollab enables seamless, simultaneous coding by multiple developers, reducing the delays and conflicts associated with traditional version control systems. By integrating communication tools directly into the coding environment, it streamlines the workflow and ensures that contextual discussions remain tied to the </w:t>
-      </w:r>
+        <w:t xml:space="preserve">The development of </w:t>
+      </w:r>
+      <w:proofErr w:type="spellStart"/>
+      <w:r>
+        <w:rPr>
+          <w:rFonts w:ascii="Times New Roman" w:hAnsi="Times New Roman" w:cs="Times New Roman"/>
+        </w:rPr>
+        <w:t>CodeCollab</w:t>
+      </w:r>
+      <w:proofErr w:type="spellEnd"/>
+      <w:r>
+        <w:rPr>
+          <w:rFonts w:ascii="Times New Roman" w:hAnsi="Times New Roman" w:cs="Times New Roman"/>
+        </w:rPr>
+        <w:t xml:space="preserve"> holds significant potential for transforming the landscape of software development by addressing the critical need for efficient, real-time collaboration. In a world where development teams are often dispersed across different geographic locations, </w:t>
+      </w:r>
+      <w:proofErr w:type="spellStart"/>
+      <w:r>
+        <w:rPr>
+          <w:rFonts w:ascii="Times New Roman" w:hAnsi="Times New Roman" w:cs="Times New Roman"/>
+        </w:rPr>
+        <w:t>CodeCollab</w:t>
+      </w:r>
+      <w:proofErr w:type="spellEnd"/>
+      <w:r>
+        <w:rPr>
+          <w:rFonts w:ascii="Times New Roman" w:hAnsi="Times New Roman" w:cs="Times New Roman"/>
+        </w:rPr>
+        <w:t xml:space="preserve"> enables seamless, simultaneous coding by multiple developers, reducing the delays and conflicts associated with traditional version control systems. By integrating communication tools directly into the coding environment, it streamlines the workflow and ensures that contextual discussions remain tied to the relevant code segments. This integration not only enhances productivity but also improves the overall quality of the code, as issues can be identified and resolved more swiftly through real-time peer reviews and immediate feedback.</w:t>
+      </w:r>
+    </w:p>
+    <w:p>
+      <w:pPr>
+        <w:spacing w:line="276" w:lineRule="auto"/>
+        <w:jc w:val="both"/>
+        <w:rPr>
+          <w:rFonts w:ascii="Times New Roman" w:hAnsi="Times New Roman" w:cs="Times New Roman"/>
+        </w:rPr>
+      </w:pPr>
       <w:r>
         <w:rPr>
           <w:rFonts w:ascii="Times New Roman" w:hAnsi="Times New Roman" w:cs="Times New Roman"/>
         </w:rPr>
         <w:lastRenderedPageBreak/>
-        <w:t>relevant code segments. This integration not only enhances productivity but also improves the overall quality of the code, as issues can be identified and resolved more swiftly through real-time peer reviews and immediate feedback.</w:t>
-      </w:r>
-    </w:p>
-    <w:p>
-      <w:pPr>
-        <w:spacing w:line="276" w:lineRule="auto"/>
-        <w:jc w:val="both"/>
-        <w:rPr>
-          <w:rFonts w:ascii="Times New Roman" w:hAnsi="Times New Roman" w:cs="Times New Roman"/>
-        </w:rPr>
-      </w:pPr>
-      <w:r>
-        <w:rPr>
-          <w:rFonts w:ascii="Times New Roman" w:hAnsi="Times New Roman" w:cs="Times New Roman"/>
-        </w:rPr>
-        <w:t>Furthermore, CodeCollab's focus on cross-platform compatibility ensures that development teams can collaborate regardless of their choice of operating systems or devices, promoting inclusivity and flexibility in the workplace. The robust security and privacy measures embedded within CodeCollab safeguard sensitive data and protect against unauthorized access, addressing a major concern in collaborative environments. By providing a unified platform that combines coding, communication, and security, CodeCollab stands to significantly enhance the efficiency, security, and satisfaction of development teams, leading to faster development cycles, higher-quality software, and ultimately, more successful projects.</w:t>
+        <w:t xml:space="preserve">Furthermore, </w:t>
+      </w:r>
+      <w:proofErr w:type="spellStart"/>
+      <w:r>
+        <w:rPr>
+          <w:rFonts w:ascii="Times New Roman" w:hAnsi="Times New Roman" w:cs="Times New Roman"/>
+        </w:rPr>
+        <w:t>CodeCollab's</w:t>
+      </w:r>
+      <w:proofErr w:type="spellEnd"/>
+      <w:r>
+        <w:rPr>
+          <w:rFonts w:ascii="Times New Roman" w:hAnsi="Times New Roman" w:cs="Times New Roman"/>
+        </w:rPr>
+        <w:t xml:space="preserve"> focus on cross-platform compatibility ensures that development teams can collaborate regardless of their choice of operating systems or devices, promoting inclusivity and flexibility in the workplace. The robust security and privacy measures embedded within </w:t>
+      </w:r>
+      <w:proofErr w:type="spellStart"/>
+      <w:r>
+        <w:rPr>
+          <w:rFonts w:ascii="Times New Roman" w:hAnsi="Times New Roman" w:cs="Times New Roman"/>
+        </w:rPr>
+        <w:t>CodeCollab</w:t>
+      </w:r>
+      <w:proofErr w:type="spellEnd"/>
+      <w:r>
+        <w:rPr>
+          <w:rFonts w:ascii="Times New Roman" w:hAnsi="Times New Roman" w:cs="Times New Roman"/>
+        </w:rPr>
+        <w:t xml:space="preserve"> safeguard sensitive data and protect against unauthorized access, addressing a major concern in collaborative environments. By providing a unified platform that combines coding, communication, and security, </w:t>
+      </w:r>
+      <w:proofErr w:type="spellStart"/>
+      <w:r>
+        <w:rPr>
+          <w:rFonts w:ascii="Times New Roman" w:hAnsi="Times New Roman" w:cs="Times New Roman"/>
+        </w:rPr>
+        <w:t>CodeCollab</w:t>
+      </w:r>
+      <w:proofErr w:type="spellEnd"/>
+      <w:r>
+        <w:rPr>
+          <w:rFonts w:ascii="Times New Roman" w:hAnsi="Times New Roman" w:cs="Times New Roman"/>
+        </w:rPr>
+        <w:t xml:space="preserve"> stands to significantly enhance the efficiency, security, and satisfaction of development teams, leading to faster development cycles, higher-quality software, and ultimately, more successful projects.</w:t>
       </w:r>
     </w:p>
     <w:p>
@@ -10953,7 +12282,7 @@
           <w:szCs w:val="22"/>
         </w:rPr>
       </w:pPr>
-      <w:bookmarkStart w:id="19" w:name="_Toc188238230"/>
+      <w:bookmarkStart w:id="19" w:name="_Toc196122533"/>
       <w:r>
         <w:rPr>
           <w:rFonts w:ascii="Times New Roman" w:hAnsi="Times New Roman" w:cs="Times New Roman"/>
@@ -10976,7 +12305,21 @@
         <w:rPr>
           <w:rFonts w:ascii="Times New Roman" w:hAnsi="Times New Roman" w:cs="Times New Roman"/>
         </w:rPr>
-        <w:t>The conceptual framework for this study delineates the relationships between the dependent, independent, and moderating variables involved in the development and implementation of CodeCollab.</w:t>
+        <w:t xml:space="preserve">The conceptual framework for this study delineates the relationships between the dependent, independent, and moderating variables involved in the development and implementation of </w:t>
+      </w:r>
+      <w:proofErr w:type="spellStart"/>
+      <w:r>
+        <w:rPr>
+          <w:rFonts w:ascii="Times New Roman" w:hAnsi="Times New Roman" w:cs="Times New Roman"/>
+        </w:rPr>
+        <w:t>CodeCollab</w:t>
+      </w:r>
+      <w:proofErr w:type="spellEnd"/>
+      <w:r>
+        <w:rPr>
+          <w:rFonts w:ascii="Times New Roman" w:hAnsi="Times New Roman" w:cs="Times New Roman"/>
+        </w:rPr>
+        <w:t>.</w:t>
       </w:r>
     </w:p>
     <w:p>
@@ -11257,7 +12600,21 @@
         <w:rPr>
           <w:rFonts w:ascii="Times New Roman" w:hAnsi="Times New Roman" w:cs="Times New Roman"/>
         </w:rPr>
-        <w:t>: Determined by user feedback and adoption rates of the CodeCollab platform.</w:t>
+        <w:t xml:space="preserve">: Determined by user feedback and adoption rates of the </w:t>
+      </w:r>
+      <w:proofErr w:type="spellStart"/>
+      <w:r>
+        <w:rPr>
+          <w:rFonts w:ascii="Times New Roman" w:hAnsi="Times New Roman" w:cs="Times New Roman"/>
+        </w:rPr>
+        <w:t>CodeCollab</w:t>
+      </w:r>
+      <w:proofErr w:type="spellEnd"/>
+      <w:r>
+        <w:rPr>
+          <w:rFonts w:ascii="Times New Roman" w:hAnsi="Times New Roman" w:cs="Times New Roman"/>
+        </w:rPr>
+        <w:t xml:space="preserve"> platform.</w:t>
       </w:r>
     </w:p>
     <w:p>
@@ -11324,7 +12681,6 @@
           <w:b/>
           <w:bCs/>
         </w:rPr>
-        <w:lastRenderedPageBreak/>
         <w:t>Technical Proficiency of Users</w:t>
       </w:r>
       <w:r>
@@ -11379,6 +12735,7 @@
           <w:b/>
           <w:bCs/>
         </w:rPr>
+        <w:lastRenderedPageBreak/>
         <w:t>Project Complexity</w:t>
       </w:r>
       <w:r>
@@ -11412,7 +12769,21 @@
         <w:rPr>
           <w:rFonts w:ascii="Times New Roman" w:hAnsi="Times New Roman" w:cs="Times New Roman"/>
         </w:rPr>
-        <w:t>: The diversity and specifications of the hardware and software environments in which CodeCollab is deployed.</w:t>
+        <w:t xml:space="preserve">: The diversity and specifications of the hardware and software environments in which </w:t>
+      </w:r>
+      <w:proofErr w:type="spellStart"/>
+      <w:r>
+        <w:rPr>
+          <w:rFonts w:ascii="Times New Roman" w:hAnsi="Times New Roman" w:cs="Times New Roman"/>
+        </w:rPr>
+        <w:t>CodeCollab</w:t>
+      </w:r>
+      <w:proofErr w:type="spellEnd"/>
+      <w:r>
+        <w:rPr>
+          <w:rFonts w:ascii="Times New Roman" w:hAnsi="Times New Roman" w:cs="Times New Roman"/>
+        </w:rPr>
+        <w:t xml:space="preserve"> is deployed.</w:t>
       </w:r>
     </w:p>
     <w:p>
@@ -11595,7 +12966,7 @@
           <w:szCs w:val="22"/>
         </w:rPr>
       </w:pPr>
-      <w:bookmarkStart w:id="21" w:name="_Toc188238231"/>
+      <w:bookmarkStart w:id="21" w:name="_Toc196122534"/>
       <w:r>
         <w:rPr>
           <w:rFonts w:ascii="Times New Roman" w:hAnsi="Times New Roman" w:cs="Times New Roman"/>
@@ -11618,7 +12989,21 @@
         <w:rPr>
           <w:rFonts w:ascii="Times New Roman" w:hAnsi="Times New Roman" w:cs="Times New Roman"/>
         </w:rPr>
-        <w:t>This chapter has provided an introduction to the CodeCollab project, outlining the background, problem statement, and objectives. It also presented the research questions, scope, assumptions, limitations, significance, and conceptual framework, setting the stage for a detailed exploration of the development and implementation of the collaborative code editor.</w:t>
+        <w:t xml:space="preserve">This chapter has provided an introduction to the </w:t>
+      </w:r>
+      <w:proofErr w:type="spellStart"/>
+      <w:r>
+        <w:rPr>
+          <w:rFonts w:ascii="Times New Roman" w:hAnsi="Times New Roman" w:cs="Times New Roman"/>
+        </w:rPr>
+        <w:t>CodeCollab</w:t>
+      </w:r>
+      <w:proofErr w:type="spellEnd"/>
+      <w:r>
+        <w:rPr>
+          <w:rFonts w:ascii="Times New Roman" w:hAnsi="Times New Roman" w:cs="Times New Roman"/>
+        </w:rPr>
+        <w:t xml:space="preserve"> project, outlining the background, problem statement, and objectives. It also presented the research questions, scope, assumptions, limitations, significance, and conceptual framework, setting the stage for a detailed exploration of the development and implementation of the collaborative code editor.</w:t>
       </w:r>
     </w:p>
     <w:p>
@@ -11668,7 +13053,7 @@
           <w:szCs w:val="22"/>
         </w:rPr>
       </w:pPr>
-      <w:bookmarkStart w:id="22" w:name="_Toc188238232"/>
+      <w:bookmarkStart w:id="22" w:name="_Toc196122535"/>
       <w:r>
         <w:rPr>
           <w:rFonts w:ascii="Times New Roman" w:hAnsi="Times New Roman" w:cs="Times New Roman"/>
@@ -11703,7 +13088,7 @@
         </w:rPr>
         <w:t xml:space="preserve"> </w:t>
       </w:r>
-      <w:bookmarkStart w:id="23" w:name="_Toc188238233"/>
+      <w:bookmarkStart w:id="23" w:name="_Toc196122536"/>
       <w:r>
         <w:rPr>
           <w:rFonts w:ascii="Times New Roman" w:hAnsi="Times New Roman" w:cs="Times New Roman"/>
@@ -11726,7 +13111,35 @@
         <w:rPr>
           <w:rFonts w:ascii="Times New Roman" w:hAnsi="Times New Roman" w:cs="Times New Roman"/>
         </w:rPr>
-        <w:t>This chapter reviews existing code editor systems, analyzing their capabilities and limitations in supporting collaborative software development. By examining the strengths and weaknesses of popular editors, this chapter identifies the gaps that CodeCollab aims to address.</w:t>
+        <w:t xml:space="preserve">This chapter reviews existing code editor systems, </w:t>
+      </w:r>
+      <w:proofErr w:type="spellStart"/>
+      <w:r>
+        <w:rPr>
+          <w:rFonts w:ascii="Times New Roman" w:hAnsi="Times New Roman" w:cs="Times New Roman"/>
+        </w:rPr>
+        <w:t>analyzing</w:t>
+      </w:r>
+      <w:proofErr w:type="spellEnd"/>
+      <w:r>
+        <w:rPr>
+          <w:rFonts w:ascii="Times New Roman" w:hAnsi="Times New Roman" w:cs="Times New Roman"/>
+        </w:rPr>
+        <w:t xml:space="preserve"> their capabilities and limitations in supporting collaborative software development. By examining the strengths and weaknesses of popular editors, this chapter identifies the gaps that </w:t>
+      </w:r>
+      <w:proofErr w:type="spellStart"/>
+      <w:r>
+        <w:rPr>
+          <w:rFonts w:ascii="Times New Roman" w:hAnsi="Times New Roman" w:cs="Times New Roman"/>
+        </w:rPr>
+        <w:t>CodeCollab</w:t>
+      </w:r>
+      <w:proofErr w:type="spellEnd"/>
+      <w:r>
+        <w:rPr>
+          <w:rFonts w:ascii="Times New Roman" w:hAnsi="Times New Roman" w:cs="Times New Roman"/>
+        </w:rPr>
+        <w:t xml:space="preserve"> aims to address.</w:t>
       </w:r>
     </w:p>
     <w:p>
@@ -11740,7 +13153,7 @@
           <w:szCs w:val="22"/>
         </w:rPr>
       </w:pPr>
-      <w:bookmarkStart w:id="24" w:name="_Toc188238234"/>
+      <w:bookmarkStart w:id="24" w:name="_Toc196122537"/>
       <w:r>
         <w:rPr>
           <w:rFonts w:ascii="Times New Roman" w:hAnsi="Times New Roman" w:cs="Times New Roman"/>
@@ -11763,7 +13176,21 @@
         <w:rPr>
           <w:rFonts w:ascii="Times New Roman" w:hAnsi="Times New Roman" w:cs="Times New Roman"/>
         </w:rPr>
-        <w:t>A variety of code editors are widely used in the software development field, each offering unique features and capabilities. However, many of these tools have limitations in supporting real-time, collaborative coding, integrated communication, and seamless project management. This section examines popular code editors, outlining their strengths and weaknesses in relation to the collaborative challenges CodeCollab aims to address.</w:t>
+        <w:t xml:space="preserve">A variety of code editors are widely used in the software development field, each offering unique features and capabilities. However, many of these tools have limitations in supporting real-time, collaborative coding, integrated communication, and seamless project management. This section examines popular code editors, outlining their strengths and weaknesses in relation to the collaborative challenges </w:t>
+      </w:r>
+      <w:proofErr w:type="spellStart"/>
+      <w:r>
+        <w:rPr>
+          <w:rFonts w:ascii="Times New Roman" w:hAnsi="Times New Roman" w:cs="Times New Roman"/>
+        </w:rPr>
+        <w:t>CodeCollab</w:t>
+      </w:r>
+      <w:proofErr w:type="spellEnd"/>
+      <w:r>
+        <w:rPr>
+          <w:rFonts w:ascii="Times New Roman" w:hAnsi="Times New Roman" w:cs="Times New Roman"/>
+        </w:rPr>
+        <w:t xml:space="preserve"> aims to address.</w:t>
       </w:r>
     </w:p>
     <w:p>
@@ -11794,7 +13221,7 @@
         </w:rPr>
         <w:t xml:space="preserve"> </w:t>
       </w:r>
-      <w:bookmarkStart w:id="25" w:name="_Toc188238235"/>
+      <w:bookmarkStart w:id="25" w:name="_Toc196122538"/>
       <w:r>
         <w:rPr>
           <w:rFonts w:ascii="Times New Roman" w:hAnsi="Times New Roman" w:cs="Times New Roman"/>
@@ -12010,7 +13437,7 @@
           <w:szCs w:val="22"/>
         </w:rPr>
       </w:pPr>
-      <w:bookmarkStart w:id="26" w:name="_Toc188238236"/>
+      <w:bookmarkStart w:id="26" w:name="_Toc196122539"/>
       <w:r>
         <w:rPr>
           <w:rFonts w:ascii="Times New Roman" w:hAnsi="Times New Roman" w:cs="Times New Roman"/>
@@ -12226,7 +13653,7 @@
           <w:szCs w:val="22"/>
         </w:rPr>
       </w:pPr>
-      <w:bookmarkStart w:id="27" w:name="_Toc188238237"/>
+      <w:bookmarkStart w:id="27" w:name="_Toc196122540"/>
       <w:r>
         <w:rPr>
           <w:rFonts w:ascii="Times New Roman" w:hAnsi="Times New Roman" w:cs="Times New Roman"/>
@@ -12272,7 +13699,7 @@
           <w:szCs w:val="22"/>
         </w:rPr>
       </w:pPr>
-      <w:bookmarkStart w:id="28" w:name="_Toc188238238"/>
+      <w:bookmarkStart w:id="28" w:name="_Toc196122541"/>
       <w:r>
         <w:rPr>
           <w:rFonts w:ascii="Times New Roman" w:hAnsi="Times New Roman" w:cs="Times New Roman"/>
@@ -12295,7 +13722,21 @@
         <w:rPr>
           <w:rFonts w:ascii="Times New Roman" w:hAnsi="Times New Roman" w:cs="Times New Roman"/>
         </w:rPr>
-        <w:t>This chapter reviewed existing code editor systems, analysing their strengths and weaknesses in supporting collaborative software development. The limitations of these editors, particularly in real-time collaboration, integrated communication, and security, highlight the challenges faced by distributed development teams. Identifying these gaps establishes the need for a more comprehensive solution, setting the foundation for the design of CodeCollab in the following chapters.</w:t>
+        <w:t xml:space="preserve">This chapter reviewed existing code editor systems, analysing their strengths and weaknesses in supporting collaborative software development. The limitations of these editors, particularly in real-time collaboration, integrated communication, and security, highlight the challenges faced by distributed development teams. Identifying these gaps establishes the need for a more comprehensive solution, setting the foundation for the design of </w:t>
+      </w:r>
+      <w:proofErr w:type="spellStart"/>
+      <w:r>
+        <w:rPr>
+          <w:rFonts w:ascii="Times New Roman" w:hAnsi="Times New Roman" w:cs="Times New Roman"/>
+        </w:rPr>
+        <w:t>CodeCollab</w:t>
+      </w:r>
+      <w:proofErr w:type="spellEnd"/>
+      <w:r>
+        <w:rPr>
+          <w:rFonts w:ascii="Times New Roman" w:hAnsi="Times New Roman" w:cs="Times New Roman"/>
+        </w:rPr>
+        <w:t xml:space="preserve"> in the following chapters.</w:t>
       </w:r>
     </w:p>
     <w:p>
@@ -12333,7 +13774,7 @@
           <w:szCs w:val="22"/>
         </w:rPr>
       </w:pPr>
-      <w:bookmarkStart w:id="29" w:name="_Toc188238239"/>
+      <w:bookmarkStart w:id="29" w:name="_Toc196122542"/>
       <w:r>
         <w:rPr>
           <w:rFonts w:ascii="Times New Roman" w:hAnsi="Times New Roman" w:cs="Times New Roman"/>
@@ -12356,7 +13797,7 @@
           <w:szCs w:val="22"/>
         </w:rPr>
       </w:pPr>
-      <w:bookmarkStart w:id="30" w:name="_Toc188238240"/>
+      <w:bookmarkStart w:id="30" w:name="_Toc196122543"/>
       <w:r>
         <w:rPr>
           <w:rFonts w:ascii="Times New Roman" w:hAnsi="Times New Roman" w:cs="Times New Roman"/>
@@ -12380,13 +13821,23 @@
         </w:rPr>
         <w:t xml:space="preserve">This chapter presents the comprehensive analysis and design of the proposed system, </w:t>
       </w:r>
+      <w:proofErr w:type="spellStart"/>
       <w:r>
         <w:rPr>
           <w:rFonts w:ascii="Times New Roman" w:hAnsi="Times New Roman" w:cs="Times New Roman"/>
           <w:i/>
           <w:iCs/>
         </w:rPr>
-        <w:t>CodeCollab: A Collaborative Code Editor</w:t>
+        <w:t>CodeCollab</w:t>
+      </w:r>
+      <w:proofErr w:type="spellEnd"/>
+      <w:r>
+        <w:rPr>
+          <w:rFonts w:ascii="Times New Roman" w:hAnsi="Times New Roman" w:cs="Times New Roman"/>
+          <w:i/>
+          <w:iCs/>
+        </w:rPr>
+        <w:t>: A Collaborative Code Editor</w:t>
       </w:r>
       <w:r>
         <w:rPr>
@@ -12414,7 +13865,7 @@
           <w:szCs w:val="22"/>
         </w:rPr>
       </w:pPr>
-      <w:bookmarkStart w:id="31" w:name="_Toc188238241"/>
+      <w:bookmarkStart w:id="31" w:name="_Toc196122544"/>
       <w:r>
         <w:rPr>
           <w:rFonts w:ascii="Times New Roman" w:hAnsi="Times New Roman" w:cs="Times New Roman"/>
@@ -12592,7 +14043,25 @@
           <w:sz w:val="22"/>
           <w:szCs w:val="22"/>
         </w:rPr>
-        <w:t xml:space="preserve"> Iteretive model Diagram</w:t>
+        <w:t xml:space="preserve"> </w:t>
+      </w:r>
+      <w:proofErr w:type="spellStart"/>
+      <w:r>
+        <w:rPr>
+          <w:rFonts w:ascii="Times New Roman" w:hAnsi="Times New Roman" w:cs="Times New Roman"/>
+          <w:sz w:val="22"/>
+          <w:szCs w:val="22"/>
+        </w:rPr>
+        <w:t>Iteretive</w:t>
+      </w:r>
+      <w:proofErr w:type="spellEnd"/>
+      <w:r>
+        <w:rPr>
+          <w:rFonts w:ascii="Times New Roman" w:hAnsi="Times New Roman" w:cs="Times New Roman"/>
+          <w:sz w:val="22"/>
+          <w:szCs w:val="22"/>
+        </w:rPr>
+        <w:t xml:space="preserve"> model Diagram</w:t>
       </w:r>
       <w:bookmarkEnd w:id="32"/>
     </w:p>
@@ -12615,7 +14084,7 @@
           <w:szCs w:val="22"/>
         </w:rPr>
       </w:pPr>
-      <w:bookmarkStart w:id="33" w:name="_Toc188238242"/>
+      <w:bookmarkStart w:id="33" w:name="_Toc196122545"/>
       <w:r>
         <w:rPr>
           <w:rFonts w:ascii="Times New Roman" w:hAnsi="Times New Roman" w:cs="Times New Roman"/>
@@ -12638,7 +14107,21 @@
         <w:rPr>
           <w:rFonts w:ascii="Times New Roman" w:hAnsi="Times New Roman" w:cs="Times New Roman"/>
         </w:rPr>
-        <w:t xml:space="preserve">To gather relevant information for the development and evaluation of CodeCollab, a combination of data collection tools was employed, including </w:t>
+        <w:t xml:space="preserve">To gather relevant information for the development and evaluation of </w:t>
+      </w:r>
+      <w:proofErr w:type="spellStart"/>
+      <w:r>
+        <w:rPr>
+          <w:rFonts w:ascii="Times New Roman" w:hAnsi="Times New Roman" w:cs="Times New Roman"/>
+        </w:rPr>
+        <w:t>CodeCollab</w:t>
+      </w:r>
+      <w:proofErr w:type="spellEnd"/>
+      <w:r>
+        <w:rPr>
+          <w:rFonts w:ascii="Times New Roman" w:hAnsi="Times New Roman" w:cs="Times New Roman"/>
+        </w:rPr>
+        <w:t xml:space="preserve">, a combination of data collection tools was employed, including </w:t>
       </w:r>
       <w:r>
         <w:rPr>
@@ -13072,26 +14555,42 @@
           <w:sz w:val="22"/>
           <w:szCs w:val="22"/>
         </w:rPr>
-        <w:t>, respectively. These tools have been designed to gather comprehensive data from software developers and other relevant stakeholders, ensuring that CodeCollab meets the real-world needs of its users.</w:t>
-      </w:r>
-    </w:p>
-    <w:p>
-      <w:pPr>
-        <w:pStyle w:val="Heading3"/>
-        <w:rPr>
-          <w:rFonts w:ascii="Times New Roman" w:hAnsi="Times New Roman" w:cs="Times New Roman"/>
+        <w:t xml:space="preserve">, respectively. These tools have been designed to gather comprehensive data from software developers and other relevant stakeholders, ensuring that </w:t>
+      </w:r>
+      <w:proofErr w:type="spellStart"/>
+      <w:r>
+        <w:rPr>
           <w:sz w:val="22"/>
           <w:szCs w:val="22"/>
         </w:rPr>
-      </w:pPr>
-      <w:bookmarkStart w:id="35" w:name="_Toc188238243"/>
-      <w:bookmarkEnd w:id="34"/>
-      <w:r>
-        <w:rPr>
-          <w:rFonts w:ascii="Times New Roman" w:hAnsi="Times New Roman" w:cs="Times New Roman"/>
+        <w:t>CodeCollab</w:t>
+      </w:r>
+      <w:proofErr w:type="spellEnd"/>
+      <w:r>
+        <w:rPr>
           <w:sz w:val="22"/>
           <w:szCs w:val="22"/>
         </w:rPr>
+        <w:t xml:space="preserve"> meets the real-world needs of its users.</w:t>
+      </w:r>
+    </w:p>
+    <w:p>
+      <w:pPr>
+        <w:pStyle w:val="Heading3"/>
+        <w:rPr>
+          <w:rFonts w:ascii="Times New Roman" w:hAnsi="Times New Roman" w:cs="Times New Roman"/>
+          <w:sz w:val="22"/>
+          <w:szCs w:val="22"/>
+        </w:rPr>
+      </w:pPr>
+      <w:bookmarkStart w:id="35" w:name="_Toc196122546"/>
+      <w:bookmarkEnd w:id="34"/>
+      <w:r>
+        <w:rPr>
+          <w:rFonts w:ascii="Times New Roman" w:hAnsi="Times New Roman" w:cs="Times New Roman"/>
+          <w:sz w:val="22"/>
+          <w:szCs w:val="22"/>
+        </w:rPr>
         <w:lastRenderedPageBreak/>
         <w:t>Data Analysis Tools and Techniques</w:t>
       </w:r>
@@ -13108,7 +14607,21 @@
         <w:rPr>
           <w:rFonts w:ascii="Times New Roman" w:hAnsi="Times New Roman" w:cs="Times New Roman"/>
         </w:rPr>
-        <w:t>To analyze the data collected from the questionnaires and interviews, a combination of statistical tools and visual representation methods will be employed. Microsoft Excel will be the primary tool used for statistical analysis and data visualization. The findings will be represented using pie charts, bar graphs, and line graphs to provide clear and insightful illustrations of the results.</w:t>
+        <w:t xml:space="preserve">To </w:t>
+      </w:r>
+      <w:proofErr w:type="spellStart"/>
+      <w:r>
+        <w:rPr>
+          <w:rFonts w:ascii="Times New Roman" w:hAnsi="Times New Roman" w:cs="Times New Roman"/>
+        </w:rPr>
+        <w:t>analyze</w:t>
+      </w:r>
+      <w:proofErr w:type="spellEnd"/>
+      <w:r>
+        <w:rPr>
+          <w:rFonts w:ascii="Times New Roman" w:hAnsi="Times New Roman" w:cs="Times New Roman"/>
+        </w:rPr>
+        <w:t xml:space="preserve"> the data collected from the questionnaires and interviews, a combination of statistical tools and visual representation methods will be employed. Microsoft Excel will be the primary tool used for statistical analysis and data visualization. The findings will be represented using pie charts, bar graphs, and line graphs to provide clear and insightful illustrations of the results.</w:t>
       </w:r>
     </w:p>
     <w:p>
@@ -13268,7 +14781,21 @@
         <w:rPr>
           <w:rFonts w:ascii="Times New Roman" w:hAnsi="Times New Roman" w:cs="Times New Roman"/>
         </w:rPr>
-        <w:t>Data visualization was performed by creating a python script using libraries such as matplotlib and pandas so as to plot the data collected and prepared in a clear and easy to interprate manner.</w:t>
+        <w:t xml:space="preserve">Data visualization was performed by creating a python script using libraries such as matplotlib and pandas so as to plot the data collected and prepared in a clear and easy to </w:t>
+      </w:r>
+      <w:proofErr w:type="spellStart"/>
+      <w:r>
+        <w:rPr>
+          <w:rFonts w:ascii="Times New Roman" w:hAnsi="Times New Roman" w:cs="Times New Roman"/>
+        </w:rPr>
+        <w:t>interprate</w:t>
+      </w:r>
+      <w:proofErr w:type="spellEnd"/>
+      <w:r>
+        <w:rPr>
+          <w:rFonts w:ascii="Times New Roman" w:hAnsi="Times New Roman" w:cs="Times New Roman"/>
+        </w:rPr>
+        <w:t xml:space="preserve"> manner.</w:t>
       </w:r>
     </w:p>
     <w:p>
@@ -14612,7 +16139,7 @@
           <w:szCs w:val="22"/>
         </w:rPr>
       </w:pPr>
-      <w:bookmarkStart w:id="43" w:name="_Toc188238244"/>
+      <w:bookmarkStart w:id="43" w:name="_Toc196122547"/>
       <w:r>
         <w:rPr>
           <w:rFonts w:ascii="Times New Roman" w:hAnsi="Times New Roman" w:cs="Times New Roman"/>
@@ -14634,7 +16161,35 @@
         <w:rPr>
           <w:rFonts w:ascii="Times New Roman" w:hAnsi="Times New Roman" w:cs="Times New Roman"/>
         </w:rPr>
-        <w:t>The desired system, CodeCollab, is a comprehensive, real-time collaborative code editor designed to enhance productivity, streamline communication, and ensure security among software development teams. This section outlines the system specifications, detailing the key features, architecture, and components of CodeCollab.</w:t>
+        <w:t xml:space="preserve">The desired system, </w:t>
+      </w:r>
+      <w:proofErr w:type="spellStart"/>
+      <w:r>
+        <w:rPr>
+          <w:rFonts w:ascii="Times New Roman" w:hAnsi="Times New Roman" w:cs="Times New Roman"/>
+        </w:rPr>
+        <w:t>CodeCollab</w:t>
+      </w:r>
+      <w:proofErr w:type="spellEnd"/>
+      <w:r>
+        <w:rPr>
+          <w:rFonts w:ascii="Times New Roman" w:hAnsi="Times New Roman" w:cs="Times New Roman"/>
+        </w:rPr>
+        <w:t xml:space="preserve">, is a comprehensive, real-time collaborative code editor designed to enhance productivity, streamline communication, and ensure security among software development teams. This section outlines the system specifications, detailing the key features, architecture, and components of </w:t>
+      </w:r>
+      <w:proofErr w:type="spellStart"/>
+      <w:r>
+        <w:rPr>
+          <w:rFonts w:ascii="Times New Roman" w:hAnsi="Times New Roman" w:cs="Times New Roman"/>
+        </w:rPr>
+        <w:t>CodeCollab</w:t>
+      </w:r>
+      <w:proofErr w:type="spellEnd"/>
+      <w:r>
+        <w:rPr>
+          <w:rFonts w:ascii="Times New Roman" w:hAnsi="Times New Roman" w:cs="Times New Roman"/>
+        </w:rPr>
+        <w:t>.</w:t>
       </w:r>
     </w:p>
     <w:p>
@@ -14694,7 +16249,21 @@
         <w:rPr>
           <w:rFonts w:ascii="Times New Roman" w:hAnsi="Times New Roman" w:cs="Times New Roman"/>
         </w:rPr>
-        <w:t>Description: CodeCollab will enable multiple users to edit the same codebase simultaneously, with changes reflected in real-time across all participants’ editors.</w:t>
+        <w:t xml:space="preserve">Description: </w:t>
+      </w:r>
+      <w:proofErr w:type="spellStart"/>
+      <w:r>
+        <w:rPr>
+          <w:rFonts w:ascii="Times New Roman" w:hAnsi="Times New Roman" w:cs="Times New Roman"/>
+        </w:rPr>
+        <w:t>CodeCollab</w:t>
+      </w:r>
+      <w:proofErr w:type="spellEnd"/>
+      <w:r>
+        <w:rPr>
+          <w:rFonts w:ascii="Times New Roman" w:hAnsi="Times New Roman" w:cs="Times New Roman"/>
+        </w:rPr>
+        <w:t xml:space="preserve"> will enable multiple users to edit the same codebase simultaneously, with changes reflected in real-time across all participants’ editors.</w:t>
       </w:r>
     </w:p>
     <w:p>
@@ -14977,7 +16546,21 @@
         <w:rPr>
           <w:rFonts w:ascii="Times New Roman" w:hAnsi="Times New Roman" w:cs="Times New Roman"/>
         </w:rPr>
-        <w:t>Functionality: The system will be accessible through both a native desktop application and a web-based interface, allowing for flexibility in how users access CodeCollab.</w:t>
+        <w:t xml:space="preserve">Functionality: The system will be accessible through both a native desktop application and a web-based interface, allowing for flexibility in how users access </w:t>
+      </w:r>
+      <w:proofErr w:type="spellStart"/>
+      <w:r>
+        <w:rPr>
+          <w:rFonts w:ascii="Times New Roman" w:hAnsi="Times New Roman" w:cs="Times New Roman"/>
+        </w:rPr>
+        <w:t>CodeCollab</w:t>
+      </w:r>
+      <w:proofErr w:type="spellEnd"/>
+      <w:r>
+        <w:rPr>
+          <w:rFonts w:ascii="Times New Roman" w:hAnsi="Times New Roman" w:cs="Times New Roman"/>
+        </w:rPr>
+        <w:t>.</w:t>
       </w:r>
     </w:p>
     <w:p>
@@ -15219,7 +16802,7 @@
           <w:szCs w:val="22"/>
         </w:rPr>
       </w:pPr>
-      <w:bookmarkStart w:id="44" w:name="_Toc188238245"/>
+      <w:bookmarkStart w:id="44" w:name="_Toc196122548"/>
       <w:r>
         <w:rPr>
           <w:rFonts w:ascii="Times New Roman" w:hAnsi="Times New Roman" w:cs="Times New Roman"/>
@@ -15242,7 +16825,21 @@
         <w:rPr>
           <w:rFonts w:ascii="Times New Roman" w:hAnsi="Times New Roman" w:cs="Times New Roman"/>
         </w:rPr>
-        <w:t>This section outlines the main user requirements and their corresponding system requirements for the CodeCollab platform.</w:t>
+        <w:t xml:space="preserve">This section outlines the main user requirements and their corresponding system requirements for the </w:t>
+      </w:r>
+      <w:proofErr w:type="spellStart"/>
+      <w:r>
+        <w:rPr>
+          <w:rFonts w:ascii="Times New Roman" w:hAnsi="Times New Roman" w:cs="Times New Roman"/>
+        </w:rPr>
+        <w:t>CodeCollab</w:t>
+      </w:r>
+      <w:proofErr w:type="spellEnd"/>
+      <w:r>
+        <w:rPr>
+          <w:rFonts w:ascii="Times New Roman" w:hAnsi="Times New Roman" w:cs="Times New Roman"/>
+        </w:rPr>
+        <w:t xml:space="preserve"> platform.</w:t>
       </w:r>
     </w:p>
     <w:p>
@@ -15988,7 +17585,7 @@
           <w:szCs w:val="22"/>
         </w:rPr>
       </w:pPr>
-      <w:bookmarkStart w:id="45" w:name="_Toc188238246"/>
+      <w:bookmarkStart w:id="45" w:name="_Toc196122549"/>
       <w:r>
         <w:rPr>
           <w:rFonts w:ascii="Times New Roman" w:hAnsi="Times New Roman" w:cs="Times New Roman"/>
@@ -16010,7 +17607,35 @@
         <w:rPr>
           <w:rFonts w:ascii="Times New Roman" w:hAnsi="Times New Roman" w:cs="Times New Roman"/>
         </w:rPr>
-        <w:t>The functional requirements for CodeCollab are specific functionalities and features that the system must possess to meet the user and system requirements outlined previously. These requirements ensure that CodeCollab provides a seamless and effective collaborative coding environment.</w:t>
+        <w:t xml:space="preserve">The functional requirements for </w:t>
+      </w:r>
+      <w:proofErr w:type="spellStart"/>
+      <w:r>
+        <w:rPr>
+          <w:rFonts w:ascii="Times New Roman" w:hAnsi="Times New Roman" w:cs="Times New Roman"/>
+        </w:rPr>
+        <w:t>CodeCollab</w:t>
+      </w:r>
+      <w:proofErr w:type="spellEnd"/>
+      <w:r>
+        <w:rPr>
+          <w:rFonts w:ascii="Times New Roman" w:hAnsi="Times New Roman" w:cs="Times New Roman"/>
+        </w:rPr>
+        <w:t xml:space="preserve"> are specific functionalities and features that the system must possess to meet the user and system requirements outlined previously. These requirements ensure that </w:t>
+      </w:r>
+      <w:proofErr w:type="spellStart"/>
+      <w:r>
+        <w:rPr>
+          <w:rFonts w:ascii="Times New Roman" w:hAnsi="Times New Roman" w:cs="Times New Roman"/>
+        </w:rPr>
+        <w:t>CodeCollab</w:t>
+      </w:r>
+      <w:proofErr w:type="spellEnd"/>
+      <w:r>
+        <w:rPr>
+          <w:rFonts w:ascii="Times New Roman" w:hAnsi="Times New Roman" w:cs="Times New Roman"/>
+        </w:rPr>
+        <w:t xml:space="preserve"> provides a seamless and effective collaborative coding environment.</w:t>
       </w:r>
     </w:p>
     <w:p>
@@ -16875,7 +18500,7 @@
           <w:szCs w:val="22"/>
         </w:rPr>
       </w:pPr>
-      <w:bookmarkStart w:id="46" w:name="_Toc188238247"/>
+      <w:bookmarkStart w:id="46" w:name="_Toc196122550"/>
       <w:r>
         <w:rPr>
           <w:rFonts w:ascii="Times New Roman" w:hAnsi="Times New Roman" w:cs="Times New Roman"/>
@@ -17683,7 +19308,7 @@
           <w:szCs w:val="22"/>
         </w:rPr>
       </w:pPr>
-      <w:bookmarkStart w:id="47" w:name="_Toc188238248"/>
+      <w:bookmarkStart w:id="47" w:name="_Toc196122551"/>
       <w:r>
         <w:rPr>
           <w:rFonts w:ascii="Times New Roman" w:hAnsi="Times New Roman" w:cs="Times New Roman"/>
@@ -17705,7 +19330,7 @@
           <w:szCs w:val="22"/>
         </w:rPr>
       </w:pPr>
-      <w:bookmarkStart w:id="48" w:name="_Toc188238249"/>
+      <w:bookmarkStart w:id="48" w:name="_Toc196122552"/>
       <w:r>
         <w:rPr>
           <w:rFonts w:ascii="Times New Roman" w:hAnsi="Times New Roman" w:cs="Times New Roman"/>
@@ -17866,7 +19491,7 @@
           <w:szCs w:val="22"/>
         </w:rPr>
       </w:pPr>
-      <w:bookmarkStart w:id="50" w:name="_Toc188238250"/>
+      <w:bookmarkStart w:id="50" w:name="_Toc196122553"/>
       <w:r>
         <w:rPr>
           <w:rFonts w:ascii="Times New Roman" w:hAnsi="Times New Roman" w:cs="Times New Roman"/>
@@ -18027,7 +19652,7 @@
           <w:szCs w:val="22"/>
         </w:rPr>
       </w:pPr>
-      <w:bookmarkStart w:id="52" w:name="_Toc188238251"/>
+      <w:bookmarkStart w:id="52" w:name="_Toc196122554"/>
       <w:r>
         <w:rPr>
           <w:rFonts w:ascii="Times New Roman" w:hAnsi="Times New Roman" w:cs="Times New Roman"/>
@@ -18344,7 +19969,7 @@
           <w:szCs w:val="22"/>
         </w:rPr>
       </w:pPr>
-      <w:bookmarkStart w:id="54" w:name="_Toc188238252"/>
+      <w:bookmarkStart w:id="54" w:name="_Toc196122555"/>
       <w:r>
         <w:rPr>
           <w:rFonts w:ascii="Times New Roman" w:hAnsi="Times New Roman" w:cs="Times New Roman"/>
@@ -18798,7 +20423,7 @@
           <w:szCs w:val="22"/>
         </w:rPr>
       </w:pPr>
-      <w:bookmarkStart w:id="58" w:name="_Toc188238253"/>
+      <w:bookmarkStart w:id="58" w:name="_Toc196122556"/>
       <w:r>
         <w:rPr>
           <w:rFonts w:ascii="Times New Roman" w:hAnsi="Times New Roman" w:cs="Times New Roman"/>
@@ -18958,7 +20583,7 @@
           <w:lang w:val="en-US"/>
         </w:rPr>
       </w:pPr>
-      <w:bookmarkStart w:id="60" w:name="_Toc188238254"/>
+      <w:bookmarkStart w:id="60" w:name="_Toc196122557"/>
       <w:r>
         <w:rPr>
           <w:rFonts w:ascii="Times New Roman" w:hAnsi="Times New Roman" w:cs="Times New Roman"/>
@@ -19041,7 +20666,7 @@
           <w:szCs w:val="22"/>
         </w:rPr>
       </w:pPr>
-      <w:bookmarkStart w:id="61" w:name="_Toc188238255"/>
+      <w:bookmarkStart w:id="61" w:name="_Toc196122558"/>
       <w:r>
         <w:rPr>
           <w:rFonts w:ascii="Times New Roman" w:hAnsi="Times New Roman" w:cs="Times New Roman"/>
@@ -19275,6 +20900,7 @@
           <w:szCs w:val="22"/>
         </w:rPr>
       </w:pPr>
+      <w:bookmarkStart w:id="63" w:name="_Toc196122559"/>
       <w:r>
         <w:rPr>
           <w:rFonts w:ascii="Times New Roman" w:hAnsi="Times New Roman" w:cs="Times New Roman"/>
@@ -19284,6 +20910,7 @@
         <w:lastRenderedPageBreak/>
         <w:t>CHAPTER 4: SYSTEM CODE GENERATION AND TESTING</w:t>
       </w:r>
+      <w:bookmarkEnd w:id="63"/>
     </w:p>
     <w:p>
       <w:pPr>
@@ -19295,6 +20922,7 @@
           <w:szCs w:val="22"/>
         </w:rPr>
       </w:pPr>
+      <w:bookmarkStart w:id="64" w:name="_Toc196122560"/>
       <w:r>
         <w:rPr>
           <w:rFonts w:ascii="Times New Roman" w:hAnsi="Times New Roman" w:cs="Times New Roman"/>
@@ -19303,6 +20931,7 @@
         </w:rPr>
         <w:t>Overview of the Chapter</w:t>
       </w:r>
+      <w:bookmarkEnd w:id="64"/>
     </w:p>
     <w:p>
       <w:pPr>
@@ -19324,19 +20953,7 @@
           <w:rPr>
             <w:rFonts w:ascii="Times New Roman" w:hAnsi="Times New Roman" w:cs="Times New Roman"/>
           </w:rPr>
-          <w:t>CodeCo</w:t>
-        </w:r>
-        <w:r>
-          <w:rPr>
-            <w:rFonts w:ascii="Times New Roman" w:hAnsi="Times New Roman" w:cs="Times New Roman"/>
-          </w:rPr>
-          <w:t>l</w:t>
-        </w:r>
-        <w:r>
-          <w:rPr>
-            <w:rFonts w:ascii="Times New Roman" w:hAnsi="Times New Roman" w:cs="Times New Roman"/>
-          </w:rPr>
-          <w:t>lab Online</w:t>
+          <w:t>CodeCollab Online</w:t>
         </w:r>
       </w:hyperlink>
       <w:r>
@@ -19378,6 +20995,7 @@
           <w:szCs w:val="22"/>
         </w:rPr>
       </w:pPr>
+      <w:bookmarkStart w:id="65" w:name="_Toc196122561"/>
       <w:r>
         <w:rPr>
           <w:rFonts w:ascii="Times New Roman" w:hAnsi="Times New Roman" w:cs="Times New Roman"/>
@@ -19386,6 +21004,7 @@
         </w:rPr>
         <w:t>System Code Generation</w:t>
       </w:r>
+      <w:bookmarkEnd w:id="65"/>
     </w:p>
     <w:p>
       <w:pPr>
@@ -19707,6 +21326,7 @@
           <w:szCs w:val="22"/>
         </w:rPr>
       </w:pPr>
+      <w:bookmarkStart w:id="66" w:name="_Toc196122562"/>
       <w:r>
         <w:rPr>
           <w:rFonts w:ascii="Times New Roman" w:hAnsi="Times New Roman" w:cs="Times New Roman"/>
@@ -19715,6 +21335,7 @@
         </w:rPr>
         <w:t>Testing</w:t>
       </w:r>
+      <w:bookmarkEnd w:id="66"/>
     </w:p>
     <w:p>
       <w:pPr>
@@ -19748,6 +21369,7 @@
           <w:szCs w:val="22"/>
         </w:rPr>
       </w:pPr>
+      <w:bookmarkStart w:id="67" w:name="_Toc196122563"/>
       <w:r>
         <w:rPr>
           <w:rFonts w:ascii="Times New Roman" w:hAnsi="Times New Roman" w:cs="Times New Roman"/>
@@ -19756,6 +21378,7 @@
         </w:rPr>
         <w:t>Testing Objectives</w:t>
       </w:r>
+      <w:bookmarkEnd w:id="67"/>
     </w:p>
     <w:p>
       <w:pPr>
@@ -19880,6 +21503,7 @@
           <w:szCs w:val="22"/>
         </w:rPr>
       </w:pPr>
+      <w:bookmarkStart w:id="68" w:name="_Toc196122564"/>
       <w:r>
         <w:rPr>
           <w:rFonts w:ascii="Times New Roman" w:hAnsi="Times New Roman" w:cs="Times New Roman"/>
@@ -19889,6 +21513,7 @@
         <w:lastRenderedPageBreak/>
         <w:t>Types of Testing Conducted</w:t>
       </w:r>
+      <w:bookmarkEnd w:id="68"/>
     </w:p>
     <w:p>
       <w:pPr>
@@ -20178,6 +21803,7 @@
           <w:szCs w:val="22"/>
         </w:rPr>
       </w:pPr>
+      <w:bookmarkStart w:id="69" w:name="_Toc196122565"/>
       <w:r>
         <w:rPr>
           <w:rFonts w:ascii="Times New Roman" w:hAnsi="Times New Roman" w:cs="Times New Roman"/>
@@ -20186,6 +21812,7 @@
         </w:rPr>
         <w:t>Test Case Table</w:t>
       </w:r>
+      <w:bookmarkEnd w:id="69"/>
     </w:p>
     <w:p>
       <w:pPr>
@@ -23147,7 +24774,35 @@
                       <w:rFonts w:ascii="Times New Roman" w:hAnsi="Times New Roman" w:cs="Times New Roman"/>
                       <w:lang w:val="en-KE"/>
                     </w:rPr>
-                    <w:t>Receive a message</w:t>
+                    <w:t>Receive</w:t>
+                  </w:r>
+                  <w:r>
+                    <w:rPr>
+                      <w:rFonts w:ascii="Times New Roman" w:hAnsi="Times New Roman" w:cs="Times New Roman"/>
+                      <w:lang w:val="en-KE"/>
+                    </w:rPr>
+                    <w:t xml:space="preserve"> </w:t>
+                  </w:r>
+                  <w:r>
+                    <w:rPr>
+                      <w:rFonts w:ascii="Times New Roman" w:hAnsi="Times New Roman" w:cs="Times New Roman"/>
+                      <w:lang w:val="en-KE"/>
+                    </w:rPr>
+                    <w:t>a</w:t>
+                  </w:r>
+                  <w:r>
+                    <w:rPr>
+                      <w:rFonts w:ascii="Times New Roman" w:hAnsi="Times New Roman" w:cs="Times New Roman"/>
+                      <w:lang w:val="en-KE"/>
+                    </w:rPr>
+                    <w:t xml:space="preserve"> </w:t>
+                  </w:r>
+                  <w:r>
+                    <w:rPr>
+                      <w:rFonts w:ascii="Times New Roman" w:hAnsi="Times New Roman" w:cs="Times New Roman"/>
+                      <w:lang w:val="en-KE"/>
+                    </w:rPr>
+                    <w:t>message</w:t>
                   </w:r>
                 </w:p>
               </w:tc>
@@ -26928,6 +28583,7 @@
           <w:szCs w:val="22"/>
         </w:rPr>
       </w:pPr>
+      <w:bookmarkStart w:id="70" w:name="_Toc196122566"/>
       <w:r>
         <w:rPr>
           <w:rFonts w:ascii="Times New Roman" w:hAnsi="Times New Roman" w:cs="Times New Roman"/>
@@ -26937,6 +28593,7 @@
         <w:lastRenderedPageBreak/>
         <w:t>Conclusions</w:t>
       </w:r>
+      <w:bookmarkEnd w:id="70"/>
     </w:p>
     <w:p>
       <w:pPr>
@@ -27017,21 +28674,7 @@
           <w:rFonts w:ascii="Times New Roman" w:hAnsi="Times New Roman" w:cs="Times New Roman"/>
           <w:lang w:val="en-KE"/>
         </w:rPr>
-        <w:t>) stand as evidence of a fully functional, usable solution that meets both technical and user-</w:t>
-      </w:r>
-      <w:r>
-        <w:rPr>
-          <w:rFonts w:ascii="Times New Roman" w:hAnsi="Times New Roman" w:cs="Times New Roman"/>
-          <w:lang w:val="en-KE"/>
-        </w:rPr>
-        <w:t>centred</w:t>
-      </w:r>
-      <w:r>
-        <w:rPr>
-          <w:rFonts w:ascii="Times New Roman" w:hAnsi="Times New Roman" w:cs="Times New Roman"/>
-          <w:lang w:val="en-KE"/>
-        </w:rPr>
-        <w:t xml:space="preserve"> expectations.</w:t>
+        <w:t>) stand as evidence of a fully functional, usable solution that meets both technical and user-centred expectations.</w:t>
       </w:r>
     </w:p>
     <w:p>
@@ -27078,6 +28721,7 @@
           <w:szCs w:val="22"/>
         </w:rPr>
       </w:pPr>
+      <w:bookmarkStart w:id="71" w:name="_Toc196122567"/>
       <w:r>
         <w:rPr>
           <w:rFonts w:ascii="Times New Roman" w:hAnsi="Times New Roman" w:cs="Times New Roman"/>
@@ -27086,6 +28730,7 @@
         </w:rPr>
         <w:t>Recommendations</w:t>
       </w:r>
+      <w:bookmarkEnd w:id="71"/>
     </w:p>
     <w:p>
       <w:pPr>
@@ -27309,6 +28954,7 @@
           <w:szCs w:val="22"/>
         </w:rPr>
       </w:pPr>
+      <w:bookmarkStart w:id="72" w:name="_Toc196122568"/>
       <w:r>
         <w:rPr>
           <w:rFonts w:ascii="Times New Roman" w:hAnsi="Times New Roman" w:cs="Times New Roman"/>
@@ -27335,6 +28981,7 @@
         </w:rPr>
         <w:t>CONCLUSIONS AND RECOMMENDATIONS</w:t>
       </w:r>
+      <w:bookmarkEnd w:id="72"/>
     </w:p>
     <w:p>
       <w:pPr>
@@ -27354,6 +29001,7 @@
           <w:szCs w:val="22"/>
         </w:rPr>
       </w:pPr>
+      <w:bookmarkStart w:id="73" w:name="_Toc196122569"/>
       <w:r>
         <w:rPr>
           <w:rFonts w:ascii="Times New Roman" w:hAnsi="Times New Roman" w:cs="Times New Roman"/>
@@ -27362,6 +29010,7 @@
         </w:rPr>
         <w:t>Introduction</w:t>
       </w:r>
+      <w:bookmarkEnd w:id="73"/>
     </w:p>
     <w:p>
       <w:pPr>
@@ -27409,6 +29058,7 @@
           <w:szCs w:val="22"/>
         </w:rPr>
       </w:pPr>
+      <w:bookmarkStart w:id="74" w:name="_Toc196122570"/>
       <w:r>
         <w:rPr>
           <w:rFonts w:ascii="Times New Roman" w:hAnsi="Times New Roman" w:cs="Times New Roman"/>
@@ -27417,6 +29067,7 @@
         </w:rPr>
         <w:t>Summary of the Project</w:t>
       </w:r>
+      <w:bookmarkEnd w:id="74"/>
     </w:p>
     <w:p>
       <w:pPr>
@@ -27550,6 +29201,7 @@
           <w:szCs w:val="22"/>
         </w:rPr>
       </w:pPr>
+      <w:bookmarkStart w:id="75" w:name="_Toc196122571"/>
       <w:r>
         <w:rPr>
           <w:rFonts w:ascii="Times New Roman" w:hAnsi="Times New Roman" w:cs="Times New Roman"/>
@@ -27558,6 +29210,7 @@
         </w:rPr>
         <w:t>Conclusions</w:t>
       </w:r>
+      <w:bookmarkEnd w:id="75"/>
     </w:p>
     <w:p>
       <w:pPr>
@@ -27685,6 +29338,7 @@
           <w:szCs w:val="22"/>
         </w:rPr>
       </w:pPr>
+      <w:bookmarkStart w:id="76" w:name="_Toc196122572"/>
       <w:r>
         <w:rPr>
           <w:rFonts w:ascii="Times New Roman" w:hAnsi="Times New Roman" w:cs="Times New Roman"/>
@@ -27693,6 +29347,7 @@
         </w:rPr>
         <w:t>Recommendations</w:t>
       </w:r>
+      <w:bookmarkEnd w:id="76"/>
     </w:p>
     <w:p>
       <w:pPr>
@@ -27932,6 +29587,7 @@
           <w:szCs w:val="22"/>
         </w:rPr>
       </w:pPr>
+      <w:bookmarkStart w:id="77" w:name="_Toc196122573"/>
       <w:r>
         <w:rPr>
           <w:rFonts w:ascii="Times New Roman" w:hAnsi="Times New Roman" w:cs="Times New Roman"/>
@@ -27940,6 +29596,7 @@
         </w:rPr>
         <w:t>Future Work</w:t>
       </w:r>
+      <w:bookmarkEnd w:id="77"/>
     </w:p>
     <w:p>
       <w:pPr>
@@ -27973,6 +29630,7 @@
           <w:szCs w:val="22"/>
         </w:rPr>
       </w:pPr>
+      <w:bookmarkStart w:id="78" w:name="_Toc196122574"/>
       <w:r>
         <w:rPr>
           <w:rFonts w:ascii="Times New Roman" w:hAnsi="Times New Roman" w:cs="Times New Roman"/>
@@ -27981,6 +29639,7 @@
         </w:rPr>
         <w:t>Final Thoughts</w:t>
       </w:r>
+      <w:bookmarkEnd w:id="78"/>
     </w:p>
     <w:p>
       <w:pPr>
@@ -28087,7 +29746,7 @@
           <w:szCs w:val="22"/>
         </w:rPr>
       </w:pPr>
-      <w:bookmarkStart w:id="63" w:name="_Toc188238256"/>
+      <w:bookmarkStart w:id="79" w:name="_Toc196122575"/>
       <w:r>
         <w:rPr>
           <w:rFonts w:ascii="Times New Roman" w:hAnsi="Times New Roman" w:cs="Times New Roman"/>
@@ -28097,7 +29756,7 @@
         <w:lastRenderedPageBreak/>
         <w:t>REFERENCES</w:t>
       </w:r>
-      <w:bookmarkEnd w:id="63"/>
+      <w:bookmarkEnd w:id="79"/>
     </w:p>
     <w:p>
       <w:pPr>
@@ -28317,7 +29976,7 @@
           <w:szCs w:val="22"/>
         </w:rPr>
       </w:pPr>
-      <w:bookmarkStart w:id="64" w:name="_Toc188238257"/>
+      <w:bookmarkStart w:id="80" w:name="_Toc196122576"/>
       <w:r>
         <w:rPr>
           <w:rFonts w:ascii="Times New Roman" w:hAnsi="Times New Roman" w:cs="Times New Roman"/>
@@ -28327,7 +29986,7 @@
         <w:lastRenderedPageBreak/>
         <w:t>APPENDIX</w:t>
       </w:r>
-      <w:bookmarkEnd w:id="64"/>
+      <w:bookmarkEnd w:id="80"/>
     </w:p>
     <w:p>
       <w:pPr>
@@ -28342,9 +30001,9 @@
           <w:szCs w:val="22"/>
         </w:rPr>
       </w:pPr>
-      <w:bookmarkStart w:id="65" w:name="_Appendix_A:_Questionnaire"/>
-      <w:bookmarkStart w:id="66" w:name="_Toc188238258"/>
-      <w:bookmarkEnd w:id="65"/>
+      <w:bookmarkStart w:id="81" w:name="_Appendix_A:_Questionnaire"/>
+      <w:bookmarkStart w:id="82" w:name="_Toc196122577"/>
+      <w:bookmarkEnd w:id="81"/>
       <w:r>
         <w:rPr>
           <w:rFonts w:ascii="Times New Roman" w:hAnsi="Times New Roman" w:cs="Times New Roman"/>
@@ -28353,7 +30012,7 @@
         </w:rPr>
         <w:t>Appendix A: Questionnaire</w:t>
       </w:r>
-      <w:bookmarkEnd w:id="66"/>
+      <w:bookmarkEnd w:id="82"/>
     </w:p>
     <w:p>
       <w:pPr>
@@ -29395,9 +31054,9 @@
           <w:szCs w:val="22"/>
         </w:rPr>
       </w:pPr>
-      <w:bookmarkStart w:id="67" w:name="_Appendix_B:_Interview"/>
-      <w:bookmarkStart w:id="68" w:name="_Toc188238259"/>
-      <w:bookmarkEnd w:id="67"/>
+      <w:bookmarkStart w:id="83" w:name="_Appendix_B:_Interview"/>
+      <w:bookmarkStart w:id="84" w:name="_Toc196122578"/>
+      <w:bookmarkEnd w:id="83"/>
       <w:r>
         <w:rPr>
           <w:rFonts w:ascii="Times New Roman" w:hAnsi="Times New Roman" w:cs="Times New Roman"/>
@@ -29407,7 +31066,7 @@
         <w:lastRenderedPageBreak/>
         <w:t>Appendix B: Interview Questions</w:t>
       </w:r>
-      <w:bookmarkEnd w:id="68"/>
+      <w:bookmarkEnd w:id="84"/>
     </w:p>
     <w:p>
       <w:pPr>
@@ -29783,9 +31442,9 @@
           <w:szCs w:val="22"/>
         </w:rPr>
       </w:pPr>
-      <w:bookmarkStart w:id="69" w:name="_Appendix_C_:"/>
-      <w:bookmarkStart w:id="70" w:name="_Toc188238260"/>
-      <w:bookmarkEnd w:id="69"/>
+      <w:bookmarkStart w:id="85" w:name="_Appendix_C_:"/>
+      <w:bookmarkStart w:id="86" w:name="_Toc196122579"/>
+      <w:bookmarkEnd w:id="85"/>
       <w:r>
         <w:rPr>
           <w:rFonts w:ascii="Times New Roman" w:hAnsi="Times New Roman" w:cs="Times New Roman"/>
@@ -29813,7 +31472,7 @@
         </w:rPr>
         <w:t xml:space="preserve"> Data Collected</w:t>
       </w:r>
-      <w:bookmarkEnd w:id="70"/>
+      <w:bookmarkEnd w:id="86"/>
     </w:p>
     <w:p>
       <w:pPr>
@@ -29881,8 +31540,8 @@
           <w:lang w:val="en-US"/>
         </w:rPr>
       </w:pPr>
-      <w:bookmarkStart w:id="71" w:name="_Appendix_D:_Work"/>
-      <w:bookmarkEnd w:id="71"/>
+      <w:bookmarkStart w:id="87" w:name="_Appendix_D:_Work"/>
+      <w:bookmarkEnd w:id="87"/>
       <w:r>
         <w:rPr>
           <w:rFonts w:ascii="Times New Roman" w:hAnsi="Times New Roman" w:cs="Times New Roman"/>
@@ -29891,7 +31550,7 @@
         </w:rPr>
         <w:br w:type="page"/>
       </w:r>
-      <w:bookmarkStart w:id="72" w:name="_Toc188238261"/>
+      <w:bookmarkStart w:id="88" w:name="_Toc196122580"/>
       <w:r>
         <w:rPr>
           <w:rFonts w:ascii="Times New Roman" w:eastAsiaTheme="minorHAnsi" w:hAnsi="Times New Roman" w:cs="Times New Roman"/>
@@ -29902,7 +31561,7 @@
         <w:lastRenderedPageBreak/>
         <w:t>Appendix D: Work Plan</w:t>
       </w:r>
-      <w:bookmarkEnd w:id="72"/>
+      <w:bookmarkEnd w:id="88"/>
     </w:p>
     <w:p>
       <w:pPr>
@@ -30538,7 +32197,7 @@
           <w:szCs w:val="22"/>
         </w:rPr>
       </w:pPr>
-      <w:bookmarkStart w:id="73" w:name="_Toc188238053"/>
+      <w:bookmarkStart w:id="89" w:name="_Toc188238053"/>
       <w:r>
         <w:rPr>
           <w:rFonts w:ascii="Times New Roman" w:hAnsi="Times New Roman" w:cs="Times New Roman"/>
@@ -30596,7 +32255,7 @@
         </w:rPr>
         <w:t xml:space="preserve"> work plan</w:t>
       </w:r>
-      <w:bookmarkEnd w:id="73"/>
+      <w:bookmarkEnd w:id="89"/>
     </w:p>
     <w:p>
       <w:pPr>
@@ -30629,9 +32288,9 @@
           <w:lang w:val="en-US"/>
         </w:rPr>
       </w:pPr>
-      <w:bookmarkStart w:id="74" w:name="_Appendix_E:_Budget"/>
-      <w:bookmarkStart w:id="75" w:name="_Toc188238262"/>
-      <w:bookmarkEnd w:id="74"/>
+      <w:bookmarkStart w:id="90" w:name="_Appendix_E:_Budget"/>
+      <w:bookmarkStart w:id="91" w:name="_Toc196122581"/>
+      <w:bookmarkEnd w:id="90"/>
       <w:r>
         <w:rPr>
           <w:rFonts w:ascii="Times New Roman" w:hAnsi="Times New Roman" w:cs="Times New Roman"/>
@@ -30642,7 +32301,7 @@
         <w:lastRenderedPageBreak/>
         <w:t>Appendix E: Budget</w:t>
       </w:r>
-      <w:bookmarkEnd w:id="75"/>
+      <w:bookmarkEnd w:id="91"/>
     </w:p>
     <w:p>
       <w:pPr>
@@ -31173,7 +32832,7 @@
           <w:szCs w:val="22"/>
         </w:rPr>
       </w:pPr>
-      <w:bookmarkStart w:id="76" w:name="_Toc188238054"/>
+      <w:bookmarkStart w:id="92" w:name="_Toc188238054"/>
       <w:r>
         <w:rPr>
           <w:rFonts w:ascii="Times New Roman" w:hAnsi="Times New Roman" w:cs="Times New Roman"/>
@@ -31231,7 +32890,7 @@
         </w:rPr>
         <w:t xml:space="preserve"> Estimated Budget</w:t>
       </w:r>
-      <w:bookmarkEnd w:id="76"/>
+      <w:bookmarkEnd w:id="92"/>
     </w:p>
     <w:sectPr>
       <w:footerReference w:type="default" r:id="rId36"/>
@@ -37404,6 +39063,7 @@
   <w:style w:type="character" w:default="1" w:styleId="DefaultParagraphFont">
     <w:name w:val="Default Paragraph Font"/>
     <w:uiPriority w:val="1"/>
+    <w:semiHidden/>
     <w:unhideWhenUsed/>
   </w:style>
   <w:style w:type="table" w:default="1" w:styleId="TableNormal">

--- a/DOCUMENTATION/CCS-00022-021.docx
+++ b/DOCUMENTATION/CCS-00022-021.docx
@@ -577,7 +577,7 @@
           <w14:ligatures w14:val="none"/>
         </w:rPr>
       </w:pPr>
-      <w:bookmarkStart w:id="0" w:name="_Toc196122514"/>
+      <w:bookmarkStart w:id="0" w:name="_Toc196151312"/>
       <w:r>
         <w:rPr>
           <w:rFonts w:ascii="Times New Roman" w:eastAsia="Times New Roman" w:hAnsi="Times New Roman" w:cs="Times New Roman"/>
@@ -1012,7 +1012,6 @@
           <w14:ligatures w14:val="none"/>
         </w:rPr>
       </w:pPr>
-      <w:proofErr w:type="gramStart"/>
       <w:r>
         <w:rPr>
           <w:rFonts w:ascii="Times New Roman" w:eastAsia="Times New Roman" w:hAnsi="Times New Roman" w:cs="Times New Roman"/>
@@ -1020,9 +1019,32 @@
           <w:kern w:val="0"/>
           <w14:ligatures w14:val="none"/>
         </w:rPr>
-        <w:t>Names  …</w:t>
-      </w:r>
-      <w:proofErr w:type="gramEnd"/>
+        <w:t>Names  ………………………………………….</w:t>
+      </w:r>
+    </w:p>
+    <w:p>
+      <w:pPr>
+        <w:spacing w:after="0" w:line="276" w:lineRule="auto"/>
+        <w:jc w:val="both"/>
+        <w:rPr>
+          <w:rFonts w:ascii="Times New Roman" w:eastAsia="Times New Roman" w:hAnsi="Times New Roman" w:cs="Times New Roman"/>
+          <w:kern w:val="0"/>
+          <w14:ligatures w14:val="none"/>
+        </w:rPr>
+      </w:pPr>
+    </w:p>
+    <w:p>
+      <w:pPr>
+        <w:spacing w:after="0" w:line="276" w:lineRule="auto"/>
+        <w:ind w:left="720"/>
+        <w:jc w:val="both"/>
+        <w:rPr>
+          <w:rFonts w:ascii="Times New Roman" w:eastAsia="Times New Roman" w:hAnsi="Times New Roman" w:cs="Times New Roman"/>
+          <w:kern w:val="0"/>
+          <w14:ligatures w14:val="none"/>
+        </w:rPr>
+      </w:pPr>
+      <w:proofErr w:type="spellStart"/>
       <w:r>
         <w:rPr>
           <w:rFonts w:ascii="Times New Roman" w:eastAsia="Times New Roman" w:hAnsi="Times New Roman" w:cs="Times New Roman"/>
@@ -1030,44 +1052,9 @@
           <w:kern w:val="0"/>
           <w14:ligatures w14:val="none"/>
         </w:rPr>
-        <w:t>……………………………………….</w:t>
-      </w:r>
-    </w:p>
-    <w:p>
-      <w:pPr>
-        <w:spacing w:after="0" w:line="276" w:lineRule="auto"/>
-        <w:jc w:val="both"/>
-        <w:rPr>
-          <w:rFonts w:ascii="Times New Roman" w:eastAsia="Times New Roman" w:hAnsi="Times New Roman" w:cs="Times New Roman"/>
-          <w:kern w:val="0"/>
-          <w14:ligatures w14:val="none"/>
-        </w:rPr>
-      </w:pPr>
-    </w:p>
-    <w:p>
-      <w:pPr>
-        <w:spacing w:after="0" w:line="276" w:lineRule="auto"/>
-        <w:ind w:left="720"/>
-        <w:jc w:val="both"/>
-        <w:rPr>
-          <w:rFonts w:ascii="Times New Roman" w:eastAsia="Times New Roman" w:hAnsi="Times New Roman" w:cs="Times New Roman"/>
-          <w:kern w:val="0"/>
-          <w14:ligatures w14:val="none"/>
-        </w:rPr>
-      </w:pPr>
-      <w:proofErr w:type="spellStart"/>
-      <w:proofErr w:type="gramStart"/>
-      <w:r>
-        <w:rPr>
-          <w:rFonts w:ascii="Times New Roman" w:eastAsia="Times New Roman" w:hAnsi="Times New Roman" w:cs="Times New Roman"/>
-          <w:color w:val="000000"/>
-          <w:kern w:val="0"/>
-          <w14:ligatures w14:val="none"/>
-        </w:rPr>
         <w:t>Maseno,Kenya</w:t>
       </w:r>
       <w:proofErr w:type="spellEnd"/>
-      <w:proofErr w:type="gramEnd"/>
     </w:p>
     <w:p>
       <w:pPr>
@@ -1370,7 +1357,7 @@
           <w:szCs w:val="22"/>
         </w:rPr>
       </w:pPr>
-      <w:bookmarkStart w:id="1" w:name="_Toc196122515"/>
+      <w:bookmarkStart w:id="1" w:name="_Toc196151313"/>
       <w:r>
         <w:rPr>
           <w:rFonts w:ascii="Times New Roman" w:hAnsi="Times New Roman" w:cs="Times New Roman"/>
@@ -1679,7 +1666,7 @@
           <w:szCs w:val="22"/>
         </w:rPr>
       </w:pPr>
-      <w:bookmarkStart w:id="2" w:name="_Toc196122516"/>
+      <w:bookmarkStart w:id="2" w:name="_Toc196151314"/>
       <w:r>
         <w:rPr>
           <w:rFonts w:ascii="Times New Roman" w:hAnsi="Times New Roman" w:cs="Times New Roman"/>
@@ -2041,7 +2028,7 @@
             </w:rPr>
             <w:fldChar w:fldCharType="separate"/>
           </w:r>
-          <w:hyperlink w:anchor="_Toc196122514" w:history="1">
+          <w:hyperlink w:anchor="_Toc196151312" w:history="1">
             <w:r>
               <w:rPr>
                 <w:rStyle w:val="Hyperlink"/>
@@ -2071,7 +2058,7 @@
                 <w:noProof/>
                 <w:webHidden/>
               </w:rPr>
-              <w:instrText xml:space="preserve"> PAGEREF _Toc196122514 \h </w:instrText>
+              <w:instrText xml:space="preserve"> PAGEREF _Toc196151312 \h </w:instrText>
             </w:r>
             <w:r>
               <w:rPr>
@@ -2091,7 +2078,7 @@
                 <w:noProof/>
                 <w:webHidden/>
               </w:rPr>
-              <w:t>ii</w:t>
+              <w:t>2</w:t>
             </w:r>
             <w:r>
               <w:rPr>
@@ -2116,7 +2103,7 @@
               <w:lang w:val="en-KE" w:eastAsia="en-KE"/>
             </w:rPr>
           </w:pPr>
-          <w:hyperlink w:anchor="_Toc196122515" w:history="1">
+          <w:hyperlink w:anchor="_Toc196151313" w:history="1">
             <w:r>
               <w:rPr>
                 <w:rStyle w:val="Hyperlink"/>
@@ -2144,7 +2131,7 @@
                 <w:noProof/>
                 <w:webHidden/>
               </w:rPr>
-              <w:instrText xml:space="preserve"> PAGEREF _Toc196122515 \h </w:instrText>
+              <w:instrText xml:space="preserve"> PAGEREF _Toc196151313 \h </w:instrText>
             </w:r>
             <w:r>
               <w:rPr>
@@ -2164,7 +2151,7 @@
                 <w:noProof/>
                 <w:webHidden/>
               </w:rPr>
-              <w:t>iii</w:t>
+              <w:t>3</w:t>
             </w:r>
             <w:r>
               <w:rPr>
@@ -2189,7 +2176,7 @@
               <w:lang w:val="en-KE" w:eastAsia="en-KE"/>
             </w:rPr>
           </w:pPr>
-          <w:hyperlink w:anchor="_Toc196122516" w:history="1">
+          <w:hyperlink w:anchor="_Toc196151314" w:history="1">
             <w:r>
               <w:rPr>
                 <w:rStyle w:val="Hyperlink"/>
@@ -2217,7 +2204,7 @@
                 <w:noProof/>
                 <w:webHidden/>
               </w:rPr>
-              <w:instrText xml:space="preserve"> PAGEREF _Toc196122516 \h </w:instrText>
+              <w:instrText xml:space="preserve"> PAGEREF _Toc196151314 \h </w:instrText>
             </w:r>
             <w:r>
               <w:rPr>
@@ -2237,7 +2224,7 @@
                 <w:noProof/>
                 <w:webHidden/>
               </w:rPr>
-              <w:t>iv</w:t>
+              <w:t>4</w:t>
             </w:r>
             <w:r>
               <w:rPr>
@@ -2262,7 +2249,7 @@
               <w:lang w:val="en-KE" w:eastAsia="en-KE"/>
             </w:rPr>
           </w:pPr>
-          <w:hyperlink w:anchor="_Toc196122517" w:history="1">
+          <w:hyperlink w:anchor="_Toc196151315" w:history="1">
             <w:r>
               <w:rPr>
                 <w:rStyle w:val="Hyperlink"/>
@@ -2290,7 +2277,7 @@
                 <w:noProof/>
                 <w:webHidden/>
               </w:rPr>
-              <w:instrText xml:space="preserve"> PAGEREF _Toc196122517 \h </w:instrText>
+              <w:instrText xml:space="preserve"> PAGEREF _Toc196151315 \h </w:instrText>
             </w:r>
             <w:r>
               <w:rPr>
@@ -2310,7 +2297,7 @@
                 <w:noProof/>
                 <w:webHidden/>
               </w:rPr>
-              <w:t>vii</w:t>
+              <w:t>7</w:t>
             </w:r>
             <w:r>
               <w:rPr>
@@ -2335,7 +2322,7 @@
               <w:lang w:val="en-KE" w:eastAsia="en-KE"/>
             </w:rPr>
           </w:pPr>
-          <w:hyperlink w:anchor="_Toc196122518" w:history="1">
+          <w:hyperlink w:anchor="_Toc196151316" w:history="1">
             <w:r>
               <w:rPr>
                 <w:rStyle w:val="Hyperlink"/>
@@ -2363,7 +2350,7 @@
                 <w:noProof/>
                 <w:webHidden/>
               </w:rPr>
-              <w:instrText xml:space="preserve"> PAGEREF _Toc196122518 \h </w:instrText>
+              <w:instrText xml:space="preserve"> PAGEREF _Toc196151316 \h </w:instrText>
             </w:r>
             <w:r>
               <w:rPr>
@@ -2383,7 +2370,7 @@
                 <w:noProof/>
                 <w:webHidden/>
               </w:rPr>
-              <w:t>viii</w:t>
+              <w:t>8</w:t>
             </w:r>
             <w:r>
               <w:rPr>
@@ -2408,153 +2395,7 @@
               <w:lang w:val="en-KE" w:eastAsia="en-KE"/>
             </w:rPr>
           </w:pPr>
-          <w:hyperlink w:anchor="_Toc196122519" w:history="1">
-            <w:r>
-              <w:rPr>
-                <w:rStyle w:val="Hyperlink"/>
-                <w:rFonts w:ascii="Times New Roman" w:hAnsi="Times New Roman" w:cs="Times New Roman"/>
-                <w:noProof/>
-              </w:rPr>
-              <w:t>ACRONYMS AND ABBREVIATOINS</w:t>
-            </w:r>
-            <w:r>
-              <w:rPr>
-                <w:noProof/>
-                <w:webHidden/>
-              </w:rPr>
-              <w:tab/>
-            </w:r>
-            <w:r>
-              <w:rPr>
-                <w:noProof/>
-                <w:webHidden/>
-              </w:rPr>
-              <w:fldChar w:fldCharType="begin"/>
-            </w:r>
-            <w:r>
-              <w:rPr>
-                <w:noProof/>
-                <w:webHidden/>
-              </w:rPr>
-              <w:instrText xml:space="preserve"> PAGEREF _Toc196122519 \h </w:instrText>
-            </w:r>
-            <w:r>
-              <w:rPr>
-                <w:noProof/>
-                <w:webHidden/>
-              </w:rPr>
-            </w:r>
-            <w:r>
-              <w:rPr>
-                <w:noProof/>
-                <w:webHidden/>
-              </w:rPr>
-              <w:fldChar w:fldCharType="separate"/>
-            </w:r>
-            <w:r>
-              <w:rPr>
-                <w:noProof/>
-                <w:webHidden/>
-              </w:rPr>
-              <w:t>ix</w:t>
-            </w:r>
-            <w:r>
-              <w:rPr>
-                <w:noProof/>
-                <w:webHidden/>
-              </w:rPr>
-              <w:fldChar w:fldCharType="end"/>
-            </w:r>
-          </w:hyperlink>
-        </w:p>
-        <w:p>
-          <w:pPr>
-            <w:pStyle w:val="TOC1"/>
-            <w:tabs>
-              <w:tab w:val="right" w:leader="dot" w:pos="9016"/>
-            </w:tabs>
-            <w:rPr>
-              <w:rFonts w:eastAsiaTheme="minorEastAsia"/>
-              <w:noProof/>
-              <w:sz w:val="24"/>
-              <w:szCs w:val="24"/>
-              <w:lang w:val="en-KE" w:eastAsia="en-KE"/>
-            </w:rPr>
-          </w:pPr>
-          <w:hyperlink w:anchor="_Toc196122520" w:history="1">
-            <w:r>
-              <w:rPr>
-                <w:rStyle w:val="Hyperlink"/>
-                <w:rFonts w:ascii="Times New Roman" w:hAnsi="Times New Roman" w:cs="Times New Roman"/>
-                <w:noProof/>
-              </w:rPr>
-              <w:t>DEFINATION OF TERMS</w:t>
-            </w:r>
-            <w:r>
-              <w:rPr>
-                <w:noProof/>
-                <w:webHidden/>
-              </w:rPr>
-              <w:tab/>
-            </w:r>
-            <w:r>
-              <w:rPr>
-                <w:noProof/>
-                <w:webHidden/>
-              </w:rPr>
-              <w:fldChar w:fldCharType="begin"/>
-            </w:r>
-            <w:r>
-              <w:rPr>
-                <w:noProof/>
-                <w:webHidden/>
-              </w:rPr>
-              <w:instrText xml:space="preserve"> PAGEREF _Toc196122520 \h </w:instrText>
-            </w:r>
-            <w:r>
-              <w:rPr>
-                <w:noProof/>
-                <w:webHidden/>
-              </w:rPr>
-            </w:r>
-            <w:r>
-              <w:rPr>
-                <w:noProof/>
-                <w:webHidden/>
-              </w:rPr>
-              <w:fldChar w:fldCharType="separate"/>
-            </w:r>
-            <w:r>
-              <w:rPr>
-                <w:noProof/>
-                <w:webHidden/>
-              </w:rPr>
-              <w:t>x</w:t>
-            </w:r>
-            <w:r>
-              <w:rPr>
-                <w:noProof/>
-                <w:webHidden/>
-              </w:rPr>
-              <w:fldChar w:fldCharType="end"/>
-            </w:r>
-          </w:hyperlink>
-        </w:p>
-        <w:p>
-          <w:pPr>
-            <w:pStyle w:val="TOC1"/>
-            <w:tabs>
-              <w:tab w:val="right" w:leader="dot" w:pos="9016"/>
-            </w:tabs>
-            <w:rPr>
-              <w:rFonts w:eastAsiaTheme="minorEastAsia"/>
-              <w:noProof/>
-              <w:sz w:val="24"/>
-              <w:szCs w:val="24"/>
-              <w:lang w:val="en-KE" w:eastAsia="en-KE"/>
-            </w:rPr>
-          </w:pPr>
-          <w:hyperlink w:anchor="_Toc196122521" w:history="1">
+          <w:hyperlink w:anchor="_Toc196151317" w:history="1">
             <w:r>
               <w:rPr>
                 <w:rStyle w:val="Hyperlink"/>
@@ -2582,7 +2423,7 @@
                 <w:noProof/>
                 <w:webHidden/>
               </w:rPr>
-              <w:instrText xml:space="preserve"> PAGEREF _Toc196122521 \h </w:instrText>
+              <w:instrText xml:space="preserve"> PAGEREF _Toc196151317 \h </w:instrText>
             </w:r>
             <w:r>
               <w:rPr>
@@ -2602,7 +2443,7 @@
                 <w:noProof/>
                 <w:webHidden/>
               </w:rPr>
-              <w:t>1</w:t>
+              <w:t>9</w:t>
             </w:r>
             <w:r>
               <w:rPr>
@@ -2628,7 +2469,7 @@
               <w:lang w:val="en-KE" w:eastAsia="en-KE"/>
             </w:rPr>
           </w:pPr>
-          <w:hyperlink w:anchor="_Toc196122522" w:history="1">
+          <w:hyperlink w:anchor="_Toc196151318" w:history="1">
             <w:r>
               <w:rPr>
                 <w:rStyle w:val="Hyperlink"/>
@@ -2674,7 +2515,7 @@
                 <w:noProof/>
                 <w:webHidden/>
               </w:rPr>
-              <w:instrText xml:space="preserve"> PAGEREF _Toc196122522 \h </w:instrText>
+              <w:instrText xml:space="preserve"> PAGEREF _Toc196151318 \h </w:instrText>
             </w:r>
             <w:r>
               <w:rPr>
@@ -2694,7 +2535,7 @@
                 <w:noProof/>
                 <w:webHidden/>
               </w:rPr>
-              <w:t>1</w:t>
+              <w:t>9</w:t>
             </w:r>
             <w:r>
               <w:rPr>
@@ -2720,7 +2561,7 @@
               <w:lang w:val="en-KE" w:eastAsia="en-KE"/>
             </w:rPr>
           </w:pPr>
-          <w:hyperlink w:anchor="_Toc196122523" w:history="1">
+          <w:hyperlink w:anchor="_Toc196151319" w:history="1">
             <w:r>
               <w:rPr>
                 <w:rStyle w:val="Hyperlink"/>
@@ -2766,7 +2607,7 @@
                 <w:noProof/>
                 <w:webHidden/>
               </w:rPr>
-              <w:instrText xml:space="preserve"> PAGEREF _Toc196122523 \h </w:instrText>
+              <w:instrText xml:space="preserve"> PAGEREF _Toc196151319 \h </w:instrText>
             </w:r>
             <w:r>
               <w:rPr>
@@ -2786,7 +2627,7 @@
                 <w:noProof/>
                 <w:webHidden/>
               </w:rPr>
-              <w:t>2</w:t>
+              <w:t>10</w:t>
             </w:r>
             <w:r>
               <w:rPr>
@@ -2812,7 +2653,7 @@
               <w:lang w:val="en-KE" w:eastAsia="en-KE"/>
             </w:rPr>
           </w:pPr>
-          <w:hyperlink w:anchor="_Toc196122524" w:history="1">
+          <w:hyperlink w:anchor="_Toc196151320" w:history="1">
             <w:r>
               <w:rPr>
                 <w:rStyle w:val="Hyperlink"/>
@@ -2858,7 +2699,7 @@
                 <w:noProof/>
                 <w:webHidden/>
               </w:rPr>
-              <w:instrText xml:space="preserve"> PAGEREF _Toc196122524 \h </w:instrText>
+              <w:instrText xml:space="preserve"> PAGEREF _Toc196151320 \h </w:instrText>
             </w:r>
             <w:r>
               <w:rPr>
@@ -2878,7 +2719,7 @@
                 <w:noProof/>
                 <w:webHidden/>
               </w:rPr>
-              <w:t>2</w:t>
+              <w:t>10</w:t>
             </w:r>
             <w:r>
               <w:rPr>
@@ -2904,7 +2745,7 @@
               <w:lang w:val="en-KE" w:eastAsia="en-KE"/>
             </w:rPr>
           </w:pPr>
-          <w:hyperlink w:anchor="_Toc196122525" w:history="1">
+          <w:hyperlink w:anchor="_Toc196151321" w:history="1">
             <w:r>
               <w:rPr>
                 <w:rStyle w:val="Hyperlink"/>
@@ -2950,7 +2791,7 @@
                 <w:noProof/>
                 <w:webHidden/>
               </w:rPr>
-              <w:instrText xml:space="preserve"> PAGEREF _Toc196122525 \h </w:instrText>
+              <w:instrText xml:space="preserve"> PAGEREF _Toc196151321 \h </w:instrText>
             </w:r>
             <w:r>
               <w:rPr>
@@ -2970,7 +2811,7 @@
                 <w:noProof/>
                 <w:webHidden/>
               </w:rPr>
-              <w:t>2</w:t>
+              <w:t>10</w:t>
             </w:r>
             <w:r>
               <w:rPr>
@@ -2996,7 +2837,7 @@
               <w:lang w:val="en-KE" w:eastAsia="en-KE"/>
             </w:rPr>
           </w:pPr>
-          <w:hyperlink w:anchor="_Toc196122526" w:history="1">
+          <w:hyperlink w:anchor="_Toc196151322" w:history="1">
             <w:r>
               <w:rPr>
                 <w:rStyle w:val="Hyperlink"/>
@@ -3042,7 +2883,7 @@
                 <w:noProof/>
                 <w:webHidden/>
               </w:rPr>
-              <w:instrText xml:space="preserve"> PAGEREF _Toc196122526 \h </w:instrText>
+              <w:instrText xml:space="preserve"> PAGEREF _Toc196151322 \h </w:instrText>
             </w:r>
             <w:r>
               <w:rPr>
@@ -3062,7 +2903,7 @@
                 <w:noProof/>
                 <w:webHidden/>
               </w:rPr>
-              <w:t>2</w:t>
+              <w:t>10</w:t>
             </w:r>
             <w:r>
               <w:rPr>
@@ -3088,7 +2929,7 @@
               <w:lang w:val="en-KE" w:eastAsia="en-KE"/>
             </w:rPr>
           </w:pPr>
-          <w:hyperlink w:anchor="_Toc196122527" w:history="1">
+          <w:hyperlink w:anchor="_Toc196151323" w:history="1">
             <w:r>
               <w:rPr>
                 <w:rStyle w:val="Hyperlink"/>
@@ -3134,7 +2975,7 @@
                 <w:noProof/>
                 <w:webHidden/>
               </w:rPr>
-              <w:instrText xml:space="preserve"> PAGEREF _Toc196122527 \h </w:instrText>
+              <w:instrText xml:space="preserve"> PAGEREF _Toc196151323 \h </w:instrText>
             </w:r>
             <w:r>
               <w:rPr>
@@ -3154,7 +2995,7 @@
                 <w:noProof/>
                 <w:webHidden/>
               </w:rPr>
-              <w:t>2</w:t>
+              <w:t>10</w:t>
             </w:r>
             <w:r>
               <w:rPr>
@@ -3180,7 +3021,7 @@
               <w:lang w:val="en-KE" w:eastAsia="en-KE"/>
             </w:rPr>
           </w:pPr>
-          <w:hyperlink w:anchor="_Toc196122528" w:history="1">
+          <w:hyperlink w:anchor="_Toc196151324" w:history="1">
             <w:r>
               <w:rPr>
                 <w:rStyle w:val="Hyperlink"/>
@@ -3226,7 +3067,7 @@
                 <w:noProof/>
                 <w:webHidden/>
               </w:rPr>
-              <w:instrText xml:space="preserve"> PAGEREF _Toc196122528 \h </w:instrText>
+              <w:instrText xml:space="preserve"> PAGEREF _Toc196151324 \h </w:instrText>
             </w:r>
             <w:r>
               <w:rPr>
@@ -3246,7 +3087,7 @@
                 <w:noProof/>
                 <w:webHidden/>
               </w:rPr>
-              <w:t>3</w:t>
+              <w:t>11</w:t>
             </w:r>
             <w:r>
               <w:rPr>
@@ -3272,7 +3113,7 @@
               <w:lang w:val="en-KE" w:eastAsia="en-KE"/>
             </w:rPr>
           </w:pPr>
-          <w:hyperlink w:anchor="_Toc196122529" w:history="1">
+          <w:hyperlink w:anchor="_Toc196151325" w:history="1">
             <w:r>
               <w:rPr>
                 <w:rStyle w:val="Hyperlink"/>
@@ -3318,7 +3159,7 @@
                 <w:noProof/>
                 <w:webHidden/>
               </w:rPr>
-              <w:instrText xml:space="preserve"> PAGEREF _Toc196122529 \h </w:instrText>
+              <w:instrText xml:space="preserve"> PAGEREF _Toc196151325 \h </w:instrText>
             </w:r>
             <w:r>
               <w:rPr>
@@ -3338,7 +3179,7 @@
                 <w:noProof/>
                 <w:webHidden/>
               </w:rPr>
-              <w:t>3</w:t>
+              <w:t>11</w:t>
             </w:r>
             <w:r>
               <w:rPr>
@@ -3364,7 +3205,7 @@
               <w:lang w:val="en-KE" w:eastAsia="en-KE"/>
             </w:rPr>
           </w:pPr>
-          <w:hyperlink w:anchor="_Toc196122530" w:history="1">
+          <w:hyperlink w:anchor="_Toc196151326" w:history="1">
             <w:r>
               <w:rPr>
                 <w:rStyle w:val="Hyperlink"/>
@@ -3410,7 +3251,7 @@
                 <w:noProof/>
                 <w:webHidden/>
               </w:rPr>
-              <w:instrText xml:space="preserve"> PAGEREF _Toc196122530 \h </w:instrText>
+              <w:instrText xml:space="preserve"> PAGEREF _Toc196151326 \h </w:instrText>
             </w:r>
             <w:r>
               <w:rPr>
@@ -3430,7 +3271,7 @@
                 <w:noProof/>
                 <w:webHidden/>
               </w:rPr>
-              <w:t>3</w:t>
+              <w:t>11</w:t>
             </w:r>
             <w:r>
               <w:rPr>
@@ -3456,7 +3297,7 @@
               <w:lang w:val="en-KE" w:eastAsia="en-KE"/>
             </w:rPr>
           </w:pPr>
-          <w:hyperlink w:anchor="_Toc196122531" w:history="1">
+          <w:hyperlink w:anchor="_Toc196151327" w:history="1">
             <w:r>
               <w:rPr>
                 <w:rStyle w:val="Hyperlink"/>
@@ -3502,7 +3343,7 @@
                 <w:noProof/>
                 <w:webHidden/>
               </w:rPr>
-              <w:instrText xml:space="preserve"> PAGEREF _Toc196122531 \h </w:instrText>
+              <w:instrText xml:space="preserve"> PAGEREF _Toc196151327 \h </w:instrText>
             </w:r>
             <w:r>
               <w:rPr>
@@ -3522,7 +3363,7 @@
                 <w:noProof/>
                 <w:webHidden/>
               </w:rPr>
-              <w:t>4</w:t>
+              <w:t>12</w:t>
             </w:r>
             <w:r>
               <w:rPr>
@@ -3548,7 +3389,7 @@
               <w:lang w:val="en-KE" w:eastAsia="en-KE"/>
             </w:rPr>
           </w:pPr>
-          <w:hyperlink w:anchor="_Toc196122532" w:history="1">
+          <w:hyperlink w:anchor="_Toc196151328" w:history="1">
             <w:r>
               <w:rPr>
                 <w:rStyle w:val="Hyperlink"/>
@@ -3594,7 +3435,7 @@
                 <w:noProof/>
                 <w:webHidden/>
               </w:rPr>
-              <w:instrText xml:space="preserve"> PAGEREF _Toc196122532 \h </w:instrText>
+              <w:instrText xml:space="preserve"> PAGEREF _Toc196151328 \h </w:instrText>
             </w:r>
             <w:r>
               <w:rPr>
@@ -3614,7 +3455,7 @@
                 <w:noProof/>
                 <w:webHidden/>
               </w:rPr>
-              <w:t>4</w:t>
+              <w:t>12</w:t>
             </w:r>
             <w:r>
               <w:rPr>
@@ -3640,7 +3481,7 @@
               <w:lang w:val="en-KE" w:eastAsia="en-KE"/>
             </w:rPr>
           </w:pPr>
-          <w:hyperlink w:anchor="_Toc196122533" w:history="1">
+          <w:hyperlink w:anchor="_Toc196151329" w:history="1">
             <w:r>
               <w:rPr>
                 <w:rStyle w:val="Hyperlink"/>
@@ -3686,7 +3527,7 @@
                 <w:noProof/>
                 <w:webHidden/>
               </w:rPr>
-              <w:instrText xml:space="preserve"> PAGEREF _Toc196122533 \h </w:instrText>
+              <w:instrText xml:space="preserve"> PAGEREF _Toc196151329 \h </w:instrText>
             </w:r>
             <w:r>
               <w:rPr>
@@ -3706,7 +3547,7 @@
                 <w:noProof/>
                 <w:webHidden/>
               </w:rPr>
-              <w:t>5</w:t>
+              <w:t>13</w:t>
             </w:r>
             <w:r>
               <w:rPr>
@@ -3732,7 +3573,7 @@
               <w:lang w:val="en-KE" w:eastAsia="en-KE"/>
             </w:rPr>
           </w:pPr>
-          <w:hyperlink w:anchor="_Toc196122534" w:history="1">
+          <w:hyperlink w:anchor="_Toc196151330" w:history="1">
             <w:r>
               <w:rPr>
                 <w:rStyle w:val="Hyperlink"/>
@@ -3778,7 +3619,7 @@
                 <w:noProof/>
                 <w:webHidden/>
               </w:rPr>
-              <w:instrText xml:space="preserve"> PAGEREF _Toc196122534 \h </w:instrText>
+              <w:instrText xml:space="preserve"> PAGEREF _Toc196151330 \h </w:instrText>
             </w:r>
             <w:r>
               <w:rPr>
@@ -3798,7 +3639,7 @@
                 <w:noProof/>
                 <w:webHidden/>
               </w:rPr>
-              <w:t>6</w:t>
+              <w:t>14</w:t>
             </w:r>
             <w:r>
               <w:rPr>
@@ -3824,7 +3665,7 @@
               <w:lang w:val="en-KE" w:eastAsia="en-KE"/>
             </w:rPr>
           </w:pPr>
-          <w:hyperlink w:anchor="_Toc196122535" w:history="1">
+          <w:hyperlink w:anchor="_Toc196151331" w:history="1">
             <w:r>
               <w:rPr>
                 <w:rStyle w:val="Hyperlink"/>
@@ -3870,7 +3711,7 @@
                 <w:noProof/>
                 <w:webHidden/>
               </w:rPr>
-              <w:instrText xml:space="preserve"> PAGEREF _Toc196122535 \h </w:instrText>
+              <w:instrText xml:space="preserve"> PAGEREF _Toc196151331 \h </w:instrText>
             </w:r>
             <w:r>
               <w:rPr>
@@ -3890,7 +3731,7 @@
                 <w:noProof/>
                 <w:webHidden/>
               </w:rPr>
-              <w:t>7</w:t>
+              <w:t>15</w:t>
             </w:r>
             <w:r>
               <w:rPr>
@@ -3916,7 +3757,7 @@
               <w:lang w:val="en-KE" w:eastAsia="en-KE"/>
             </w:rPr>
           </w:pPr>
-          <w:hyperlink w:anchor="_Toc196122536" w:history="1">
+          <w:hyperlink w:anchor="_Toc196151332" w:history="1">
             <w:r>
               <w:rPr>
                 <w:rStyle w:val="Hyperlink"/>
@@ -3962,7 +3803,7 @@
                 <w:noProof/>
                 <w:webHidden/>
               </w:rPr>
-              <w:instrText xml:space="preserve"> PAGEREF _Toc196122536 \h </w:instrText>
+              <w:instrText xml:space="preserve"> PAGEREF _Toc196151332 \h </w:instrText>
             </w:r>
             <w:r>
               <w:rPr>
@@ -3982,7 +3823,7 @@
                 <w:noProof/>
                 <w:webHidden/>
               </w:rPr>
-              <w:t>7</w:t>
+              <w:t>15</w:t>
             </w:r>
             <w:r>
               <w:rPr>
@@ -4008,7 +3849,7 @@
               <w:lang w:val="en-KE" w:eastAsia="en-KE"/>
             </w:rPr>
           </w:pPr>
-          <w:hyperlink w:anchor="_Toc196122537" w:history="1">
+          <w:hyperlink w:anchor="_Toc196151333" w:history="1">
             <w:r>
               <w:rPr>
                 <w:rStyle w:val="Hyperlink"/>
@@ -4054,7 +3895,7 @@
                 <w:noProof/>
                 <w:webHidden/>
               </w:rPr>
-              <w:instrText xml:space="preserve"> PAGEREF _Toc196122537 \h </w:instrText>
+              <w:instrText xml:space="preserve"> PAGEREF _Toc196151333 \h </w:instrText>
             </w:r>
             <w:r>
               <w:rPr>
@@ -4074,7 +3915,7 @@
                 <w:noProof/>
                 <w:webHidden/>
               </w:rPr>
-              <w:t>7</w:t>
+              <w:t>15</w:t>
             </w:r>
             <w:r>
               <w:rPr>
@@ -4100,7 +3941,7 @@
               <w:lang w:val="en-KE" w:eastAsia="en-KE"/>
             </w:rPr>
           </w:pPr>
-          <w:hyperlink w:anchor="_Toc196122538" w:history="1">
+          <w:hyperlink w:anchor="_Toc196151334" w:history="1">
             <w:r>
               <w:rPr>
                 <w:rStyle w:val="Hyperlink"/>
@@ -4146,7 +3987,7 @@
                 <w:noProof/>
                 <w:webHidden/>
               </w:rPr>
-              <w:instrText xml:space="preserve"> PAGEREF _Toc196122538 \h </w:instrText>
+              <w:instrText xml:space="preserve"> PAGEREF _Toc196151334 \h </w:instrText>
             </w:r>
             <w:r>
               <w:rPr>
@@ -4166,7 +4007,7 @@
                 <w:noProof/>
                 <w:webHidden/>
               </w:rPr>
-              <w:t>7</w:t>
+              <w:t>15</w:t>
             </w:r>
             <w:r>
               <w:rPr>
@@ -4192,7 +4033,7 @@
               <w:lang w:val="en-KE" w:eastAsia="en-KE"/>
             </w:rPr>
           </w:pPr>
-          <w:hyperlink w:anchor="_Toc196122539" w:history="1">
+          <w:hyperlink w:anchor="_Toc196151335" w:history="1">
             <w:r>
               <w:rPr>
                 <w:rStyle w:val="Hyperlink"/>
@@ -4238,7 +4079,7 @@
                 <w:noProof/>
                 <w:webHidden/>
               </w:rPr>
-              <w:instrText xml:space="preserve"> PAGEREF _Toc196122539 \h </w:instrText>
+              <w:instrText xml:space="preserve"> PAGEREF _Toc196151335 \h </w:instrText>
             </w:r>
             <w:r>
               <w:rPr>
@@ -4258,7 +4099,7 @@
                 <w:noProof/>
                 <w:webHidden/>
               </w:rPr>
-              <w:t>7</w:t>
+              <w:t>15</w:t>
             </w:r>
             <w:r>
               <w:rPr>
@@ -4284,7 +4125,7 @@
               <w:lang w:val="en-KE" w:eastAsia="en-KE"/>
             </w:rPr>
           </w:pPr>
-          <w:hyperlink w:anchor="_Toc196122540" w:history="1">
+          <w:hyperlink w:anchor="_Toc196151336" w:history="1">
             <w:r>
               <w:rPr>
                 <w:rStyle w:val="Hyperlink"/>
@@ -4330,7 +4171,7 @@
                 <w:noProof/>
                 <w:webHidden/>
               </w:rPr>
-              <w:instrText xml:space="preserve"> PAGEREF _Toc196122540 \h </w:instrText>
+              <w:instrText xml:space="preserve"> PAGEREF _Toc196151336 \h </w:instrText>
             </w:r>
             <w:r>
               <w:rPr>
@@ -4350,7 +4191,7 @@
                 <w:noProof/>
                 <w:webHidden/>
               </w:rPr>
-              <w:t>8</w:t>
+              <w:t>16</w:t>
             </w:r>
             <w:r>
               <w:rPr>
@@ -4376,7 +4217,7 @@
               <w:lang w:val="en-KE" w:eastAsia="en-KE"/>
             </w:rPr>
           </w:pPr>
-          <w:hyperlink w:anchor="_Toc196122541" w:history="1">
+          <w:hyperlink w:anchor="_Toc196151337" w:history="1">
             <w:r>
               <w:rPr>
                 <w:rStyle w:val="Hyperlink"/>
@@ -4422,7 +4263,7 @@
                 <w:noProof/>
                 <w:webHidden/>
               </w:rPr>
-              <w:instrText xml:space="preserve"> PAGEREF _Toc196122541 \h </w:instrText>
+              <w:instrText xml:space="preserve"> PAGEREF _Toc196151337 \h </w:instrText>
             </w:r>
             <w:r>
               <w:rPr>
@@ -4442,7 +4283,7 @@
                 <w:noProof/>
                 <w:webHidden/>
               </w:rPr>
-              <w:t>8</w:t>
+              <w:t>16</w:t>
             </w:r>
             <w:r>
               <w:rPr>
@@ -4468,7 +4309,7 @@
               <w:lang w:val="en-KE" w:eastAsia="en-KE"/>
             </w:rPr>
           </w:pPr>
-          <w:hyperlink w:anchor="_Toc196122542" w:history="1">
+          <w:hyperlink w:anchor="_Toc196151338" w:history="1">
             <w:r>
               <w:rPr>
                 <w:rStyle w:val="Hyperlink"/>
@@ -4514,7 +4355,7 @@
                 <w:noProof/>
                 <w:webHidden/>
               </w:rPr>
-              <w:instrText xml:space="preserve"> PAGEREF _Toc196122542 \h </w:instrText>
+              <w:instrText xml:space="preserve"> PAGEREF _Toc196151338 \h </w:instrText>
             </w:r>
             <w:r>
               <w:rPr>
@@ -4534,7 +4375,7 @@
                 <w:noProof/>
                 <w:webHidden/>
               </w:rPr>
-              <w:t>9</w:t>
+              <w:t>17</w:t>
             </w:r>
             <w:r>
               <w:rPr>
@@ -4560,7 +4401,7 @@
               <w:lang w:val="en-KE" w:eastAsia="en-KE"/>
             </w:rPr>
           </w:pPr>
-          <w:hyperlink w:anchor="_Toc196122543" w:history="1">
+          <w:hyperlink w:anchor="_Toc196151339" w:history="1">
             <w:r>
               <w:rPr>
                 <w:rStyle w:val="Hyperlink"/>
@@ -4606,7 +4447,7 @@
                 <w:noProof/>
                 <w:webHidden/>
               </w:rPr>
-              <w:instrText xml:space="preserve"> PAGEREF _Toc196122543 \h </w:instrText>
+              <w:instrText xml:space="preserve"> PAGEREF _Toc196151339 \h </w:instrText>
             </w:r>
             <w:r>
               <w:rPr>
@@ -4626,7 +4467,7 @@
                 <w:noProof/>
                 <w:webHidden/>
               </w:rPr>
-              <w:t>9</w:t>
+              <w:t>17</w:t>
             </w:r>
             <w:r>
               <w:rPr>
@@ -4652,7 +4493,7 @@
               <w:lang w:val="en-KE" w:eastAsia="en-KE"/>
             </w:rPr>
           </w:pPr>
-          <w:hyperlink w:anchor="_Toc196122544" w:history="1">
+          <w:hyperlink w:anchor="_Toc196151340" w:history="1">
             <w:r>
               <w:rPr>
                 <w:rStyle w:val="Hyperlink"/>
@@ -4698,7 +4539,7 @@
                 <w:noProof/>
                 <w:webHidden/>
               </w:rPr>
-              <w:instrText xml:space="preserve"> PAGEREF _Toc196122544 \h </w:instrText>
+              <w:instrText xml:space="preserve"> PAGEREF _Toc196151340 \h </w:instrText>
             </w:r>
             <w:r>
               <w:rPr>
@@ -4718,7 +4559,7 @@
                 <w:noProof/>
                 <w:webHidden/>
               </w:rPr>
-              <w:t>9</w:t>
+              <w:t>17</w:t>
             </w:r>
             <w:r>
               <w:rPr>
@@ -4744,7 +4585,7 @@
               <w:lang w:val="en-KE" w:eastAsia="en-KE"/>
             </w:rPr>
           </w:pPr>
-          <w:hyperlink w:anchor="_Toc196122545" w:history="1">
+          <w:hyperlink w:anchor="_Toc196151341" w:history="1">
             <w:r>
               <w:rPr>
                 <w:rStyle w:val="Hyperlink"/>
@@ -4790,7 +4631,7 @@
                 <w:noProof/>
                 <w:webHidden/>
               </w:rPr>
-              <w:instrText xml:space="preserve"> PAGEREF _Toc196122545 \h </w:instrText>
+              <w:instrText xml:space="preserve"> PAGEREF _Toc196151341 \h </w:instrText>
             </w:r>
             <w:r>
               <w:rPr>
@@ -4810,7 +4651,7 @@
                 <w:noProof/>
                 <w:webHidden/>
               </w:rPr>
-              <w:t>9</w:t>
+              <w:t>17</w:t>
             </w:r>
             <w:r>
               <w:rPr>
@@ -4836,7 +4677,7 @@
               <w:lang w:val="en-KE" w:eastAsia="en-KE"/>
             </w:rPr>
           </w:pPr>
-          <w:hyperlink w:anchor="_Toc196122546" w:history="1">
+          <w:hyperlink w:anchor="_Toc196151342" w:history="1">
             <w:r>
               <w:rPr>
                 <w:rStyle w:val="Hyperlink"/>
@@ -4882,7 +4723,7 @@
                 <w:noProof/>
                 <w:webHidden/>
               </w:rPr>
-              <w:instrText xml:space="preserve"> PAGEREF _Toc196122546 \h </w:instrText>
+              <w:instrText xml:space="preserve"> PAGEREF _Toc196151342 \h </w:instrText>
             </w:r>
             <w:r>
               <w:rPr>
@@ -4902,7 +4743,7 @@
                 <w:noProof/>
                 <w:webHidden/>
               </w:rPr>
-              <w:t>11</w:t>
+              <w:t>19</w:t>
             </w:r>
             <w:r>
               <w:rPr>
@@ -4928,7 +4769,7 @@
               <w:lang w:val="en-KE" w:eastAsia="en-KE"/>
             </w:rPr>
           </w:pPr>
-          <w:hyperlink w:anchor="_Toc196122547" w:history="1">
+          <w:hyperlink w:anchor="_Toc196151343" w:history="1">
             <w:r>
               <w:rPr>
                 <w:rStyle w:val="Hyperlink"/>
@@ -4974,7 +4815,7 @@
                 <w:noProof/>
                 <w:webHidden/>
               </w:rPr>
-              <w:instrText xml:space="preserve"> PAGEREF _Toc196122547 \h </w:instrText>
+              <w:instrText xml:space="preserve"> PAGEREF _Toc196151343 \h </w:instrText>
             </w:r>
             <w:r>
               <w:rPr>
@@ -4994,7 +4835,7 @@
                 <w:noProof/>
                 <w:webHidden/>
               </w:rPr>
-              <w:t>15</w:t>
+              <w:t>23</w:t>
             </w:r>
             <w:r>
               <w:rPr>
@@ -5020,7 +4861,7 @@
               <w:lang w:val="en-KE" w:eastAsia="en-KE"/>
             </w:rPr>
           </w:pPr>
-          <w:hyperlink w:anchor="_Toc196122548" w:history="1">
+          <w:hyperlink w:anchor="_Toc196151344" w:history="1">
             <w:r>
               <w:rPr>
                 <w:rStyle w:val="Hyperlink"/>
@@ -5066,7 +4907,7 @@
                 <w:noProof/>
                 <w:webHidden/>
               </w:rPr>
-              <w:instrText xml:space="preserve"> PAGEREF _Toc196122548 \h </w:instrText>
+              <w:instrText xml:space="preserve"> PAGEREF _Toc196151344 \h </w:instrText>
             </w:r>
             <w:r>
               <w:rPr>
@@ -5086,7 +4927,7 @@
                 <w:noProof/>
                 <w:webHidden/>
               </w:rPr>
-              <w:t>17</w:t>
+              <w:t>25</w:t>
             </w:r>
             <w:r>
               <w:rPr>
@@ -5112,7 +4953,7 @@
               <w:lang w:val="en-KE" w:eastAsia="en-KE"/>
             </w:rPr>
           </w:pPr>
-          <w:hyperlink w:anchor="_Toc196122549" w:history="1">
+          <w:hyperlink w:anchor="_Toc196151345" w:history="1">
             <w:r>
               <w:rPr>
                 <w:rStyle w:val="Hyperlink"/>
@@ -5158,7 +4999,7 @@
                 <w:noProof/>
                 <w:webHidden/>
               </w:rPr>
-              <w:instrText xml:space="preserve"> PAGEREF _Toc196122549 \h </w:instrText>
+              <w:instrText xml:space="preserve"> PAGEREF _Toc196151345 \h </w:instrText>
             </w:r>
             <w:r>
               <w:rPr>
@@ -5178,7 +5019,7 @@
                 <w:noProof/>
                 <w:webHidden/>
               </w:rPr>
-              <w:t>18</w:t>
+              <w:t>26</w:t>
             </w:r>
             <w:r>
               <w:rPr>
@@ -5204,7 +5045,7 @@
               <w:lang w:val="en-KE" w:eastAsia="en-KE"/>
             </w:rPr>
           </w:pPr>
-          <w:hyperlink w:anchor="_Toc196122550" w:history="1">
+          <w:hyperlink w:anchor="_Toc196151346" w:history="1">
             <w:r>
               <w:rPr>
                 <w:rStyle w:val="Hyperlink"/>
@@ -5250,7 +5091,7 @@
                 <w:noProof/>
                 <w:webHidden/>
               </w:rPr>
-              <w:instrText xml:space="preserve"> PAGEREF _Toc196122550 \h </w:instrText>
+              <w:instrText xml:space="preserve"> PAGEREF _Toc196151346 \h </w:instrText>
             </w:r>
             <w:r>
               <w:rPr>
@@ -5270,7 +5111,7 @@
                 <w:noProof/>
                 <w:webHidden/>
               </w:rPr>
-              <w:t>20</w:t>
+              <w:t>28</w:t>
             </w:r>
             <w:r>
               <w:rPr>
@@ -5296,7 +5137,7 @@
               <w:lang w:val="en-KE" w:eastAsia="en-KE"/>
             </w:rPr>
           </w:pPr>
-          <w:hyperlink w:anchor="_Toc196122551" w:history="1">
+          <w:hyperlink w:anchor="_Toc196151347" w:history="1">
             <w:r>
               <w:rPr>
                 <w:rStyle w:val="Hyperlink"/>
@@ -5342,7 +5183,7 @@
                 <w:noProof/>
                 <w:webHidden/>
               </w:rPr>
-              <w:instrText xml:space="preserve"> PAGEREF _Toc196122551 \h </w:instrText>
+              <w:instrText xml:space="preserve"> PAGEREF _Toc196151347 \h </w:instrText>
             </w:r>
             <w:r>
               <w:rPr>
@@ -5362,7 +5203,7 @@
                 <w:noProof/>
                 <w:webHidden/>
               </w:rPr>
-              <w:t>22</w:t>
+              <w:t>30</w:t>
             </w:r>
             <w:r>
               <w:rPr>
@@ -5388,7 +5229,7 @@
               <w:lang w:val="en-KE" w:eastAsia="en-KE"/>
             </w:rPr>
           </w:pPr>
-          <w:hyperlink w:anchor="_Toc196122552" w:history="1">
+          <w:hyperlink w:anchor="_Toc196151348" w:history="1">
             <w:r>
               <w:rPr>
                 <w:rStyle w:val="Hyperlink"/>
@@ -5434,7 +5275,7 @@
                 <w:noProof/>
                 <w:webHidden/>
               </w:rPr>
-              <w:instrText xml:space="preserve"> PAGEREF _Toc196122552 \h </w:instrText>
+              <w:instrText xml:space="preserve"> PAGEREF _Toc196151348 \h </w:instrText>
             </w:r>
             <w:r>
               <w:rPr>
@@ -5454,7 +5295,7 @@
                 <w:noProof/>
                 <w:webHidden/>
               </w:rPr>
-              <w:t>22</w:t>
+              <w:t>30</w:t>
             </w:r>
             <w:r>
               <w:rPr>
@@ -5480,7 +5321,7 @@
               <w:lang w:val="en-KE" w:eastAsia="en-KE"/>
             </w:rPr>
           </w:pPr>
-          <w:hyperlink w:anchor="_Toc196122553" w:history="1">
+          <w:hyperlink w:anchor="_Toc196151349" w:history="1">
             <w:r>
               <w:rPr>
                 <w:rStyle w:val="Hyperlink"/>
@@ -5526,7 +5367,7 @@
                 <w:noProof/>
                 <w:webHidden/>
               </w:rPr>
-              <w:instrText xml:space="preserve"> PAGEREF _Toc196122553 \h </w:instrText>
+              <w:instrText xml:space="preserve"> PAGEREF _Toc196151349 \h </w:instrText>
             </w:r>
             <w:r>
               <w:rPr>
@@ -5546,7 +5387,7 @@
                 <w:noProof/>
                 <w:webHidden/>
               </w:rPr>
-              <w:t>23</w:t>
+              <w:t>31</w:t>
             </w:r>
             <w:r>
               <w:rPr>
@@ -5572,7 +5413,7 @@
               <w:lang w:val="en-KE" w:eastAsia="en-KE"/>
             </w:rPr>
           </w:pPr>
-          <w:hyperlink w:anchor="_Toc196122554" w:history="1">
+          <w:hyperlink w:anchor="_Toc196151350" w:history="1">
             <w:r>
               <w:rPr>
                 <w:rStyle w:val="Hyperlink"/>
@@ -5618,7 +5459,7 @@
                 <w:noProof/>
                 <w:webHidden/>
               </w:rPr>
-              <w:instrText xml:space="preserve"> PAGEREF _Toc196122554 \h </w:instrText>
+              <w:instrText xml:space="preserve"> PAGEREF _Toc196151350 \h </w:instrText>
             </w:r>
             <w:r>
               <w:rPr>
@@ -5638,7 +5479,7 @@
                 <w:noProof/>
                 <w:webHidden/>
               </w:rPr>
-              <w:t>24</w:t>
+              <w:t>32</w:t>
             </w:r>
             <w:r>
               <w:rPr>
@@ -5664,7 +5505,7 @@
               <w:lang w:val="en-KE" w:eastAsia="en-KE"/>
             </w:rPr>
           </w:pPr>
-          <w:hyperlink w:anchor="_Toc196122555" w:history="1">
+          <w:hyperlink w:anchor="_Toc196151351" w:history="1">
             <w:r>
               <w:rPr>
                 <w:rStyle w:val="Hyperlink"/>
@@ -5710,7 +5551,7 @@
                 <w:noProof/>
                 <w:webHidden/>
               </w:rPr>
-              <w:instrText xml:space="preserve"> PAGEREF _Toc196122555 \h </w:instrText>
+              <w:instrText xml:space="preserve"> PAGEREF _Toc196151351 \h </w:instrText>
             </w:r>
             <w:r>
               <w:rPr>
@@ -5730,7 +5571,7 @@
                 <w:noProof/>
                 <w:webHidden/>
               </w:rPr>
-              <w:t>25</w:t>
+              <w:t>33</w:t>
             </w:r>
             <w:r>
               <w:rPr>
@@ -5756,7 +5597,7 @@
               <w:lang w:val="en-KE" w:eastAsia="en-KE"/>
             </w:rPr>
           </w:pPr>
-          <w:hyperlink w:anchor="_Toc196122556" w:history="1">
+          <w:hyperlink w:anchor="_Toc196151352" w:history="1">
             <w:r>
               <w:rPr>
                 <w:rStyle w:val="Hyperlink"/>
@@ -5802,7 +5643,7 @@
                 <w:noProof/>
                 <w:webHidden/>
               </w:rPr>
-              <w:instrText xml:space="preserve"> PAGEREF _Toc196122556 \h </w:instrText>
+              <w:instrText xml:space="preserve"> PAGEREF _Toc196151352 \h </w:instrText>
             </w:r>
             <w:r>
               <w:rPr>
@@ -5822,7 +5663,7 @@
                 <w:noProof/>
                 <w:webHidden/>
               </w:rPr>
-              <w:t>27</w:t>
+              <w:t>35</w:t>
             </w:r>
             <w:r>
               <w:rPr>
@@ -5848,7 +5689,7 @@
               <w:lang w:val="en-KE" w:eastAsia="en-KE"/>
             </w:rPr>
           </w:pPr>
-          <w:hyperlink w:anchor="_Toc196122557" w:history="1">
+          <w:hyperlink w:anchor="_Toc196151353" w:history="1">
             <w:r>
               <w:rPr>
                 <w:rStyle w:val="Hyperlink"/>
@@ -5896,7 +5737,7 @@
                 <w:noProof/>
                 <w:webHidden/>
               </w:rPr>
-              <w:instrText xml:space="preserve"> PAGEREF _Toc196122557 \h </w:instrText>
+              <w:instrText xml:space="preserve"> PAGEREF _Toc196151353 \h </w:instrText>
             </w:r>
             <w:r>
               <w:rPr>
@@ -5916,7 +5757,7 @@
                 <w:noProof/>
                 <w:webHidden/>
               </w:rPr>
-              <w:t>27</w:t>
+              <w:t>35</w:t>
             </w:r>
             <w:r>
               <w:rPr>
@@ -5942,7 +5783,7 @@
               <w:lang w:val="en-KE" w:eastAsia="en-KE"/>
             </w:rPr>
           </w:pPr>
-          <w:hyperlink w:anchor="_Toc196122558" w:history="1">
+          <w:hyperlink w:anchor="_Toc196151354" w:history="1">
             <w:r>
               <w:rPr>
                 <w:rStyle w:val="Hyperlink"/>
@@ -5988,7 +5829,7 @@
                 <w:noProof/>
                 <w:webHidden/>
               </w:rPr>
-              <w:instrText xml:space="preserve"> PAGEREF _Toc196122558 \h </w:instrText>
+              <w:instrText xml:space="preserve"> PAGEREF _Toc196151354 \h </w:instrText>
             </w:r>
             <w:r>
               <w:rPr>
@@ -6008,7 +5849,7 @@
                 <w:noProof/>
                 <w:webHidden/>
               </w:rPr>
-              <w:t>28</w:t>
+              <w:t>36</w:t>
             </w:r>
             <w:r>
               <w:rPr>
@@ -6034,7 +5875,7 @@
               <w:lang w:val="en-KE" w:eastAsia="en-KE"/>
             </w:rPr>
           </w:pPr>
-          <w:hyperlink w:anchor="_Toc196122559" w:history="1">
+          <w:hyperlink w:anchor="_Toc196151355" w:history="1">
             <w:r>
               <w:rPr>
                 <w:rStyle w:val="Hyperlink"/>
@@ -6080,7 +5921,7 @@
                 <w:noProof/>
                 <w:webHidden/>
               </w:rPr>
-              <w:instrText xml:space="preserve"> PAGEREF _Toc196122559 \h </w:instrText>
+              <w:instrText xml:space="preserve"> PAGEREF _Toc196151355 \h </w:instrText>
             </w:r>
             <w:r>
               <w:rPr>
@@ -6100,7 +5941,7 @@
                 <w:noProof/>
                 <w:webHidden/>
               </w:rPr>
-              <w:t>29</w:t>
+              <w:t>37</w:t>
             </w:r>
             <w:r>
               <w:rPr>
@@ -6126,7 +5967,7 @@
               <w:lang w:val="en-KE" w:eastAsia="en-KE"/>
             </w:rPr>
           </w:pPr>
-          <w:hyperlink w:anchor="_Toc196122560" w:history="1">
+          <w:hyperlink w:anchor="_Toc196151356" w:history="1">
             <w:r>
               <w:rPr>
                 <w:rStyle w:val="Hyperlink"/>
@@ -6172,7 +6013,7 @@
                 <w:noProof/>
                 <w:webHidden/>
               </w:rPr>
-              <w:instrText xml:space="preserve"> PAGEREF _Toc196122560 \h </w:instrText>
+              <w:instrText xml:space="preserve"> PAGEREF _Toc196151356 \h </w:instrText>
             </w:r>
             <w:r>
               <w:rPr>
@@ -6192,7 +6033,7 @@
                 <w:noProof/>
                 <w:webHidden/>
               </w:rPr>
-              <w:t>29</w:t>
+              <w:t>37</w:t>
             </w:r>
             <w:r>
               <w:rPr>
@@ -6218,7 +6059,7 @@
               <w:lang w:val="en-KE" w:eastAsia="en-KE"/>
             </w:rPr>
           </w:pPr>
-          <w:hyperlink w:anchor="_Toc196122561" w:history="1">
+          <w:hyperlink w:anchor="_Toc196151357" w:history="1">
             <w:r>
               <w:rPr>
                 <w:rStyle w:val="Hyperlink"/>
@@ -6264,7 +6105,7 @@
                 <w:noProof/>
                 <w:webHidden/>
               </w:rPr>
-              <w:instrText xml:space="preserve"> PAGEREF _Toc196122561 \h </w:instrText>
+              <w:instrText xml:space="preserve"> PAGEREF _Toc196151357 \h </w:instrText>
             </w:r>
             <w:r>
               <w:rPr>
@@ -6284,7 +6125,467 @@
                 <w:noProof/>
                 <w:webHidden/>
               </w:rPr>
-              <w:t>29</w:t>
+              <w:t>37</w:t>
+            </w:r>
+            <w:r>
+              <w:rPr>
+                <w:noProof/>
+                <w:webHidden/>
+              </w:rPr>
+              <w:fldChar w:fldCharType="end"/>
+            </w:r>
+          </w:hyperlink>
+        </w:p>
+        <w:p>
+          <w:pPr>
+            <w:pStyle w:val="TOC3"/>
+            <w:tabs>
+              <w:tab w:val="left" w:pos="1200"/>
+              <w:tab w:val="right" w:leader="dot" w:pos="9016"/>
+            </w:tabs>
+            <w:rPr>
+              <w:rFonts w:eastAsiaTheme="minorEastAsia"/>
+              <w:noProof/>
+              <w:sz w:val="24"/>
+              <w:szCs w:val="24"/>
+              <w:lang w:val="en-KE" w:eastAsia="en-KE"/>
+            </w:rPr>
+          </w:pPr>
+          <w:hyperlink w:anchor="_Toc196151358" w:history="1">
+            <w:r>
+              <w:rPr>
+                <w:rStyle w:val="Hyperlink"/>
+                <w:rFonts w:ascii="Times New Roman" w:hAnsi="Times New Roman" w:cs="Times New Roman"/>
+                <w:noProof/>
+              </w:rPr>
+              <w:t>4.2.1</w:t>
+            </w:r>
+            <w:r>
+              <w:rPr>
+                <w:rFonts w:eastAsiaTheme="minorEastAsia"/>
+                <w:noProof/>
+                <w:sz w:val="24"/>
+                <w:szCs w:val="24"/>
+                <w:lang w:val="en-KE" w:eastAsia="en-KE"/>
+              </w:rPr>
+              <w:tab/>
+            </w:r>
+            <w:r>
+              <w:rPr>
+                <w:rStyle w:val="Hyperlink"/>
+                <w:rFonts w:ascii="Times New Roman" w:hAnsi="Times New Roman" w:cs="Times New Roman"/>
+                <w:noProof/>
+              </w:rPr>
+              <w:t>User Authentication Module</w:t>
+            </w:r>
+            <w:r>
+              <w:rPr>
+                <w:noProof/>
+                <w:webHidden/>
+              </w:rPr>
+              <w:tab/>
+            </w:r>
+            <w:r>
+              <w:rPr>
+                <w:noProof/>
+                <w:webHidden/>
+              </w:rPr>
+              <w:fldChar w:fldCharType="begin"/>
+            </w:r>
+            <w:r>
+              <w:rPr>
+                <w:noProof/>
+                <w:webHidden/>
+              </w:rPr>
+              <w:instrText xml:space="preserve"> PAGEREF _Toc196151358 \h </w:instrText>
+            </w:r>
+            <w:r>
+              <w:rPr>
+                <w:noProof/>
+                <w:webHidden/>
+              </w:rPr>
+            </w:r>
+            <w:r>
+              <w:rPr>
+                <w:noProof/>
+                <w:webHidden/>
+              </w:rPr>
+              <w:fldChar w:fldCharType="separate"/>
+            </w:r>
+            <w:r>
+              <w:rPr>
+                <w:noProof/>
+                <w:webHidden/>
+              </w:rPr>
+              <w:t>37</w:t>
+            </w:r>
+            <w:r>
+              <w:rPr>
+                <w:noProof/>
+                <w:webHidden/>
+              </w:rPr>
+              <w:fldChar w:fldCharType="end"/>
+            </w:r>
+          </w:hyperlink>
+        </w:p>
+        <w:p>
+          <w:pPr>
+            <w:pStyle w:val="TOC3"/>
+            <w:tabs>
+              <w:tab w:val="left" w:pos="1200"/>
+              <w:tab w:val="right" w:leader="dot" w:pos="9016"/>
+            </w:tabs>
+            <w:rPr>
+              <w:rFonts w:eastAsiaTheme="minorEastAsia"/>
+              <w:noProof/>
+              <w:sz w:val="24"/>
+              <w:szCs w:val="24"/>
+              <w:lang w:val="en-KE" w:eastAsia="en-KE"/>
+            </w:rPr>
+          </w:pPr>
+          <w:hyperlink w:anchor="_Toc196151359" w:history="1">
+            <w:r>
+              <w:rPr>
+                <w:rStyle w:val="Hyperlink"/>
+                <w:rFonts w:ascii="Times New Roman" w:hAnsi="Times New Roman" w:cs="Times New Roman"/>
+                <w:noProof/>
+              </w:rPr>
+              <w:t>4.2.2</w:t>
+            </w:r>
+            <w:r>
+              <w:rPr>
+                <w:rFonts w:eastAsiaTheme="minorEastAsia"/>
+                <w:noProof/>
+                <w:sz w:val="24"/>
+                <w:szCs w:val="24"/>
+                <w:lang w:val="en-KE" w:eastAsia="en-KE"/>
+              </w:rPr>
+              <w:tab/>
+            </w:r>
+            <w:r>
+              <w:rPr>
+                <w:rStyle w:val="Hyperlink"/>
+                <w:rFonts w:ascii="Times New Roman" w:hAnsi="Times New Roman" w:cs="Times New Roman"/>
+                <w:noProof/>
+              </w:rPr>
+              <w:t>Real-Time Code Editor</w:t>
+            </w:r>
+            <w:r>
+              <w:rPr>
+                <w:noProof/>
+                <w:webHidden/>
+              </w:rPr>
+              <w:tab/>
+            </w:r>
+            <w:r>
+              <w:rPr>
+                <w:noProof/>
+                <w:webHidden/>
+              </w:rPr>
+              <w:fldChar w:fldCharType="begin"/>
+            </w:r>
+            <w:r>
+              <w:rPr>
+                <w:noProof/>
+                <w:webHidden/>
+              </w:rPr>
+              <w:instrText xml:space="preserve"> PAGEREF _Toc196151359 \h </w:instrText>
+            </w:r>
+            <w:r>
+              <w:rPr>
+                <w:noProof/>
+                <w:webHidden/>
+              </w:rPr>
+            </w:r>
+            <w:r>
+              <w:rPr>
+                <w:noProof/>
+                <w:webHidden/>
+              </w:rPr>
+              <w:fldChar w:fldCharType="separate"/>
+            </w:r>
+            <w:r>
+              <w:rPr>
+                <w:noProof/>
+                <w:webHidden/>
+              </w:rPr>
+              <w:t>38</w:t>
+            </w:r>
+            <w:r>
+              <w:rPr>
+                <w:noProof/>
+                <w:webHidden/>
+              </w:rPr>
+              <w:fldChar w:fldCharType="end"/>
+            </w:r>
+          </w:hyperlink>
+        </w:p>
+        <w:p>
+          <w:pPr>
+            <w:pStyle w:val="TOC3"/>
+            <w:tabs>
+              <w:tab w:val="left" w:pos="1200"/>
+              <w:tab w:val="right" w:leader="dot" w:pos="9016"/>
+            </w:tabs>
+            <w:rPr>
+              <w:rFonts w:eastAsiaTheme="minorEastAsia"/>
+              <w:noProof/>
+              <w:sz w:val="24"/>
+              <w:szCs w:val="24"/>
+              <w:lang w:val="en-KE" w:eastAsia="en-KE"/>
+            </w:rPr>
+          </w:pPr>
+          <w:hyperlink w:anchor="_Toc196151360" w:history="1">
+            <w:r>
+              <w:rPr>
+                <w:rStyle w:val="Hyperlink"/>
+                <w:rFonts w:ascii="Times New Roman" w:hAnsi="Times New Roman" w:cs="Times New Roman"/>
+                <w:noProof/>
+              </w:rPr>
+              <w:t>4.2.3</w:t>
+            </w:r>
+            <w:r>
+              <w:rPr>
+                <w:rFonts w:eastAsiaTheme="minorEastAsia"/>
+                <w:noProof/>
+                <w:sz w:val="24"/>
+                <w:szCs w:val="24"/>
+                <w:lang w:val="en-KE" w:eastAsia="en-KE"/>
+              </w:rPr>
+              <w:tab/>
+            </w:r>
+            <w:r>
+              <w:rPr>
+                <w:rStyle w:val="Hyperlink"/>
+                <w:rFonts w:ascii="Times New Roman" w:hAnsi="Times New Roman" w:cs="Times New Roman"/>
+                <w:noProof/>
+              </w:rPr>
+              <w:t>Chat and Communication Module</w:t>
+            </w:r>
+            <w:r>
+              <w:rPr>
+                <w:noProof/>
+                <w:webHidden/>
+              </w:rPr>
+              <w:tab/>
+            </w:r>
+            <w:r>
+              <w:rPr>
+                <w:noProof/>
+                <w:webHidden/>
+              </w:rPr>
+              <w:fldChar w:fldCharType="begin"/>
+            </w:r>
+            <w:r>
+              <w:rPr>
+                <w:noProof/>
+                <w:webHidden/>
+              </w:rPr>
+              <w:instrText xml:space="preserve"> PAGEREF _Toc196151360 \h </w:instrText>
+            </w:r>
+            <w:r>
+              <w:rPr>
+                <w:noProof/>
+                <w:webHidden/>
+              </w:rPr>
+            </w:r>
+            <w:r>
+              <w:rPr>
+                <w:noProof/>
+                <w:webHidden/>
+              </w:rPr>
+              <w:fldChar w:fldCharType="separate"/>
+            </w:r>
+            <w:r>
+              <w:rPr>
+                <w:noProof/>
+                <w:webHidden/>
+              </w:rPr>
+              <w:t>39</w:t>
+            </w:r>
+            <w:r>
+              <w:rPr>
+                <w:noProof/>
+                <w:webHidden/>
+              </w:rPr>
+              <w:fldChar w:fldCharType="end"/>
+            </w:r>
+          </w:hyperlink>
+        </w:p>
+        <w:p>
+          <w:pPr>
+            <w:pStyle w:val="TOC3"/>
+            <w:tabs>
+              <w:tab w:val="left" w:pos="1200"/>
+              <w:tab w:val="right" w:leader="dot" w:pos="9016"/>
+            </w:tabs>
+            <w:rPr>
+              <w:rFonts w:eastAsiaTheme="minorEastAsia"/>
+              <w:noProof/>
+              <w:sz w:val="24"/>
+              <w:szCs w:val="24"/>
+              <w:lang w:val="en-KE" w:eastAsia="en-KE"/>
+            </w:rPr>
+          </w:pPr>
+          <w:hyperlink w:anchor="_Toc196151361" w:history="1">
+            <w:r>
+              <w:rPr>
+                <w:rStyle w:val="Hyperlink"/>
+                <w:rFonts w:ascii="Times New Roman" w:hAnsi="Times New Roman" w:cs="Times New Roman"/>
+                <w:noProof/>
+              </w:rPr>
+              <w:t>4.2.4</w:t>
+            </w:r>
+            <w:r>
+              <w:rPr>
+                <w:rFonts w:eastAsiaTheme="minorEastAsia"/>
+                <w:noProof/>
+                <w:sz w:val="24"/>
+                <w:szCs w:val="24"/>
+                <w:lang w:val="en-KE" w:eastAsia="en-KE"/>
+              </w:rPr>
+              <w:tab/>
+            </w:r>
+            <w:r>
+              <w:rPr>
+                <w:rStyle w:val="Hyperlink"/>
+                <w:rFonts w:ascii="Times New Roman" w:hAnsi="Times New Roman" w:cs="Times New Roman"/>
+                <w:noProof/>
+              </w:rPr>
+              <w:t>Version Control Integration</w:t>
+            </w:r>
+            <w:r>
+              <w:rPr>
+                <w:noProof/>
+                <w:webHidden/>
+              </w:rPr>
+              <w:tab/>
+            </w:r>
+            <w:r>
+              <w:rPr>
+                <w:noProof/>
+                <w:webHidden/>
+              </w:rPr>
+              <w:fldChar w:fldCharType="begin"/>
+            </w:r>
+            <w:r>
+              <w:rPr>
+                <w:noProof/>
+                <w:webHidden/>
+              </w:rPr>
+              <w:instrText xml:space="preserve"> PAGEREF _Toc196151361 \h </w:instrText>
+            </w:r>
+            <w:r>
+              <w:rPr>
+                <w:noProof/>
+                <w:webHidden/>
+              </w:rPr>
+            </w:r>
+            <w:r>
+              <w:rPr>
+                <w:noProof/>
+                <w:webHidden/>
+              </w:rPr>
+              <w:fldChar w:fldCharType="separate"/>
+            </w:r>
+            <w:r>
+              <w:rPr>
+                <w:noProof/>
+                <w:webHidden/>
+              </w:rPr>
+              <w:t>40</w:t>
+            </w:r>
+            <w:r>
+              <w:rPr>
+                <w:noProof/>
+                <w:webHidden/>
+              </w:rPr>
+              <w:fldChar w:fldCharType="end"/>
+            </w:r>
+          </w:hyperlink>
+        </w:p>
+        <w:p>
+          <w:pPr>
+            <w:pStyle w:val="TOC3"/>
+            <w:tabs>
+              <w:tab w:val="left" w:pos="1200"/>
+              <w:tab w:val="right" w:leader="dot" w:pos="9016"/>
+            </w:tabs>
+            <w:rPr>
+              <w:rFonts w:eastAsiaTheme="minorEastAsia"/>
+              <w:noProof/>
+              <w:sz w:val="24"/>
+              <w:szCs w:val="24"/>
+              <w:lang w:val="en-KE" w:eastAsia="en-KE"/>
+            </w:rPr>
+          </w:pPr>
+          <w:hyperlink w:anchor="_Toc196151362" w:history="1">
+            <w:r>
+              <w:rPr>
+                <w:rStyle w:val="Hyperlink"/>
+                <w:rFonts w:ascii="Times New Roman" w:hAnsi="Times New Roman" w:cs="Times New Roman"/>
+                <w:noProof/>
+              </w:rPr>
+              <w:t>4.2.5</w:t>
+            </w:r>
+            <w:r>
+              <w:rPr>
+                <w:rFonts w:eastAsiaTheme="minorEastAsia"/>
+                <w:noProof/>
+                <w:sz w:val="24"/>
+                <w:szCs w:val="24"/>
+                <w:lang w:val="en-KE" w:eastAsia="en-KE"/>
+              </w:rPr>
+              <w:tab/>
+            </w:r>
+            <w:r>
+              <w:rPr>
+                <w:rStyle w:val="Hyperlink"/>
+                <w:rFonts w:ascii="Times New Roman" w:hAnsi="Times New Roman" w:cs="Times New Roman"/>
+                <w:noProof/>
+              </w:rPr>
+              <w:t>Database Integration</w:t>
+            </w:r>
+            <w:r>
+              <w:rPr>
+                <w:noProof/>
+                <w:webHidden/>
+              </w:rPr>
+              <w:tab/>
+            </w:r>
+            <w:r>
+              <w:rPr>
+                <w:noProof/>
+                <w:webHidden/>
+              </w:rPr>
+              <w:fldChar w:fldCharType="begin"/>
+            </w:r>
+            <w:r>
+              <w:rPr>
+                <w:noProof/>
+                <w:webHidden/>
+              </w:rPr>
+              <w:instrText xml:space="preserve"> PAGEREF _Toc196151362 \h </w:instrText>
+            </w:r>
+            <w:r>
+              <w:rPr>
+                <w:noProof/>
+                <w:webHidden/>
+              </w:rPr>
+            </w:r>
+            <w:r>
+              <w:rPr>
+                <w:noProof/>
+                <w:webHidden/>
+              </w:rPr>
+              <w:fldChar w:fldCharType="separate"/>
+            </w:r>
+            <w:r>
+              <w:rPr>
+                <w:noProof/>
+                <w:webHidden/>
+              </w:rPr>
+              <w:t>40</w:t>
             </w:r>
             <w:r>
               <w:rPr>
@@ -6310,7 +6611,7 @@
               <w:lang w:val="en-KE" w:eastAsia="en-KE"/>
             </w:rPr>
           </w:pPr>
-          <w:hyperlink w:anchor="_Toc196122562" w:history="1">
+          <w:hyperlink w:anchor="_Toc196151363" w:history="1">
             <w:r>
               <w:rPr>
                 <w:rStyle w:val="Hyperlink"/>
@@ -6356,7 +6657,7 @@
                 <w:noProof/>
                 <w:webHidden/>
               </w:rPr>
-              <w:instrText xml:space="preserve"> PAGEREF _Toc196122562 \h </w:instrText>
+              <w:instrText xml:space="preserve"> PAGEREF _Toc196151363 \h </w:instrText>
             </w:r>
             <w:r>
               <w:rPr>
@@ -6376,7 +6677,7 @@
                 <w:noProof/>
                 <w:webHidden/>
               </w:rPr>
-              <w:t>29</w:t>
+              <w:t>41</w:t>
             </w:r>
             <w:r>
               <w:rPr>
@@ -6402,7 +6703,7 @@
               <w:lang w:val="en-KE" w:eastAsia="en-KE"/>
             </w:rPr>
           </w:pPr>
-          <w:hyperlink w:anchor="_Toc196122563" w:history="1">
+          <w:hyperlink w:anchor="_Toc196151364" w:history="1">
             <w:r>
               <w:rPr>
                 <w:rStyle w:val="Hyperlink"/>
@@ -6448,7 +6749,7 @@
                 <w:noProof/>
                 <w:webHidden/>
               </w:rPr>
-              <w:instrText xml:space="preserve"> PAGEREF _Toc196122563 \h </w:instrText>
+              <w:instrText xml:space="preserve"> PAGEREF _Toc196151364 \h </w:instrText>
             </w:r>
             <w:r>
               <w:rPr>
@@ -6468,7 +6769,7 @@
                 <w:noProof/>
                 <w:webHidden/>
               </w:rPr>
-              <w:t>29</w:t>
+              <w:t>41</w:t>
             </w:r>
             <w:r>
               <w:rPr>
@@ -6494,7 +6795,7 @@
               <w:lang w:val="en-KE" w:eastAsia="en-KE"/>
             </w:rPr>
           </w:pPr>
-          <w:hyperlink w:anchor="_Toc196122564" w:history="1">
+          <w:hyperlink w:anchor="_Toc196151365" w:history="1">
             <w:r>
               <w:rPr>
                 <w:rStyle w:val="Hyperlink"/>
@@ -6540,7 +6841,7 @@
                 <w:noProof/>
                 <w:webHidden/>
               </w:rPr>
-              <w:instrText xml:space="preserve"> PAGEREF _Toc196122564 \h </w:instrText>
+              <w:instrText xml:space="preserve"> PAGEREF _Toc196151365 \h </w:instrText>
             </w:r>
             <w:r>
               <w:rPr>
@@ -6560,7 +6861,7 @@
                 <w:noProof/>
                 <w:webHidden/>
               </w:rPr>
-              <w:t>30</w:t>
+              <w:t>42</w:t>
             </w:r>
             <w:r>
               <w:rPr>
@@ -6586,7 +6887,7 @@
               <w:lang w:val="en-KE" w:eastAsia="en-KE"/>
             </w:rPr>
           </w:pPr>
-          <w:hyperlink w:anchor="_Toc196122565" w:history="1">
+          <w:hyperlink w:anchor="_Toc196151366" w:history="1">
             <w:r>
               <w:rPr>
                 <w:rStyle w:val="Hyperlink"/>
@@ -6632,7 +6933,7 @@
                 <w:noProof/>
                 <w:webHidden/>
               </w:rPr>
-              <w:instrText xml:space="preserve"> PAGEREF _Toc196122565 \h </w:instrText>
+              <w:instrText xml:space="preserve"> PAGEREF _Toc196151366 \h </w:instrText>
             </w:r>
             <w:r>
               <w:rPr>
@@ -6652,7 +6953,7 @@
                 <w:noProof/>
                 <w:webHidden/>
               </w:rPr>
-              <w:t>30</w:t>
+              <w:t>42</w:t>
             </w:r>
             <w:r>
               <w:rPr>
@@ -6678,7 +6979,7 @@
               <w:lang w:val="en-KE" w:eastAsia="en-KE"/>
             </w:rPr>
           </w:pPr>
-          <w:hyperlink w:anchor="_Toc196122566" w:history="1">
+          <w:hyperlink w:anchor="_Toc196151367" w:history="1">
             <w:r>
               <w:rPr>
                 <w:rStyle w:val="Hyperlink"/>
@@ -6724,7 +7025,7 @@
                 <w:noProof/>
                 <w:webHidden/>
               </w:rPr>
-              <w:instrText xml:space="preserve"> PAGEREF _Toc196122566 \h </w:instrText>
+              <w:instrText xml:space="preserve"> PAGEREF _Toc196151367 \h </w:instrText>
             </w:r>
             <w:r>
               <w:rPr>
@@ -6744,7 +7045,7 @@
                 <w:noProof/>
                 <w:webHidden/>
               </w:rPr>
-              <w:t>32</w:t>
+              <w:t>44</w:t>
             </w:r>
             <w:r>
               <w:rPr>
@@ -6770,7 +7071,7 @@
               <w:lang w:val="en-KE" w:eastAsia="en-KE"/>
             </w:rPr>
           </w:pPr>
-          <w:hyperlink w:anchor="_Toc196122567" w:history="1">
+          <w:hyperlink w:anchor="_Toc196151368" w:history="1">
             <w:r>
               <w:rPr>
                 <w:rStyle w:val="Hyperlink"/>
@@ -6816,7 +7117,7 @@
                 <w:noProof/>
                 <w:webHidden/>
               </w:rPr>
-              <w:instrText xml:space="preserve"> PAGEREF _Toc196122567 \h </w:instrText>
+              <w:instrText xml:space="preserve"> PAGEREF _Toc196151368 \h </w:instrText>
             </w:r>
             <w:r>
               <w:rPr>
@@ -6836,7 +7137,7 @@
                 <w:noProof/>
                 <w:webHidden/>
               </w:rPr>
-              <w:t>32</w:t>
+              <w:t>44</w:t>
             </w:r>
             <w:r>
               <w:rPr>
@@ -6862,7 +7163,7 @@
               <w:lang w:val="en-KE" w:eastAsia="en-KE"/>
             </w:rPr>
           </w:pPr>
-          <w:hyperlink w:anchor="_Toc196122568" w:history="1">
+          <w:hyperlink w:anchor="_Toc196151369" w:history="1">
             <w:r>
               <w:rPr>
                 <w:rStyle w:val="Hyperlink"/>
@@ -6908,7 +7209,7 @@
                 <w:noProof/>
                 <w:webHidden/>
               </w:rPr>
-              <w:instrText xml:space="preserve"> PAGEREF _Toc196122568 \h </w:instrText>
+              <w:instrText xml:space="preserve"> PAGEREF _Toc196151369 \h </w:instrText>
             </w:r>
             <w:r>
               <w:rPr>
@@ -6928,7 +7229,7 @@
                 <w:noProof/>
                 <w:webHidden/>
               </w:rPr>
-              <w:t>33</w:t>
+              <w:t>45</w:t>
             </w:r>
             <w:r>
               <w:rPr>
@@ -6954,7 +7255,7 @@
               <w:lang w:val="en-KE" w:eastAsia="en-KE"/>
             </w:rPr>
           </w:pPr>
-          <w:hyperlink w:anchor="_Toc196122569" w:history="1">
+          <w:hyperlink w:anchor="_Toc196151370" w:history="1">
             <w:r>
               <w:rPr>
                 <w:rStyle w:val="Hyperlink"/>
@@ -7000,7 +7301,7 @@
                 <w:noProof/>
                 <w:webHidden/>
               </w:rPr>
-              <w:instrText xml:space="preserve"> PAGEREF _Toc196122569 \h </w:instrText>
+              <w:instrText xml:space="preserve"> PAGEREF _Toc196151370 \h </w:instrText>
             </w:r>
             <w:r>
               <w:rPr>
@@ -7020,7 +7321,7 @@
                 <w:noProof/>
                 <w:webHidden/>
               </w:rPr>
-              <w:t>33</w:t>
+              <w:t>45</w:t>
             </w:r>
             <w:r>
               <w:rPr>
@@ -7046,7 +7347,7 @@
               <w:lang w:val="en-KE" w:eastAsia="en-KE"/>
             </w:rPr>
           </w:pPr>
-          <w:hyperlink w:anchor="_Toc196122570" w:history="1">
+          <w:hyperlink w:anchor="_Toc196151371" w:history="1">
             <w:r>
               <w:rPr>
                 <w:rStyle w:val="Hyperlink"/>
@@ -7092,7 +7393,7 @@
                 <w:noProof/>
                 <w:webHidden/>
               </w:rPr>
-              <w:instrText xml:space="preserve"> PAGEREF _Toc196122570 \h </w:instrText>
+              <w:instrText xml:space="preserve"> PAGEREF _Toc196151371 \h </w:instrText>
             </w:r>
             <w:r>
               <w:rPr>
@@ -7112,7 +7413,7 @@
                 <w:noProof/>
                 <w:webHidden/>
               </w:rPr>
-              <w:t>33</w:t>
+              <w:t>45</w:t>
             </w:r>
             <w:r>
               <w:rPr>
@@ -7138,7 +7439,7 @@
               <w:lang w:val="en-KE" w:eastAsia="en-KE"/>
             </w:rPr>
           </w:pPr>
-          <w:hyperlink w:anchor="_Toc196122571" w:history="1">
+          <w:hyperlink w:anchor="_Toc196151372" w:history="1">
             <w:r>
               <w:rPr>
                 <w:rStyle w:val="Hyperlink"/>
@@ -7184,7 +7485,7 @@
                 <w:noProof/>
                 <w:webHidden/>
               </w:rPr>
-              <w:instrText xml:space="preserve"> PAGEREF _Toc196122571 \h </w:instrText>
+              <w:instrText xml:space="preserve"> PAGEREF _Toc196151372 \h </w:instrText>
             </w:r>
             <w:r>
               <w:rPr>
@@ -7204,7 +7505,7 @@
                 <w:noProof/>
                 <w:webHidden/>
               </w:rPr>
-              <w:t>33</w:t>
+              <w:t>45</w:t>
             </w:r>
             <w:r>
               <w:rPr>
@@ -7230,7 +7531,7 @@
               <w:lang w:val="en-KE" w:eastAsia="en-KE"/>
             </w:rPr>
           </w:pPr>
-          <w:hyperlink w:anchor="_Toc196122572" w:history="1">
+          <w:hyperlink w:anchor="_Toc196151373" w:history="1">
             <w:r>
               <w:rPr>
                 <w:rStyle w:val="Hyperlink"/>
@@ -7276,7 +7577,7 @@
                 <w:noProof/>
                 <w:webHidden/>
               </w:rPr>
-              <w:instrText xml:space="preserve"> PAGEREF _Toc196122572 \h </w:instrText>
+              <w:instrText xml:space="preserve"> PAGEREF _Toc196151373 \h </w:instrText>
             </w:r>
             <w:r>
               <w:rPr>
@@ -7296,7 +7597,7 @@
                 <w:noProof/>
                 <w:webHidden/>
               </w:rPr>
-              <w:t>33</w:t>
+              <w:t>45</w:t>
             </w:r>
             <w:r>
               <w:rPr>
@@ -7322,7 +7623,7 @@
               <w:lang w:val="en-KE" w:eastAsia="en-KE"/>
             </w:rPr>
           </w:pPr>
-          <w:hyperlink w:anchor="_Toc196122573" w:history="1">
+          <w:hyperlink w:anchor="_Toc196151374" w:history="1">
             <w:r>
               <w:rPr>
                 <w:rStyle w:val="Hyperlink"/>
@@ -7368,7 +7669,7 @@
                 <w:noProof/>
                 <w:webHidden/>
               </w:rPr>
-              <w:instrText xml:space="preserve"> PAGEREF _Toc196122573 \h </w:instrText>
+              <w:instrText xml:space="preserve"> PAGEREF _Toc196151374 \h </w:instrText>
             </w:r>
             <w:r>
               <w:rPr>
@@ -7388,7 +7689,7 @@
                 <w:noProof/>
                 <w:webHidden/>
               </w:rPr>
-              <w:t>34</w:t>
+              <w:t>46</w:t>
             </w:r>
             <w:r>
               <w:rPr>
@@ -7414,7 +7715,7 @@
               <w:lang w:val="en-KE" w:eastAsia="en-KE"/>
             </w:rPr>
           </w:pPr>
-          <w:hyperlink w:anchor="_Toc196122574" w:history="1">
+          <w:hyperlink w:anchor="_Toc196151375" w:history="1">
             <w:r>
               <w:rPr>
                 <w:rStyle w:val="Hyperlink"/>
@@ -7460,7 +7761,7 @@
                 <w:noProof/>
                 <w:webHidden/>
               </w:rPr>
-              <w:instrText xml:space="preserve"> PAGEREF _Toc196122574 \h </w:instrText>
+              <w:instrText xml:space="preserve"> PAGEREF _Toc196151375 \h </w:instrText>
             </w:r>
             <w:r>
               <w:rPr>
@@ -7480,7 +7781,7 @@
                 <w:noProof/>
                 <w:webHidden/>
               </w:rPr>
-              <w:t>34</w:t>
+              <w:t>46</w:t>
             </w:r>
             <w:r>
               <w:rPr>
@@ -7505,7 +7806,7 @@
               <w:lang w:val="en-KE" w:eastAsia="en-KE"/>
             </w:rPr>
           </w:pPr>
-          <w:hyperlink w:anchor="_Toc196122575" w:history="1">
+          <w:hyperlink w:anchor="_Toc196151376" w:history="1">
             <w:r>
               <w:rPr>
                 <w:rStyle w:val="Hyperlink"/>
@@ -7533,7 +7834,7 @@
                 <w:noProof/>
                 <w:webHidden/>
               </w:rPr>
-              <w:instrText xml:space="preserve"> PAGEREF _Toc196122575 \h </w:instrText>
+              <w:instrText xml:space="preserve"> PAGEREF _Toc196151376 \h </w:instrText>
             </w:r>
             <w:r>
               <w:rPr>
@@ -7553,7 +7854,7 @@
                 <w:noProof/>
                 <w:webHidden/>
               </w:rPr>
-              <w:t>35</w:t>
+              <w:t>46</w:t>
             </w:r>
             <w:r>
               <w:rPr>
@@ -7578,7 +7879,7 @@
               <w:lang w:val="en-KE" w:eastAsia="en-KE"/>
             </w:rPr>
           </w:pPr>
-          <w:hyperlink w:anchor="_Toc196122576" w:history="1">
+          <w:hyperlink w:anchor="_Toc196151377" w:history="1">
             <w:r>
               <w:rPr>
                 <w:rStyle w:val="Hyperlink"/>
@@ -7606,7 +7907,7 @@
                 <w:noProof/>
                 <w:webHidden/>
               </w:rPr>
-              <w:instrText xml:space="preserve"> PAGEREF _Toc196122576 \h </w:instrText>
+              <w:instrText xml:space="preserve"> PAGEREF _Toc196151377 \h </w:instrText>
             </w:r>
             <w:r>
               <w:rPr>
@@ -7626,7 +7927,7 @@
                 <w:noProof/>
                 <w:webHidden/>
               </w:rPr>
-              <w:t>36</w:t>
+              <w:t>48</w:t>
             </w:r>
             <w:r>
               <w:rPr>
@@ -7651,7 +7952,7 @@
               <w:lang w:val="en-KE" w:eastAsia="en-KE"/>
             </w:rPr>
           </w:pPr>
-          <w:hyperlink w:anchor="_Toc196122577" w:history="1">
+          <w:hyperlink w:anchor="_Toc196151378" w:history="1">
             <w:r>
               <w:rPr>
                 <w:rStyle w:val="Hyperlink"/>
@@ -7679,7 +7980,7 @@
                 <w:noProof/>
                 <w:webHidden/>
               </w:rPr>
-              <w:instrText xml:space="preserve"> PAGEREF _Toc196122577 \h </w:instrText>
+              <w:instrText xml:space="preserve"> PAGEREF _Toc196151378 \h </w:instrText>
             </w:r>
             <w:r>
               <w:rPr>
@@ -7699,7 +8000,7 @@
                 <w:noProof/>
                 <w:webHidden/>
               </w:rPr>
-              <w:t>36</w:t>
+              <w:t>48</w:t>
             </w:r>
             <w:r>
               <w:rPr>
@@ -7724,7 +8025,7 @@
               <w:lang w:val="en-KE" w:eastAsia="en-KE"/>
             </w:rPr>
           </w:pPr>
-          <w:hyperlink w:anchor="_Toc196122578" w:history="1">
+          <w:hyperlink w:anchor="_Toc196151379" w:history="1">
             <w:r>
               <w:rPr>
                 <w:rStyle w:val="Hyperlink"/>
@@ -7752,7 +8053,7 @@
                 <w:noProof/>
                 <w:webHidden/>
               </w:rPr>
-              <w:instrText xml:space="preserve"> PAGEREF _Toc196122578 \h </w:instrText>
+              <w:instrText xml:space="preserve"> PAGEREF _Toc196151379 \h </w:instrText>
             </w:r>
             <w:r>
               <w:rPr>
@@ -7772,7 +8073,7 @@
                 <w:noProof/>
                 <w:webHidden/>
               </w:rPr>
-              <w:t>38</w:t>
+              <w:t>50</w:t>
             </w:r>
             <w:r>
               <w:rPr>
@@ -7797,14 +8098,14 @@
               <w:lang w:val="en-KE" w:eastAsia="en-KE"/>
             </w:rPr>
           </w:pPr>
-          <w:hyperlink w:anchor="_Toc196122579" w:history="1">
+          <w:hyperlink w:anchor="_Toc196151380" w:history="1">
             <w:r>
               <w:rPr>
                 <w:rStyle w:val="Hyperlink"/>
                 <w:rFonts w:ascii="Times New Roman" w:hAnsi="Times New Roman" w:cs="Times New Roman"/>
                 <w:noProof/>
               </w:rPr>
-              <w:t>Appendix C : Data Collected</w:t>
+              <w:t>Appendix C: Data Collected</w:t>
             </w:r>
             <w:r>
               <w:rPr>
@@ -7825,7 +8126,7 @@
                 <w:noProof/>
                 <w:webHidden/>
               </w:rPr>
-              <w:instrText xml:space="preserve"> PAGEREF _Toc196122579 \h </w:instrText>
+              <w:instrText xml:space="preserve"> PAGEREF _Toc196151380 \h </w:instrText>
             </w:r>
             <w:r>
               <w:rPr>
@@ -7845,7 +8146,7 @@
                 <w:noProof/>
                 <w:webHidden/>
               </w:rPr>
-              <w:t>39</w:t>
+              <w:t>51</w:t>
             </w:r>
             <w:r>
               <w:rPr>
@@ -7870,7 +8171,7 @@
               <w:lang w:val="en-KE" w:eastAsia="en-KE"/>
             </w:rPr>
           </w:pPr>
-          <w:hyperlink w:anchor="_Toc196122580" w:history="1">
+          <w:hyperlink w:anchor="_Toc196151381" w:history="1">
             <w:r>
               <w:rPr>
                 <w:rStyle w:val="Hyperlink"/>
@@ -7899,7 +8200,7 @@
                 <w:noProof/>
                 <w:webHidden/>
               </w:rPr>
-              <w:instrText xml:space="preserve"> PAGEREF _Toc196122580 \h </w:instrText>
+              <w:instrText xml:space="preserve"> PAGEREF _Toc196151381 \h </w:instrText>
             </w:r>
             <w:r>
               <w:rPr>
@@ -7919,7 +8220,7 @@
                 <w:noProof/>
                 <w:webHidden/>
               </w:rPr>
-              <w:t>40</w:t>
+              <w:t>52</w:t>
             </w:r>
             <w:r>
               <w:rPr>
@@ -7944,7 +8245,7 @@
               <w:lang w:val="en-KE" w:eastAsia="en-KE"/>
             </w:rPr>
           </w:pPr>
-          <w:hyperlink w:anchor="_Toc196122581" w:history="1">
+          <w:hyperlink w:anchor="_Toc196151382" w:history="1">
             <w:r>
               <w:rPr>
                 <w:rStyle w:val="Hyperlink"/>
@@ -7973,7 +8274,7 @@
                 <w:noProof/>
                 <w:webHidden/>
               </w:rPr>
-              <w:instrText xml:space="preserve"> PAGEREF _Toc196122581 \h </w:instrText>
+              <w:instrText xml:space="preserve"> PAGEREF _Toc196151382 \h </w:instrText>
             </w:r>
             <w:r>
               <w:rPr>
@@ -7993,7 +8294,7 @@
                 <w:noProof/>
                 <w:webHidden/>
               </w:rPr>
-              <w:t>41</w:t>
+              <w:t>53</w:t>
             </w:r>
             <w:r>
               <w:rPr>
@@ -8019,6 +8320,7 @@
               <w:bCs/>
               <w:noProof/>
             </w:rPr>
+            <w:lastRenderedPageBreak/>
             <w:fldChar w:fldCharType="end"/>
           </w:r>
         </w:p>
@@ -8039,14 +8341,13 @@
           <w:szCs w:val="22"/>
         </w:rPr>
       </w:pPr>
-      <w:bookmarkStart w:id="3" w:name="_Toc196122517"/>
+      <w:bookmarkStart w:id="3" w:name="_Toc196151315"/>
       <w:r>
         <w:rPr>
           <w:rFonts w:ascii="Times New Roman" w:hAnsi="Times New Roman" w:cs="Times New Roman"/>
           <w:sz w:val="22"/>
           <w:szCs w:val="22"/>
         </w:rPr>
-        <w:lastRenderedPageBreak/>
         <w:t>LIST OF TABLES</w:t>
       </w:r>
       <w:bookmarkEnd w:id="3"/>
@@ -8542,14 +8843,13 @@
           <w:szCs w:val="22"/>
         </w:rPr>
       </w:pPr>
-      <w:bookmarkStart w:id="4" w:name="_Toc196122518"/>
+      <w:bookmarkStart w:id="4" w:name="_Toc196151316"/>
       <w:r>
         <w:rPr>
           <w:rFonts w:ascii="Times New Roman" w:hAnsi="Times New Roman" w:cs="Times New Roman"/>
           <w:sz w:val="22"/>
           <w:szCs w:val="22"/>
         </w:rPr>
-        <w:lastRenderedPageBreak/>
         <w:t>LIST OF FIGURES</w:t>
       </w:r>
       <w:bookmarkEnd w:id="4"/>
@@ -10254,114 +10554,6 @@
     </w:p>
     <w:p>
       <w:pPr>
-        <w:spacing w:line="276" w:lineRule="auto"/>
-        <w:jc w:val="both"/>
-        <w:rPr>
-          <w:rFonts w:ascii="Times New Roman" w:hAnsi="Times New Roman" w:cs="Times New Roman"/>
-        </w:rPr>
-      </w:pPr>
-    </w:p>
-    <w:p>
-      <w:pPr>
-        <w:spacing w:line="276" w:lineRule="auto"/>
-        <w:jc w:val="both"/>
-        <w:rPr>
-          <w:rFonts w:ascii="Times New Roman" w:hAnsi="Times New Roman" w:cs="Times New Roman"/>
-        </w:rPr>
-      </w:pPr>
-    </w:p>
-    <w:p>
-      <w:pPr>
-        <w:spacing w:line="276" w:lineRule="auto"/>
-        <w:jc w:val="both"/>
-        <w:rPr>
-          <w:rFonts w:ascii="Times New Roman" w:hAnsi="Times New Roman" w:cs="Times New Roman"/>
-        </w:rPr>
-      </w:pPr>
-    </w:p>
-    <w:p>
-      <w:pPr>
-        <w:spacing w:line="276" w:lineRule="auto"/>
-        <w:jc w:val="both"/>
-        <w:rPr>
-          <w:rFonts w:ascii="Times New Roman" w:hAnsi="Times New Roman" w:cs="Times New Roman"/>
-        </w:rPr>
-      </w:pPr>
-    </w:p>
-    <w:p>
-      <w:pPr>
-        <w:spacing w:line="276" w:lineRule="auto"/>
-        <w:jc w:val="both"/>
-        <w:rPr>
-          <w:rFonts w:ascii="Times New Roman" w:hAnsi="Times New Roman" w:cs="Times New Roman"/>
-        </w:rPr>
-      </w:pPr>
-    </w:p>
-    <w:p>
-      <w:pPr>
-        <w:spacing w:line="276" w:lineRule="auto"/>
-        <w:jc w:val="both"/>
-        <w:rPr>
-          <w:rFonts w:ascii="Times New Roman" w:hAnsi="Times New Roman" w:cs="Times New Roman"/>
-        </w:rPr>
-      </w:pPr>
-    </w:p>
-    <w:p>
-      <w:pPr>
-        <w:spacing w:line="276" w:lineRule="auto"/>
-        <w:jc w:val="both"/>
-        <w:rPr>
-          <w:rFonts w:ascii="Times New Roman" w:hAnsi="Times New Roman" w:cs="Times New Roman"/>
-        </w:rPr>
-      </w:pPr>
-    </w:p>
-    <w:p>
-      <w:pPr>
-        <w:spacing w:line="276" w:lineRule="auto"/>
-        <w:jc w:val="both"/>
-        <w:rPr>
-          <w:rFonts w:ascii="Times New Roman" w:hAnsi="Times New Roman" w:cs="Times New Roman"/>
-        </w:rPr>
-      </w:pPr>
-    </w:p>
-    <w:p>
-      <w:pPr>
-        <w:spacing w:line="276" w:lineRule="auto"/>
-        <w:jc w:val="both"/>
-        <w:rPr>
-          <w:rFonts w:ascii="Times New Roman" w:hAnsi="Times New Roman" w:cs="Times New Roman"/>
-        </w:rPr>
-      </w:pPr>
-    </w:p>
-    <w:p>
-      <w:pPr>
-        <w:spacing w:line="276" w:lineRule="auto"/>
-        <w:jc w:val="both"/>
-        <w:rPr>
-          <w:rFonts w:ascii="Times New Roman" w:hAnsi="Times New Roman" w:cs="Times New Roman"/>
-        </w:rPr>
-      </w:pPr>
-    </w:p>
-    <w:p>
-      <w:pPr>
-        <w:spacing w:line="276" w:lineRule="auto"/>
-        <w:jc w:val="both"/>
-        <w:rPr>
-          <w:rFonts w:ascii="Times New Roman" w:hAnsi="Times New Roman" w:cs="Times New Roman"/>
-        </w:rPr>
-      </w:pPr>
-    </w:p>
-    <w:p>
-      <w:pPr>
-        <w:spacing w:line="276" w:lineRule="auto"/>
-        <w:jc w:val="both"/>
-        <w:rPr>
-          <w:rFonts w:ascii="Times New Roman" w:hAnsi="Times New Roman" w:cs="Times New Roman"/>
-        </w:rPr>
-      </w:pPr>
-    </w:p>
-    <w:p>
-      <w:pPr>
         <w:pStyle w:val="Heading1"/>
         <w:numPr>
           <w:ilvl w:val="0"/>
@@ -10377,356 +10569,22 @@
       </w:pPr>
     </w:p>
     <w:p/>
-    <w:p>
-      <w:pPr>
-        <w:pStyle w:val="Heading1"/>
-        <w:numPr>
-          <w:ilvl w:val="0"/>
-          <w:numId w:val="0"/>
-        </w:numPr>
-        <w:spacing w:line="276" w:lineRule="auto"/>
-        <w:jc w:val="both"/>
-        <w:rPr>
-          <w:rFonts w:ascii="Times New Roman" w:hAnsi="Times New Roman" w:cs="Times New Roman"/>
-          <w:sz w:val="22"/>
-          <w:szCs w:val="22"/>
-        </w:rPr>
-      </w:pPr>
-      <w:bookmarkStart w:id="5" w:name="_Toc196122519"/>
-      <w:r>
-        <w:rPr>
-          <w:rFonts w:ascii="Times New Roman" w:hAnsi="Times New Roman" w:cs="Times New Roman"/>
-          <w:sz w:val="22"/>
-          <w:szCs w:val="22"/>
-        </w:rPr>
-        <w:lastRenderedPageBreak/>
-        <w:t>ACRONYMS AND ABBREVIATOINS</w:t>
-      </w:r>
-      <w:bookmarkEnd w:id="5"/>
-    </w:p>
-    <w:p>
-      <w:pPr>
-        <w:spacing w:line="276" w:lineRule="auto"/>
-        <w:jc w:val="both"/>
-        <w:rPr>
-          <w:rFonts w:ascii="Times New Roman" w:hAnsi="Times New Roman" w:cs="Times New Roman"/>
-        </w:rPr>
-      </w:pPr>
-    </w:p>
-    <w:p>
-      <w:pPr>
-        <w:spacing w:line="276" w:lineRule="auto"/>
-        <w:jc w:val="both"/>
-        <w:rPr>
-          <w:rFonts w:ascii="Times New Roman" w:hAnsi="Times New Roman" w:cs="Times New Roman"/>
-        </w:rPr>
-      </w:pPr>
-    </w:p>
-    <w:p>
-      <w:pPr>
-        <w:spacing w:line="276" w:lineRule="auto"/>
-        <w:jc w:val="both"/>
-        <w:rPr>
-          <w:rFonts w:ascii="Times New Roman" w:hAnsi="Times New Roman" w:cs="Times New Roman"/>
-        </w:rPr>
-      </w:pPr>
-    </w:p>
-    <w:p>
-      <w:pPr>
-        <w:spacing w:line="276" w:lineRule="auto"/>
-        <w:jc w:val="both"/>
-        <w:rPr>
-          <w:rFonts w:ascii="Times New Roman" w:hAnsi="Times New Roman" w:cs="Times New Roman"/>
-        </w:rPr>
-      </w:pPr>
-    </w:p>
-    <w:p>
-      <w:pPr>
-        <w:spacing w:line="276" w:lineRule="auto"/>
-        <w:jc w:val="both"/>
-        <w:rPr>
-          <w:rFonts w:ascii="Times New Roman" w:hAnsi="Times New Roman" w:cs="Times New Roman"/>
-        </w:rPr>
-      </w:pPr>
-    </w:p>
-    <w:p>
-      <w:pPr>
-        <w:spacing w:line="276" w:lineRule="auto"/>
-        <w:jc w:val="both"/>
-        <w:rPr>
-          <w:rFonts w:ascii="Times New Roman" w:hAnsi="Times New Roman" w:cs="Times New Roman"/>
-        </w:rPr>
-      </w:pPr>
-    </w:p>
-    <w:p>
-      <w:pPr>
-        <w:spacing w:line="276" w:lineRule="auto"/>
-        <w:jc w:val="both"/>
-        <w:rPr>
-          <w:rFonts w:ascii="Times New Roman" w:hAnsi="Times New Roman" w:cs="Times New Roman"/>
-        </w:rPr>
-      </w:pPr>
-    </w:p>
-    <w:p>
-      <w:pPr>
-        <w:spacing w:line="276" w:lineRule="auto"/>
-        <w:jc w:val="both"/>
-        <w:rPr>
-          <w:rFonts w:ascii="Times New Roman" w:hAnsi="Times New Roman" w:cs="Times New Roman"/>
-        </w:rPr>
-      </w:pPr>
-    </w:p>
-    <w:p>
-      <w:pPr>
-        <w:spacing w:line="276" w:lineRule="auto"/>
-        <w:jc w:val="both"/>
-        <w:rPr>
-          <w:rFonts w:ascii="Times New Roman" w:hAnsi="Times New Roman" w:cs="Times New Roman"/>
-        </w:rPr>
-      </w:pPr>
-    </w:p>
-    <w:p>
-      <w:pPr>
-        <w:spacing w:line="276" w:lineRule="auto"/>
-        <w:jc w:val="both"/>
-        <w:rPr>
-          <w:rFonts w:ascii="Times New Roman" w:hAnsi="Times New Roman" w:cs="Times New Roman"/>
-        </w:rPr>
-      </w:pPr>
-    </w:p>
-    <w:p>
-      <w:pPr>
-        <w:spacing w:line="276" w:lineRule="auto"/>
-        <w:jc w:val="both"/>
-        <w:rPr>
-          <w:rFonts w:ascii="Times New Roman" w:hAnsi="Times New Roman" w:cs="Times New Roman"/>
-        </w:rPr>
-      </w:pPr>
-    </w:p>
-    <w:p>
-      <w:pPr>
-        <w:spacing w:line="276" w:lineRule="auto"/>
-        <w:jc w:val="both"/>
-        <w:rPr>
-          <w:rFonts w:ascii="Times New Roman" w:hAnsi="Times New Roman" w:cs="Times New Roman"/>
-        </w:rPr>
-      </w:pPr>
-    </w:p>
-    <w:p>
-      <w:pPr>
-        <w:spacing w:line="276" w:lineRule="auto"/>
-        <w:jc w:val="both"/>
-        <w:rPr>
-          <w:rFonts w:ascii="Times New Roman" w:hAnsi="Times New Roman" w:cs="Times New Roman"/>
-        </w:rPr>
-      </w:pPr>
-    </w:p>
-    <w:p>
-      <w:pPr>
-        <w:spacing w:line="276" w:lineRule="auto"/>
-        <w:jc w:val="both"/>
-        <w:rPr>
-          <w:rFonts w:ascii="Times New Roman" w:hAnsi="Times New Roman" w:cs="Times New Roman"/>
-        </w:rPr>
-      </w:pPr>
-    </w:p>
-    <w:p>
-      <w:pPr>
-        <w:spacing w:line="276" w:lineRule="auto"/>
-        <w:jc w:val="both"/>
-        <w:rPr>
-          <w:rFonts w:ascii="Times New Roman" w:hAnsi="Times New Roman" w:cs="Times New Roman"/>
-        </w:rPr>
-      </w:pPr>
-    </w:p>
-    <w:p>
-      <w:pPr>
-        <w:spacing w:line="276" w:lineRule="auto"/>
-        <w:jc w:val="both"/>
-        <w:rPr>
-          <w:rFonts w:ascii="Times New Roman" w:hAnsi="Times New Roman" w:cs="Times New Roman"/>
-        </w:rPr>
-      </w:pPr>
-    </w:p>
-    <w:p>
-      <w:pPr>
-        <w:spacing w:line="276" w:lineRule="auto"/>
-        <w:jc w:val="both"/>
-        <w:rPr>
-          <w:rFonts w:ascii="Times New Roman" w:hAnsi="Times New Roman" w:cs="Times New Roman"/>
-        </w:rPr>
-      </w:pPr>
-    </w:p>
-    <w:p>
-      <w:pPr>
-        <w:spacing w:line="276" w:lineRule="auto"/>
-        <w:jc w:val="both"/>
-        <w:rPr>
-          <w:rFonts w:ascii="Times New Roman" w:hAnsi="Times New Roman" w:cs="Times New Roman"/>
-        </w:rPr>
-      </w:pPr>
-    </w:p>
-    <w:p>
-      <w:pPr>
-        <w:spacing w:line="276" w:lineRule="auto"/>
-        <w:jc w:val="both"/>
-        <w:rPr>
-          <w:rFonts w:ascii="Times New Roman" w:hAnsi="Times New Roman" w:cs="Times New Roman"/>
-        </w:rPr>
-      </w:pPr>
-    </w:p>
-    <w:p>
-      <w:pPr>
-        <w:spacing w:line="276" w:lineRule="auto"/>
-        <w:jc w:val="both"/>
-        <w:rPr>
-          <w:rFonts w:ascii="Times New Roman" w:hAnsi="Times New Roman" w:cs="Times New Roman"/>
-        </w:rPr>
-      </w:pPr>
-    </w:p>
-    <w:p>
-      <w:pPr>
-        <w:spacing w:line="276" w:lineRule="auto"/>
-        <w:jc w:val="both"/>
-        <w:rPr>
-          <w:rFonts w:ascii="Times New Roman" w:hAnsi="Times New Roman" w:cs="Times New Roman"/>
-        </w:rPr>
-      </w:pPr>
-    </w:p>
-    <w:p>
-      <w:pPr>
-        <w:spacing w:line="276" w:lineRule="auto"/>
-        <w:jc w:val="both"/>
-        <w:rPr>
-          <w:rFonts w:ascii="Times New Roman" w:hAnsi="Times New Roman" w:cs="Times New Roman"/>
-        </w:rPr>
-      </w:pPr>
-    </w:p>
-    <w:p>
-      <w:pPr>
-        <w:spacing w:line="276" w:lineRule="auto"/>
-        <w:jc w:val="both"/>
-        <w:rPr>
-          <w:rFonts w:ascii="Times New Roman" w:hAnsi="Times New Roman" w:cs="Times New Roman"/>
-        </w:rPr>
-      </w:pPr>
-    </w:p>
-    <w:p>
-      <w:pPr>
-        <w:spacing w:line="276" w:lineRule="auto"/>
-        <w:jc w:val="both"/>
-        <w:rPr>
-          <w:rFonts w:ascii="Times New Roman" w:hAnsi="Times New Roman" w:cs="Times New Roman"/>
-        </w:rPr>
-      </w:pPr>
-    </w:p>
-    <w:p>
-      <w:pPr>
-        <w:spacing w:line="276" w:lineRule="auto"/>
-        <w:jc w:val="both"/>
-        <w:rPr>
-          <w:rFonts w:ascii="Times New Roman" w:hAnsi="Times New Roman" w:cs="Times New Roman"/>
-        </w:rPr>
-      </w:pPr>
-    </w:p>
-    <w:p>
-      <w:pPr>
-        <w:spacing w:line="276" w:lineRule="auto"/>
-        <w:jc w:val="both"/>
-        <w:rPr>
-          <w:rFonts w:ascii="Times New Roman" w:hAnsi="Times New Roman" w:cs="Times New Roman"/>
-        </w:rPr>
-      </w:pPr>
-    </w:p>
-    <w:p>
-      <w:pPr>
-        <w:pStyle w:val="Heading1"/>
-        <w:numPr>
-          <w:ilvl w:val="0"/>
-          <w:numId w:val="0"/>
-        </w:numPr>
-        <w:spacing w:line="276" w:lineRule="auto"/>
-        <w:jc w:val="both"/>
-        <w:rPr>
-          <w:rFonts w:ascii="Times New Roman" w:hAnsi="Times New Roman" w:cs="Times New Roman"/>
-          <w:sz w:val="22"/>
-          <w:szCs w:val="22"/>
-        </w:rPr>
-      </w:pPr>
-    </w:p>
-    <w:p>
-      <w:pPr>
-        <w:rPr>
-          <w:rFonts w:ascii="Times New Roman" w:hAnsi="Times New Roman" w:cs="Times New Roman"/>
-        </w:rPr>
-      </w:pPr>
-    </w:p>
-    <w:p>
-      <w:pPr>
-        <w:rPr>
-          <w:rFonts w:ascii="Times New Roman" w:hAnsi="Times New Roman" w:cs="Times New Roman"/>
-        </w:rPr>
-      </w:pPr>
-    </w:p>
-    <w:p>
-      <w:pPr>
-        <w:pStyle w:val="Heading1"/>
-        <w:numPr>
-          <w:ilvl w:val="0"/>
-          <w:numId w:val="0"/>
-        </w:numPr>
-        <w:spacing w:line="276" w:lineRule="auto"/>
-        <w:ind w:left="432" w:hanging="432"/>
-        <w:jc w:val="both"/>
-        <w:rPr>
-          <w:rFonts w:ascii="Times New Roman" w:hAnsi="Times New Roman" w:cs="Times New Roman"/>
-          <w:sz w:val="22"/>
-          <w:szCs w:val="22"/>
-        </w:rPr>
-        <w:sectPr>
-          <w:footerReference w:type="default" r:id="rId9"/>
-          <w:pgSz w:w="11906" w:h="16838"/>
-          <w:pgMar w:top="1440" w:right="1440" w:bottom="1440" w:left="1440" w:header="708" w:footer="708" w:gutter="0"/>
-          <w:pgNumType w:fmt="lowerRoman" w:start="1"/>
-          <w:cols w:space="708"/>
-          <w:titlePg/>
-          <w:docGrid w:linePitch="360"/>
-        </w:sectPr>
-      </w:pPr>
-      <w:bookmarkStart w:id="6" w:name="_Toc196122520"/>
-      <w:r>
-        <w:rPr>
-          <w:rFonts w:ascii="Times New Roman" w:hAnsi="Times New Roman" w:cs="Times New Roman"/>
-          <w:sz w:val="22"/>
-          <w:szCs w:val="22"/>
-        </w:rPr>
-        <w:lastRenderedPageBreak/>
-        <w:t>DEFINATION OF TER</w:t>
-      </w:r>
-      <w:r>
-        <w:rPr>
-          <w:rFonts w:ascii="Times New Roman" w:hAnsi="Times New Roman" w:cs="Times New Roman"/>
-          <w:sz w:val="22"/>
-          <w:szCs w:val="22"/>
-        </w:rPr>
-        <w:t>MS</w:t>
-      </w:r>
-      <w:bookmarkEnd w:id="6"/>
-    </w:p>
-    <w:p>
-      <w:pPr>
-        <w:pStyle w:val="Heading1"/>
-        <w:numPr>
-          <w:ilvl w:val="0"/>
-          <w:numId w:val="0"/>
-        </w:numPr>
-        <w:spacing w:line="276" w:lineRule="auto"/>
-        <w:jc w:val="both"/>
-        <w:rPr>
-          <w:rFonts w:ascii="Times New Roman" w:hAnsi="Times New Roman" w:cs="Times New Roman"/>
-          <w:sz w:val="22"/>
-          <w:szCs w:val="22"/>
-        </w:rPr>
+    <w:p/>
+    <w:p/>
+    <w:p/>
+    <w:p/>
+    <w:p/>
+    <w:p/>
+    <w:p/>
+    <w:p/>
+    <w:p/>
+    <w:p/>
+    <w:p/>
+    <w:p>
+      <w:pPr>
+        <w:tabs>
+          <w:tab w:val="left" w:pos="2595"/>
+        </w:tabs>
       </w:pPr>
     </w:p>
     <w:p>
@@ -10744,16 +10602,17 @@
           <w:szCs w:val="22"/>
         </w:rPr>
       </w:pPr>
-      <w:bookmarkStart w:id="7" w:name="_Toc196122521"/>
+      <w:bookmarkStart w:id="5" w:name="_Toc196151317"/>
       <w:r>
         <w:rPr>
           <w:rFonts w:ascii="Times New Roman" w:eastAsia="Times New Roman" w:hAnsi="Times New Roman" w:cs="Times New Roman"/>
           <w:sz w:val="22"/>
           <w:szCs w:val="22"/>
         </w:rPr>
+        <w:lastRenderedPageBreak/>
         <w:t>CHAPTER 1: INTRODUCTION</w:t>
       </w:r>
-      <w:bookmarkEnd w:id="7"/>
+      <w:bookmarkEnd w:id="5"/>
     </w:p>
     <w:p>
       <w:pPr>
@@ -10766,7 +10625,7 @@
           <w:szCs w:val="22"/>
         </w:rPr>
       </w:pPr>
-      <w:bookmarkStart w:id="8" w:name="_Toc196122522"/>
+      <w:bookmarkStart w:id="6" w:name="_Toc196151318"/>
       <w:r>
         <w:rPr>
           <w:rFonts w:ascii="Times New Roman" w:hAnsi="Times New Roman" w:cs="Times New Roman"/>
@@ -10775,7 +10634,7 @@
         </w:rPr>
         <w:t>BACKGROUND</w:t>
       </w:r>
-      <w:bookmarkEnd w:id="8"/>
+      <w:bookmarkEnd w:id="6"/>
     </w:p>
     <w:p>
       <w:pPr>
@@ -10953,37 +10812,45 @@
     </w:p>
     <w:p>
       <w:pPr>
+        <w:pStyle w:val="NormalWeb"/>
         <w:spacing w:line="276" w:lineRule="auto"/>
         <w:jc w:val="both"/>
         <w:rPr>
-          <w:rFonts w:ascii="Times New Roman" w:hAnsi="Times New Roman" w:cs="Times New Roman"/>
-        </w:rPr>
-      </w:pPr>
-    </w:p>
-    <w:p>
-      <w:pPr>
+          <w:sz w:val="22"/>
+          <w:szCs w:val="22"/>
+        </w:rPr>
+      </w:pPr>
+    </w:p>
+    <w:p>
+      <w:pPr>
+        <w:pStyle w:val="NormalWeb"/>
         <w:spacing w:line="276" w:lineRule="auto"/>
         <w:jc w:val="both"/>
         <w:rPr>
-          <w:rFonts w:ascii="Times New Roman" w:hAnsi="Times New Roman" w:cs="Times New Roman"/>
-        </w:rPr>
-      </w:pPr>
-    </w:p>
-    <w:p>
-      <w:pPr>
+          <w:sz w:val="22"/>
+          <w:szCs w:val="22"/>
+        </w:rPr>
+      </w:pPr>
+    </w:p>
+    <w:p>
+      <w:pPr>
+        <w:pStyle w:val="NormalWeb"/>
         <w:spacing w:line="276" w:lineRule="auto"/>
         <w:jc w:val="both"/>
         <w:rPr>
-          <w:rFonts w:ascii="Times New Roman" w:hAnsi="Times New Roman" w:cs="Times New Roman"/>
-        </w:rPr>
-      </w:pPr>
-    </w:p>
-    <w:p>
-      <w:pPr>
+          <w:sz w:val="22"/>
+          <w:szCs w:val="22"/>
+        </w:rPr>
+      </w:pPr>
+    </w:p>
+    <w:p>
+      <w:pPr>
+        <w:pStyle w:val="NormalWeb"/>
         <w:spacing w:line="276" w:lineRule="auto"/>
         <w:jc w:val="both"/>
         <w:rPr>
-          <w:rFonts w:ascii="Times New Roman" w:hAnsi="Times New Roman" w:cs="Times New Roman"/>
+          <w:sz w:val="22"/>
+          <w:szCs w:val="22"/>
         </w:rPr>
       </w:pPr>
     </w:p>
@@ -10998,7 +10865,7 @@
           <w:szCs w:val="22"/>
         </w:rPr>
       </w:pPr>
-      <w:bookmarkStart w:id="9" w:name="_Toc196122523"/>
+      <w:bookmarkStart w:id="7" w:name="_Toc196151319"/>
       <w:r>
         <w:rPr>
           <w:rFonts w:ascii="Times New Roman" w:hAnsi="Times New Roman" w:cs="Times New Roman"/>
@@ -11008,7 +10875,7 @@
         <w:lastRenderedPageBreak/>
         <w:t>PROBLEM STATEMENT</w:t>
       </w:r>
-      <w:bookmarkEnd w:id="9"/>
+      <w:bookmarkEnd w:id="7"/>
     </w:p>
     <w:p>
       <w:pPr>
@@ -11045,7 +10912,7 @@
           <w:szCs w:val="22"/>
         </w:rPr>
       </w:pPr>
-      <w:bookmarkStart w:id="10" w:name="_Toc196122524"/>
+      <w:bookmarkStart w:id="8" w:name="_Toc196151320"/>
       <w:r>
         <w:rPr>
           <w:rFonts w:ascii="Times New Roman" w:hAnsi="Times New Roman" w:cs="Times New Roman"/>
@@ -11054,7 +10921,7 @@
         </w:rPr>
         <w:t>OBJECTIVES</w:t>
       </w:r>
-      <w:bookmarkEnd w:id="10"/>
+      <w:bookmarkEnd w:id="8"/>
     </w:p>
     <w:p>
       <w:pPr>
@@ -11067,7 +10934,7 @@
           <w:szCs w:val="22"/>
         </w:rPr>
       </w:pPr>
-      <w:bookmarkStart w:id="11" w:name="_Toc196122525"/>
+      <w:bookmarkStart w:id="9" w:name="_Toc196151321"/>
       <w:r>
         <w:rPr>
           <w:rFonts w:ascii="Times New Roman" w:hAnsi="Times New Roman" w:cs="Times New Roman"/>
@@ -11076,7 +10943,7 @@
         </w:rPr>
         <w:t>General objective</w:t>
       </w:r>
-      <w:bookmarkEnd w:id="11"/>
+      <w:bookmarkEnd w:id="9"/>
     </w:p>
     <w:p>
       <w:pPr>
@@ -11104,7 +10971,7 @@
           <w:szCs w:val="22"/>
         </w:rPr>
       </w:pPr>
-      <w:bookmarkStart w:id="12" w:name="_Toc196122526"/>
+      <w:bookmarkStart w:id="10" w:name="_Toc196151322"/>
       <w:r>
         <w:rPr>
           <w:rFonts w:ascii="Times New Roman" w:hAnsi="Times New Roman" w:cs="Times New Roman"/>
@@ -11113,7 +10980,7 @@
         </w:rPr>
         <w:t>Specific objectives</w:t>
       </w:r>
-      <w:bookmarkEnd w:id="12"/>
+      <w:bookmarkEnd w:id="10"/>
     </w:p>
     <w:p>
       <w:pPr>
@@ -11235,7 +11102,7 @@
           <w:szCs w:val="22"/>
         </w:rPr>
       </w:pPr>
-      <w:bookmarkStart w:id="13" w:name="_Toc196122527"/>
+      <w:bookmarkStart w:id="11" w:name="_Toc196151323"/>
       <w:r>
         <w:rPr>
           <w:rFonts w:ascii="Times New Roman" w:hAnsi="Times New Roman" w:cs="Times New Roman"/>
@@ -11244,7 +11111,7 @@
         </w:rPr>
         <w:t>RESEARCH QUESTIONS</w:t>
       </w:r>
-      <w:bookmarkEnd w:id="13"/>
+      <w:bookmarkEnd w:id="11"/>
     </w:p>
     <w:p>
       <w:pPr>
@@ -11358,7 +11225,7 @@
           <w:szCs w:val="22"/>
         </w:rPr>
       </w:pPr>
-      <w:bookmarkStart w:id="14" w:name="_Toc196122528"/>
+      <w:bookmarkStart w:id="12" w:name="_Toc196151324"/>
       <w:r>
         <w:rPr>
           <w:rFonts w:ascii="Times New Roman" w:hAnsi="Times New Roman" w:cs="Times New Roman"/>
@@ -11367,7 +11234,7 @@
         </w:rPr>
         <w:t>SCOPE OF STUDY</w:t>
       </w:r>
-      <w:bookmarkEnd w:id="14"/>
+      <w:bookmarkEnd w:id="12"/>
     </w:p>
     <w:p>
       <w:pPr>
@@ -11493,7 +11360,7 @@
           <w:szCs w:val="22"/>
         </w:rPr>
       </w:pPr>
-      <w:bookmarkStart w:id="15" w:name="_Toc196122529"/>
+      <w:bookmarkStart w:id="13" w:name="_Toc196151325"/>
       <w:r>
         <w:rPr>
           <w:rFonts w:ascii="Times New Roman" w:hAnsi="Times New Roman" w:cs="Times New Roman"/>
@@ -11502,7 +11369,7 @@
         </w:rPr>
         <w:t>ASSUMPTIONS AND LIMITATIONS</w:t>
       </w:r>
-      <w:bookmarkEnd w:id="15"/>
+      <w:bookmarkEnd w:id="13"/>
     </w:p>
     <w:p>
       <w:pPr>
@@ -11515,7 +11382,7 @@
           <w:szCs w:val="22"/>
         </w:rPr>
       </w:pPr>
-      <w:bookmarkStart w:id="16" w:name="_Toc196122530"/>
+      <w:bookmarkStart w:id="14" w:name="_Toc196151326"/>
       <w:r>
         <w:rPr>
           <w:rFonts w:ascii="Times New Roman" w:hAnsi="Times New Roman" w:cs="Times New Roman"/>
@@ -11524,7 +11391,7 @@
         </w:rPr>
         <w:t>Assumptions</w:t>
       </w:r>
-      <w:bookmarkEnd w:id="16"/>
+      <w:bookmarkEnd w:id="14"/>
     </w:p>
     <w:p>
       <w:pPr>
@@ -11716,7 +11583,7 @@
           <w:szCs w:val="22"/>
         </w:rPr>
       </w:pPr>
-      <w:bookmarkStart w:id="17" w:name="_Toc196122531"/>
+      <w:bookmarkStart w:id="15" w:name="_Toc196151327"/>
       <w:r>
         <w:rPr>
           <w:rFonts w:ascii="Times New Roman" w:hAnsi="Times New Roman" w:cs="Times New Roman"/>
@@ -11725,7 +11592,7 @@
         </w:rPr>
         <w:t>Limitations</w:t>
       </w:r>
-      <w:bookmarkEnd w:id="17"/>
+      <w:bookmarkEnd w:id="15"/>
     </w:p>
     <w:p>
       <w:pPr>
@@ -12153,7 +12020,7 @@
           <w:szCs w:val="22"/>
         </w:rPr>
       </w:pPr>
-      <w:bookmarkStart w:id="18" w:name="_Toc196122532"/>
+      <w:bookmarkStart w:id="16" w:name="_Toc196151328"/>
       <w:r>
         <w:rPr>
           <w:rFonts w:ascii="Times New Roman" w:hAnsi="Times New Roman" w:cs="Times New Roman"/>
@@ -12162,7 +12029,7 @@
         </w:rPr>
         <w:t>SIGNIFICANCE OF THE PROJECT</w:t>
       </w:r>
-      <w:bookmarkEnd w:id="18"/>
+      <w:bookmarkEnd w:id="16"/>
     </w:p>
     <w:p>
       <w:pPr>
@@ -12282,7 +12149,7 @@
           <w:szCs w:val="22"/>
         </w:rPr>
       </w:pPr>
-      <w:bookmarkStart w:id="19" w:name="_Toc196122533"/>
+      <w:bookmarkStart w:id="17" w:name="_Toc196151329"/>
       <w:r>
         <w:rPr>
           <w:rFonts w:ascii="Times New Roman" w:hAnsi="Times New Roman" w:cs="Times New Roman"/>
@@ -12291,7 +12158,7 @@
         </w:rPr>
         <w:t>CONCEPTUAL FRAMEWORK</w:t>
       </w:r>
-      <w:bookmarkEnd w:id="19"/>
+      <w:bookmarkEnd w:id="17"/>
     </w:p>
     <w:p>
       <w:pPr>
@@ -12839,7 +12706,7 @@
                     <pic:cNvPicPr/>
                   </pic:nvPicPr>
                   <pic:blipFill>
-                    <a:blip r:embed="rId10" cstate="print">
+                    <a:blip r:embed="rId9" cstate="print">
                       <a:extLst>
                         <a:ext uri="{28A0092B-C50C-407E-A947-70E740481C1C}">
                           <a14:useLocalDpi xmlns:a14="http://schemas.microsoft.com/office/drawing/2010/main" val="0"/>
@@ -12877,7 +12744,7 @@
           <w:szCs w:val="22"/>
         </w:rPr>
       </w:pPr>
-      <w:bookmarkStart w:id="20" w:name="_Toc183442255"/>
+      <w:bookmarkStart w:id="18" w:name="_Toc183442255"/>
       <w:r>
         <w:rPr>
           <w:rFonts w:ascii="Times New Roman" w:hAnsi="Times New Roman" w:cs="Times New Roman"/>
@@ -12935,7 +12802,7 @@
         </w:rPr>
         <w:t xml:space="preserve"> Conceptual Framework Diagram</w:t>
       </w:r>
-      <w:bookmarkEnd w:id="20"/>
+      <w:bookmarkEnd w:id="18"/>
     </w:p>
     <w:p>
       <w:pPr>
@@ -12966,7 +12833,7 @@
           <w:szCs w:val="22"/>
         </w:rPr>
       </w:pPr>
-      <w:bookmarkStart w:id="21" w:name="_Toc196122534"/>
+      <w:bookmarkStart w:id="19" w:name="_Toc196151330"/>
       <w:r>
         <w:rPr>
           <w:rFonts w:ascii="Times New Roman" w:hAnsi="Times New Roman" w:cs="Times New Roman"/>
@@ -12975,7 +12842,7 @@
         </w:rPr>
         <w:t>SUMMARY</w:t>
       </w:r>
-      <w:bookmarkEnd w:id="21"/>
+      <w:bookmarkEnd w:id="19"/>
     </w:p>
     <w:p>
       <w:pPr>
@@ -13053,7 +12920,7 @@
           <w:szCs w:val="22"/>
         </w:rPr>
       </w:pPr>
-      <w:bookmarkStart w:id="22" w:name="_Toc196122535"/>
+      <w:bookmarkStart w:id="20" w:name="_Toc196151331"/>
       <w:r>
         <w:rPr>
           <w:rFonts w:ascii="Times New Roman" w:hAnsi="Times New Roman" w:cs="Times New Roman"/>
@@ -13063,7 +12930,7 @@
         <w:lastRenderedPageBreak/>
         <w:t>CHAPTER 2: LITERATURE REVIEW</w:t>
       </w:r>
-      <w:bookmarkEnd w:id="22"/>
+      <w:bookmarkEnd w:id="20"/>
     </w:p>
     <w:p>
       <w:pPr>
@@ -13088,7 +12955,7 @@
         </w:rPr>
         <w:t xml:space="preserve"> </w:t>
       </w:r>
-      <w:bookmarkStart w:id="23" w:name="_Toc196122536"/>
+      <w:bookmarkStart w:id="21" w:name="_Toc196151332"/>
       <w:r>
         <w:rPr>
           <w:rFonts w:ascii="Times New Roman" w:hAnsi="Times New Roman" w:cs="Times New Roman"/>
@@ -13097,7 +12964,7 @@
         </w:rPr>
         <w:t>INTRODUCTION</w:t>
       </w:r>
-      <w:bookmarkEnd w:id="23"/>
+      <w:bookmarkEnd w:id="21"/>
     </w:p>
     <w:p>
       <w:pPr>
@@ -13153,7 +13020,7 @@
           <w:szCs w:val="22"/>
         </w:rPr>
       </w:pPr>
-      <w:bookmarkStart w:id="24" w:name="_Toc196122537"/>
+      <w:bookmarkStart w:id="22" w:name="_Toc196151333"/>
       <w:r>
         <w:rPr>
           <w:rFonts w:ascii="Times New Roman" w:hAnsi="Times New Roman" w:cs="Times New Roman"/>
@@ -13162,7 +13029,7 @@
         </w:rPr>
         <w:t>Existing Code Editor Systems</w:t>
       </w:r>
-      <w:bookmarkEnd w:id="24"/>
+      <w:bookmarkEnd w:id="22"/>
     </w:p>
     <w:p>
       <w:pPr>
@@ -13221,7 +13088,7 @@
         </w:rPr>
         <w:t xml:space="preserve"> </w:t>
       </w:r>
-      <w:bookmarkStart w:id="25" w:name="_Toc196122538"/>
+      <w:bookmarkStart w:id="23" w:name="_Toc196151334"/>
       <w:r>
         <w:rPr>
           <w:rFonts w:ascii="Times New Roman" w:hAnsi="Times New Roman" w:cs="Times New Roman"/>
@@ -13230,7 +13097,7 @@
         </w:rPr>
         <w:t>Visual Studio Code (VS Code)</w:t>
       </w:r>
-      <w:bookmarkEnd w:id="25"/>
+      <w:bookmarkEnd w:id="23"/>
     </w:p>
     <w:p>
       <w:pPr>
@@ -13437,7 +13304,7 @@
           <w:szCs w:val="22"/>
         </w:rPr>
       </w:pPr>
-      <w:bookmarkStart w:id="26" w:name="_Toc196122539"/>
+      <w:bookmarkStart w:id="24" w:name="_Toc196151335"/>
       <w:r>
         <w:rPr>
           <w:rFonts w:ascii="Times New Roman" w:hAnsi="Times New Roman" w:cs="Times New Roman"/>
@@ -13446,7 +13313,7 @@
         </w:rPr>
         <w:t>Sublime Text</w:t>
       </w:r>
-      <w:bookmarkEnd w:id="26"/>
+      <w:bookmarkEnd w:id="24"/>
     </w:p>
     <w:p>
       <w:pPr>
@@ -13653,7 +13520,7 @@
           <w:szCs w:val="22"/>
         </w:rPr>
       </w:pPr>
-      <w:bookmarkStart w:id="27" w:name="_Toc196122540"/>
+      <w:bookmarkStart w:id="25" w:name="_Toc196151336"/>
       <w:r>
         <w:rPr>
           <w:rFonts w:ascii="Times New Roman" w:hAnsi="Times New Roman" w:cs="Times New Roman"/>
@@ -13662,7 +13529,7 @@
         </w:rPr>
         <w:t>RESEARCH GAP</w:t>
       </w:r>
-      <w:bookmarkEnd w:id="27"/>
+      <w:bookmarkEnd w:id="25"/>
     </w:p>
     <w:p>
       <w:pPr>
@@ -13699,7 +13566,7 @@
           <w:szCs w:val="22"/>
         </w:rPr>
       </w:pPr>
-      <w:bookmarkStart w:id="28" w:name="_Toc196122541"/>
+      <w:bookmarkStart w:id="26" w:name="_Toc196151337"/>
       <w:r>
         <w:rPr>
           <w:rFonts w:ascii="Times New Roman" w:hAnsi="Times New Roman" w:cs="Times New Roman"/>
@@ -13708,7 +13575,7 @@
         </w:rPr>
         <w:t>SUMMARY</w:t>
       </w:r>
-      <w:bookmarkEnd w:id="28"/>
+      <w:bookmarkEnd w:id="26"/>
     </w:p>
     <w:p>
       <w:pPr>
@@ -13774,7 +13641,7 @@
           <w:szCs w:val="22"/>
         </w:rPr>
       </w:pPr>
-      <w:bookmarkStart w:id="29" w:name="_Toc196122542"/>
+      <w:bookmarkStart w:id="27" w:name="_Toc196151338"/>
       <w:r>
         <w:rPr>
           <w:rFonts w:ascii="Times New Roman" w:hAnsi="Times New Roman" w:cs="Times New Roman"/>
@@ -13784,7 +13651,7 @@
         <w:lastRenderedPageBreak/>
         <w:t>CHAPTER 3</w:t>
       </w:r>
-      <w:bookmarkEnd w:id="29"/>
+      <w:bookmarkEnd w:id="27"/>
     </w:p>
     <w:p>
       <w:pPr>
@@ -13797,7 +13664,7 @@
           <w:szCs w:val="22"/>
         </w:rPr>
       </w:pPr>
-      <w:bookmarkStart w:id="30" w:name="_Toc196122543"/>
+      <w:bookmarkStart w:id="28" w:name="_Toc196151339"/>
       <w:r>
         <w:rPr>
           <w:rFonts w:ascii="Times New Roman" w:hAnsi="Times New Roman" w:cs="Times New Roman"/>
@@ -13806,7 +13673,7 @@
         </w:rPr>
         <w:t>INTRODUCTION</w:t>
       </w:r>
-      <w:bookmarkEnd w:id="30"/>
+      <w:bookmarkEnd w:id="28"/>
     </w:p>
     <w:p>
       <w:pPr>
@@ -13865,7 +13732,7 @@
           <w:szCs w:val="22"/>
         </w:rPr>
       </w:pPr>
-      <w:bookmarkStart w:id="31" w:name="_Toc196122544"/>
+      <w:bookmarkStart w:id="29" w:name="_Toc196151340"/>
       <w:r>
         <w:rPr>
           <w:rFonts w:ascii="Times New Roman" w:hAnsi="Times New Roman" w:cs="Times New Roman"/>
@@ -13874,7 +13741,7 @@
         </w:rPr>
         <w:t>METHODOLOGY</w:t>
       </w:r>
-      <w:bookmarkEnd w:id="31"/>
+      <w:bookmarkEnd w:id="29"/>
     </w:p>
     <w:p>
       <w:pPr>
@@ -13949,7 +13816,7 @@
                     <pic:cNvPicPr/>
                   </pic:nvPicPr>
                   <pic:blipFill>
-                    <a:blip r:embed="rId11">
+                    <a:blip r:embed="rId10">
                       <a:extLst>
                         <a:ext uri="{28A0092B-C50C-407E-A947-70E740481C1C}">
                           <a14:useLocalDpi xmlns:a14="http://schemas.microsoft.com/office/drawing/2010/main" val="0"/>
@@ -13987,7 +13854,7 @@
           <w:szCs w:val="22"/>
         </w:rPr>
       </w:pPr>
-      <w:bookmarkStart w:id="32" w:name="_Toc183442256"/>
+      <w:bookmarkStart w:id="30" w:name="_Toc183442256"/>
       <w:r>
         <w:rPr>
           <w:rFonts w:ascii="Times New Roman" w:hAnsi="Times New Roman" w:cs="Times New Roman"/>
@@ -14063,7 +13930,7 @@
         </w:rPr>
         <w:t xml:space="preserve"> model Diagram</w:t>
       </w:r>
-      <w:bookmarkEnd w:id="32"/>
+      <w:bookmarkEnd w:id="30"/>
     </w:p>
     <w:p>
       <w:pPr>
@@ -14084,7 +13951,7 @@
           <w:szCs w:val="22"/>
         </w:rPr>
       </w:pPr>
-      <w:bookmarkStart w:id="33" w:name="_Toc196122545"/>
+      <w:bookmarkStart w:id="31" w:name="_Toc196151341"/>
       <w:r>
         <w:rPr>
           <w:rFonts w:ascii="Times New Roman" w:hAnsi="Times New Roman" w:cs="Times New Roman"/>
@@ -14093,7 +13960,7 @@
         </w:rPr>
         <w:t>Data Collection Tools and Techniques</w:t>
       </w:r>
-      <w:bookmarkEnd w:id="33"/>
+      <w:bookmarkEnd w:id="31"/>
     </w:p>
     <w:p>
       <w:pPr>
@@ -14474,7 +14341,7 @@
           <w:rFonts w:ascii="Times New Roman" w:hAnsi="Times New Roman" w:cs="Times New Roman"/>
         </w:rPr>
       </w:pPr>
-      <w:bookmarkStart w:id="34" w:name="_Hlk183425011"/>
+      <w:bookmarkStart w:id="32" w:name="_Hlk183425011"/>
       <w:r>
         <w:rPr>
           <w:rFonts w:ascii="Times New Roman" w:hAnsi="Times New Roman" w:cs="Times New Roman"/>
@@ -14583,8 +14450,8 @@
           <w:szCs w:val="22"/>
         </w:rPr>
       </w:pPr>
-      <w:bookmarkStart w:id="35" w:name="_Toc196122546"/>
-      <w:bookmarkEnd w:id="34"/>
+      <w:bookmarkStart w:id="33" w:name="_Toc196151342"/>
+      <w:bookmarkEnd w:id="32"/>
       <w:r>
         <w:rPr>
           <w:rFonts w:ascii="Times New Roman" w:hAnsi="Times New Roman" w:cs="Times New Roman"/>
@@ -14594,7 +14461,7 @@
         <w:lastRenderedPageBreak/>
         <w:t>Data Analysis Tools and Techniques</w:t>
       </w:r>
-      <w:bookmarkEnd w:id="35"/>
+      <w:bookmarkEnd w:id="33"/>
     </w:p>
     <w:p>
       <w:pPr>
@@ -14977,6 +14844,168 @@
                 <pic:pic xmlns:pic="http://schemas.openxmlformats.org/drawingml/2006/picture">
                   <pic:nvPicPr>
                     <pic:cNvPr id="537055711" name="Picture 4" descr="A graph of blue rectangular bars&#10;&#10;Description automatically generated with medium confidence"/>
+                    <pic:cNvPicPr/>
+                  </pic:nvPicPr>
+                  <pic:blipFill>
+                    <a:blip r:embed="rId11">
+                      <a:extLst>
+                        <a:ext uri="{28A0092B-C50C-407E-A947-70E740481C1C}">
+                          <a14:useLocalDpi xmlns:a14="http://schemas.microsoft.com/office/drawing/2010/main" val="0"/>
+                        </a:ext>
+                      </a:extLst>
+                    </a:blip>
+                    <a:stretch>
+                      <a:fillRect/>
+                    </a:stretch>
+                  </pic:blipFill>
+                  <pic:spPr>
+                    <a:xfrm>
+                      <a:off x="0" y="0"/>
+                      <a:ext cx="5731510" cy="3439160"/>
+                    </a:xfrm>
+                    <a:prstGeom prst="rect">
+                      <a:avLst/>
+                    </a:prstGeom>
+                  </pic:spPr>
+                </pic:pic>
+              </a:graphicData>
+            </a:graphic>
+          </wp:inline>
+        </w:drawing>
+      </w:r>
+    </w:p>
+    <w:p>
+      <w:pPr>
+        <w:pStyle w:val="Caption"/>
+        <w:jc w:val="both"/>
+        <w:rPr>
+          <w:rFonts w:ascii="Times New Roman" w:hAnsi="Times New Roman" w:cs="Times New Roman"/>
+          <w:sz w:val="22"/>
+          <w:szCs w:val="22"/>
+        </w:rPr>
+      </w:pPr>
+      <w:bookmarkStart w:id="34" w:name="_Toc183442257"/>
+      <w:r>
+        <w:rPr>
+          <w:rFonts w:ascii="Times New Roman" w:hAnsi="Times New Roman" w:cs="Times New Roman"/>
+          <w:sz w:val="22"/>
+          <w:szCs w:val="22"/>
+        </w:rPr>
+        <w:t xml:space="preserve">Figure </w:t>
+      </w:r>
+      <w:r>
+        <w:rPr>
+          <w:rFonts w:ascii="Times New Roman" w:hAnsi="Times New Roman" w:cs="Times New Roman"/>
+          <w:sz w:val="22"/>
+          <w:szCs w:val="22"/>
+        </w:rPr>
+        <w:fldChar w:fldCharType="begin"/>
+      </w:r>
+      <w:r>
+        <w:rPr>
+          <w:rFonts w:ascii="Times New Roman" w:hAnsi="Times New Roman" w:cs="Times New Roman"/>
+          <w:sz w:val="22"/>
+          <w:szCs w:val="22"/>
+        </w:rPr>
+        <w:instrText xml:space="preserve"> SEQ Figure \* ARABIC </w:instrText>
+      </w:r>
+      <w:r>
+        <w:rPr>
+          <w:rFonts w:ascii="Times New Roman" w:hAnsi="Times New Roman" w:cs="Times New Roman"/>
+          <w:sz w:val="22"/>
+          <w:szCs w:val="22"/>
+        </w:rPr>
+        <w:fldChar w:fldCharType="separate"/>
+      </w:r>
+      <w:r>
+        <w:rPr>
+          <w:rFonts w:ascii="Times New Roman" w:hAnsi="Times New Roman" w:cs="Times New Roman"/>
+          <w:noProof/>
+          <w:sz w:val="22"/>
+          <w:szCs w:val="22"/>
+        </w:rPr>
+        <w:t>3</w:t>
+      </w:r>
+      <w:r>
+        <w:rPr>
+          <w:rFonts w:ascii="Times New Roman" w:hAnsi="Times New Roman" w:cs="Times New Roman"/>
+          <w:sz w:val="22"/>
+          <w:szCs w:val="22"/>
+        </w:rPr>
+        <w:fldChar w:fldCharType="end"/>
+      </w:r>
+      <w:r>
+        <w:rPr>
+          <w:rFonts w:ascii="Times New Roman" w:hAnsi="Times New Roman" w:cs="Times New Roman"/>
+          <w:sz w:val="22"/>
+          <w:szCs w:val="22"/>
+        </w:rPr>
+        <w:t xml:space="preserve"> Distribution of primary programming languages</w:t>
+      </w:r>
+      <w:bookmarkEnd w:id="34"/>
+    </w:p>
+    <w:p>
+      <w:pPr>
+        <w:rPr>
+          <w:rFonts w:ascii="Times New Roman" w:hAnsi="Times New Roman" w:cs="Times New Roman"/>
+        </w:rPr>
+      </w:pPr>
+    </w:p>
+    <w:p>
+      <w:pPr>
+        <w:pStyle w:val="ListParagraph"/>
+        <w:numPr>
+          <w:ilvl w:val="0"/>
+          <w:numId w:val="35"/>
+        </w:numPr>
+        <w:jc w:val="both"/>
+        <w:rPr>
+          <w:rFonts w:ascii="Times New Roman" w:hAnsi="Times New Roman" w:cs="Times New Roman"/>
+        </w:rPr>
+      </w:pPr>
+      <w:r>
+        <w:rPr>
+          <w:rFonts w:ascii="Times New Roman" w:hAnsi="Times New Roman" w:cs="Times New Roman"/>
+          <w:b/>
+          <w:bCs/>
+        </w:rPr>
+        <w:t>Usage of Code Editors</w:t>
+      </w:r>
+      <w:r>
+        <w:rPr>
+          <w:rFonts w:ascii="Times New Roman" w:hAnsi="Times New Roman" w:cs="Times New Roman"/>
+        </w:rPr>
+        <w:t>: This bar plot displays the count of respondents using different code editors.</w:t>
+      </w:r>
+    </w:p>
+    <w:p>
+      <w:pPr>
+        <w:pStyle w:val="ListParagraph"/>
+        <w:keepNext/>
+        <w:ind w:left="762"/>
+        <w:jc w:val="both"/>
+        <w:rPr>
+          <w:rFonts w:ascii="Times New Roman" w:hAnsi="Times New Roman" w:cs="Times New Roman"/>
+        </w:rPr>
+      </w:pPr>
+      <w:r>
+        <w:rPr>
+          <w:rFonts w:ascii="Times New Roman" w:hAnsi="Times New Roman" w:cs="Times New Roman"/>
+          <w:noProof/>
+        </w:rPr>
+        <w:drawing>
+          <wp:inline distT="0" distB="0" distL="0" distR="0" wp14:anchorId="18FA0616" wp14:editId="4AC83E07">
+            <wp:extent cx="5731510" cy="3439160"/>
+            <wp:effectExtent l="0" t="0" r="2540" b="8890"/>
+            <wp:docPr id="255311929" name="Picture 1" descr="A graph of blue rectangular bars with text&#10;&#10;Description automatically generated"/>
+            <wp:cNvGraphicFramePr>
+              <a:graphicFrameLocks xmlns:a="http://schemas.openxmlformats.org/drawingml/2006/main" noChangeAspect="1"/>
+            </wp:cNvGraphicFramePr>
+            <a:graphic xmlns:a="http://schemas.openxmlformats.org/drawingml/2006/main">
+              <a:graphicData uri="http://schemas.openxmlformats.org/drawingml/2006/picture">
+                <pic:pic xmlns:pic="http://schemas.openxmlformats.org/drawingml/2006/picture">
+                  <pic:nvPicPr>
+                    <pic:cNvPr id="255311929" name="Picture 1" descr="A graph of blue rectangular bars with text&#10;&#10;Description automatically generated"/>
                     <pic:cNvPicPr/>
                   </pic:nvPicPr>
                   <pic:blipFill>
@@ -15017,7 +15046,7 @@
           <w:szCs w:val="22"/>
         </w:rPr>
       </w:pPr>
-      <w:bookmarkStart w:id="36" w:name="_Toc183442257"/>
+      <w:bookmarkStart w:id="35" w:name="_Toc183442258"/>
       <w:r>
         <w:rPr>
           <w:rFonts w:ascii="Times New Roman" w:hAnsi="Times New Roman" w:cs="Times New Roman"/>
@@ -15057,7 +15086,7 @@
           <w:sz w:val="22"/>
           <w:szCs w:val="22"/>
         </w:rPr>
-        <w:t>3</w:t>
+        <w:t>4</w:t>
       </w:r>
       <w:r>
         <w:rPr>
@@ -15073,12 +15102,22 @@
           <w:sz w:val="22"/>
           <w:szCs w:val="22"/>
         </w:rPr>
-        <w:t xml:space="preserve"> Distribution of primary programming languages</w:t>
-      </w:r>
-      <w:bookmarkEnd w:id="36"/>
-    </w:p>
-    <w:p>
-      <w:pPr>
+        <w:t xml:space="preserve"> Usage of code editors</w:t>
+      </w:r>
+      <w:bookmarkEnd w:id="35"/>
+    </w:p>
+    <w:p>
+      <w:pPr>
+        <w:rPr>
+          <w:rFonts w:ascii="Times New Roman" w:hAnsi="Times New Roman" w:cs="Times New Roman"/>
+        </w:rPr>
+      </w:pPr>
+    </w:p>
+    <w:p>
+      <w:pPr>
+        <w:pStyle w:val="ListParagraph"/>
+        <w:ind w:left="762"/>
+        <w:jc w:val="both"/>
         <w:rPr>
           <w:rFonts w:ascii="Times New Roman" w:hAnsi="Times New Roman" w:cs="Times New Roman"/>
         </w:rPr>
@@ -15102,14 +15141,35 @@
           <w:b/>
           <w:bCs/>
         </w:rPr>
-        <w:t>Usage of Code Editors</w:t>
-      </w:r>
-      <w:r>
-        <w:rPr>
-          <w:rFonts w:ascii="Times New Roman" w:hAnsi="Times New Roman" w:cs="Times New Roman"/>
-        </w:rPr>
-        <w:t>: This bar plot displays the count of respondents using different code editors.</w:t>
-      </w:r>
+        <w:lastRenderedPageBreak/>
+        <w:t>Collaboration Frequency Distribution</w:t>
+      </w:r>
+      <w:r>
+        <w:rPr>
+          <w:rFonts w:ascii="Times New Roman" w:hAnsi="Times New Roman" w:cs="Times New Roman"/>
+        </w:rPr>
+        <w:t>: This pie chart visualizes the frequency with which respondents collaborate on coding projects.</w:t>
+      </w:r>
+    </w:p>
+    <w:p>
+      <w:pPr>
+        <w:pStyle w:val="ListParagraph"/>
+        <w:ind w:left="762"/>
+        <w:jc w:val="both"/>
+        <w:rPr>
+          <w:rFonts w:ascii="Times New Roman" w:hAnsi="Times New Roman" w:cs="Times New Roman"/>
+        </w:rPr>
+      </w:pPr>
+    </w:p>
+    <w:p>
+      <w:pPr>
+        <w:pStyle w:val="ListParagraph"/>
+        <w:ind w:left="762"/>
+        <w:jc w:val="both"/>
+        <w:rPr>
+          <w:rFonts w:ascii="Times New Roman" w:hAnsi="Times New Roman" w:cs="Times New Roman"/>
+        </w:rPr>
+      </w:pPr>
     </w:p>
     <w:p>
       <w:pPr>
@@ -15127,10 +15187,10 @@
           <w:noProof/>
         </w:rPr>
         <w:drawing>
-          <wp:inline distT="0" distB="0" distL="0" distR="0" wp14:anchorId="18FA0616" wp14:editId="4AC83E07">
-            <wp:extent cx="5731510" cy="3439160"/>
-            <wp:effectExtent l="0" t="0" r="2540" b="8890"/>
-            <wp:docPr id="255311929" name="Picture 1" descr="A graph of blue rectangular bars with text&#10;&#10;Description automatically generated"/>
+          <wp:inline distT="0" distB="0" distL="0" distR="0" wp14:anchorId="7F0069AE" wp14:editId="4DE341EE">
+            <wp:extent cx="5731510" cy="2949575"/>
+            <wp:effectExtent l="0" t="0" r="2540" b="3175"/>
+            <wp:docPr id="1411353141" name="Picture 2" descr="A colorful pie chart with text&#10;&#10;Description automatically generated"/>
             <wp:cNvGraphicFramePr>
               <a:graphicFrameLocks xmlns:a="http://schemas.openxmlformats.org/drawingml/2006/main" noChangeAspect="1"/>
             </wp:cNvGraphicFramePr>
@@ -15138,11 +15198,176 @@
               <a:graphicData uri="http://schemas.openxmlformats.org/drawingml/2006/picture">
                 <pic:pic xmlns:pic="http://schemas.openxmlformats.org/drawingml/2006/picture">
                   <pic:nvPicPr>
-                    <pic:cNvPr id="255311929" name="Picture 1" descr="A graph of blue rectangular bars with text&#10;&#10;Description automatically generated"/>
+                    <pic:cNvPr id="1411353141" name="Picture 2" descr="A colorful pie chart with text&#10;&#10;Description automatically generated"/>
                     <pic:cNvPicPr/>
                   </pic:nvPicPr>
                   <pic:blipFill>
                     <a:blip r:embed="rId13">
+                      <a:extLst>
+                        <a:ext uri="{28A0092B-C50C-407E-A947-70E740481C1C}">
+                          <a14:useLocalDpi xmlns:a14="http://schemas.microsoft.com/office/drawing/2010/main" val="0"/>
+                        </a:ext>
+                      </a:extLst>
+                    </a:blip>
+                    <a:stretch>
+                      <a:fillRect/>
+                    </a:stretch>
+                  </pic:blipFill>
+                  <pic:spPr>
+                    <a:xfrm>
+                      <a:off x="0" y="0"/>
+                      <a:ext cx="5731510" cy="2949575"/>
+                    </a:xfrm>
+                    <a:prstGeom prst="rect">
+                      <a:avLst/>
+                    </a:prstGeom>
+                  </pic:spPr>
+                </pic:pic>
+              </a:graphicData>
+            </a:graphic>
+          </wp:inline>
+        </w:drawing>
+      </w:r>
+    </w:p>
+    <w:p>
+      <w:pPr>
+        <w:pStyle w:val="Caption"/>
+        <w:jc w:val="both"/>
+        <w:rPr>
+          <w:rFonts w:ascii="Times New Roman" w:hAnsi="Times New Roman" w:cs="Times New Roman"/>
+          <w:sz w:val="22"/>
+          <w:szCs w:val="22"/>
+        </w:rPr>
+      </w:pPr>
+      <w:bookmarkStart w:id="36" w:name="_Toc183442259"/>
+      <w:r>
+        <w:rPr>
+          <w:rFonts w:ascii="Times New Roman" w:hAnsi="Times New Roman" w:cs="Times New Roman"/>
+          <w:sz w:val="22"/>
+          <w:szCs w:val="22"/>
+        </w:rPr>
+        <w:t xml:space="preserve">Figure </w:t>
+      </w:r>
+      <w:r>
+        <w:rPr>
+          <w:rFonts w:ascii="Times New Roman" w:hAnsi="Times New Roman" w:cs="Times New Roman"/>
+          <w:sz w:val="22"/>
+          <w:szCs w:val="22"/>
+        </w:rPr>
+        <w:fldChar w:fldCharType="begin"/>
+      </w:r>
+      <w:r>
+        <w:rPr>
+          <w:rFonts w:ascii="Times New Roman" w:hAnsi="Times New Roman" w:cs="Times New Roman"/>
+          <w:sz w:val="22"/>
+          <w:szCs w:val="22"/>
+        </w:rPr>
+        <w:instrText xml:space="preserve"> SEQ Figure \* ARABIC </w:instrText>
+      </w:r>
+      <w:r>
+        <w:rPr>
+          <w:rFonts w:ascii="Times New Roman" w:hAnsi="Times New Roman" w:cs="Times New Roman"/>
+          <w:sz w:val="22"/>
+          <w:szCs w:val="22"/>
+        </w:rPr>
+        <w:fldChar w:fldCharType="separate"/>
+      </w:r>
+      <w:r>
+        <w:rPr>
+          <w:rFonts w:ascii="Times New Roman" w:hAnsi="Times New Roman" w:cs="Times New Roman"/>
+          <w:noProof/>
+          <w:sz w:val="22"/>
+          <w:szCs w:val="22"/>
+        </w:rPr>
+        <w:t>5</w:t>
+      </w:r>
+      <w:r>
+        <w:rPr>
+          <w:rFonts w:ascii="Times New Roman" w:hAnsi="Times New Roman" w:cs="Times New Roman"/>
+          <w:sz w:val="22"/>
+          <w:szCs w:val="22"/>
+        </w:rPr>
+        <w:fldChar w:fldCharType="end"/>
+      </w:r>
+      <w:r>
+        <w:rPr>
+          <w:rFonts w:ascii="Times New Roman" w:hAnsi="Times New Roman" w:cs="Times New Roman"/>
+          <w:sz w:val="22"/>
+          <w:szCs w:val="22"/>
+        </w:rPr>
+        <w:t xml:space="preserve"> Collaboration Frequency Distribution</w:t>
+      </w:r>
+      <w:bookmarkEnd w:id="36"/>
+    </w:p>
+    <w:p>
+      <w:pPr>
+        <w:pStyle w:val="ListParagraph"/>
+        <w:ind w:left="762"/>
+        <w:jc w:val="both"/>
+        <w:rPr>
+          <w:rFonts w:ascii="Times New Roman" w:hAnsi="Times New Roman" w:cs="Times New Roman"/>
+        </w:rPr>
+      </w:pPr>
+    </w:p>
+    <w:p>
+      <w:pPr>
+        <w:pStyle w:val="ListParagraph"/>
+        <w:numPr>
+          <w:ilvl w:val="0"/>
+          <w:numId w:val="35"/>
+        </w:numPr>
+        <w:jc w:val="both"/>
+        <w:rPr>
+          <w:rFonts w:ascii="Times New Roman" w:hAnsi="Times New Roman" w:cs="Times New Roman"/>
+        </w:rPr>
+      </w:pPr>
+      <w:r>
+        <w:rPr>
+          <w:rFonts w:ascii="Times New Roman" w:hAnsi="Times New Roman" w:cs="Times New Roman"/>
+          <w:b/>
+          <w:bCs/>
+        </w:rPr>
+        <w:t>Common Challenges in Collaborative Coding</w:t>
+      </w:r>
+      <w:r>
+        <w:rPr>
+          <w:rFonts w:ascii="Times New Roman" w:hAnsi="Times New Roman" w:cs="Times New Roman"/>
+        </w:rPr>
+        <w:t>: This bar plot highlights the common challenges faced by respondents during collaborative coding.</w:t>
+      </w:r>
+    </w:p>
+    <w:p>
+      <w:pPr>
+        <w:pStyle w:val="ListParagraph"/>
+        <w:keepNext/>
+        <w:ind w:left="762"/>
+        <w:jc w:val="both"/>
+        <w:rPr>
+          <w:rFonts w:ascii="Times New Roman" w:hAnsi="Times New Roman" w:cs="Times New Roman"/>
+        </w:rPr>
+      </w:pPr>
+      <w:r>
+        <w:rPr>
+          <w:rFonts w:ascii="Times New Roman" w:hAnsi="Times New Roman" w:cs="Times New Roman"/>
+          <w:noProof/>
+        </w:rPr>
+        <w:drawing>
+          <wp:inline distT="0" distB="0" distL="0" distR="0" wp14:anchorId="22651BC2" wp14:editId="1BE6A238">
+            <wp:extent cx="5731510" cy="3439160"/>
+            <wp:effectExtent l="0" t="0" r="2540" b="8890"/>
+            <wp:docPr id="612896332" name="Picture 3" descr="A graph with blue and white stripes&#10;&#10;Description automatically generated"/>
+            <wp:cNvGraphicFramePr>
+              <a:graphicFrameLocks xmlns:a="http://schemas.openxmlformats.org/drawingml/2006/main" noChangeAspect="1"/>
+            </wp:cNvGraphicFramePr>
+            <a:graphic xmlns:a="http://schemas.openxmlformats.org/drawingml/2006/main">
+              <a:graphicData uri="http://schemas.openxmlformats.org/drawingml/2006/picture">
+                <pic:pic xmlns:pic="http://schemas.openxmlformats.org/drawingml/2006/picture">
+                  <pic:nvPicPr>
+                    <pic:cNvPr id="612896332" name="Picture 3" descr="A graph with blue and white stripes&#10;&#10;Description automatically generated"/>
+                    <pic:cNvPicPr/>
+                  </pic:nvPicPr>
+                  <pic:blipFill>
+                    <a:blip r:embed="rId14">
                       <a:extLst>
                         <a:ext uri="{28A0092B-C50C-407E-A947-70E740481C1C}">
                           <a14:useLocalDpi xmlns:a14="http://schemas.microsoft.com/office/drawing/2010/main" val="0"/>
@@ -15179,7 +15404,7 @@
           <w:szCs w:val="22"/>
         </w:rPr>
       </w:pPr>
-      <w:bookmarkStart w:id="37" w:name="_Toc183442258"/>
+      <w:bookmarkStart w:id="37" w:name="_Toc183442260"/>
       <w:r>
         <w:rPr>
           <w:rFonts w:ascii="Times New Roman" w:hAnsi="Times New Roman" w:cs="Times New Roman"/>
@@ -15219,7 +15444,7 @@
           <w:sz w:val="22"/>
           <w:szCs w:val="22"/>
         </w:rPr>
-        <w:t>4</w:t>
+        <w:t>6</w:t>
       </w:r>
       <w:r>
         <w:rPr>
@@ -15235,12 +15460,25 @@
           <w:sz w:val="22"/>
           <w:szCs w:val="22"/>
         </w:rPr>
-        <w:t xml:space="preserve"> Usage of code editors</w:t>
+        <w:t xml:space="preserve"> Common challenges in collaborative coding</w:t>
       </w:r>
       <w:bookmarkEnd w:id="37"/>
     </w:p>
     <w:p>
       <w:pPr>
+        <w:pStyle w:val="ListParagraph"/>
+        <w:ind w:left="762"/>
+        <w:jc w:val="both"/>
+        <w:rPr>
+          <w:rFonts w:ascii="Times New Roman" w:hAnsi="Times New Roman" w:cs="Times New Roman"/>
+        </w:rPr>
+      </w:pPr>
+    </w:p>
+    <w:p>
+      <w:pPr>
+        <w:pStyle w:val="ListParagraph"/>
+        <w:ind w:left="762"/>
+        <w:jc w:val="both"/>
         <w:rPr>
           <w:rFonts w:ascii="Times New Roman" w:hAnsi="Times New Roman" w:cs="Times New Roman"/>
         </w:rPr>
@@ -15274,35 +15512,14 @@
           <w:b/>
           <w:bCs/>
         </w:rPr>
-        <w:lastRenderedPageBreak/>
-        <w:t>Collaboration Frequency Distribution</w:t>
-      </w:r>
-      <w:r>
-        <w:rPr>
-          <w:rFonts w:ascii="Times New Roman" w:hAnsi="Times New Roman" w:cs="Times New Roman"/>
-        </w:rPr>
-        <w:t>: This pie chart visualizes the frequency with which respondents collaborate on coding projects.</w:t>
-      </w:r>
-    </w:p>
-    <w:p>
-      <w:pPr>
-        <w:pStyle w:val="ListParagraph"/>
-        <w:ind w:left="762"/>
-        <w:jc w:val="both"/>
-        <w:rPr>
-          <w:rFonts w:ascii="Times New Roman" w:hAnsi="Times New Roman" w:cs="Times New Roman"/>
-        </w:rPr>
-      </w:pPr>
-    </w:p>
-    <w:p>
-      <w:pPr>
-        <w:pStyle w:val="ListParagraph"/>
-        <w:ind w:left="762"/>
-        <w:jc w:val="both"/>
-        <w:rPr>
-          <w:rFonts w:ascii="Times New Roman" w:hAnsi="Times New Roman" w:cs="Times New Roman"/>
-        </w:rPr>
-      </w:pPr>
+        <w:t>Average Feature Importance Ratings</w:t>
+      </w:r>
+      <w:r>
+        <w:rPr>
+          <w:rFonts w:ascii="Times New Roman" w:hAnsi="Times New Roman" w:cs="Times New Roman"/>
+        </w:rPr>
+        <w:t>: This heatmap shows the average importance rating for each feature as rated by the respondents.</w:t>
+      </w:r>
     </w:p>
     <w:p>
       <w:pPr>
@@ -15320,10 +15537,10 @@
           <w:noProof/>
         </w:rPr>
         <w:drawing>
-          <wp:inline distT="0" distB="0" distL="0" distR="0" wp14:anchorId="7F0069AE" wp14:editId="4DE341EE">
+          <wp:inline distT="0" distB="0" distL="0" distR="0" wp14:anchorId="79E9EF6B" wp14:editId="1E92DB1A">
             <wp:extent cx="5731510" cy="2949575"/>
             <wp:effectExtent l="0" t="0" r="2540" b="3175"/>
-            <wp:docPr id="1411353141" name="Picture 2" descr="A colorful pie chart with text&#10;&#10;Description automatically generated"/>
+            <wp:docPr id="1357383981" name="Picture 4" descr="A chart of different colors&#10;&#10;Description automatically generated with medium confidence"/>
             <wp:cNvGraphicFramePr>
               <a:graphicFrameLocks xmlns:a="http://schemas.openxmlformats.org/drawingml/2006/main" noChangeAspect="1"/>
             </wp:cNvGraphicFramePr>
@@ -15331,11 +15548,11 @@
               <a:graphicData uri="http://schemas.openxmlformats.org/drawingml/2006/picture">
                 <pic:pic xmlns:pic="http://schemas.openxmlformats.org/drawingml/2006/picture">
                   <pic:nvPicPr>
-                    <pic:cNvPr id="1411353141" name="Picture 2" descr="A colorful pie chart with text&#10;&#10;Description automatically generated"/>
+                    <pic:cNvPr id="1357383981" name="Picture 4" descr="A chart of different colors&#10;&#10;Description automatically generated with medium confidence"/>
                     <pic:cNvPicPr/>
                   </pic:nvPicPr>
                   <pic:blipFill>
-                    <a:blip r:embed="rId14">
+                    <a:blip r:embed="rId15">
                       <a:extLst>
                         <a:ext uri="{28A0092B-C50C-407E-A947-70E740481C1C}">
                           <a14:useLocalDpi xmlns:a14="http://schemas.microsoft.com/office/drawing/2010/main" val="0"/>
@@ -15372,7 +15589,7 @@
           <w:szCs w:val="22"/>
         </w:rPr>
       </w:pPr>
-      <w:bookmarkStart w:id="38" w:name="_Toc183442259"/>
+      <w:bookmarkStart w:id="38" w:name="_Toc183442261"/>
       <w:r>
         <w:rPr>
           <w:rFonts w:ascii="Times New Roman" w:hAnsi="Times New Roman" w:cs="Times New Roman"/>
@@ -15412,7 +15629,7 @@
           <w:sz w:val="22"/>
           <w:szCs w:val="22"/>
         </w:rPr>
-        <w:t>5</w:t>
+        <w:t>7</w:t>
       </w:r>
       <w:r>
         <w:rPr>
@@ -15428,7 +15645,7 @@
           <w:sz w:val="22"/>
           <w:szCs w:val="22"/>
         </w:rPr>
-        <w:t xml:space="preserve"> Collaboration Frequency Distribution</w:t>
+        <w:t xml:space="preserve"> Average Feature importance ratings</w:t>
       </w:r>
       <w:bookmarkEnd w:id="38"/>
     </w:p>
@@ -15460,13 +15677,13 @@
           <w:b/>
           <w:bCs/>
         </w:rPr>
-        <w:t>Common Challenges in Collaborative Coding</w:t>
-      </w:r>
-      <w:r>
-        <w:rPr>
-          <w:rFonts w:ascii="Times New Roman" w:hAnsi="Times New Roman" w:cs="Times New Roman"/>
-        </w:rPr>
-        <w:t>: This bar plot highlights the common challenges faced by respondents during collaborative coding.</w:t>
+        <w:t>Satisfaction Levels with Current Code Editors</w:t>
+      </w:r>
+      <w:r>
+        <w:rPr>
+          <w:rFonts w:ascii="Times New Roman" w:hAnsi="Times New Roman" w:cs="Times New Roman"/>
+        </w:rPr>
+        <w:t>: This bar plot displays the distribution of satisfaction levels with current code editors.</w:t>
       </w:r>
     </w:p>
     <w:p>
@@ -15485,10 +15702,10 @@
           <w:noProof/>
         </w:rPr>
         <w:drawing>
-          <wp:inline distT="0" distB="0" distL="0" distR="0" wp14:anchorId="22651BC2" wp14:editId="1BE6A238">
+          <wp:inline distT="0" distB="0" distL="0" distR="0" wp14:anchorId="02EC3842" wp14:editId="3B36FE37">
             <wp:extent cx="5731510" cy="3439160"/>
             <wp:effectExtent l="0" t="0" r="2540" b="8890"/>
-            <wp:docPr id="612896332" name="Picture 3" descr="A graph with blue and white stripes&#10;&#10;Description automatically generated"/>
+            <wp:docPr id="1761755545" name="Picture 5" descr="A graph of blue bars&#10;&#10;Description automatically generated"/>
             <wp:cNvGraphicFramePr>
               <a:graphicFrameLocks xmlns:a="http://schemas.openxmlformats.org/drawingml/2006/main" noChangeAspect="1"/>
             </wp:cNvGraphicFramePr>
@@ -15496,11 +15713,11 @@
               <a:graphicData uri="http://schemas.openxmlformats.org/drawingml/2006/picture">
                 <pic:pic xmlns:pic="http://schemas.openxmlformats.org/drawingml/2006/picture">
                   <pic:nvPicPr>
-                    <pic:cNvPr id="612896332" name="Picture 3" descr="A graph with blue and white stripes&#10;&#10;Description automatically generated"/>
+                    <pic:cNvPr id="1761755545" name="Picture 5" descr="A graph of blue bars&#10;&#10;Description automatically generated"/>
                     <pic:cNvPicPr/>
                   </pic:nvPicPr>
                   <pic:blipFill>
-                    <a:blip r:embed="rId15">
+                    <a:blip r:embed="rId16">
                       <a:extLst>
                         <a:ext uri="{28A0092B-C50C-407E-A947-70E740481C1C}">
                           <a14:useLocalDpi xmlns:a14="http://schemas.microsoft.com/office/drawing/2010/main" val="0"/>
@@ -15537,7 +15754,7 @@
           <w:szCs w:val="22"/>
         </w:rPr>
       </w:pPr>
-      <w:bookmarkStart w:id="39" w:name="_Toc183442260"/>
+      <w:bookmarkStart w:id="39" w:name="_Toc183442262"/>
       <w:r>
         <w:rPr>
           <w:rFonts w:ascii="Times New Roman" w:hAnsi="Times New Roman" w:cs="Times New Roman"/>
@@ -15577,7 +15794,7 @@
           <w:sz w:val="22"/>
           <w:szCs w:val="22"/>
         </w:rPr>
-        <w:t>6</w:t>
+        <w:t>8</w:t>
       </w:r>
       <w:r>
         <w:rPr>
@@ -15593,24 +15810,12 @@
           <w:sz w:val="22"/>
           <w:szCs w:val="22"/>
         </w:rPr>
-        <w:t xml:space="preserve"> Common challenges in collaborative coding</w:t>
+        <w:t xml:space="preserve"> Satisfaction levels with Current Code Editors</w:t>
       </w:r>
       <w:bookmarkEnd w:id="39"/>
     </w:p>
     <w:p>
       <w:pPr>
-        <w:pStyle w:val="ListParagraph"/>
-        <w:ind w:left="762"/>
-        <w:jc w:val="both"/>
-        <w:rPr>
-          <w:rFonts w:ascii="Times New Roman" w:hAnsi="Times New Roman" w:cs="Times New Roman"/>
-        </w:rPr>
-      </w:pPr>
-    </w:p>
-    <w:p>
-      <w:pPr>
-        <w:pStyle w:val="ListParagraph"/>
-        <w:ind w:left="762"/>
         <w:jc w:val="both"/>
         <w:rPr>
           <w:rFonts w:ascii="Times New Roman" w:hAnsi="Times New Roman" w:cs="Times New Roman"/>
@@ -15645,13 +15850,14 @@
           <w:b/>
           <w:bCs/>
         </w:rPr>
-        <w:t>Average Feature Importance Ratings</w:t>
-      </w:r>
-      <w:r>
-        <w:rPr>
-          <w:rFonts w:ascii="Times New Roman" w:hAnsi="Times New Roman" w:cs="Times New Roman"/>
-        </w:rPr>
-        <w:t>: This heatmap shows the average importance rating for each feature as rated by the respondents.</w:t>
+        <w:lastRenderedPageBreak/>
+        <w:t>Suggestions for Improvement in Code Editors</w:t>
+      </w:r>
+      <w:r>
+        <w:rPr>
+          <w:rFonts w:ascii="Times New Roman" w:hAnsi="Times New Roman" w:cs="Times New Roman"/>
+        </w:rPr>
+        <w:t>: This bar plot summarizes the various improvement suggestions provided by the respondents.</w:t>
       </w:r>
     </w:p>
     <w:p>
@@ -15670,10 +15876,10 @@
           <w:noProof/>
         </w:rPr>
         <w:drawing>
-          <wp:inline distT="0" distB="0" distL="0" distR="0" wp14:anchorId="79E9EF6B" wp14:editId="1E92DB1A">
-            <wp:extent cx="5731510" cy="2949575"/>
-            <wp:effectExtent l="0" t="0" r="2540" b="3175"/>
-            <wp:docPr id="1357383981" name="Picture 4" descr="A chart of different colors&#10;&#10;Description automatically generated with medium confidence"/>
+          <wp:inline distT="0" distB="0" distL="0" distR="0" wp14:anchorId="47C34D56" wp14:editId="2A7AC66B">
+            <wp:extent cx="5731510" cy="3439160"/>
+            <wp:effectExtent l="0" t="0" r="2540" b="8890"/>
+            <wp:docPr id="1092749298" name="Picture 6" descr="A bar graph with text&#10;&#10;Description automatically generated"/>
             <wp:cNvGraphicFramePr>
               <a:graphicFrameLocks xmlns:a="http://schemas.openxmlformats.org/drawingml/2006/main" noChangeAspect="1"/>
             </wp:cNvGraphicFramePr>
@@ -15681,172 +15887,7 @@
               <a:graphicData uri="http://schemas.openxmlformats.org/drawingml/2006/picture">
                 <pic:pic xmlns:pic="http://schemas.openxmlformats.org/drawingml/2006/picture">
                   <pic:nvPicPr>
-                    <pic:cNvPr id="1357383981" name="Picture 4" descr="A chart of different colors&#10;&#10;Description automatically generated with medium confidence"/>
-                    <pic:cNvPicPr/>
-                  </pic:nvPicPr>
-                  <pic:blipFill>
-                    <a:blip r:embed="rId16">
-                      <a:extLst>
-                        <a:ext uri="{28A0092B-C50C-407E-A947-70E740481C1C}">
-                          <a14:useLocalDpi xmlns:a14="http://schemas.microsoft.com/office/drawing/2010/main" val="0"/>
-                        </a:ext>
-                      </a:extLst>
-                    </a:blip>
-                    <a:stretch>
-                      <a:fillRect/>
-                    </a:stretch>
-                  </pic:blipFill>
-                  <pic:spPr>
-                    <a:xfrm>
-                      <a:off x="0" y="0"/>
-                      <a:ext cx="5731510" cy="2949575"/>
-                    </a:xfrm>
-                    <a:prstGeom prst="rect">
-                      <a:avLst/>
-                    </a:prstGeom>
-                  </pic:spPr>
-                </pic:pic>
-              </a:graphicData>
-            </a:graphic>
-          </wp:inline>
-        </w:drawing>
-      </w:r>
-    </w:p>
-    <w:p>
-      <w:pPr>
-        <w:pStyle w:val="Caption"/>
-        <w:jc w:val="both"/>
-        <w:rPr>
-          <w:rFonts w:ascii="Times New Roman" w:hAnsi="Times New Roman" w:cs="Times New Roman"/>
-          <w:sz w:val="22"/>
-          <w:szCs w:val="22"/>
-        </w:rPr>
-      </w:pPr>
-      <w:bookmarkStart w:id="40" w:name="_Toc183442261"/>
-      <w:r>
-        <w:rPr>
-          <w:rFonts w:ascii="Times New Roman" w:hAnsi="Times New Roman" w:cs="Times New Roman"/>
-          <w:sz w:val="22"/>
-          <w:szCs w:val="22"/>
-        </w:rPr>
-        <w:t xml:space="preserve">Figure </w:t>
-      </w:r>
-      <w:r>
-        <w:rPr>
-          <w:rFonts w:ascii="Times New Roman" w:hAnsi="Times New Roman" w:cs="Times New Roman"/>
-          <w:sz w:val="22"/>
-          <w:szCs w:val="22"/>
-        </w:rPr>
-        <w:fldChar w:fldCharType="begin"/>
-      </w:r>
-      <w:r>
-        <w:rPr>
-          <w:rFonts w:ascii="Times New Roman" w:hAnsi="Times New Roman" w:cs="Times New Roman"/>
-          <w:sz w:val="22"/>
-          <w:szCs w:val="22"/>
-        </w:rPr>
-        <w:instrText xml:space="preserve"> SEQ Figure \* ARABIC </w:instrText>
-      </w:r>
-      <w:r>
-        <w:rPr>
-          <w:rFonts w:ascii="Times New Roman" w:hAnsi="Times New Roman" w:cs="Times New Roman"/>
-          <w:sz w:val="22"/>
-          <w:szCs w:val="22"/>
-        </w:rPr>
-        <w:fldChar w:fldCharType="separate"/>
-      </w:r>
-      <w:r>
-        <w:rPr>
-          <w:rFonts w:ascii="Times New Roman" w:hAnsi="Times New Roman" w:cs="Times New Roman"/>
-          <w:noProof/>
-          <w:sz w:val="22"/>
-          <w:szCs w:val="22"/>
-        </w:rPr>
-        <w:t>7</w:t>
-      </w:r>
-      <w:r>
-        <w:rPr>
-          <w:rFonts w:ascii="Times New Roman" w:hAnsi="Times New Roman" w:cs="Times New Roman"/>
-          <w:sz w:val="22"/>
-          <w:szCs w:val="22"/>
-        </w:rPr>
-        <w:fldChar w:fldCharType="end"/>
-      </w:r>
-      <w:r>
-        <w:rPr>
-          <w:rFonts w:ascii="Times New Roman" w:hAnsi="Times New Roman" w:cs="Times New Roman"/>
-          <w:sz w:val="22"/>
-          <w:szCs w:val="22"/>
-        </w:rPr>
-        <w:t xml:space="preserve"> Average Feature importance ratings</w:t>
-      </w:r>
-      <w:bookmarkEnd w:id="40"/>
-    </w:p>
-    <w:p>
-      <w:pPr>
-        <w:pStyle w:val="ListParagraph"/>
-        <w:ind w:left="762"/>
-        <w:jc w:val="both"/>
-        <w:rPr>
-          <w:rFonts w:ascii="Times New Roman" w:hAnsi="Times New Roman" w:cs="Times New Roman"/>
-        </w:rPr>
-      </w:pPr>
-    </w:p>
-    <w:p>
-      <w:pPr>
-        <w:pStyle w:val="ListParagraph"/>
-        <w:numPr>
-          <w:ilvl w:val="0"/>
-          <w:numId w:val="35"/>
-        </w:numPr>
-        <w:jc w:val="both"/>
-        <w:rPr>
-          <w:rFonts w:ascii="Times New Roman" w:hAnsi="Times New Roman" w:cs="Times New Roman"/>
-        </w:rPr>
-      </w:pPr>
-      <w:r>
-        <w:rPr>
-          <w:rFonts w:ascii="Times New Roman" w:hAnsi="Times New Roman" w:cs="Times New Roman"/>
-          <w:b/>
-          <w:bCs/>
-        </w:rPr>
-        <w:t>Satisfaction Levels with Current Code Editors</w:t>
-      </w:r>
-      <w:r>
-        <w:rPr>
-          <w:rFonts w:ascii="Times New Roman" w:hAnsi="Times New Roman" w:cs="Times New Roman"/>
-        </w:rPr>
-        <w:t>: This bar plot displays the distribution of satisfaction levels with current code editors.</w:t>
-      </w:r>
-    </w:p>
-    <w:p>
-      <w:pPr>
-        <w:pStyle w:val="ListParagraph"/>
-        <w:keepNext/>
-        <w:ind w:left="762"/>
-        <w:jc w:val="both"/>
-        <w:rPr>
-          <w:rFonts w:ascii="Times New Roman" w:hAnsi="Times New Roman" w:cs="Times New Roman"/>
-        </w:rPr>
-      </w:pPr>
-      <w:r>
-        <w:rPr>
-          <w:rFonts w:ascii="Times New Roman" w:hAnsi="Times New Roman" w:cs="Times New Roman"/>
-          <w:noProof/>
-        </w:rPr>
-        <w:drawing>
-          <wp:inline distT="0" distB="0" distL="0" distR="0" wp14:anchorId="02EC3842" wp14:editId="3B36FE37">
-            <wp:extent cx="5731510" cy="3439160"/>
-            <wp:effectExtent l="0" t="0" r="2540" b="8890"/>
-            <wp:docPr id="1761755545" name="Picture 5" descr="A graph of blue bars&#10;&#10;Description automatically generated"/>
-            <wp:cNvGraphicFramePr>
-              <a:graphicFrameLocks xmlns:a="http://schemas.openxmlformats.org/drawingml/2006/main" noChangeAspect="1"/>
-            </wp:cNvGraphicFramePr>
-            <a:graphic xmlns:a="http://schemas.openxmlformats.org/drawingml/2006/main">
-              <a:graphicData uri="http://schemas.openxmlformats.org/drawingml/2006/picture">
-                <pic:pic xmlns:pic="http://schemas.openxmlformats.org/drawingml/2006/picture">
-                  <pic:nvPicPr>
-                    <pic:cNvPr id="1761755545" name="Picture 5" descr="A graph of blue bars&#10;&#10;Description automatically generated"/>
+                    <pic:cNvPr id="1092749298" name="Picture 6" descr="A bar graph with text&#10;&#10;Description automatically generated"/>
                     <pic:cNvPicPr/>
                   </pic:nvPicPr>
                   <pic:blipFill>
@@ -15887,7 +15928,7 @@
           <w:szCs w:val="22"/>
         </w:rPr>
       </w:pPr>
-      <w:bookmarkStart w:id="41" w:name="_Toc183442262"/>
+      <w:bookmarkStart w:id="40" w:name="_Toc183442263"/>
       <w:r>
         <w:rPr>
           <w:rFonts w:ascii="Times New Roman" w:hAnsi="Times New Roman" w:cs="Times New Roman"/>
@@ -15927,7 +15968,7 @@
           <w:sz w:val="22"/>
           <w:szCs w:val="22"/>
         </w:rPr>
-        <w:t>8</w:t>
+        <w:t>9</w:t>
       </w:r>
       <w:r>
         <w:rPr>
@@ -15943,117 +15984,21 @@
           <w:sz w:val="22"/>
           <w:szCs w:val="22"/>
         </w:rPr>
-        <w:t xml:space="preserve"> Satisfaction levels with Current Code Editors</w:t>
-      </w:r>
-      <w:bookmarkEnd w:id="41"/>
-    </w:p>
-    <w:p>
-      <w:pPr>
-        <w:jc w:val="both"/>
-        <w:rPr>
-          <w:rFonts w:ascii="Times New Roman" w:hAnsi="Times New Roman" w:cs="Times New Roman"/>
-        </w:rPr>
-      </w:pPr>
-    </w:p>
-    <w:p>
-      <w:pPr>
-        <w:pStyle w:val="ListParagraph"/>
-        <w:ind w:left="762"/>
-        <w:jc w:val="both"/>
-        <w:rPr>
-          <w:rFonts w:ascii="Times New Roman" w:hAnsi="Times New Roman" w:cs="Times New Roman"/>
-        </w:rPr>
-      </w:pPr>
-    </w:p>
-    <w:p>
-      <w:pPr>
-        <w:pStyle w:val="ListParagraph"/>
-        <w:numPr>
-          <w:ilvl w:val="0"/>
-          <w:numId w:val="35"/>
-        </w:numPr>
-        <w:jc w:val="both"/>
-        <w:rPr>
-          <w:rFonts w:ascii="Times New Roman" w:hAnsi="Times New Roman" w:cs="Times New Roman"/>
-        </w:rPr>
-      </w:pPr>
-      <w:r>
-        <w:rPr>
-          <w:rFonts w:ascii="Times New Roman" w:hAnsi="Times New Roman" w:cs="Times New Roman"/>
-          <w:b/>
-          <w:bCs/>
-        </w:rPr>
-        <w:lastRenderedPageBreak/>
-        <w:t>Suggestions for Improvement in Code Editors</w:t>
-      </w:r>
-      <w:r>
-        <w:rPr>
-          <w:rFonts w:ascii="Times New Roman" w:hAnsi="Times New Roman" w:cs="Times New Roman"/>
-        </w:rPr>
-        <w:t>: This bar plot summarizes the various improvement suggestions provided by the respondents.</w:t>
-      </w:r>
-    </w:p>
-    <w:p>
-      <w:pPr>
-        <w:pStyle w:val="ListParagraph"/>
-        <w:keepNext/>
-        <w:ind w:left="762"/>
-        <w:jc w:val="both"/>
-        <w:rPr>
-          <w:rFonts w:ascii="Times New Roman" w:hAnsi="Times New Roman" w:cs="Times New Roman"/>
-        </w:rPr>
-      </w:pPr>
-      <w:r>
-        <w:rPr>
-          <w:rFonts w:ascii="Times New Roman" w:hAnsi="Times New Roman" w:cs="Times New Roman"/>
-          <w:noProof/>
-        </w:rPr>
-        <w:drawing>
-          <wp:inline distT="0" distB="0" distL="0" distR="0" wp14:anchorId="47C34D56" wp14:editId="2A7AC66B">
-            <wp:extent cx="5731510" cy="3439160"/>
-            <wp:effectExtent l="0" t="0" r="2540" b="8890"/>
-            <wp:docPr id="1092749298" name="Picture 6" descr="A bar graph with text&#10;&#10;Description automatically generated"/>
-            <wp:cNvGraphicFramePr>
-              <a:graphicFrameLocks xmlns:a="http://schemas.openxmlformats.org/drawingml/2006/main" noChangeAspect="1"/>
-            </wp:cNvGraphicFramePr>
-            <a:graphic xmlns:a="http://schemas.openxmlformats.org/drawingml/2006/main">
-              <a:graphicData uri="http://schemas.openxmlformats.org/drawingml/2006/picture">
-                <pic:pic xmlns:pic="http://schemas.openxmlformats.org/drawingml/2006/picture">
-                  <pic:nvPicPr>
-                    <pic:cNvPr id="1092749298" name="Picture 6" descr="A bar graph with text&#10;&#10;Description automatically generated"/>
-                    <pic:cNvPicPr/>
-                  </pic:nvPicPr>
-                  <pic:blipFill>
-                    <a:blip r:embed="rId18">
-                      <a:extLst>
-                        <a:ext uri="{28A0092B-C50C-407E-A947-70E740481C1C}">
-                          <a14:useLocalDpi xmlns:a14="http://schemas.microsoft.com/office/drawing/2010/main" val="0"/>
-                        </a:ext>
-                      </a:extLst>
-                    </a:blip>
-                    <a:stretch>
-                      <a:fillRect/>
-                    </a:stretch>
-                  </pic:blipFill>
-                  <pic:spPr>
-                    <a:xfrm>
-                      <a:off x="0" y="0"/>
-                      <a:ext cx="5731510" cy="3439160"/>
-                    </a:xfrm>
-                    <a:prstGeom prst="rect">
-                      <a:avLst/>
-                    </a:prstGeom>
-                  </pic:spPr>
-                </pic:pic>
-              </a:graphicData>
-            </a:graphic>
-          </wp:inline>
-        </w:drawing>
-      </w:r>
-    </w:p>
-    <w:p>
-      <w:pPr>
-        <w:pStyle w:val="Caption"/>
+        <w:t xml:space="preserve"> Suggestions for improvement in code editors</w:t>
+      </w:r>
+      <w:bookmarkEnd w:id="40"/>
+    </w:p>
+    <w:p>
+      <w:pPr>
+        <w:rPr>
+          <w:rFonts w:ascii="Times New Roman" w:hAnsi="Times New Roman" w:cs="Times New Roman"/>
+        </w:rPr>
+      </w:pPr>
+    </w:p>
+    <w:p>
+      <w:pPr>
+        <w:pStyle w:val="Heading2"/>
+        <w:spacing w:line="276" w:lineRule="auto"/>
         <w:jc w:val="both"/>
         <w:rPr>
           <w:rFonts w:ascii="Times New Roman" w:hAnsi="Times New Roman" w:cs="Times New Roman"/>
@@ -16061,94 +16006,16 @@
           <w:szCs w:val="22"/>
         </w:rPr>
       </w:pPr>
-      <w:bookmarkStart w:id="42" w:name="_Toc183442263"/>
+      <w:bookmarkStart w:id="41" w:name="_Toc196151343"/>
       <w:r>
         <w:rPr>
           <w:rFonts w:ascii="Times New Roman" w:hAnsi="Times New Roman" w:cs="Times New Roman"/>
           <w:sz w:val="22"/>
           <w:szCs w:val="22"/>
         </w:rPr>
-        <w:t xml:space="preserve">Figure </w:t>
-      </w:r>
-      <w:r>
-        <w:rPr>
-          <w:rFonts w:ascii="Times New Roman" w:hAnsi="Times New Roman" w:cs="Times New Roman"/>
-          <w:sz w:val="22"/>
-          <w:szCs w:val="22"/>
-        </w:rPr>
-        <w:fldChar w:fldCharType="begin"/>
-      </w:r>
-      <w:r>
-        <w:rPr>
-          <w:rFonts w:ascii="Times New Roman" w:hAnsi="Times New Roman" w:cs="Times New Roman"/>
-          <w:sz w:val="22"/>
-          <w:szCs w:val="22"/>
-        </w:rPr>
-        <w:instrText xml:space="preserve"> SEQ Figure \* ARABIC </w:instrText>
-      </w:r>
-      <w:r>
-        <w:rPr>
-          <w:rFonts w:ascii="Times New Roman" w:hAnsi="Times New Roman" w:cs="Times New Roman"/>
-          <w:sz w:val="22"/>
-          <w:szCs w:val="22"/>
-        </w:rPr>
-        <w:fldChar w:fldCharType="separate"/>
-      </w:r>
-      <w:r>
-        <w:rPr>
-          <w:rFonts w:ascii="Times New Roman" w:hAnsi="Times New Roman" w:cs="Times New Roman"/>
-          <w:noProof/>
-          <w:sz w:val="22"/>
-          <w:szCs w:val="22"/>
-        </w:rPr>
-        <w:t>9</w:t>
-      </w:r>
-      <w:r>
-        <w:rPr>
-          <w:rFonts w:ascii="Times New Roman" w:hAnsi="Times New Roman" w:cs="Times New Roman"/>
-          <w:sz w:val="22"/>
-          <w:szCs w:val="22"/>
-        </w:rPr>
-        <w:fldChar w:fldCharType="end"/>
-      </w:r>
-      <w:r>
-        <w:rPr>
-          <w:rFonts w:ascii="Times New Roman" w:hAnsi="Times New Roman" w:cs="Times New Roman"/>
-          <w:sz w:val="22"/>
-          <w:szCs w:val="22"/>
-        </w:rPr>
-        <w:t xml:space="preserve"> Suggestions for improvement in code editors</w:t>
-      </w:r>
-      <w:bookmarkEnd w:id="42"/>
-    </w:p>
-    <w:p>
-      <w:pPr>
-        <w:rPr>
-          <w:rFonts w:ascii="Times New Roman" w:hAnsi="Times New Roman" w:cs="Times New Roman"/>
-        </w:rPr>
-      </w:pPr>
-    </w:p>
-    <w:p>
-      <w:pPr>
-        <w:pStyle w:val="Heading2"/>
-        <w:spacing w:line="276" w:lineRule="auto"/>
-        <w:jc w:val="both"/>
-        <w:rPr>
-          <w:rFonts w:ascii="Times New Roman" w:hAnsi="Times New Roman" w:cs="Times New Roman"/>
-          <w:sz w:val="22"/>
-          <w:szCs w:val="22"/>
-        </w:rPr>
-      </w:pPr>
-      <w:bookmarkStart w:id="43" w:name="_Toc196122547"/>
-      <w:r>
-        <w:rPr>
-          <w:rFonts w:ascii="Times New Roman" w:hAnsi="Times New Roman" w:cs="Times New Roman"/>
-          <w:sz w:val="22"/>
-          <w:szCs w:val="22"/>
-        </w:rPr>
         <w:t>System Analysis</w:t>
       </w:r>
-      <w:bookmarkEnd w:id="43"/>
+      <w:bookmarkEnd w:id="41"/>
     </w:p>
     <w:p>
       <w:pPr>
@@ -16802,7 +16669,7 @@
           <w:szCs w:val="22"/>
         </w:rPr>
       </w:pPr>
-      <w:bookmarkStart w:id="44" w:name="_Toc196122548"/>
+      <w:bookmarkStart w:id="42" w:name="_Toc196151344"/>
       <w:r>
         <w:rPr>
           <w:rFonts w:ascii="Times New Roman" w:hAnsi="Times New Roman" w:cs="Times New Roman"/>
@@ -16812,7 +16679,7 @@
         <w:lastRenderedPageBreak/>
         <w:t>User and System Requirements</w:t>
       </w:r>
-      <w:bookmarkEnd w:id="44"/>
+      <w:bookmarkEnd w:id="42"/>
     </w:p>
     <w:p>
       <w:pPr>
@@ -17585,7 +17452,7 @@
           <w:szCs w:val="22"/>
         </w:rPr>
       </w:pPr>
-      <w:bookmarkStart w:id="45" w:name="_Toc196122549"/>
+      <w:bookmarkStart w:id="43" w:name="_Toc196151345"/>
       <w:r>
         <w:rPr>
           <w:rFonts w:ascii="Times New Roman" w:hAnsi="Times New Roman" w:cs="Times New Roman"/>
@@ -17594,7 +17461,7 @@
         </w:rPr>
         <w:t>Functional Requirements</w:t>
       </w:r>
-      <w:bookmarkEnd w:id="45"/>
+      <w:bookmarkEnd w:id="43"/>
     </w:p>
     <w:p>
       <w:pPr>
@@ -18500,7 +18367,7 @@
           <w:szCs w:val="22"/>
         </w:rPr>
       </w:pPr>
-      <w:bookmarkStart w:id="46" w:name="_Toc196122550"/>
+      <w:bookmarkStart w:id="44" w:name="_Toc196151346"/>
       <w:r>
         <w:rPr>
           <w:rFonts w:ascii="Times New Roman" w:hAnsi="Times New Roman" w:cs="Times New Roman"/>
@@ -18509,20 +18376,34 @@
         </w:rPr>
         <w:t>Nonfunctional Requirements</w:t>
       </w:r>
-      <w:bookmarkEnd w:id="46"/>
-    </w:p>
-    <w:p>
-      <w:pPr>
-        <w:jc w:val="both"/>
-        <w:rPr>
-          <w:rFonts w:ascii="Times New Roman" w:hAnsi="Times New Roman" w:cs="Times New Roman"/>
-        </w:rPr>
-      </w:pPr>
-      <w:r>
-        <w:rPr>
-          <w:rFonts w:ascii="Times New Roman" w:hAnsi="Times New Roman" w:cs="Times New Roman"/>
-        </w:rPr>
-        <w:t>The nonfunctional requirements for CodeCollab are qualities and constraints that the system must meet to ensure optimal performance, usability, and reliability. These requirements focus on how the system performs rather than what specific functions it performs.</w:t>
+      <w:bookmarkEnd w:id="44"/>
+    </w:p>
+    <w:p>
+      <w:pPr>
+        <w:jc w:val="both"/>
+        <w:rPr>
+          <w:rFonts w:ascii="Times New Roman" w:hAnsi="Times New Roman" w:cs="Times New Roman"/>
+        </w:rPr>
+      </w:pPr>
+      <w:r>
+        <w:rPr>
+          <w:rFonts w:ascii="Times New Roman" w:hAnsi="Times New Roman" w:cs="Times New Roman"/>
+        </w:rPr>
+        <w:t xml:space="preserve">The nonfunctional requirements for </w:t>
+      </w:r>
+      <w:proofErr w:type="spellStart"/>
+      <w:r>
+        <w:rPr>
+          <w:rFonts w:ascii="Times New Roman" w:hAnsi="Times New Roman" w:cs="Times New Roman"/>
+        </w:rPr>
+        <w:t>CodeCollab</w:t>
+      </w:r>
+      <w:proofErr w:type="spellEnd"/>
+      <w:r>
+        <w:rPr>
+          <w:rFonts w:ascii="Times New Roman" w:hAnsi="Times New Roman" w:cs="Times New Roman"/>
+        </w:rPr>
+        <w:t xml:space="preserve"> are qualities and constraints that the system must meet to ensure optimal performance, usability, and reliability. These requirements focus on how the system performs rather than what specific functions it performs.</w:t>
       </w:r>
     </w:p>
     <w:p>
@@ -19308,7 +19189,7 @@
           <w:szCs w:val="22"/>
         </w:rPr>
       </w:pPr>
-      <w:bookmarkStart w:id="47" w:name="_Toc196122551"/>
+      <w:bookmarkStart w:id="45" w:name="_Toc196151347"/>
       <w:r>
         <w:rPr>
           <w:rFonts w:ascii="Times New Roman" w:hAnsi="Times New Roman" w:cs="Times New Roman"/>
@@ -19317,7 +19198,7 @@
         </w:rPr>
         <w:t>System Design</w:t>
       </w:r>
-      <w:bookmarkEnd w:id="47"/>
+      <w:bookmarkEnd w:id="45"/>
     </w:p>
     <w:p>
       <w:pPr>
@@ -19330,7 +19211,7 @@
           <w:szCs w:val="22"/>
         </w:rPr>
       </w:pPr>
-      <w:bookmarkStart w:id="48" w:name="_Toc196122552"/>
+      <w:bookmarkStart w:id="46" w:name="_Toc196151348"/>
       <w:r>
         <w:rPr>
           <w:rFonts w:ascii="Times New Roman" w:hAnsi="Times New Roman" w:cs="Times New Roman"/>
@@ -19339,20 +19220,34 @@
         </w:rPr>
         <w:t>System Architecture</w:t>
       </w:r>
-      <w:bookmarkEnd w:id="48"/>
-    </w:p>
-    <w:p>
-      <w:pPr>
-        <w:jc w:val="both"/>
-        <w:rPr>
-          <w:rFonts w:ascii="Times New Roman" w:hAnsi="Times New Roman" w:cs="Times New Roman"/>
-        </w:rPr>
-      </w:pPr>
-      <w:r>
-        <w:rPr>
-          <w:rFonts w:ascii="Times New Roman" w:hAnsi="Times New Roman" w:cs="Times New Roman"/>
-        </w:rPr>
-        <w:t>The architectural design diagram illustrates the overall structure of the CodeCollab system, showcasing the interactions between front-end clients, the back-end server, and various components such as the logic layer (Node.js + Express), real-time communication (Socket.io), and data management (MongoDB). Security measures include OAuth for authentication, SSL/TLS for encryption, and JWT for session management, ensuring a secure and efficient collaborative coding environment.</w:t>
+      <w:bookmarkEnd w:id="46"/>
+    </w:p>
+    <w:p>
+      <w:pPr>
+        <w:jc w:val="both"/>
+        <w:rPr>
+          <w:rFonts w:ascii="Times New Roman" w:hAnsi="Times New Roman" w:cs="Times New Roman"/>
+        </w:rPr>
+      </w:pPr>
+      <w:r>
+        <w:rPr>
+          <w:rFonts w:ascii="Times New Roman" w:hAnsi="Times New Roman" w:cs="Times New Roman"/>
+        </w:rPr>
+        <w:t xml:space="preserve">The architectural design diagram illustrates the overall structure of the </w:t>
+      </w:r>
+      <w:proofErr w:type="spellStart"/>
+      <w:r>
+        <w:rPr>
+          <w:rFonts w:ascii="Times New Roman" w:hAnsi="Times New Roman" w:cs="Times New Roman"/>
+        </w:rPr>
+        <w:t>CodeCollab</w:t>
+      </w:r>
+      <w:proofErr w:type="spellEnd"/>
+      <w:r>
+        <w:rPr>
+          <w:rFonts w:ascii="Times New Roman" w:hAnsi="Times New Roman" w:cs="Times New Roman"/>
+        </w:rPr>
+        <w:t xml:space="preserve"> system, showcasing the interactions between front-end clients, the back-end server, and various components such as the logic layer (Node.js + Express), real-time communication (Socket.io), and data management (MongoDB). Security measures include OAuth for authentication, SSL/TLS for encryption, and JWT for session management, ensuring a secure and efficient collaborative coding environment.</w:t>
       </w:r>
     </w:p>
     <w:p>
@@ -19384,7 +19279,7 @@
                     <pic:cNvPicPr/>
                   </pic:nvPicPr>
                   <pic:blipFill>
-                    <a:blip r:embed="rId19" cstate="print">
+                    <a:blip r:embed="rId18" cstate="print">
                       <a:extLst>
                         <a:ext uri="{28A0092B-C50C-407E-A947-70E740481C1C}">
                           <a14:useLocalDpi xmlns:a14="http://schemas.microsoft.com/office/drawing/2010/main" val="0"/>
@@ -19420,7 +19315,7 @@
           <w:szCs w:val="22"/>
         </w:rPr>
       </w:pPr>
-      <w:bookmarkStart w:id="49" w:name="_Toc183442264"/>
+      <w:bookmarkStart w:id="47" w:name="_Toc183442264"/>
       <w:r>
         <w:rPr>
           <w:rFonts w:ascii="Times New Roman" w:hAnsi="Times New Roman" w:cs="Times New Roman"/>
@@ -19478,7 +19373,7 @@
         </w:rPr>
         <w:t xml:space="preserve"> System architecture diagram</w:t>
       </w:r>
-      <w:bookmarkEnd w:id="49"/>
+      <w:bookmarkEnd w:id="47"/>
     </w:p>
     <w:p>
       <w:pPr>
@@ -19491,7 +19386,7 @@
           <w:szCs w:val="22"/>
         </w:rPr>
       </w:pPr>
-      <w:bookmarkStart w:id="50" w:name="_Toc196122553"/>
+      <w:bookmarkStart w:id="48" w:name="_Toc196151349"/>
       <w:r>
         <w:rPr>
           <w:rFonts w:ascii="Times New Roman" w:hAnsi="Times New Roman" w:cs="Times New Roman"/>
@@ -19500,20 +19395,34 @@
         </w:rPr>
         <w:t>User Case Diagram</w:t>
       </w:r>
-      <w:bookmarkEnd w:id="50"/>
-    </w:p>
-    <w:p>
-      <w:pPr>
-        <w:jc w:val="both"/>
-        <w:rPr>
-          <w:rFonts w:ascii="Times New Roman" w:hAnsi="Times New Roman" w:cs="Times New Roman"/>
-        </w:rPr>
-      </w:pPr>
-      <w:r>
-        <w:rPr>
-          <w:rFonts w:ascii="Times New Roman" w:hAnsi="Times New Roman" w:cs="Times New Roman"/>
-        </w:rPr>
-        <w:t>The use case diagram for the CodeCollab-Collaborative Code Editor illustrates the interactions between different user roles (Project Manager, Developer, and Team Lead) and the system functionalities. Key use cases include user authentication, real-time collaborative code editing, managing user roles, adding comments, committing changes, and resolving merge conflicts. The system interfaces with an authentication service for user verification and a version control system for managing code changes.</w:t>
+      <w:bookmarkEnd w:id="48"/>
+    </w:p>
+    <w:p>
+      <w:pPr>
+        <w:jc w:val="both"/>
+        <w:rPr>
+          <w:rFonts w:ascii="Times New Roman" w:hAnsi="Times New Roman" w:cs="Times New Roman"/>
+        </w:rPr>
+      </w:pPr>
+      <w:r>
+        <w:rPr>
+          <w:rFonts w:ascii="Times New Roman" w:hAnsi="Times New Roman" w:cs="Times New Roman"/>
+        </w:rPr>
+        <w:t xml:space="preserve">The use case diagram for the </w:t>
+      </w:r>
+      <w:proofErr w:type="spellStart"/>
+      <w:r>
+        <w:rPr>
+          <w:rFonts w:ascii="Times New Roman" w:hAnsi="Times New Roman" w:cs="Times New Roman"/>
+        </w:rPr>
+        <w:t>CodeCollab</w:t>
+      </w:r>
+      <w:proofErr w:type="spellEnd"/>
+      <w:r>
+        <w:rPr>
+          <w:rFonts w:ascii="Times New Roman" w:hAnsi="Times New Roman" w:cs="Times New Roman"/>
+        </w:rPr>
+        <w:t>-Collaborative Code Editor illustrates the interactions between different user roles (Project Manager, Developer, and Team Lead) and the system functionalities. Key use cases include user authentication, real-time collaborative code editing, managing user roles, adding comments, committing changes, and resolving merge conflicts. The system interfaces with an authentication service for user verification and a version control system for managing code changes.</w:t>
       </w:r>
     </w:p>
     <w:p>
@@ -19545,7 +19454,7 @@
                     <pic:cNvPicPr/>
                   </pic:nvPicPr>
                   <pic:blipFill>
-                    <a:blip r:embed="rId20" cstate="print">
+                    <a:blip r:embed="rId19" cstate="print">
                       <a:extLst>
                         <a:ext uri="{28A0092B-C50C-407E-A947-70E740481C1C}">
                           <a14:useLocalDpi xmlns:a14="http://schemas.microsoft.com/office/drawing/2010/main" val="0"/>
@@ -19581,7 +19490,7 @@
           <w:szCs w:val="22"/>
         </w:rPr>
       </w:pPr>
-      <w:bookmarkStart w:id="51" w:name="_Toc183442265"/>
+      <w:bookmarkStart w:id="49" w:name="_Toc183442265"/>
       <w:r>
         <w:rPr>
           <w:rFonts w:ascii="Times New Roman" w:hAnsi="Times New Roman" w:cs="Times New Roman"/>
@@ -19639,7 +19548,7 @@
         </w:rPr>
         <w:t xml:space="preserve"> Use case diagram</w:t>
       </w:r>
-      <w:bookmarkEnd w:id="51"/>
+      <w:bookmarkEnd w:id="49"/>
     </w:p>
     <w:p>
       <w:pPr>
@@ -19652,7 +19561,7 @@
           <w:szCs w:val="22"/>
         </w:rPr>
       </w:pPr>
-      <w:bookmarkStart w:id="52" w:name="_Toc196122554"/>
+      <w:bookmarkStart w:id="50" w:name="_Toc196151350"/>
       <w:r>
         <w:rPr>
           <w:rFonts w:ascii="Times New Roman" w:hAnsi="Times New Roman" w:cs="Times New Roman"/>
@@ -19661,20 +19570,34 @@
         </w:rPr>
         <w:t>Context Diagram</w:t>
       </w:r>
-      <w:bookmarkEnd w:id="52"/>
-    </w:p>
-    <w:p>
-      <w:pPr>
-        <w:jc w:val="both"/>
-        <w:rPr>
-          <w:rFonts w:ascii="Times New Roman" w:hAnsi="Times New Roman" w:cs="Times New Roman"/>
-        </w:rPr>
-      </w:pPr>
-      <w:r>
-        <w:rPr>
-          <w:rFonts w:ascii="Times New Roman" w:hAnsi="Times New Roman" w:cs="Times New Roman"/>
-        </w:rPr>
-        <w:t>The context diagram for CodeCollab: Collaborative Code Editor illustrates the interactions between the system and its external entities. The main components include:</w:t>
+      <w:bookmarkEnd w:id="50"/>
+    </w:p>
+    <w:p>
+      <w:pPr>
+        <w:jc w:val="both"/>
+        <w:rPr>
+          <w:rFonts w:ascii="Times New Roman" w:hAnsi="Times New Roman" w:cs="Times New Roman"/>
+        </w:rPr>
+      </w:pPr>
+      <w:r>
+        <w:rPr>
+          <w:rFonts w:ascii="Times New Roman" w:hAnsi="Times New Roman" w:cs="Times New Roman"/>
+        </w:rPr>
+        <w:t xml:space="preserve">The context diagram for </w:t>
+      </w:r>
+      <w:proofErr w:type="spellStart"/>
+      <w:r>
+        <w:rPr>
+          <w:rFonts w:ascii="Times New Roman" w:hAnsi="Times New Roman" w:cs="Times New Roman"/>
+        </w:rPr>
+        <w:t>CodeCollab</w:t>
+      </w:r>
+      <w:proofErr w:type="spellEnd"/>
+      <w:r>
+        <w:rPr>
+          <w:rFonts w:ascii="Times New Roman" w:hAnsi="Times New Roman" w:cs="Times New Roman"/>
+        </w:rPr>
+        <w:t>: Collaborative Code Editor illustrates the interactions between the system and its external entities. The main components include:</w:t>
       </w:r>
     </w:p>
     <w:p>
@@ -19862,7 +19785,7 @@
                     <pic:cNvPicPr/>
                   </pic:nvPicPr>
                   <pic:blipFill>
-                    <a:blip r:embed="rId21">
+                    <a:blip r:embed="rId20">
                       <a:extLst>
                         <a:ext uri="{28A0092B-C50C-407E-A947-70E740481C1C}">
                           <a14:useLocalDpi xmlns:a14="http://schemas.microsoft.com/office/drawing/2010/main" val="0"/>
@@ -19898,7 +19821,7 @@
           <w:szCs w:val="22"/>
         </w:rPr>
       </w:pPr>
-      <w:bookmarkStart w:id="53" w:name="_Toc183442266"/>
+      <w:bookmarkStart w:id="51" w:name="_Toc183442266"/>
       <w:r>
         <w:rPr>
           <w:rFonts w:ascii="Times New Roman" w:hAnsi="Times New Roman" w:cs="Times New Roman"/>
@@ -19956,7 +19879,7 @@
         </w:rPr>
         <w:t xml:space="preserve"> Context Diagram</w:t>
       </w:r>
-      <w:bookmarkEnd w:id="53"/>
+      <w:bookmarkEnd w:id="51"/>
     </w:p>
     <w:p>
       <w:pPr>
@@ -19969,7 +19892,7 @@
           <w:szCs w:val="22"/>
         </w:rPr>
       </w:pPr>
-      <w:bookmarkStart w:id="54" w:name="_Toc196122555"/>
+      <w:bookmarkStart w:id="52" w:name="_Toc196151351"/>
       <w:r>
         <w:rPr>
           <w:rFonts w:ascii="Times New Roman" w:hAnsi="Times New Roman" w:cs="Times New Roman"/>
@@ -19978,7 +19901,7 @@
         </w:rPr>
         <w:t>Data Flow Diagrams</w:t>
       </w:r>
-      <w:bookmarkEnd w:id="54"/>
+      <w:bookmarkEnd w:id="52"/>
     </w:p>
     <w:p>
       <w:pPr>
@@ -20027,7 +19950,7 @@
                     <pic:cNvPicPr/>
                   </pic:nvPicPr>
                   <pic:blipFill>
-                    <a:blip r:embed="rId22" cstate="print">
+                    <a:blip r:embed="rId21" cstate="print">
                       <a:extLst>
                         <a:ext uri="{28A0092B-C50C-407E-A947-70E740481C1C}">
                           <a14:useLocalDpi xmlns:a14="http://schemas.microsoft.com/office/drawing/2010/main" val="0"/>
@@ -20063,7 +19986,7 @@
           <w:szCs w:val="22"/>
         </w:rPr>
       </w:pPr>
-      <w:bookmarkStart w:id="55" w:name="_Toc183442267"/>
+      <w:bookmarkStart w:id="53" w:name="_Toc183442267"/>
       <w:r>
         <w:rPr>
           <w:rFonts w:ascii="Times New Roman" w:hAnsi="Times New Roman" w:cs="Times New Roman"/>
@@ -20121,7 +20044,7 @@
         </w:rPr>
         <w:t xml:space="preserve"> DFD level 1 diagram</w:t>
       </w:r>
-      <w:bookmarkEnd w:id="55"/>
+      <w:bookmarkEnd w:id="53"/>
     </w:p>
     <w:p>
       <w:pPr>
@@ -20171,7 +20094,7 @@
                     <pic:cNvPicPr/>
                   </pic:nvPicPr>
                   <pic:blipFill>
-                    <a:blip r:embed="rId23" cstate="print">
+                    <a:blip r:embed="rId22" cstate="print">
                       <a:extLst>
                         <a:ext uri="{28A0092B-C50C-407E-A947-70E740481C1C}">
                           <a14:useLocalDpi xmlns:a14="http://schemas.microsoft.com/office/drawing/2010/main" val="0"/>
@@ -20209,7 +20132,7 @@
           <w:szCs w:val="22"/>
         </w:rPr>
       </w:pPr>
-      <w:bookmarkStart w:id="56" w:name="_Toc183442268"/>
+      <w:bookmarkStart w:id="54" w:name="_Toc183442268"/>
       <w:r>
         <w:rPr>
           <w:rFonts w:ascii="Times New Roman" w:hAnsi="Times New Roman" w:cs="Times New Roman"/>
@@ -20267,7 +20190,7 @@
         </w:rPr>
         <w:t xml:space="preserve"> DFD level 2 1.1</w:t>
       </w:r>
-      <w:bookmarkEnd w:id="56"/>
+      <w:bookmarkEnd w:id="54"/>
     </w:p>
     <w:p>
       <w:pPr>
@@ -20316,7 +20239,7 @@
                     <pic:cNvPicPr/>
                   </pic:nvPicPr>
                   <pic:blipFill>
-                    <a:blip r:embed="rId24" cstate="print">
+                    <a:blip r:embed="rId23" cstate="print">
                       <a:extLst>
                         <a:ext uri="{28A0092B-C50C-407E-A947-70E740481C1C}">
                           <a14:useLocalDpi xmlns:a14="http://schemas.microsoft.com/office/drawing/2010/main" val="0"/>
@@ -20352,7 +20275,7 @@
           <w:szCs w:val="22"/>
         </w:rPr>
       </w:pPr>
-      <w:bookmarkStart w:id="57" w:name="_Toc183442269"/>
+      <w:bookmarkStart w:id="55" w:name="_Toc183442269"/>
       <w:r>
         <w:rPr>
           <w:rFonts w:ascii="Times New Roman" w:hAnsi="Times New Roman" w:cs="Times New Roman"/>
@@ -20410,7 +20333,7 @@
         </w:rPr>
         <w:t xml:space="preserve"> level 3 DFD</w:t>
       </w:r>
-      <w:bookmarkEnd w:id="57"/>
+      <w:bookmarkEnd w:id="55"/>
     </w:p>
     <w:p>
       <w:pPr>
@@ -20423,7 +20346,7 @@
           <w:szCs w:val="22"/>
         </w:rPr>
       </w:pPr>
-      <w:bookmarkStart w:id="58" w:name="_Toc196122556"/>
+      <w:bookmarkStart w:id="56" w:name="_Toc196151352"/>
       <w:r>
         <w:rPr>
           <w:rFonts w:ascii="Times New Roman" w:hAnsi="Times New Roman" w:cs="Times New Roman"/>
@@ -20433,7 +20356,7 @@
         <w:lastRenderedPageBreak/>
         <w:t>Class Diagram</w:t>
       </w:r>
-      <w:bookmarkEnd w:id="58"/>
+      <w:bookmarkEnd w:id="56"/>
     </w:p>
     <w:p>
       <w:pPr>
@@ -20470,7 +20393,7 @@
                     <pic:cNvPicPr/>
                   </pic:nvPicPr>
                   <pic:blipFill>
-                    <a:blip r:embed="rId25" cstate="print">
+                    <a:blip r:embed="rId24" cstate="print">
                       <a:extLst>
                         <a:ext uri="{28A0092B-C50C-407E-A947-70E740481C1C}">
                           <a14:useLocalDpi xmlns:a14="http://schemas.microsoft.com/office/drawing/2010/main" val="0"/>
@@ -20506,7 +20429,7 @@
           <w:szCs w:val="22"/>
         </w:rPr>
       </w:pPr>
-      <w:bookmarkStart w:id="59" w:name="_Toc183442270"/>
+      <w:bookmarkStart w:id="57" w:name="_Toc183442270"/>
       <w:r>
         <w:rPr>
           <w:rFonts w:ascii="Times New Roman" w:hAnsi="Times New Roman" w:cs="Times New Roman"/>
@@ -20564,7 +20487,7 @@
         </w:rPr>
         <w:t xml:space="preserve">  UML class Diagram</w:t>
       </w:r>
-      <w:bookmarkEnd w:id="59"/>
+      <w:bookmarkEnd w:id="57"/>
     </w:p>
     <w:p>
       <w:pPr>
@@ -20583,7 +20506,7 @@
           <w:lang w:val="en-US"/>
         </w:rPr>
       </w:pPr>
-      <w:bookmarkStart w:id="60" w:name="_Toc196122557"/>
+      <w:bookmarkStart w:id="58" w:name="_Toc196151353"/>
       <w:r>
         <w:rPr>
           <w:rFonts w:ascii="Times New Roman" w:hAnsi="Times New Roman" w:cs="Times New Roman"/>
@@ -20593,7 +20516,7 @@
         </w:rPr>
         <w:t>Implementation Planning</w:t>
       </w:r>
-      <w:bookmarkEnd w:id="60"/>
+      <w:bookmarkEnd w:id="58"/>
     </w:p>
     <w:p>
       <w:pPr>
@@ -20666,7 +20589,7 @@
           <w:szCs w:val="22"/>
         </w:rPr>
       </w:pPr>
-      <w:bookmarkStart w:id="61" w:name="_Toc196122558"/>
+      <w:bookmarkStart w:id="59" w:name="_Toc196151354"/>
       <w:r>
         <w:rPr>
           <w:rFonts w:ascii="Times New Roman" w:hAnsi="Times New Roman" w:cs="Times New Roman"/>
@@ -20676,7 +20599,7 @@
         <w:lastRenderedPageBreak/>
         <w:t>Entity Relationship Diagram</w:t>
       </w:r>
-      <w:bookmarkEnd w:id="61"/>
+      <w:bookmarkEnd w:id="59"/>
     </w:p>
     <w:p>
       <w:pPr>
@@ -20708,7 +20631,7 @@
                     <pic:cNvPicPr/>
                   </pic:nvPicPr>
                   <pic:blipFill>
-                    <a:blip r:embed="rId26" cstate="print">
+                    <a:blip r:embed="rId25" cstate="print">
                       <a:extLst>
                         <a:ext uri="{28A0092B-C50C-407E-A947-70E740481C1C}">
                           <a14:useLocalDpi xmlns:a14="http://schemas.microsoft.com/office/drawing/2010/main" val="0"/>
@@ -20745,7 +20668,7 @@
           <w:szCs w:val="22"/>
         </w:rPr>
       </w:pPr>
-      <w:bookmarkStart w:id="62" w:name="_Toc183442271"/>
+      <w:bookmarkStart w:id="60" w:name="_Toc183442271"/>
       <w:r>
         <w:rPr>
           <w:rFonts w:ascii="Times New Roman" w:hAnsi="Times New Roman" w:cs="Times New Roman"/>
@@ -20803,7 +20726,7 @@
         </w:rPr>
         <w:t xml:space="preserve"> Entity Relationship diagram</w:t>
       </w:r>
-      <w:bookmarkEnd w:id="62"/>
+      <w:bookmarkEnd w:id="60"/>
     </w:p>
     <w:p>
       <w:pPr>
@@ -20900,7 +20823,7 @@
           <w:szCs w:val="22"/>
         </w:rPr>
       </w:pPr>
-      <w:bookmarkStart w:id="63" w:name="_Toc196122559"/>
+      <w:bookmarkStart w:id="61" w:name="_Toc196151355"/>
       <w:r>
         <w:rPr>
           <w:rFonts w:ascii="Times New Roman" w:hAnsi="Times New Roman" w:cs="Times New Roman"/>
@@ -20910,7 +20833,7 @@
         <w:lastRenderedPageBreak/>
         <w:t>CHAPTER 4: SYSTEM CODE GENERATION AND TESTING</w:t>
       </w:r>
-      <w:bookmarkEnd w:id="63"/>
+      <w:bookmarkEnd w:id="61"/>
     </w:p>
     <w:p>
       <w:pPr>
@@ -20922,7 +20845,7 @@
           <w:szCs w:val="22"/>
         </w:rPr>
       </w:pPr>
-      <w:bookmarkStart w:id="64" w:name="_Toc196122560"/>
+      <w:bookmarkStart w:id="62" w:name="_Toc196151356"/>
       <w:r>
         <w:rPr>
           <w:rFonts w:ascii="Times New Roman" w:hAnsi="Times New Roman" w:cs="Times New Roman"/>
@@ -20931,7 +20854,7 @@
         </w:rPr>
         <w:t>Overview of the Chapter</w:t>
       </w:r>
-      <w:bookmarkEnd w:id="64"/>
+      <w:bookmarkEnd w:id="62"/>
     </w:p>
     <w:p>
       <w:pPr>
@@ -20946,14 +20869,36 @@
           <w:rFonts w:ascii="Times New Roman" w:hAnsi="Times New Roman" w:cs="Times New Roman"/>
         </w:rPr>
         <w:br/>
-        <w:t xml:space="preserve">This chapter outlines the technical implementation of the CodeCollab project, detailing the code generation, integration of components, and testing procedures performed to ensure the system’s robustness and reliability. The system was developed according to the specifications outlined in earlier chapters and leverages modern technologies such as ReactJS, Node.js, MongoDB, Socket.IO, and OAuth authentication. Testing was performed using various approaches, including black box testing, usability testing, stress testing, and unit testing, to verify functionality and performance. The project was successfully deployed and can be accessed via </w:t>
-      </w:r>
-      <w:hyperlink r:id="rId27" w:tgtFrame="_new" w:history="1">
+        <w:t xml:space="preserve">This chapter outlines the technical implementation of the </w:t>
+      </w:r>
+      <w:proofErr w:type="spellStart"/>
+      <w:r>
+        <w:rPr>
+          <w:rFonts w:ascii="Times New Roman" w:hAnsi="Times New Roman" w:cs="Times New Roman"/>
+        </w:rPr>
+        <w:t>CodeCollab</w:t>
+      </w:r>
+      <w:proofErr w:type="spellEnd"/>
+      <w:r>
+        <w:rPr>
+          <w:rFonts w:ascii="Times New Roman" w:hAnsi="Times New Roman" w:cs="Times New Roman"/>
+        </w:rPr>
+        <w:t xml:space="preserve"> project, detailing the code generation, integration of components, and testing procedures performed to ensure the system’s robustness and reliability. The system was developed according to the specifications outlined in earlier chapters and leverages modern technologies such as ReactJS, Node.js, MongoDB, Socket.IO, and OAuth authentication. Testing was performed using various approaches, including black box testing, usability testing, stress testing, and unit testing, to verify functionality and performance. The project was successfully deployed and can be accessed via </w:t>
+      </w:r>
+      <w:hyperlink r:id="rId26" w:tgtFrame="_new" w:history="1">
+        <w:proofErr w:type="spellStart"/>
         <w:r>
           <w:rPr>
             <w:rFonts w:ascii="Times New Roman" w:hAnsi="Times New Roman" w:cs="Times New Roman"/>
           </w:rPr>
-          <w:t>CodeCollab Online</w:t>
+          <w:t>CodeCollab</w:t>
+        </w:r>
+        <w:proofErr w:type="spellEnd"/>
+        <w:r>
+          <w:rPr>
+            <w:rFonts w:ascii="Times New Roman" w:hAnsi="Times New Roman" w:cs="Times New Roman"/>
+          </w:rPr>
+          <w:t xml:space="preserve"> Online</w:t>
         </w:r>
       </w:hyperlink>
       <w:r>
@@ -20962,7 +20907,7 @@
         </w:rPr>
         <w:t xml:space="preserve">, with source code available on </w:t>
       </w:r>
-      <w:hyperlink r:id="rId28" w:tgtFrame="_new" w:history="1">
+      <w:hyperlink r:id="rId27" w:tgtFrame="_new" w:history="1">
         <w:r>
           <w:rPr>
             <w:rFonts w:ascii="Times New Roman" w:hAnsi="Times New Roman" w:cs="Times New Roman"/>
@@ -20995,7 +20940,7 @@
           <w:szCs w:val="22"/>
         </w:rPr>
       </w:pPr>
-      <w:bookmarkStart w:id="65" w:name="_Toc196122561"/>
+      <w:bookmarkStart w:id="63" w:name="_Toc196151357"/>
       <w:r>
         <w:rPr>
           <w:rFonts w:ascii="Times New Roman" w:hAnsi="Times New Roman" w:cs="Times New Roman"/>
@@ -21004,15 +20949,7 @@
         </w:rPr>
         <w:t>System Code Generation</w:t>
       </w:r>
-      <w:bookmarkEnd w:id="65"/>
-    </w:p>
-    <w:p>
-      <w:pPr>
-        <w:jc w:val="both"/>
-        <w:rPr>
-          <w:rFonts w:ascii="Times New Roman" w:hAnsi="Times New Roman" w:cs="Times New Roman"/>
-        </w:rPr>
-      </w:pPr>
+      <w:bookmarkEnd w:id="63"/>
     </w:p>
     <w:p>
       <w:pPr>
@@ -21027,14 +20964,31 @@
           <w:rFonts w:ascii="Times New Roman" w:hAnsi="Times New Roman" w:cs="Times New Roman"/>
           <w:lang w:val="en-KE"/>
         </w:rPr>
-        <w:t>The development of CodeCollab was based on a modular approach, incorporating several components that were developed and tested independently before being integrated. Key phases included:</w:t>
-      </w:r>
-    </w:p>
-    <w:p>
-      <w:pPr>
+        <w:t xml:space="preserve">The development of </w:t>
+      </w:r>
+      <w:proofErr w:type="spellStart"/>
+      <w:r>
+        <w:rPr>
+          <w:rFonts w:ascii="Times New Roman" w:hAnsi="Times New Roman" w:cs="Times New Roman"/>
+          <w:lang w:val="en-KE"/>
+        </w:rPr>
+        <w:t>CodeCollab</w:t>
+      </w:r>
+      <w:proofErr w:type="spellEnd"/>
+      <w:r>
+        <w:rPr>
+          <w:rFonts w:ascii="Times New Roman" w:hAnsi="Times New Roman" w:cs="Times New Roman"/>
+          <w:lang w:val="en-KE"/>
+        </w:rPr>
+        <w:t xml:space="preserve"> was carried out through a modular, iterative approach where each system component was implemented and tested individually before being integrated. The primary development stack included:</w:t>
+      </w:r>
+    </w:p>
+    <w:p>
+      <w:pPr>
+        <w:pStyle w:val="ListParagraph"/>
         <w:numPr>
           <w:ilvl w:val="0"/>
-          <w:numId w:val="42"/>
+          <w:numId w:val="51"/>
         </w:numPr>
         <w:jc w:val="both"/>
         <w:rPr>
@@ -21049,15 +21003,29 @@
           <w:bCs/>
           <w:lang w:val="en-KE"/>
         </w:rPr>
-        <w:t>Frontend Development</w:t>
+        <w:t>Frontend</w:t>
       </w:r>
       <w:r>
         <w:rPr>
           <w:rFonts w:ascii="Times New Roman" w:hAnsi="Times New Roman" w:cs="Times New Roman"/>
           <w:lang w:val="en-KE"/>
         </w:rPr>
-        <w:t xml:space="preserve">: The frontend was built using </w:t>
-      </w:r>
+        <w:t>: ReactJS, styled with Bootstrap and CSS.</w:t>
+      </w:r>
+    </w:p>
+    <w:p>
+      <w:pPr>
+        <w:pStyle w:val="ListParagraph"/>
+        <w:numPr>
+          <w:ilvl w:val="0"/>
+          <w:numId w:val="51"/>
+        </w:numPr>
+        <w:jc w:val="both"/>
+        <w:rPr>
+          <w:rFonts w:ascii="Times New Roman" w:hAnsi="Times New Roman" w:cs="Times New Roman"/>
+          <w:lang w:val="en-KE"/>
+        </w:rPr>
+      </w:pPr>
       <w:r>
         <w:rPr>
           <w:rFonts w:ascii="Times New Roman" w:hAnsi="Times New Roman" w:cs="Times New Roman"/>
@@ -21065,15 +21033,29 @@
           <w:bCs/>
           <w:lang w:val="en-KE"/>
         </w:rPr>
-        <w:t>ReactJS</w:t>
+        <w:t>Backend</w:t>
       </w:r>
       <w:r>
         <w:rPr>
           <w:rFonts w:ascii="Times New Roman" w:hAnsi="Times New Roman" w:cs="Times New Roman"/>
           <w:lang w:val="en-KE"/>
         </w:rPr>
-        <w:t xml:space="preserve">, styled with CSS and Bootstrap, and communicates with the backend using </w:t>
-      </w:r>
+        <w:t>: Node.js and Express.js.</w:t>
+      </w:r>
+    </w:p>
+    <w:p>
+      <w:pPr>
+        <w:pStyle w:val="ListParagraph"/>
+        <w:numPr>
+          <w:ilvl w:val="0"/>
+          <w:numId w:val="51"/>
+        </w:numPr>
+        <w:jc w:val="both"/>
+        <w:rPr>
+          <w:rFonts w:ascii="Times New Roman" w:hAnsi="Times New Roman" w:cs="Times New Roman"/>
+          <w:lang w:val="en-KE"/>
+        </w:rPr>
+      </w:pPr>
       <w:r>
         <w:rPr>
           <w:rFonts w:ascii="Times New Roman" w:hAnsi="Times New Roman" w:cs="Times New Roman"/>
@@ -21081,21 +21063,22 @@
           <w:bCs/>
           <w:lang w:val="en-KE"/>
         </w:rPr>
-        <w:t>WebSocket (Socket.IO)</w:t>
+        <w:t>Database</w:t>
       </w:r>
       <w:r>
         <w:rPr>
           <w:rFonts w:ascii="Times New Roman" w:hAnsi="Times New Roman" w:cs="Times New Roman"/>
           <w:lang w:val="en-KE"/>
         </w:rPr>
-        <w:t xml:space="preserve"> and HTTP requests.</w:t>
-      </w:r>
-    </w:p>
-    <w:p>
-      <w:pPr>
+        <w:t>: MongoDB.</w:t>
+      </w:r>
+    </w:p>
+    <w:p>
+      <w:pPr>
+        <w:pStyle w:val="ListParagraph"/>
         <w:numPr>
           <w:ilvl w:val="0"/>
-          <w:numId w:val="42"/>
+          <w:numId w:val="51"/>
         </w:numPr>
         <w:jc w:val="both"/>
         <w:rPr>
@@ -21110,15 +21093,29 @@
           <w:bCs/>
           <w:lang w:val="en-KE"/>
         </w:rPr>
-        <w:t>Backend Development</w:t>
+        <w:t>Real-time Communication</w:t>
       </w:r>
       <w:r>
         <w:rPr>
           <w:rFonts w:ascii="Times New Roman" w:hAnsi="Times New Roman" w:cs="Times New Roman"/>
           <w:lang w:val="en-KE"/>
         </w:rPr>
-        <w:t xml:space="preserve">: The backend, developed using </w:t>
-      </w:r>
+        <w:t>: Socket.IO.</w:t>
+      </w:r>
+    </w:p>
+    <w:p>
+      <w:pPr>
+        <w:pStyle w:val="ListParagraph"/>
+        <w:numPr>
+          <w:ilvl w:val="0"/>
+          <w:numId w:val="51"/>
+        </w:numPr>
+        <w:jc w:val="both"/>
+        <w:rPr>
+          <w:rFonts w:ascii="Times New Roman" w:hAnsi="Times New Roman" w:cs="Times New Roman"/>
+          <w:lang w:val="en-KE"/>
+        </w:rPr>
+      </w:pPr>
       <w:r>
         <w:rPr>
           <w:rFonts w:ascii="Times New Roman" w:hAnsi="Times New Roman" w:cs="Times New Roman"/>
@@ -21126,21 +21123,22 @@
           <w:bCs/>
           <w:lang w:val="en-KE"/>
         </w:rPr>
-        <w:t>Node.js and Express.js</w:t>
+        <w:t>Authentication</w:t>
       </w:r>
       <w:r>
         <w:rPr>
           <w:rFonts w:ascii="Times New Roman" w:hAnsi="Times New Roman" w:cs="Times New Roman"/>
           <w:lang w:val="en-KE"/>
         </w:rPr>
-        <w:t>, handled real-time event routing, user authentication, data persistence, and version control logic.</w:t>
-      </w:r>
-    </w:p>
-    <w:p>
-      <w:pPr>
+        <w:t>: OAuth 2.0 with JWT tokens.</w:t>
+      </w:r>
+    </w:p>
+    <w:p>
+      <w:pPr>
+        <w:pStyle w:val="ListParagraph"/>
         <w:numPr>
           <w:ilvl w:val="0"/>
-          <w:numId w:val="42"/>
+          <w:numId w:val="51"/>
         </w:numPr>
         <w:jc w:val="both"/>
         <w:rPr>
@@ -21155,39 +21153,71 @@
           <w:bCs/>
           <w:lang w:val="en-KE"/>
         </w:rPr>
-        <w:t>Database Integration</w:t>
+        <w:t>Version Control</w:t>
       </w:r>
       <w:r>
         <w:rPr>
           <w:rFonts w:ascii="Times New Roman" w:hAnsi="Times New Roman" w:cs="Times New Roman"/>
           <w:lang w:val="en-KE"/>
         </w:rPr>
-        <w:t xml:space="preserve">: </w:t>
-      </w:r>
-      <w:r>
-        <w:rPr>
-          <w:rFonts w:ascii="Times New Roman" w:hAnsi="Times New Roman" w:cs="Times New Roman"/>
-          <w:b/>
-          <w:bCs/>
+        <w:t>: GitHub integration.</w:t>
+      </w:r>
+    </w:p>
+    <w:p>
+      <w:pPr>
+        <w:jc w:val="both"/>
+        <w:rPr>
+          <w:rFonts w:ascii="Times New Roman" w:hAnsi="Times New Roman" w:cs="Times New Roman"/>
+        </w:rPr>
+      </w:pPr>
+      <w:r>
+        <w:rPr>
+          <w:rFonts w:ascii="Times New Roman" w:hAnsi="Times New Roman" w:cs="Times New Roman"/>
+        </w:rPr>
+        <w:t>Each sub-module is described below, with relevant code excerpts and screenshots.</w:t>
+      </w:r>
+    </w:p>
+    <w:p>
+      <w:pPr>
+        <w:pStyle w:val="Heading3"/>
+        <w:rPr>
+          <w:rFonts w:ascii="Times New Roman" w:hAnsi="Times New Roman" w:cs="Times New Roman"/>
+          <w:sz w:val="22"/>
+          <w:szCs w:val="22"/>
+        </w:rPr>
+      </w:pPr>
+      <w:bookmarkStart w:id="64" w:name="_Toc196151358"/>
+      <w:r>
+        <w:rPr>
+          <w:rFonts w:ascii="Times New Roman" w:hAnsi="Times New Roman" w:cs="Times New Roman"/>
+          <w:sz w:val="22"/>
+          <w:szCs w:val="22"/>
+        </w:rPr>
+        <w:t>User Authentication Module</w:t>
+      </w:r>
+      <w:bookmarkEnd w:id="64"/>
+    </w:p>
+    <w:p>
+      <w:pPr>
+        <w:rPr>
+          <w:rFonts w:ascii="Times New Roman" w:hAnsi="Times New Roman" w:cs="Times New Roman"/>
           <w:lang w:val="en-KE"/>
         </w:rPr>
-        <w:t>MongoDB</w:t>
-      </w:r>
+      </w:pPr>
       <w:r>
         <w:rPr>
           <w:rFonts w:ascii="Times New Roman" w:hAnsi="Times New Roman" w:cs="Times New Roman"/>
           <w:lang w:val="en-KE"/>
         </w:rPr>
-        <w:t xml:space="preserve"> was used as the primary database, hosting project data, user records, and session management info.</w:t>
+        <w:t>This module allows users to register, log in securely, and access collaborative coding spaces based on assigned roles.</w:t>
       </w:r>
     </w:p>
     <w:p>
       <w:pPr>
         <w:numPr>
           <w:ilvl w:val="0"/>
-          <w:numId w:val="42"/>
+          <w:numId w:val="52"/>
         </w:numPr>
-        <w:jc w:val="both"/>
         <w:rPr>
           <w:rFonts w:ascii="Times New Roman" w:hAnsi="Times New Roman" w:cs="Times New Roman"/>
           <w:lang w:val="en-KE"/>
@@ -21196,27 +21226,26 @@
       <w:r>
         <w:rPr>
           <w:rFonts w:ascii="Times New Roman" w:hAnsi="Times New Roman" w:cs="Times New Roman"/>
-          <w:b/>
-          <w:bCs/>
+          <w:i/>
+          <w:iCs/>
           <w:lang w:val="en-KE"/>
         </w:rPr>
-        <w:t>Version Control</w:t>
+        <w:t>Technologies Used</w:t>
       </w:r>
       <w:r>
         <w:rPr>
           <w:rFonts w:ascii="Times New Roman" w:hAnsi="Times New Roman" w:cs="Times New Roman"/>
           <w:lang w:val="en-KE"/>
         </w:rPr>
-        <w:t>: GitHub integration supported version tracking, user commits, and rollback features.</w:t>
+        <w:t>: OAuth 2.0, JWT</w:t>
       </w:r>
     </w:p>
     <w:p>
       <w:pPr>
         <w:numPr>
           <w:ilvl w:val="0"/>
-          <w:numId w:val="42"/>
+          <w:numId w:val="52"/>
         </w:numPr>
-        <w:jc w:val="both"/>
         <w:rPr>
           <w:rFonts w:ascii="Times New Roman" w:hAnsi="Times New Roman" w:cs="Times New Roman"/>
           <w:lang w:val="en-KE"/>
@@ -21225,43 +21254,264 @@
       <w:r>
         <w:rPr>
           <w:rFonts w:ascii="Times New Roman" w:hAnsi="Times New Roman" w:cs="Times New Roman"/>
-          <w:b/>
-          <w:bCs/>
+          <w:i/>
+          <w:iCs/>
           <w:lang w:val="en-KE"/>
         </w:rPr>
-        <w:t>Authentication</w:t>
+        <w:t>Key Features</w:t>
       </w:r>
       <w:r>
         <w:rPr>
           <w:rFonts w:ascii="Times New Roman" w:hAnsi="Times New Roman" w:cs="Times New Roman"/>
           <w:lang w:val="en-KE"/>
         </w:rPr>
-        <w:t xml:space="preserve">: OAuth2 was used for secure login, with </w:t>
-      </w:r>
-      <w:r>
-        <w:rPr>
-          <w:rFonts w:ascii="Times New Roman" w:hAnsi="Times New Roman" w:cs="Times New Roman"/>
-          <w:b/>
-          <w:bCs/>
+        <w:t>: Secure login, token-based sessions</w:t>
+      </w:r>
+    </w:p>
+    <w:p>
+      <w:pPr>
+        <w:rPr>
+          <w:rFonts w:ascii="Times New Roman" w:hAnsi="Times New Roman" w:cs="Times New Roman"/>
+        </w:rPr>
+      </w:pPr>
+      <w:r>
+        <w:rPr>
+          <w:rFonts w:ascii="Times New Roman" w:hAnsi="Times New Roman" w:cs="Times New Roman"/>
+          <w:noProof/>
+        </w:rPr>
+        <w:drawing>
+          <wp:inline distT="0" distB="0" distL="0" distR="0" wp14:anchorId="1D45E3CA" wp14:editId="4FF58FB8">
+            <wp:extent cx="2829377" cy="2946400"/>
+            <wp:effectExtent l="0" t="0" r="9525" b="6350"/>
+            <wp:docPr id="820967202" name="Picture 1" descr="A screen shot of a computer program&#10;&#10;AI-generated content may be incorrect."/>
+            <wp:cNvGraphicFramePr>
+              <a:graphicFrameLocks xmlns:a="http://schemas.openxmlformats.org/drawingml/2006/main" noChangeAspect="1"/>
+            </wp:cNvGraphicFramePr>
+            <a:graphic xmlns:a="http://schemas.openxmlformats.org/drawingml/2006/main">
+              <a:graphicData uri="http://schemas.openxmlformats.org/drawingml/2006/picture">
+                <pic:pic xmlns:pic="http://schemas.openxmlformats.org/drawingml/2006/picture">
+                  <pic:nvPicPr>
+                    <pic:cNvPr id="820967202" name="Picture 1" descr="A screen shot of a computer program&#10;&#10;AI-generated content may be incorrect."/>
+                    <pic:cNvPicPr/>
+                  </pic:nvPicPr>
+                  <pic:blipFill>
+                    <a:blip r:embed="rId28">
+                      <a:extLst>
+                        <a:ext uri="{28A0092B-C50C-407E-A947-70E740481C1C}">
+                          <a14:useLocalDpi xmlns:a14="http://schemas.microsoft.com/office/drawing/2010/main" val="0"/>
+                        </a:ext>
+                      </a:extLst>
+                    </a:blip>
+                    <a:stretch>
+                      <a:fillRect/>
+                    </a:stretch>
+                  </pic:blipFill>
+                  <pic:spPr>
+                    <a:xfrm>
+                      <a:off x="0" y="0"/>
+                      <a:ext cx="2853629" cy="2971655"/>
+                    </a:xfrm>
+                    <a:prstGeom prst="rect">
+                      <a:avLst/>
+                    </a:prstGeom>
+                  </pic:spPr>
+                </pic:pic>
+              </a:graphicData>
+            </a:graphic>
+          </wp:inline>
+        </w:drawing>
+      </w:r>
+      <w:r>
+        <w:rPr>
+          <w:rFonts w:ascii="Times New Roman" w:hAnsi="Times New Roman" w:cs="Times New Roman"/>
+          <w:noProof/>
+        </w:rPr>
+        <w:drawing>
+          <wp:inline distT="0" distB="0" distL="0" distR="0" wp14:anchorId="45FDF25C" wp14:editId="1E912A9F">
+            <wp:extent cx="2843658" cy="2950234"/>
+            <wp:effectExtent l="0" t="0" r="0" b="2540"/>
+            <wp:docPr id="895652921" name="Picture 2" descr="A screen shot of a computer program&#10;&#10;AI-generated content may be incorrect."/>
+            <wp:cNvGraphicFramePr>
+              <a:graphicFrameLocks xmlns:a="http://schemas.openxmlformats.org/drawingml/2006/main" noChangeAspect="1"/>
+            </wp:cNvGraphicFramePr>
+            <a:graphic xmlns:a="http://schemas.openxmlformats.org/drawingml/2006/main">
+              <a:graphicData uri="http://schemas.openxmlformats.org/drawingml/2006/picture">
+                <pic:pic xmlns:pic="http://schemas.openxmlformats.org/drawingml/2006/picture">
+                  <pic:nvPicPr>
+                    <pic:cNvPr id="895652921" name="Picture 2" descr="A screen shot of a computer program&#10;&#10;AI-generated content may be incorrect."/>
+                    <pic:cNvPicPr/>
+                  </pic:nvPicPr>
+                  <pic:blipFill>
+                    <a:blip r:embed="rId29">
+                      <a:extLst>
+                        <a:ext uri="{28A0092B-C50C-407E-A947-70E740481C1C}">
+                          <a14:useLocalDpi xmlns:a14="http://schemas.microsoft.com/office/drawing/2010/main" val="0"/>
+                        </a:ext>
+                      </a:extLst>
+                    </a:blip>
+                    <a:stretch>
+                      <a:fillRect/>
+                    </a:stretch>
+                  </pic:blipFill>
+                  <pic:spPr>
+                    <a:xfrm>
+                      <a:off x="0" y="0"/>
+                      <a:ext cx="2843658" cy="2950234"/>
+                    </a:xfrm>
+                    <a:prstGeom prst="rect">
+                      <a:avLst/>
+                    </a:prstGeom>
+                  </pic:spPr>
+                </pic:pic>
+              </a:graphicData>
+            </a:graphic>
+          </wp:inline>
+        </w:drawing>
+      </w:r>
+    </w:p>
+    <w:p>
+      <w:pPr>
+        <w:rPr>
+          <w:rFonts w:ascii="Times New Roman" w:hAnsi="Times New Roman" w:cs="Times New Roman"/>
+        </w:rPr>
+      </w:pPr>
+      <w:r>
+        <w:rPr>
+          <w:rFonts w:ascii="Times New Roman" w:hAnsi="Times New Roman" w:cs="Times New Roman"/>
+          <w:noProof/>
+        </w:rPr>
+        <w:lastRenderedPageBreak/>
+        <w:drawing>
+          <wp:inline distT="0" distB="0" distL="0" distR="0" wp14:anchorId="07E44563" wp14:editId="4A064A1B">
+            <wp:extent cx="3096735" cy="3010619"/>
+            <wp:effectExtent l="0" t="0" r="8890" b="0"/>
+            <wp:docPr id="1939555723" name="Picture 3" descr="A screenshot of a login form&#10;&#10;AI-generated content may be incorrect."/>
+            <wp:cNvGraphicFramePr>
+              <a:graphicFrameLocks xmlns:a="http://schemas.openxmlformats.org/drawingml/2006/main" noChangeAspect="1"/>
+            </wp:cNvGraphicFramePr>
+            <a:graphic xmlns:a="http://schemas.openxmlformats.org/drawingml/2006/main">
+              <a:graphicData uri="http://schemas.openxmlformats.org/drawingml/2006/picture">
+                <pic:pic xmlns:pic="http://schemas.openxmlformats.org/drawingml/2006/picture">
+                  <pic:nvPicPr>
+                    <pic:cNvPr id="1939555723" name="Picture 3" descr="A screenshot of a login form&#10;&#10;AI-generated content may be incorrect."/>
+                    <pic:cNvPicPr/>
+                  </pic:nvPicPr>
+                  <pic:blipFill>
+                    <a:blip r:embed="rId30">
+                      <a:extLst>
+                        <a:ext uri="{28A0092B-C50C-407E-A947-70E740481C1C}">
+                          <a14:useLocalDpi xmlns:a14="http://schemas.microsoft.com/office/drawing/2010/main" val="0"/>
+                        </a:ext>
+                      </a:extLst>
+                    </a:blip>
+                    <a:stretch>
+                      <a:fillRect/>
+                    </a:stretch>
+                  </pic:blipFill>
+                  <pic:spPr>
+                    <a:xfrm>
+                      <a:off x="0" y="0"/>
+                      <a:ext cx="3096735" cy="3010619"/>
+                    </a:xfrm>
+                    <a:prstGeom prst="rect">
+                      <a:avLst/>
+                    </a:prstGeom>
+                  </pic:spPr>
+                </pic:pic>
+              </a:graphicData>
+            </a:graphic>
+          </wp:inline>
+        </w:drawing>
+      </w:r>
+      <w:r>
+        <w:rPr>
+          <w:rFonts w:ascii="Times New Roman" w:hAnsi="Times New Roman" w:cs="Times New Roman"/>
+          <w:noProof/>
+        </w:rPr>
+        <w:drawing>
+          <wp:inline distT="0" distB="0" distL="0" distR="0" wp14:anchorId="7DA217BF" wp14:editId="4BFB1E9D">
+            <wp:extent cx="2518914" cy="3160707"/>
+            <wp:effectExtent l="0" t="0" r="0" b="1905"/>
+            <wp:docPr id="2041149319" name="Picture 4" descr="A screen shot of a login form&#10;&#10;AI-generated content may be incorrect."/>
+            <wp:cNvGraphicFramePr>
+              <a:graphicFrameLocks xmlns:a="http://schemas.openxmlformats.org/drawingml/2006/main" noChangeAspect="1"/>
+            </wp:cNvGraphicFramePr>
+            <a:graphic xmlns:a="http://schemas.openxmlformats.org/drawingml/2006/main">
+              <a:graphicData uri="http://schemas.openxmlformats.org/drawingml/2006/picture">
+                <pic:pic xmlns:pic="http://schemas.openxmlformats.org/drawingml/2006/picture">
+                  <pic:nvPicPr>
+                    <pic:cNvPr id="2041149319" name="Picture 4" descr="A screen shot of a login form&#10;&#10;AI-generated content may be incorrect."/>
+                    <pic:cNvPicPr/>
+                  </pic:nvPicPr>
+                  <pic:blipFill>
+                    <a:blip r:embed="rId31">
+                      <a:extLst>
+                        <a:ext uri="{28A0092B-C50C-407E-A947-70E740481C1C}">
+                          <a14:useLocalDpi xmlns:a14="http://schemas.microsoft.com/office/drawing/2010/main" val="0"/>
+                        </a:ext>
+                      </a:extLst>
+                    </a:blip>
+                    <a:stretch>
+                      <a:fillRect/>
+                    </a:stretch>
+                  </pic:blipFill>
+                  <pic:spPr>
+                    <a:xfrm>
+                      <a:off x="0" y="0"/>
+                      <a:ext cx="2533510" cy="3179022"/>
+                    </a:xfrm>
+                    <a:prstGeom prst="rect">
+                      <a:avLst/>
+                    </a:prstGeom>
+                  </pic:spPr>
+                </pic:pic>
+              </a:graphicData>
+            </a:graphic>
+          </wp:inline>
+        </w:drawing>
+      </w:r>
+    </w:p>
+    <w:p>
+      <w:pPr>
+        <w:pStyle w:val="Heading3"/>
+        <w:rPr>
+          <w:rFonts w:ascii="Times New Roman" w:hAnsi="Times New Roman" w:cs="Times New Roman"/>
+          <w:sz w:val="22"/>
+          <w:szCs w:val="22"/>
+        </w:rPr>
+      </w:pPr>
+      <w:bookmarkStart w:id="65" w:name="_Toc196151359"/>
+      <w:r>
+        <w:rPr>
+          <w:rFonts w:ascii="Times New Roman" w:hAnsi="Times New Roman" w:cs="Times New Roman"/>
+          <w:sz w:val="22"/>
+          <w:szCs w:val="22"/>
+        </w:rPr>
+        <w:t>Real-Time Code Editor</w:t>
+      </w:r>
+      <w:bookmarkEnd w:id="65"/>
+    </w:p>
+    <w:p>
+      <w:pPr>
+        <w:rPr>
+          <w:rFonts w:ascii="Times New Roman" w:hAnsi="Times New Roman" w:cs="Times New Roman"/>
           <w:lang w:val="en-KE"/>
         </w:rPr>
-        <w:t>JWT</w:t>
-      </w:r>
+      </w:pPr>
       <w:r>
         <w:rPr>
           <w:rFonts w:ascii="Times New Roman" w:hAnsi="Times New Roman" w:cs="Times New Roman"/>
           <w:lang w:val="en-KE"/>
         </w:rPr>
-        <w:t xml:space="preserve"> tokens for managing sessions.</w:t>
+        <w:t>The code editor is the core feature, allowing multiple users to edit the same document simultaneously. It supports syntax highlighting, real-time cursor updates, and code broadcasting.</w:t>
       </w:r>
     </w:p>
     <w:p>
       <w:pPr>
         <w:numPr>
           <w:ilvl w:val="0"/>
-          <w:numId w:val="42"/>
+          <w:numId w:val="53"/>
         </w:numPr>
-        <w:jc w:val="both"/>
         <w:rPr>
           <w:rFonts w:ascii="Times New Roman" w:hAnsi="Times New Roman" w:cs="Times New Roman"/>
           <w:lang w:val="en-KE"/>
@@ -21270,123 +21520,997 @@
       <w:r>
         <w:rPr>
           <w:rFonts w:ascii="Times New Roman" w:hAnsi="Times New Roman" w:cs="Times New Roman"/>
-          <w:b/>
-          <w:bCs/>
+          <w:i/>
+          <w:iCs/>
           <w:lang w:val="en-KE"/>
         </w:rPr>
-        <w:t>Deployment</w:t>
+        <w:t>Technologies Used</w:t>
       </w:r>
       <w:r>
         <w:rPr>
           <w:rFonts w:ascii="Times New Roman" w:hAnsi="Times New Roman" w:cs="Times New Roman"/>
           <w:lang w:val="en-KE"/>
         </w:rPr>
-        <w:t xml:space="preserve">: The entire application was deployed to </w:t>
-      </w:r>
-      <w:r>
-        <w:rPr>
-          <w:rFonts w:ascii="Times New Roman" w:hAnsi="Times New Roman" w:cs="Times New Roman"/>
-          <w:b/>
-          <w:bCs/>
+        <w:t>: React, Monaco Editor, Socket.IO</w:t>
+      </w:r>
+    </w:p>
+    <w:p>
+      <w:pPr>
+        <w:numPr>
+          <w:ilvl w:val="0"/>
+          <w:numId w:val="53"/>
+        </w:numPr>
+        <w:rPr>
+          <w:rFonts w:ascii="Times New Roman" w:hAnsi="Times New Roman" w:cs="Times New Roman"/>
           <w:lang w:val="en-KE"/>
         </w:rPr>
-        <w:t>Render</w:t>
-      </w:r>
-      <w:r>
-        <w:rPr>
-          <w:rFonts w:ascii="Times New Roman" w:hAnsi="Times New Roman" w:cs="Times New Roman"/>
+      </w:pPr>
+      <w:r>
+        <w:rPr>
+          <w:rFonts w:ascii="Times New Roman" w:hAnsi="Times New Roman" w:cs="Times New Roman"/>
+          <w:i/>
+          <w:iCs/>
           <w:lang w:val="en-KE"/>
         </w:rPr>
-        <w:t xml:space="preserve"> for production hosting.</w:t>
-      </w:r>
-    </w:p>
-    <w:p>
-      <w:pPr>
-        <w:jc w:val="both"/>
+        <w:t>Key Features</w:t>
+      </w:r>
+      <w:r>
         <w:rPr>
           <w:rFonts w:ascii="Times New Roman" w:hAnsi="Times New Roman" w:cs="Times New Roman"/>
           <w:lang w:val="en-KE"/>
         </w:rPr>
-      </w:pPr>
-      <w:r>
+        <w:t>: Collaborative editing, multi-user cursors, real-time updates</w:t>
+      </w:r>
+    </w:p>
+    <w:p>
+      <w:pPr>
+        <w:ind w:left="720"/>
         <w:rPr>
           <w:rFonts w:ascii="Times New Roman" w:hAnsi="Times New Roman" w:cs="Times New Roman"/>
           <w:lang w:val="en-KE"/>
         </w:rPr>
-        <w:t>All modules (user authentication, code editor, chat module, version control handler, and admin dashboard) were fully integrated to form a seamless development environment.</w:t>
-      </w:r>
-    </w:p>
-    <w:p>
-      <w:pPr>
-        <w:pStyle w:val="Heading2"/>
-        <w:jc w:val="both"/>
+      </w:pPr>
+    </w:p>
+    <w:p>
+      <w:pPr>
+        <w:ind w:left="360"/>
+        <w:rPr>
+          <w:rFonts w:ascii="Times New Roman" w:hAnsi="Times New Roman" w:cs="Times New Roman"/>
+          <w:lang w:val="en-KE"/>
+        </w:rPr>
+      </w:pPr>
+      <w:r>
+        <w:rPr>
+          <w:rFonts w:ascii="Times New Roman" w:hAnsi="Times New Roman" w:cs="Times New Roman"/>
+          <w:noProof/>
+        </w:rPr>
+        <w:drawing>
+          <wp:inline distT="0" distB="0" distL="0" distR="0" wp14:anchorId="69B50696" wp14:editId="006805C3">
+            <wp:extent cx="5731510" cy="3222625"/>
+            <wp:effectExtent l="0" t="0" r="2540" b="0"/>
+            <wp:docPr id="1467352154" name="Picture 5" descr="A screenshot of a computer&#10;&#10;AI-generated content may be incorrect."/>
+            <wp:cNvGraphicFramePr>
+              <a:graphicFrameLocks xmlns:a="http://schemas.openxmlformats.org/drawingml/2006/main" noChangeAspect="1"/>
+            </wp:cNvGraphicFramePr>
+            <a:graphic xmlns:a="http://schemas.openxmlformats.org/drawingml/2006/main">
+              <a:graphicData uri="http://schemas.openxmlformats.org/drawingml/2006/picture">
+                <pic:pic xmlns:pic="http://schemas.openxmlformats.org/drawingml/2006/picture">
+                  <pic:nvPicPr>
+                    <pic:cNvPr id="1467352154" name="Picture 5" descr="A screenshot of a computer&#10;&#10;AI-generated content may be incorrect."/>
+                    <pic:cNvPicPr/>
+                  </pic:nvPicPr>
+                  <pic:blipFill>
+                    <a:blip r:embed="rId32">
+                      <a:extLst>
+                        <a:ext uri="{28A0092B-C50C-407E-A947-70E740481C1C}">
+                          <a14:useLocalDpi xmlns:a14="http://schemas.microsoft.com/office/drawing/2010/main" val="0"/>
+                        </a:ext>
+                      </a:extLst>
+                    </a:blip>
+                    <a:stretch>
+                      <a:fillRect/>
+                    </a:stretch>
+                  </pic:blipFill>
+                  <pic:spPr>
+                    <a:xfrm>
+                      <a:off x="0" y="0"/>
+                      <a:ext cx="5731510" cy="3222625"/>
+                    </a:xfrm>
+                    <a:prstGeom prst="rect">
+                      <a:avLst/>
+                    </a:prstGeom>
+                  </pic:spPr>
+                </pic:pic>
+              </a:graphicData>
+            </a:graphic>
+          </wp:inline>
+        </w:drawing>
+      </w:r>
+    </w:p>
+    <w:p>
+      <w:pPr>
+        <w:rPr>
+          <w:rFonts w:ascii="Times New Roman" w:hAnsi="Times New Roman" w:cs="Times New Roman"/>
+        </w:rPr>
+      </w:pPr>
+      <w:r>
+        <w:rPr>
+          <w:rFonts w:ascii="Times New Roman" w:hAnsi="Times New Roman" w:cs="Times New Roman"/>
+          <w:noProof/>
+        </w:rPr>
+        <w:lastRenderedPageBreak/>
+        <w:drawing>
+          <wp:inline distT="0" distB="0" distL="0" distR="0" wp14:anchorId="1A209AF7" wp14:editId="1FACADB5">
+            <wp:extent cx="2890691" cy="2596551"/>
+            <wp:effectExtent l="0" t="0" r="5080" b="0"/>
+            <wp:docPr id="1390629177" name="Picture 6"/>
+            <wp:cNvGraphicFramePr>
+              <a:graphicFrameLocks xmlns:a="http://schemas.openxmlformats.org/drawingml/2006/main" noChangeAspect="1"/>
+            </wp:cNvGraphicFramePr>
+            <a:graphic xmlns:a="http://schemas.openxmlformats.org/drawingml/2006/main">
+              <a:graphicData uri="http://schemas.openxmlformats.org/drawingml/2006/picture">
+                <pic:pic xmlns:pic="http://schemas.openxmlformats.org/drawingml/2006/picture">
+                  <pic:nvPicPr>
+                    <pic:cNvPr id="1390629177" name="Picture 1390629177"/>
+                    <pic:cNvPicPr/>
+                  </pic:nvPicPr>
+                  <pic:blipFill>
+                    <a:blip r:embed="rId33">
+                      <a:extLst>
+                        <a:ext uri="{28A0092B-C50C-407E-A947-70E740481C1C}">
+                          <a14:useLocalDpi xmlns:a14="http://schemas.microsoft.com/office/drawing/2010/main" val="0"/>
+                        </a:ext>
+                      </a:extLst>
+                    </a:blip>
+                    <a:stretch>
+                      <a:fillRect/>
+                    </a:stretch>
+                  </pic:blipFill>
+                  <pic:spPr>
+                    <a:xfrm>
+                      <a:off x="0" y="0"/>
+                      <a:ext cx="2903782" cy="2608310"/>
+                    </a:xfrm>
+                    <a:prstGeom prst="rect">
+                      <a:avLst/>
+                    </a:prstGeom>
+                  </pic:spPr>
+                </pic:pic>
+              </a:graphicData>
+            </a:graphic>
+          </wp:inline>
+        </w:drawing>
+      </w:r>
+      <w:r>
+        <w:rPr>
+          <w:rFonts w:ascii="Times New Roman" w:hAnsi="Times New Roman" w:cs="Times New Roman"/>
+          <w:noProof/>
+        </w:rPr>
+        <w:drawing>
+          <wp:inline distT="0" distB="0" distL="0" distR="0" wp14:anchorId="3D159D58" wp14:editId="59ED7F7B">
+            <wp:extent cx="2820838" cy="2580507"/>
+            <wp:effectExtent l="0" t="0" r="0" b="0"/>
+            <wp:docPr id="1170327155" name="Picture 7"/>
+            <wp:cNvGraphicFramePr>
+              <a:graphicFrameLocks xmlns:a="http://schemas.openxmlformats.org/drawingml/2006/main" noChangeAspect="1"/>
+            </wp:cNvGraphicFramePr>
+            <a:graphic xmlns:a="http://schemas.openxmlformats.org/drawingml/2006/main">
+              <a:graphicData uri="http://schemas.openxmlformats.org/drawingml/2006/picture">
+                <pic:pic xmlns:pic="http://schemas.openxmlformats.org/drawingml/2006/picture">
+                  <pic:nvPicPr>
+                    <pic:cNvPr id="1170327155" name="Picture 7"/>
+                    <pic:cNvPicPr/>
+                  </pic:nvPicPr>
+                  <pic:blipFill>
+                    <a:blip r:embed="rId34">
+                      <a:extLst>
+                        <a:ext uri="{28A0092B-C50C-407E-A947-70E740481C1C}">
+                          <a14:useLocalDpi xmlns:a14="http://schemas.microsoft.com/office/drawing/2010/main" val="0"/>
+                        </a:ext>
+                      </a:extLst>
+                    </a:blip>
+                    <a:stretch>
+                      <a:fillRect/>
+                    </a:stretch>
+                  </pic:blipFill>
+                  <pic:spPr>
+                    <a:xfrm>
+                      <a:off x="0" y="0"/>
+                      <a:ext cx="2834870" cy="2593343"/>
+                    </a:xfrm>
+                    <a:prstGeom prst="rect">
+                      <a:avLst/>
+                    </a:prstGeom>
+                  </pic:spPr>
+                </pic:pic>
+              </a:graphicData>
+            </a:graphic>
+          </wp:inline>
+        </w:drawing>
+      </w:r>
+    </w:p>
+    <w:p>
+      <w:pPr>
+        <w:pStyle w:val="Heading3"/>
         <w:rPr>
           <w:rFonts w:ascii="Times New Roman" w:hAnsi="Times New Roman" w:cs="Times New Roman"/>
           <w:sz w:val="22"/>
           <w:szCs w:val="22"/>
         </w:rPr>
       </w:pPr>
-      <w:bookmarkStart w:id="66" w:name="_Toc196122562"/>
+      <w:bookmarkStart w:id="66" w:name="_Toc196151360"/>
       <w:r>
         <w:rPr>
           <w:rFonts w:ascii="Times New Roman" w:hAnsi="Times New Roman" w:cs="Times New Roman"/>
           <w:sz w:val="22"/>
           <w:szCs w:val="22"/>
         </w:rPr>
-        <w:t>Testing</w:t>
+        <w:t>Chat and Communication Module</w:t>
       </w:r>
       <w:bookmarkEnd w:id="66"/>
     </w:p>
     <w:p>
       <w:pPr>
-        <w:jc w:val="both"/>
-        <w:rPr>
-          <w:rFonts w:ascii="Times New Roman" w:hAnsi="Times New Roman" w:cs="Times New Roman"/>
-        </w:rPr>
-      </w:pPr>
-      <w:r>
-        <w:rPr>
-          <w:rFonts w:ascii="Times New Roman" w:hAnsi="Times New Roman" w:cs="Times New Roman"/>
-        </w:rPr>
-        <w:t>Testing is a critical phase in software development aimed at verifying and validating that the developed system meets the specified requirements and performs reliably under various conditions. CodeCollab underwent extensive testing across different levels to ensure system functionality, user satisfaction, performance, and security.</w:t>
-      </w:r>
-    </w:p>
-    <w:p>
-      <w:pPr>
-        <w:jc w:val="both"/>
-        <w:rPr>
-          <w:rFonts w:ascii="Times New Roman" w:hAnsi="Times New Roman" w:cs="Times New Roman"/>
-        </w:rPr>
-      </w:pPr>
+        <w:rPr>
+          <w:rFonts w:ascii="Times New Roman" w:hAnsi="Times New Roman" w:cs="Times New Roman"/>
+          <w:lang w:val="en-KE"/>
+        </w:rPr>
+      </w:pPr>
+      <w:r>
+        <w:rPr>
+          <w:rFonts w:ascii="Times New Roman" w:hAnsi="Times New Roman" w:cs="Times New Roman"/>
+          <w:lang w:val="en-KE"/>
+        </w:rPr>
+        <w:t xml:space="preserve">To eliminate the need for external communication tools, </w:t>
+      </w:r>
+      <w:proofErr w:type="spellStart"/>
+      <w:r>
+        <w:rPr>
+          <w:rFonts w:ascii="Times New Roman" w:hAnsi="Times New Roman" w:cs="Times New Roman"/>
+          <w:lang w:val="en-KE"/>
+        </w:rPr>
+        <w:t>CodeCollab</w:t>
+      </w:r>
+      <w:proofErr w:type="spellEnd"/>
+      <w:r>
+        <w:rPr>
+          <w:rFonts w:ascii="Times New Roman" w:hAnsi="Times New Roman" w:cs="Times New Roman"/>
+          <w:lang w:val="en-KE"/>
+        </w:rPr>
+        <w:t xml:space="preserve"> includes an integrated chat system where users can exchange messages in real-time.</w:t>
+      </w:r>
+    </w:p>
+    <w:p>
+      <w:pPr>
+        <w:numPr>
+          <w:ilvl w:val="0"/>
+          <w:numId w:val="54"/>
+        </w:numPr>
+        <w:rPr>
+          <w:rFonts w:ascii="Times New Roman" w:hAnsi="Times New Roman" w:cs="Times New Roman"/>
+          <w:lang w:val="en-KE"/>
+        </w:rPr>
+      </w:pPr>
+      <w:r>
+        <w:rPr>
+          <w:rFonts w:ascii="Times New Roman" w:hAnsi="Times New Roman" w:cs="Times New Roman"/>
+          <w:i/>
+          <w:iCs/>
+          <w:lang w:val="en-KE"/>
+        </w:rPr>
+        <w:t>Technologies Used</w:t>
+      </w:r>
+      <w:r>
+        <w:rPr>
+          <w:rFonts w:ascii="Times New Roman" w:hAnsi="Times New Roman" w:cs="Times New Roman"/>
+          <w:lang w:val="en-KE"/>
+        </w:rPr>
+        <w:t>: Socket.IO, React</w:t>
+      </w:r>
+    </w:p>
+    <w:p>
+      <w:pPr>
+        <w:numPr>
+          <w:ilvl w:val="0"/>
+          <w:numId w:val="54"/>
+        </w:numPr>
+        <w:rPr>
+          <w:rFonts w:ascii="Times New Roman" w:hAnsi="Times New Roman" w:cs="Times New Roman"/>
+          <w:lang w:val="en-KE"/>
+        </w:rPr>
+      </w:pPr>
+      <w:r>
+        <w:rPr>
+          <w:rFonts w:ascii="Times New Roman" w:hAnsi="Times New Roman" w:cs="Times New Roman"/>
+          <w:i/>
+          <w:iCs/>
+          <w:lang w:val="en-KE"/>
+        </w:rPr>
+        <w:t>Key Features</w:t>
+      </w:r>
+      <w:r>
+        <w:rPr>
+          <w:rFonts w:ascii="Times New Roman" w:hAnsi="Times New Roman" w:cs="Times New Roman"/>
+          <w:lang w:val="en-KE"/>
+        </w:rPr>
+        <w:t xml:space="preserve">: Real-time messaging, chat notifications, contextual </w:t>
+      </w:r>
+    </w:p>
+    <w:p>
+      <w:pPr>
+        <w:ind w:left="720"/>
+        <w:rPr>
+          <w:rFonts w:ascii="Times New Roman" w:hAnsi="Times New Roman" w:cs="Times New Roman"/>
+          <w:lang w:val="en-KE"/>
+        </w:rPr>
+      </w:pPr>
+    </w:p>
+    <w:p>
+      <w:pPr>
+        <w:ind w:left="360"/>
+        <w:rPr>
+          <w:rFonts w:ascii="Times New Roman" w:hAnsi="Times New Roman" w:cs="Times New Roman"/>
+          <w:lang w:val="en-KE"/>
+        </w:rPr>
+      </w:pPr>
+      <w:r>
+        <w:rPr>
+          <w:rFonts w:ascii="Times New Roman" w:hAnsi="Times New Roman" w:cs="Times New Roman"/>
+          <w:noProof/>
+        </w:rPr>
+        <w:drawing>
+          <wp:inline distT="0" distB="0" distL="0" distR="0" wp14:anchorId="40E58793" wp14:editId="3FE44318">
+            <wp:extent cx="4575806" cy="2691442"/>
+            <wp:effectExtent l="0" t="0" r="8255" b="0"/>
+            <wp:docPr id="555170604" name="Picture 8" descr="A screen shot of a computer&#10;&#10;AI-generated content may be incorrect."/>
+            <wp:cNvGraphicFramePr>
+              <a:graphicFrameLocks xmlns:a="http://schemas.openxmlformats.org/drawingml/2006/main" noChangeAspect="1"/>
+            </wp:cNvGraphicFramePr>
+            <a:graphic xmlns:a="http://schemas.openxmlformats.org/drawingml/2006/main">
+              <a:graphicData uri="http://schemas.openxmlformats.org/drawingml/2006/picture">
+                <pic:pic xmlns:pic="http://schemas.openxmlformats.org/drawingml/2006/picture">
+                  <pic:nvPicPr>
+                    <pic:cNvPr id="555170604" name="Picture 8" descr="A screen shot of a computer&#10;&#10;AI-generated content may be incorrect."/>
+                    <pic:cNvPicPr/>
+                  </pic:nvPicPr>
+                  <pic:blipFill>
+                    <a:blip r:embed="rId35">
+                      <a:extLst>
+                        <a:ext uri="{28A0092B-C50C-407E-A947-70E740481C1C}">
+                          <a14:useLocalDpi xmlns:a14="http://schemas.microsoft.com/office/drawing/2010/main" val="0"/>
+                        </a:ext>
+                      </a:extLst>
+                    </a:blip>
+                    <a:stretch>
+                      <a:fillRect/>
+                    </a:stretch>
+                  </pic:blipFill>
+                  <pic:spPr>
+                    <a:xfrm>
+                      <a:off x="0" y="0"/>
+                      <a:ext cx="4575806" cy="2691442"/>
+                    </a:xfrm>
+                    <a:prstGeom prst="rect">
+                      <a:avLst/>
+                    </a:prstGeom>
+                  </pic:spPr>
+                </pic:pic>
+              </a:graphicData>
+            </a:graphic>
+          </wp:inline>
+        </w:drawing>
+      </w:r>
+      <w:r>
+        <w:rPr>
+          <w:rFonts w:ascii="Times New Roman" w:hAnsi="Times New Roman" w:cs="Times New Roman"/>
+          <w:noProof/>
+        </w:rPr>
+        <w:drawing>
+          <wp:inline distT="0" distB="0" distL="0" distR="0" wp14:anchorId="2046CB0B" wp14:editId="0C1E1099">
+            <wp:extent cx="3657345" cy="802257"/>
+            <wp:effectExtent l="0" t="0" r="635" b="0"/>
+            <wp:docPr id="34662609" name="Picture 9" descr="A screen shot of a computer&#10;&#10;AI-generated content may be incorrect."/>
+            <wp:cNvGraphicFramePr>
+              <a:graphicFrameLocks xmlns:a="http://schemas.openxmlformats.org/drawingml/2006/main" noChangeAspect="1"/>
+            </wp:cNvGraphicFramePr>
+            <a:graphic xmlns:a="http://schemas.openxmlformats.org/drawingml/2006/main">
+              <a:graphicData uri="http://schemas.openxmlformats.org/drawingml/2006/picture">
+                <pic:pic xmlns:pic="http://schemas.openxmlformats.org/drawingml/2006/picture">
+                  <pic:nvPicPr>
+                    <pic:cNvPr id="34662609" name="Picture 9" descr="A screen shot of a computer&#10;&#10;AI-generated content may be incorrect."/>
+                    <pic:cNvPicPr/>
+                  </pic:nvPicPr>
+                  <pic:blipFill>
+                    <a:blip r:embed="rId36">
+                      <a:extLst>
+                        <a:ext uri="{28A0092B-C50C-407E-A947-70E740481C1C}">
+                          <a14:useLocalDpi xmlns:a14="http://schemas.microsoft.com/office/drawing/2010/main" val="0"/>
+                        </a:ext>
+                      </a:extLst>
+                    </a:blip>
+                    <a:stretch>
+                      <a:fillRect/>
+                    </a:stretch>
+                  </pic:blipFill>
+                  <pic:spPr>
+                    <a:xfrm>
+                      <a:off x="0" y="0"/>
+                      <a:ext cx="3733583" cy="818980"/>
+                    </a:xfrm>
+                    <a:prstGeom prst="rect">
+                      <a:avLst/>
+                    </a:prstGeom>
+                  </pic:spPr>
+                </pic:pic>
+              </a:graphicData>
+            </a:graphic>
+          </wp:inline>
+        </w:drawing>
+      </w:r>
+    </w:p>
+    <w:p>
+      <w:pPr>
+        <w:rPr>
+          <w:rFonts w:ascii="Times New Roman" w:hAnsi="Times New Roman" w:cs="Times New Roman"/>
+        </w:rPr>
+      </w:pPr>
+      <w:r>
+        <w:rPr>
+          <w:rFonts w:ascii="Times New Roman" w:hAnsi="Times New Roman" w:cs="Times New Roman"/>
+          <w:noProof/>
+        </w:rPr>
+        <w:lastRenderedPageBreak/>
+        <w:drawing>
+          <wp:inline distT="0" distB="0" distL="0" distR="0" wp14:anchorId="6522C476" wp14:editId="76197733">
+            <wp:extent cx="1571448" cy="2035834"/>
+            <wp:effectExtent l="0" t="0" r="0" b="2540"/>
+            <wp:docPr id="1167405797" name="Picture 10" descr="A screenshot of a chat&#10;&#10;AI-generated content may be incorrect."/>
+            <wp:cNvGraphicFramePr>
+              <a:graphicFrameLocks xmlns:a="http://schemas.openxmlformats.org/drawingml/2006/main" noChangeAspect="1"/>
+            </wp:cNvGraphicFramePr>
+            <a:graphic xmlns:a="http://schemas.openxmlformats.org/drawingml/2006/main">
+              <a:graphicData uri="http://schemas.openxmlformats.org/drawingml/2006/picture">
+                <pic:pic xmlns:pic="http://schemas.openxmlformats.org/drawingml/2006/picture">
+                  <pic:nvPicPr>
+                    <pic:cNvPr id="1167405797" name="Picture 10" descr="A screenshot of a chat&#10;&#10;AI-generated content may be incorrect."/>
+                    <pic:cNvPicPr/>
+                  </pic:nvPicPr>
+                  <pic:blipFill>
+                    <a:blip r:embed="rId37">
+                      <a:extLst>
+                        <a:ext uri="{28A0092B-C50C-407E-A947-70E740481C1C}">
+                          <a14:useLocalDpi xmlns:a14="http://schemas.microsoft.com/office/drawing/2010/main" val="0"/>
+                        </a:ext>
+                      </a:extLst>
+                    </a:blip>
+                    <a:stretch>
+                      <a:fillRect/>
+                    </a:stretch>
+                  </pic:blipFill>
+                  <pic:spPr>
+                    <a:xfrm>
+                      <a:off x="0" y="0"/>
+                      <a:ext cx="1582572" cy="2050246"/>
+                    </a:xfrm>
+                    <a:prstGeom prst="rect">
+                      <a:avLst/>
+                    </a:prstGeom>
+                  </pic:spPr>
+                </pic:pic>
+              </a:graphicData>
+            </a:graphic>
+          </wp:inline>
+        </w:drawing>
+      </w:r>
     </w:p>
     <w:p>
       <w:pPr>
         <w:pStyle w:val="Heading3"/>
-        <w:jc w:val="both"/>
         <w:rPr>
           <w:rFonts w:ascii="Times New Roman" w:hAnsi="Times New Roman" w:cs="Times New Roman"/>
           <w:sz w:val="22"/>
           <w:szCs w:val="22"/>
         </w:rPr>
       </w:pPr>
-      <w:bookmarkStart w:id="67" w:name="_Toc196122563"/>
+      <w:bookmarkStart w:id="67" w:name="_Toc196151361"/>
       <w:r>
         <w:rPr>
           <w:rFonts w:ascii="Times New Roman" w:hAnsi="Times New Roman" w:cs="Times New Roman"/>
           <w:sz w:val="22"/>
           <w:szCs w:val="22"/>
         </w:rPr>
+        <w:t>Version Control Integration</w:t>
+      </w:r>
+      <w:bookmarkEnd w:id="67"/>
+    </w:p>
+    <w:p>
+      <w:pPr>
+        <w:rPr>
+          <w:rFonts w:ascii="Times New Roman" w:hAnsi="Times New Roman" w:cs="Times New Roman"/>
+          <w:lang w:val="en-KE"/>
+        </w:rPr>
+      </w:pPr>
+      <w:r>
+        <w:rPr>
+          <w:rFonts w:ascii="Times New Roman" w:hAnsi="Times New Roman" w:cs="Times New Roman"/>
+          <w:lang w:val="en-KE"/>
+        </w:rPr>
+        <w:t>The system allows developers to commit changes, pull the latest versions, and view code history. This simulates Git operations and integrates with GitHub repositories.</w:t>
+      </w:r>
+    </w:p>
+    <w:p>
+      <w:pPr>
+        <w:numPr>
+          <w:ilvl w:val="0"/>
+          <w:numId w:val="55"/>
+        </w:numPr>
+        <w:rPr>
+          <w:rFonts w:ascii="Times New Roman" w:hAnsi="Times New Roman" w:cs="Times New Roman"/>
+          <w:lang w:val="en-KE"/>
+        </w:rPr>
+      </w:pPr>
+      <w:r>
+        <w:rPr>
+          <w:rFonts w:ascii="Times New Roman" w:hAnsi="Times New Roman" w:cs="Times New Roman"/>
+          <w:i/>
+          <w:iCs/>
+          <w:lang w:val="en-KE"/>
+        </w:rPr>
+        <w:t>Technologies Used</w:t>
+      </w:r>
+      <w:r>
+        <w:rPr>
+          <w:rFonts w:ascii="Times New Roman" w:hAnsi="Times New Roman" w:cs="Times New Roman"/>
+          <w:lang w:val="en-KE"/>
+        </w:rPr>
+        <w:t>: GitHub API, Node.js</w:t>
+      </w:r>
+    </w:p>
+    <w:p>
+      <w:pPr>
+        <w:numPr>
+          <w:ilvl w:val="0"/>
+          <w:numId w:val="55"/>
+        </w:numPr>
+        <w:rPr>
+          <w:rFonts w:ascii="Times New Roman" w:hAnsi="Times New Roman" w:cs="Times New Roman"/>
+          <w:lang w:val="en-KE"/>
+        </w:rPr>
+      </w:pPr>
+      <w:r>
+        <w:rPr>
+          <w:rFonts w:ascii="Times New Roman" w:hAnsi="Times New Roman" w:cs="Times New Roman"/>
+          <w:i/>
+          <w:iCs/>
+          <w:lang w:val="en-KE"/>
+        </w:rPr>
+        <w:t>Key Features</w:t>
+      </w:r>
+      <w:r>
+        <w:rPr>
+          <w:rFonts w:ascii="Times New Roman" w:hAnsi="Times New Roman" w:cs="Times New Roman"/>
+          <w:lang w:val="en-KE"/>
+        </w:rPr>
+        <w:t>: Commit, pull updates, merge notifications</w:t>
+      </w:r>
+    </w:p>
+    <w:p>
+      <w:pPr>
+        <w:rPr>
+          <w:rFonts w:ascii="Times New Roman" w:hAnsi="Times New Roman" w:cs="Times New Roman"/>
+        </w:rPr>
+      </w:pPr>
+      <w:r>
+        <w:rPr>
+          <w:rFonts w:ascii="Times New Roman" w:hAnsi="Times New Roman" w:cs="Times New Roman"/>
+          <w:noProof/>
+        </w:rPr>
+        <w:drawing>
+          <wp:inline distT="0" distB="0" distL="0" distR="0" wp14:anchorId="64FA2B75" wp14:editId="73B61F44">
+            <wp:extent cx="3715875" cy="3209027"/>
+            <wp:effectExtent l="0" t="0" r="0" b="0"/>
+            <wp:docPr id="1798321941" name="Picture 11"/>
+            <wp:cNvGraphicFramePr>
+              <a:graphicFrameLocks xmlns:a="http://schemas.openxmlformats.org/drawingml/2006/main" noChangeAspect="1"/>
+            </wp:cNvGraphicFramePr>
+            <a:graphic xmlns:a="http://schemas.openxmlformats.org/drawingml/2006/main">
+              <a:graphicData uri="http://schemas.openxmlformats.org/drawingml/2006/picture">
+                <pic:pic xmlns:pic="http://schemas.openxmlformats.org/drawingml/2006/picture">
+                  <pic:nvPicPr>
+                    <pic:cNvPr id="1798321941" name="Picture 1798321941"/>
+                    <pic:cNvPicPr/>
+                  </pic:nvPicPr>
+                  <pic:blipFill>
+                    <a:blip r:embed="rId38">
+                      <a:extLst>
+                        <a:ext uri="{28A0092B-C50C-407E-A947-70E740481C1C}">
+                          <a14:useLocalDpi xmlns:a14="http://schemas.microsoft.com/office/drawing/2010/main" val="0"/>
+                        </a:ext>
+                      </a:extLst>
+                    </a:blip>
+                    <a:stretch>
+                      <a:fillRect/>
+                    </a:stretch>
+                  </pic:blipFill>
+                  <pic:spPr>
+                    <a:xfrm>
+                      <a:off x="0" y="0"/>
+                      <a:ext cx="3765009" cy="3251460"/>
+                    </a:xfrm>
+                    <a:prstGeom prst="rect">
+                      <a:avLst/>
+                    </a:prstGeom>
+                  </pic:spPr>
+                </pic:pic>
+              </a:graphicData>
+            </a:graphic>
+          </wp:inline>
+        </w:drawing>
+      </w:r>
+      <w:r>
+        <w:rPr>
+          <w:rFonts w:ascii="Times New Roman" w:hAnsi="Times New Roman" w:cs="Times New Roman"/>
+          <w:noProof/>
+        </w:rPr>
+        <w:drawing>
+          <wp:inline distT="0" distB="0" distL="0" distR="0" wp14:anchorId="4F27B4C7" wp14:editId="0208A106">
+            <wp:extent cx="1922145" cy="3191774"/>
+            <wp:effectExtent l="0" t="0" r="1905" b="8890"/>
+            <wp:docPr id="547609383" name="Picture 12"/>
+            <wp:cNvGraphicFramePr>
+              <a:graphicFrameLocks xmlns:a="http://schemas.openxmlformats.org/drawingml/2006/main" noChangeAspect="1"/>
+            </wp:cNvGraphicFramePr>
+            <a:graphic xmlns:a="http://schemas.openxmlformats.org/drawingml/2006/main">
+              <a:graphicData uri="http://schemas.openxmlformats.org/drawingml/2006/picture">
+                <pic:pic xmlns:pic="http://schemas.openxmlformats.org/drawingml/2006/picture">
+                  <pic:nvPicPr>
+                    <pic:cNvPr id="547609383" name="Picture 547609383"/>
+                    <pic:cNvPicPr/>
+                  </pic:nvPicPr>
+                  <pic:blipFill>
+                    <a:blip r:embed="rId39">
+                      <a:extLst>
+                        <a:ext uri="{28A0092B-C50C-407E-A947-70E740481C1C}">
+                          <a14:useLocalDpi xmlns:a14="http://schemas.microsoft.com/office/drawing/2010/main" val="0"/>
+                        </a:ext>
+                      </a:extLst>
+                    </a:blip>
+                    <a:stretch>
+                      <a:fillRect/>
+                    </a:stretch>
+                  </pic:blipFill>
+                  <pic:spPr>
+                    <a:xfrm>
+                      <a:off x="0" y="0"/>
+                      <a:ext cx="1958103" cy="3251483"/>
+                    </a:xfrm>
+                    <a:prstGeom prst="rect">
+                      <a:avLst/>
+                    </a:prstGeom>
+                  </pic:spPr>
+                </pic:pic>
+              </a:graphicData>
+            </a:graphic>
+          </wp:inline>
+        </w:drawing>
+      </w:r>
+    </w:p>
+    <w:p>
+      <w:pPr>
+        <w:pStyle w:val="Heading3"/>
+        <w:rPr>
+          <w:rFonts w:ascii="Times New Roman" w:hAnsi="Times New Roman" w:cs="Times New Roman"/>
+          <w:sz w:val="22"/>
+          <w:szCs w:val="22"/>
+        </w:rPr>
+      </w:pPr>
+      <w:bookmarkStart w:id="68" w:name="_Toc196151362"/>
+      <w:r>
+        <w:rPr>
+          <w:rFonts w:ascii="Times New Roman" w:hAnsi="Times New Roman" w:cs="Times New Roman"/>
+          <w:sz w:val="22"/>
+          <w:szCs w:val="22"/>
+        </w:rPr>
+        <w:t>Database Integration</w:t>
+      </w:r>
+      <w:bookmarkEnd w:id="68"/>
+    </w:p>
+    <w:p>
+      <w:pPr>
+        <w:numPr>
+          <w:ilvl w:val="0"/>
+          <w:numId w:val="55"/>
+        </w:numPr>
+        <w:rPr>
+          <w:rFonts w:ascii="Times New Roman" w:hAnsi="Times New Roman" w:cs="Times New Roman"/>
+          <w:lang w:val="en-KE"/>
+        </w:rPr>
+      </w:pPr>
+      <w:r>
+        <w:rPr>
+          <w:rFonts w:ascii="Times New Roman" w:hAnsi="Times New Roman" w:cs="Times New Roman"/>
+          <w:i/>
+          <w:iCs/>
+          <w:lang w:val="en-KE"/>
+        </w:rPr>
+        <w:t>Technologies Used</w:t>
+      </w:r>
+      <w:r>
+        <w:rPr>
+          <w:rFonts w:ascii="Times New Roman" w:hAnsi="Times New Roman" w:cs="Times New Roman"/>
+          <w:lang w:val="en-KE"/>
+        </w:rPr>
+        <w:t xml:space="preserve">: </w:t>
+      </w:r>
+      <w:r>
+        <w:rPr>
+          <w:rFonts w:ascii="Times New Roman" w:hAnsi="Times New Roman" w:cs="Times New Roman"/>
+          <w:lang w:val="en-KE"/>
+        </w:rPr>
+        <w:t>MONGODB, mongoose(schemas)</w:t>
+      </w:r>
+    </w:p>
+    <w:p>
+      <w:pPr>
+        <w:numPr>
+          <w:ilvl w:val="0"/>
+          <w:numId w:val="55"/>
+        </w:numPr>
+        <w:rPr>
+          <w:rFonts w:ascii="Times New Roman" w:hAnsi="Times New Roman" w:cs="Times New Roman"/>
+          <w:lang w:val="en-KE"/>
+        </w:rPr>
+      </w:pPr>
+      <w:r>
+        <w:rPr>
+          <w:rFonts w:ascii="Times New Roman" w:hAnsi="Times New Roman" w:cs="Times New Roman"/>
+          <w:i/>
+          <w:iCs/>
+          <w:lang w:val="en-KE"/>
+        </w:rPr>
+        <w:t>Key Features</w:t>
+      </w:r>
+      <w:r>
+        <w:rPr>
+          <w:rFonts w:ascii="Times New Roman" w:hAnsi="Times New Roman" w:cs="Times New Roman"/>
+          <w:lang w:val="en-KE"/>
+        </w:rPr>
+        <w:t xml:space="preserve">: </w:t>
+      </w:r>
+      <w:r>
+        <w:rPr>
+          <w:rFonts w:ascii="Times New Roman" w:hAnsi="Times New Roman" w:cs="Times New Roman"/>
+          <w:lang w:val="en-KE"/>
+        </w:rPr>
+        <w:t xml:space="preserve">Schemas and </w:t>
+      </w:r>
+      <w:r>
+        <w:rPr>
+          <w:rFonts w:ascii="Times New Roman" w:hAnsi="Times New Roman" w:cs="Times New Roman"/>
+          <w:lang w:val="en-KE"/>
+        </w:rPr>
+        <w:t>cloud databases.</w:t>
+      </w:r>
+    </w:p>
+    <w:p>
+      <w:pPr>
+        <w:rPr>
+          <w:rFonts w:ascii="Times New Roman" w:hAnsi="Times New Roman" w:cs="Times New Roman"/>
+        </w:rPr>
+      </w:pPr>
+      <w:r>
+        <w:rPr>
+          <w:rFonts w:ascii="Times New Roman" w:hAnsi="Times New Roman" w:cs="Times New Roman"/>
+          <w:noProof/>
+        </w:rPr>
+        <w:lastRenderedPageBreak/>
+        <w:drawing>
+          <wp:inline distT="0" distB="0" distL="0" distR="0" wp14:anchorId="1091728E" wp14:editId="601D07E7">
+            <wp:extent cx="5731510" cy="3222625"/>
+            <wp:effectExtent l="0" t="0" r="2540" b="0"/>
+            <wp:docPr id="320385659" name="Picture 13"/>
+            <wp:cNvGraphicFramePr>
+              <a:graphicFrameLocks xmlns:a="http://schemas.openxmlformats.org/drawingml/2006/main" noChangeAspect="1"/>
+            </wp:cNvGraphicFramePr>
+            <a:graphic xmlns:a="http://schemas.openxmlformats.org/drawingml/2006/main">
+              <a:graphicData uri="http://schemas.openxmlformats.org/drawingml/2006/picture">
+                <pic:pic xmlns:pic="http://schemas.openxmlformats.org/drawingml/2006/picture">
+                  <pic:nvPicPr>
+                    <pic:cNvPr id="320385659" name="Picture 320385659"/>
+                    <pic:cNvPicPr/>
+                  </pic:nvPicPr>
+                  <pic:blipFill>
+                    <a:blip r:embed="rId40">
+                      <a:extLst>
+                        <a:ext uri="{28A0092B-C50C-407E-A947-70E740481C1C}">
+                          <a14:useLocalDpi xmlns:a14="http://schemas.microsoft.com/office/drawing/2010/main" val="0"/>
+                        </a:ext>
+                      </a:extLst>
+                    </a:blip>
+                    <a:stretch>
+                      <a:fillRect/>
+                    </a:stretch>
+                  </pic:blipFill>
+                  <pic:spPr>
+                    <a:xfrm>
+                      <a:off x="0" y="0"/>
+                      <a:ext cx="5731510" cy="3222625"/>
+                    </a:xfrm>
+                    <a:prstGeom prst="rect">
+                      <a:avLst/>
+                    </a:prstGeom>
+                  </pic:spPr>
+                </pic:pic>
+              </a:graphicData>
+            </a:graphic>
+          </wp:inline>
+        </w:drawing>
+      </w:r>
+      <w:r>
+        <w:rPr>
+          <w:rFonts w:ascii="Times New Roman" w:hAnsi="Times New Roman" w:cs="Times New Roman"/>
+          <w:noProof/>
+        </w:rPr>
+        <w:drawing>
+          <wp:inline distT="0" distB="0" distL="0" distR="0" wp14:anchorId="6C33E4FF" wp14:editId="130BBA8F">
+            <wp:extent cx="2645870" cy="2976113"/>
+            <wp:effectExtent l="0" t="0" r="2540" b="0"/>
+            <wp:docPr id="1670978987" name="Picture 14"/>
+            <wp:cNvGraphicFramePr>
+              <a:graphicFrameLocks xmlns:a="http://schemas.openxmlformats.org/drawingml/2006/main" noChangeAspect="1"/>
+            </wp:cNvGraphicFramePr>
+            <a:graphic xmlns:a="http://schemas.openxmlformats.org/drawingml/2006/main">
+              <a:graphicData uri="http://schemas.openxmlformats.org/drawingml/2006/picture">
+                <pic:pic xmlns:pic="http://schemas.openxmlformats.org/drawingml/2006/picture">
+                  <pic:nvPicPr>
+                    <pic:cNvPr id="1670978987" name="Picture 1670978987"/>
+                    <pic:cNvPicPr/>
+                  </pic:nvPicPr>
+                  <pic:blipFill>
+                    <a:blip r:embed="rId41">
+                      <a:extLst>
+                        <a:ext uri="{28A0092B-C50C-407E-A947-70E740481C1C}">
+                          <a14:useLocalDpi xmlns:a14="http://schemas.microsoft.com/office/drawing/2010/main" val="0"/>
+                        </a:ext>
+                      </a:extLst>
+                    </a:blip>
+                    <a:stretch>
+                      <a:fillRect/>
+                    </a:stretch>
+                  </pic:blipFill>
+                  <pic:spPr>
+                    <a:xfrm>
+                      <a:off x="0" y="0"/>
+                      <a:ext cx="2666377" cy="2999179"/>
+                    </a:xfrm>
+                    <a:prstGeom prst="rect">
+                      <a:avLst/>
+                    </a:prstGeom>
+                  </pic:spPr>
+                </pic:pic>
+              </a:graphicData>
+            </a:graphic>
+          </wp:inline>
+        </w:drawing>
+      </w:r>
+      <w:r>
+        <w:rPr>
+          <w:rFonts w:ascii="Times New Roman" w:hAnsi="Times New Roman" w:cs="Times New Roman"/>
+          <w:noProof/>
+        </w:rPr>
+        <w:drawing>
+          <wp:inline distT="0" distB="0" distL="0" distR="0" wp14:anchorId="1653AC9A" wp14:editId="4C7853CA">
+            <wp:extent cx="2920338" cy="1931694"/>
+            <wp:effectExtent l="0" t="0" r="0" b="0"/>
+            <wp:docPr id="1564421622" name="Picture 15" descr="A screen shot of a computer program&#10;&#10;AI-generated content may be incorrect."/>
+            <wp:cNvGraphicFramePr>
+              <a:graphicFrameLocks xmlns:a="http://schemas.openxmlformats.org/drawingml/2006/main" noChangeAspect="1"/>
+            </wp:cNvGraphicFramePr>
+            <a:graphic xmlns:a="http://schemas.openxmlformats.org/drawingml/2006/main">
+              <a:graphicData uri="http://schemas.openxmlformats.org/drawingml/2006/picture">
+                <pic:pic xmlns:pic="http://schemas.openxmlformats.org/drawingml/2006/picture">
+                  <pic:nvPicPr>
+                    <pic:cNvPr id="1564421622" name="Picture 15" descr="A screen shot of a computer program&#10;&#10;AI-generated content may be incorrect."/>
+                    <pic:cNvPicPr/>
+                  </pic:nvPicPr>
+                  <pic:blipFill>
+                    <a:blip r:embed="rId42">
+                      <a:extLst>
+                        <a:ext uri="{28A0092B-C50C-407E-A947-70E740481C1C}">
+                          <a14:useLocalDpi xmlns:a14="http://schemas.microsoft.com/office/drawing/2010/main" val="0"/>
+                        </a:ext>
+                      </a:extLst>
+                    </a:blip>
+                    <a:stretch>
+                      <a:fillRect/>
+                    </a:stretch>
+                  </pic:blipFill>
+                  <pic:spPr>
+                    <a:xfrm>
+                      <a:off x="0" y="0"/>
+                      <a:ext cx="2950082" cy="1951369"/>
+                    </a:xfrm>
+                    <a:prstGeom prst="rect">
+                      <a:avLst/>
+                    </a:prstGeom>
+                  </pic:spPr>
+                </pic:pic>
+              </a:graphicData>
+            </a:graphic>
+          </wp:inline>
+        </w:drawing>
+      </w:r>
+    </w:p>
+    <w:p>
+      <w:pPr>
+        <w:rPr>
+          <w:rFonts w:ascii="Times New Roman" w:hAnsi="Times New Roman" w:cs="Times New Roman"/>
+        </w:rPr>
+      </w:pPr>
+    </w:p>
+    <w:p>
+      <w:pPr>
+        <w:pStyle w:val="Heading2"/>
+        <w:jc w:val="both"/>
+        <w:rPr>
+          <w:rFonts w:ascii="Times New Roman" w:hAnsi="Times New Roman" w:cs="Times New Roman"/>
+          <w:sz w:val="22"/>
+          <w:szCs w:val="22"/>
+        </w:rPr>
+      </w:pPr>
+      <w:bookmarkStart w:id="69" w:name="_Toc196151363"/>
+      <w:r>
+        <w:rPr>
+          <w:rFonts w:ascii="Times New Roman" w:hAnsi="Times New Roman" w:cs="Times New Roman"/>
+          <w:sz w:val="22"/>
+          <w:szCs w:val="22"/>
+        </w:rPr>
+        <w:t>Testing</w:t>
+      </w:r>
+      <w:bookmarkEnd w:id="69"/>
+    </w:p>
+    <w:p>
+      <w:pPr>
+        <w:jc w:val="both"/>
+        <w:rPr>
+          <w:rFonts w:ascii="Times New Roman" w:hAnsi="Times New Roman" w:cs="Times New Roman"/>
+        </w:rPr>
+      </w:pPr>
+      <w:r>
+        <w:rPr>
+          <w:rFonts w:ascii="Times New Roman" w:hAnsi="Times New Roman" w:cs="Times New Roman"/>
+        </w:rPr>
+        <w:t>Testing is a critical phase in software development aimed at verifying and validating that the developed system meets the specified requirements and performs reliably under various conditions. CodeCollab underwent extensive testing across different levels to ensure system functionality, user satisfaction, performance, and security.</w:t>
+      </w:r>
+    </w:p>
+    <w:p>
+      <w:pPr>
+        <w:jc w:val="both"/>
+        <w:rPr>
+          <w:rFonts w:ascii="Times New Roman" w:hAnsi="Times New Roman" w:cs="Times New Roman"/>
+        </w:rPr>
+      </w:pPr>
+    </w:p>
+    <w:p>
+      <w:pPr>
+        <w:pStyle w:val="Heading3"/>
+        <w:jc w:val="both"/>
+        <w:rPr>
+          <w:rFonts w:ascii="Times New Roman" w:hAnsi="Times New Roman" w:cs="Times New Roman"/>
+          <w:sz w:val="22"/>
+          <w:szCs w:val="22"/>
+        </w:rPr>
+      </w:pPr>
+      <w:bookmarkStart w:id="70" w:name="_Toc196151364"/>
+      <w:r>
+        <w:rPr>
+          <w:rFonts w:ascii="Times New Roman" w:hAnsi="Times New Roman" w:cs="Times New Roman"/>
+          <w:sz w:val="22"/>
+          <w:szCs w:val="22"/>
+        </w:rPr>
         <w:t>Testing Objectives</w:t>
       </w:r>
-      <w:bookmarkEnd w:id="67"/>
-    </w:p>
-    <w:p>
-      <w:pPr>
-        <w:jc w:val="both"/>
-        <w:rPr>
-          <w:rFonts w:ascii="Times New Roman" w:hAnsi="Times New Roman" w:cs="Times New Roman"/>
-        </w:rPr>
-      </w:pPr>
+      <w:bookmarkEnd w:id="70"/>
     </w:p>
     <w:p>
       <w:pPr>
@@ -21490,6 +22614,7 @@
           <w:rFonts w:ascii="Times New Roman" w:hAnsi="Times New Roman" w:cs="Times New Roman"/>
           <w:lang w:val="en-KE"/>
         </w:rPr>
+        <w:lastRenderedPageBreak/>
         <w:t>To enhance the quality and reliability of the software before deployment.</w:t>
       </w:r>
     </w:p>
@@ -21503,17 +22628,16 @@
           <w:szCs w:val="22"/>
         </w:rPr>
       </w:pPr>
-      <w:bookmarkStart w:id="68" w:name="_Toc196122564"/>
+      <w:bookmarkStart w:id="71" w:name="_Toc196151365"/>
       <w:r>
         <w:rPr>
           <w:rFonts w:ascii="Times New Roman" w:hAnsi="Times New Roman" w:cs="Times New Roman"/>
           <w:sz w:val="22"/>
           <w:szCs w:val="22"/>
         </w:rPr>
-        <w:lastRenderedPageBreak/>
         <w:t>Types of Testing Conducted</w:t>
       </w:r>
-      <w:bookmarkEnd w:id="68"/>
+      <w:bookmarkEnd w:id="71"/>
     </w:p>
     <w:p>
       <w:pPr>
@@ -21803,7 +22927,7 @@
           <w:szCs w:val="22"/>
         </w:rPr>
       </w:pPr>
-      <w:bookmarkStart w:id="69" w:name="_Toc196122565"/>
+      <w:bookmarkStart w:id="72" w:name="_Toc196151366"/>
       <w:r>
         <w:rPr>
           <w:rFonts w:ascii="Times New Roman" w:hAnsi="Times New Roman" w:cs="Times New Roman"/>
@@ -21812,7 +22936,7 @@
         </w:rPr>
         <w:t>Test Case Table</w:t>
       </w:r>
-      <w:bookmarkEnd w:id="69"/>
+      <w:bookmarkEnd w:id="72"/>
     </w:p>
     <w:p>
       <w:pPr>
@@ -23729,6 +24853,7 @@
                       <w:rFonts w:ascii="Times New Roman" w:hAnsi="Times New Roman" w:cs="Times New Roman"/>
                       <w:lang w:val="en-KE"/>
                     </w:rPr>
+                    <w:lastRenderedPageBreak/>
                     <w:t>Editor</w:t>
                   </w:r>
                 </w:p>
@@ -23780,7 +24905,15 @@
                 <w:rFonts w:ascii="Times New Roman" w:hAnsi="Times New Roman" w:cs="Times New Roman"/>
                 <w:lang w:val="en-KE"/>
               </w:rPr>
-              <w:t>Code editor loads with syntax highlighting</w:t>
+              <w:t xml:space="preserve">Code editor loads with </w:t>
+            </w:r>
+            <w:r>
+              <w:rPr>
+                <w:rFonts w:ascii="Times New Roman" w:hAnsi="Times New Roman" w:cs="Times New Roman"/>
+                <w:lang w:val="en-KE"/>
+              </w:rPr>
+              <w:lastRenderedPageBreak/>
+              <w:t>syntax highlighting</w:t>
             </w:r>
           </w:p>
         </w:tc>
@@ -23800,6 +24933,7 @@
                 <w:rFonts w:ascii="Times New Roman" w:hAnsi="Times New Roman" w:cs="Times New Roman"/>
                 <w:lang w:val="en-KE"/>
               </w:rPr>
+              <w:lastRenderedPageBreak/>
               <w:t>Loads successfully</w:t>
             </w:r>
           </w:p>
@@ -23879,7 +25013,6 @@
               <w:rPr>
                 <w:rFonts w:ascii="Times New Roman" w:hAnsi="Times New Roman" w:cs="Times New Roman"/>
               </w:rPr>
-              <w:lastRenderedPageBreak/>
               <w:t>TC05</w:t>
             </w:r>
             <w:r>
@@ -27293,21 +28426,7 @@
                       <w:rFonts w:ascii="Times New Roman" w:hAnsi="Times New Roman" w:cs="Times New Roman"/>
                       <w:lang w:val="en-KE"/>
                     </w:rPr>
-                    <w:t>Pa</w:t>
-                  </w:r>
-                  <w:r>
-                    <w:rPr>
-                      <w:rFonts w:ascii="Times New Roman" w:hAnsi="Times New Roman" w:cs="Times New Roman"/>
-                      <w:lang w:val="en-KE"/>
-                    </w:rPr>
-                    <w:t>s</w:t>
-                  </w:r>
-                  <w:r>
-                    <w:rPr>
-                      <w:rFonts w:ascii="Times New Roman" w:hAnsi="Times New Roman" w:cs="Times New Roman"/>
-                      <w:lang w:val="en-KE"/>
-                    </w:rPr>
-                    <w:t>s</w:t>
+                    <w:t>Pass</w:t>
                   </w:r>
                 </w:p>
               </w:tc>
@@ -28583,7 +29702,7 @@
           <w:szCs w:val="22"/>
         </w:rPr>
       </w:pPr>
-      <w:bookmarkStart w:id="70" w:name="_Toc196122566"/>
+      <w:bookmarkStart w:id="73" w:name="_Toc196151367"/>
       <w:r>
         <w:rPr>
           <w:rFonts w:ascii="Times New Roman" w:hAnsi="Times New Roman" w:cs="Times New Roman"/>
@@ -28593,7 +29712,7 @@
         <w:lastRenderedPageBreak/>
         <w:t>Conclusions</w:t>
       </w:r>
-      <w:bookmarkEnd w:id="70"/>
+      <w:bookmarkEnd w:id="73"/>
     </w:p>
     <w:p>
       <w:pPr>
@@ -28642,7 +29761,7 @@
         </w:rPr>
         <w:t>Through extensive testing and peer evaluations, the system demonstrated its ability to significantly reduce delays caused by traditional asynchronous development workflows and eliminated context-switching between separate communication and coding tools. The live deployment of the system (</w:t>
       </w:r>
-      <w:hyperlink r:id="rId29" w:tgtFrame="_new" w:history="1">
+      <w:hyperlink r:id="rId43" w:tgtFrame="_new" w:history="1">
         <w:r>
           <w:rPr>
             <w:rStyle w:val="Hyperlink"/>
@@ -28659,7 +29778,7 @@
         </w:rPr>
         <w:t>) and its publicly available codebase (</w:t>
       </w:r>
-      <w:hyperlink r:id="rId30" w:tgtFrame="_new" w:history="1">
+      <w:hyperlink r:id="rId44" w:tgtFrame="_new" w:history="1">
         <w:r>
           <w:rPr>
             <w:rStyle w:val="Hyperlink"/>
@@ -28721,7 +29840,7 @@
           <w:szCs w:val="22"/>
         </w:rPr>
       </w:pPr>
-      <w:bookmarkStart w:id="71" w:name="_Toc196122567"/>
+      <w:bookmarkStart w:id="74" w:name="_Toc196151368"/>
       <w:r>
         <w:rPr>
           <w:rFonts w:ascii="Times New Roman" w:hAnsi="Times New Roman" w:cs="Times New Roman"/>
@@ -28730,7 +29849,7 @@
         </w:rPr>
         <w:t>Recommendations</w:t>
       </w:r>
-      <w:bookmarkEnd w:id="71"/>
+      <w:bookmarkEnd w:id="74"/>
     </w:p>
     <w:p>
       <w:pPr>
@@ -28954,7 +30073,7 @@
           <w:szCs w:val="22"/>
         </w:rPr>
       </w:pPr>
-      <w:bookmarkStart w:id="72" w:name="_Toc196122568"/>
+      <w:bookmarkStart w:id="75" w:name="_Toc196151369"/>
       <w:r>
         <w:rPr>
           <w:rFonts w:ascii="Times New Roman" w:hAnsi="Times New Roman" w:cs="Times New Roman"/>
@@ -28981,7 +30100,7 @@
         </w:rPr>
         <w:t>CONCLUSIONS AND RECOMMENDATIONS</w:t>
       </w:r>
-      <w:bookmarkEnd w:id="72"/>
+      <w:bookmarkEnd w:id="75"/>
     </w:p>
     <w:p>
       <w:pPr>
@@ -29001,7 +30120,7 @@
           <w:szCs w:val="22"/>
         </w:rPr>
       </w:pPr>
-      <w:bookmarkStart w:id="73" w:name="_Toc196122569"/>
+      <w:bookmarkStart w:id="76" w:name="_Toc196151370"/>
       <w:r>
         <w:rPr>
           <w:rFonts w:ascii="Times New Roman" w:hAnsi="Times New Roman" w:cs="Times New Roman"/>
@@ -29010,7 +30129,7 @@
         </w:rPr>
         <w:t>Introduction</w:t>
       </w:r>
-      <w:bookmarkEnd w:id="73"/>
+      <w:bookmarkEnd w:id="76"/>
     </w:p>
     <w:p>
       <w:pPr>
@@ -29058,7 +30177,7 @@
           <w:szCs w:val="22"/>
         </w:rPr>
       </w:pPr>
-      <w:bookmarkStart w:id="74" w:name="_Toc196122570"/>
+      <w:bookmarkStart w:id="77" w:name="_Toc196151371"/>
       <w:r>
         <w:rPr>
           <w:rFonts w:ascii="Times New Roman" w:hAnsi="Times New Roman" w:cs="Times New Roman"/>
@@ -29067,7 +30186,7 @@
         </w:rPr>
         <w:t>Summary of the Project</w:t>
       </w:r>
-      <w:bookmarkEnd w:id="74"/>
+      <w:bookmarkEnd w:id="77"/>
     </w:p>
     <w:p>
       <w:pPr>
@@ -29201,7 +30320,7 @@
           <w:szCs w:val="22"/>
         </w:rPr>
       </w:pPr>
-      <w:bookmarkStart w:id="75" w:name="_Toc196122571"/>
+      <w:bookmarkStart w:id="78" w:name="_Toc196151372"/>
       <w:r>
         <w:rPr>
           <w:rFonts w:ascii="Times New Roman" w:hAnsi="Times New Roman" w:cs="Times New Roman"/>
@@ -29210,7 +30329,7 @@
         </w:rPr>
         <w:t>Conclusions</w:t>
       </w:r>
-      <w:bookmarkEnd w:id="75"/>
+      <w:bookmarkEnd w:id="78"/>
     </w:p>
     <w:p>
       <w:pPr>
@@ -29338,7 +30457,7 @@
           <w:szCs w:val="22"/>
         </w:rPr>
       </w:pPr>
-      <w:bookmarkStart w:id="76" w:name="_Toc196122572"/>
+      <w:bookmarkStart w:id="79" w:name="_Toc196151373"/>
       <w:r>
         <w:rPr>
           <w:rFonts w:ascii="Times New Roman" w:hAnsi="Times New Roman" w:cs="Times New Roman"/>
@@ -29347,7 +30466,7 @@
         </w:rPr>
         <w:t>Recommendations</w:t>
       </w:r>
-      <w:bookmarkEnd w:id="76"/>
+      <w:bookmarkEnd w:id="79"/>
     </w:p>
     <w:p>
       <w:pPr>
@@ -29587,7 +30706,7 @@
           <w:szCs w:val="22"/>
         </w:rPr>
       </w:pPr>
-      <w:bookmarkStart w:id="77" w:name="_Toc196122573"/>
+      <w:bookmarkStart w:id="80" w:name="_Toc196151374"/>
       <w:r>
         <w:rPr>
           <w:rFonts w:ascii="Times New Roman" w:hAnsi="Times New Roman" w:cs="Times New Roman"/>
@@ -29596,7 +30715,7 @@
         </w:rPr>
         <w:t>Future Work</w:t>
       </w:r>
-      <w:bookmarkEnd w:id="77"/>
+      <w:bookmarkEnd w:id="80"/>
     </w:p>
     <w:p>
       <w:pPr>
@@ -29630,7 +30749,7 @@
           <w:szCs w:val="22"/>
         </w:rPr>
       </w:pPr>
-      <w:bookmarkStart w:id="78" w:name="_Toc196122574"/>
+      <w:bookmarkStart w:id="81" w:name="_Toc196151375"/>
       <w:r>
         <w:rPr>
           <w:rFonts w:ascii="Times New Roman" w:hAnsi="Times New Roman" w:cs="Times New Roman"/>
@@ -29639,7 +30758,7 @@
         </w:rPr>
         <w:t>Final Thoughts</w:t>
       </w:r>
-      <w:bookmarkEnd w:id="78"/>
+      <w:bookmarkEnd w:id="81"/>
     </w:p>
     <w:p>
       <w:pPr>
@@ -29655,9 +30774,43 @@
         <w:t>CodeCollab proves that with thoughtful design and the right technologies, it is possible to create development environments that match the pace and complexity of modern software teams. It not only solves a prevalent challenge in the tech ecosystem but also opens doors for innovation in how teams communicate and build software—together.</w:t>
       </w:r>
     </w:p>
-    <w:p/>
-    <w:p/>
-    <w:p/>
+    <w:p>
+      <w:pPr>
+        <w:rPr>
+          <w:rFonts w:ascii="Times New Roman" w:hAnsi="Times New Roman" w:cs="Times New Roman"/>
+        </w:rPr>
+      </w:pPr>
+    </w:p>
+    <w:p>
+      <w:pPr>
+        <w:rPr>
+          <w:rFonts w:ascii="Times New Roman" w:hAnsi="Times New Roman" w:cs="Times New Roman"/>
+        </w:rPr>
+      </w:pPr>
+    </w:p>
+    <w:p>
+      <w:pPr>
+        <w:rPr>
+          <w:rFonts w:ascii="Times New Roman" w:hAnsi="Times New Roman" w:cs="Times New Roman"/>
+        </w:rPr>
+      </w:pPr>
+    </w:p>
+    <w:p>
+      <w:pPr>
+        <w:rPr>
+          <w:rFonts w:ascii="Times New Roman" w:hAnsi="Times New Roman" w:cs="Times New Roman"/>
+          <w:lang w:val="en-KE"/>
+        </w:rPr>
+      </w:pPr>
+    </w:p>
+    <w:p>
+      <w:pPr>
+        <w:rPr>
+          <w:rFonts w:ascii="Times New Roman" w:hAnsi="Times New Roman" w:cs="Times New Roman"/>
+          <w:lang w:val="en-KE"/>
+        </w:rPr>
+      </w:pPr>
+    </w:p>
     <w:p>
       <w:pPr>
         <w:rPr>
@@ -29746,7 +30899,7 @@
           <w:szCs w:val="22"/>
         </w:rPr>
       </w:pPr>
-      <w:bookmarkStart w:id="79" w:name="_Toc196122575"/>
+      <w:bookmarkStart w:id="82" w:name="_Toc196151376"/>
       <w:r>
         <w:rPr>
           <w:rFonts w:ascii="Times New Roman" w:hAnsi="Times New Roman" w:cs="Times New Roman"/>
@@ -29756,7 +30909,7 @@
         <w:lastRenderedPageBreak/>
         <w:t>REFERENCES</w:t>
       </w:r>
-      <w:bookmarkEnd w:id="79"/>
+      <w:bookmarkEnd w:id="82"/>
     </w:p>
     <w:p>
       <w:pPr>
@@ -29844,7 +30997,7 @@
         </w:rPr>
         <w:t xml:space="preserve">. Microsoft Docs. Retrieved from </w:t>
       </w:r>
-      <w:hyperlink r:id="rId31" w:tgtFrame="_new" w:history="1">
+      <w:hyperlink r:id="rId45" w:tgtFrame="_new" w:history="1">
         <w:r>
           <w:rPr>
             <w:rStyle w:val="Hyperlink"/>
@@ -29911,7 +31064,7 @@
         </w:rPr>
         <w:t xml:space="preserve">. Sublime Text Official Documentation. Retrieved from </w:t>
       </w:r>
-      <w:hyperlink r:id="rId32" w:tgtFrame="_new" w:history="1">
+      <w:hyperlink r:id="rId46" w:tgtFrame="_new" w:history="1">
         <w:r>
           <w:rPr>
             <w:rStyle w:val="Hyperlink"/>
@@ -29976,7 +31129,7 @@
           <w:szCs w:val="22"/>
         </w:rPr>
       </w:pPr>
-      <w:bookmarkStart w:id="80" w:name="_Toc196122576"/>
+      <w:bookmarkStart w:id="83" w:name="_Toc196151377"/>
       <w:r>
         <w:rPr>
           <w:rFonts w:ascii="Times New Roman" w:hAnsi="Times New Roman" w:cs="Times New Roman"/>
@@ -29986,7 +31139,7 @@
         <w:lastRenderedPageBreak/>
         <w:t>APPENDIX</w:t>
       </w:r>
-      <w:bookmarkEnd w:id="80"/>
+      <w:bookmarkEnd w:id="83"/>
     </w:p>
     <w:p>
       <w:pPr>
@@ -30001,9 +31154,9 @@
           <w:szCs w:val="22"/>
         </w:rPr>
       </w:pPr>
-      <w:bookmarkStart w:id="81" w:name="_Appendix_A:_Questionnaire"/>
-      <w:bookmarkStart w:id="82" w:name="_Toc196122577"/>
-      <w:bookmarkEnd w:id="81"/>
+      <w:bookmarkStart w:id="84" w:name="_Appendix_A:_Questionnaire"/>
+      <w:bookmarkStart w:id="85" w:name="_Toc196151378"/>
+      <w:bookmarkEnd w:id="84"/>
       <w:r>
         <w:rPr>
           <w:rFonts w:ascii="Times New Roman" w:hAnsi="Times New Roman" w:cs="Times New Roman"/>
@@ -30012,7 +31165,7 @@
         </w:rPr>
         <w:t>Appendix A: Questionnaire</w:t>
       </w:r>
-      <w:bookmarkEnd w:id="82"/>
+      <w:bookmarkEnd w:id="85"/>
     </w:p>
     <w:p>
       <w:pPr>
@@ -30045,7 +31198,7 @@
         </w:rPr>
         <w:t xml:space="preserve">The following questionnaire is designed to gather insights on users' experiences with existing code editors, collaboration challenges, and desired features for the development and evaluation of CodeCollab. This questionnaire was administered via Google Forms and can be accessed using the following link: </w:t>
       </w:r>
-      <w:hyperlink r:id="rId33" w:history="1">
+      <w:hyperlink r:id="rId47" w:history="1">
         <w:r>
           <w:rPr>
             <w:rStyle w:val="Hyperlink"/>
@@ -31054,9 +32207,9 @@
           <w:szCs w:val="22"/>
         </w:rPr>
       </w:pPr>
-      <w:bookmarkStart w:id="83" w:name="_Appendix_B:_Interview"/>
-      <w:bookmarkStart w:id="84" w:name="_Toc196122578"/>
-      <w:bookmarkEnd w:id="83"/>
+      <w:bookmarkStart w:id="86" w:name="_Appendix_B:_Interview"/>
+      <w:bookmarkStart w:id="87" w:name="_Toc196151379"/>
+      <w:bookmarkEnd w:id="86"/>
       <w:r>
         <w:rPr>
           <w:rFonts w:ascii="Times New Roman" w:hAnsi="Times New Roman" w:cs="Times New Roman"/>
@@ -31066,7 +32219,7 @@
         <w:lastRenderedPageBreak/>
         <w:t>Appendix B: Interview Questions</w:t>
       </w:r>
-      <w:bookmarkEnd w:id="84"/>
+      <w:bookmarkEnd w:id="87"/>
     </w:p>
     <w:p>
       <w:pPr>
@@ -31097,7 +32250,7 @@
         </w:rPr>
         <w:t xml:space="preserve">The following interview guide is designed to gather in-depth insights from software developers, team leads, and project managers regarding their experiences with existing code editors, collaboration challenges, and feature expectations. This interview guide was used to conduct semi-structured interviews as part of the data collection process for the development and evaluation of CodeCollab. The interview questions document can be accessed using the following link: </w:t>
       </w:r>
-      <w:hyperlink r:id="rId34" w:tgtFrame="_new" w:history="1">
+      <w:hyperlink r:id="rId48" w:tgtFrame="_new" w:history="1">
         <w:r>
           <w:rPr>
             <w:rStyle w:val="Hyperlink"/>
@@ -31442,9 +32595,9 @@
           <w:szCs w:val="22"/>
         </w:rPr>
       </w:pPr>
-      <w:bookmarkStart w:id="85" w:name="_Appendix_C_:"/>
-      <w:bookmarkStart w:id="86" w:name="_Toc196122579"/>
-      <w:bookmarkEnd w:id="85"/>
+      <w:bookmarkStart w:id="88" w:name="_Appendix_C_:"/>
+      <w:bookmarkStart w:id="89" w:name="_Toc196151380"/>
+      <w:bookmarkEnd w:id="88"/>
       <w:r>
         <w:rPr>
           <w:rFonts w:ascii="Times New Roman" w:hAnsi="Times New Roman" w:cs="Times New Roman"/>
@@ -31452,27 +32605,9 @@
           <w:szCs w:val="22"/>
         </w:rPr>
         <w:lastRenderedPageBreak/>
-        <w:t xml:space="preserve">Appendix </w:t>
-      </w:r>
-      <w:proofErr w:type="gramStart"/>
-      <w:r>
-        <w:rPr>
-          <w:rFonts w:ascii="Times New Roman" w:hAnsi="Times New Roman" w:cs="Times New Roman"/>
-          <w:sz w:val="22"/>
-          <w:szCs w:val="22"/>
-        </w:rPr>
-        <w:t>C :</w:t>
-      </w:r>
-      <w:proofErr w:type="gramEnd"/>
-      <w:r>
-        <w:rPr>
-          <w:rFonts w:ascii="Times New Roman" w:hAnsi="Times New Roman" w:cs="Times New Roman"/>
-          <w:sz w:val="22"/>
-          <w:szCs w:val="22"/>
-        </w:rPr>
-        <w:t xml:space="preserve"> Data Collected</w:t>
-      </w:r>
-      <w:bookmarkEnd w:id="86"/>
+        <w:t>Appendix C: Data Collected</w:t>
+      </w:r>
+      <w:bookmarkEnd w:id="89"/>
     </w:p>
     <w:p>
       <w:pPr>
@@ -31495,7 +32630,7 @@
           <w:rFonts w:ascii="Times New Roman" w:hAnsi="Times New Roman" w:cs="Times New Roman"/>
         </w:rPr>
       </w:pPr>
-      <w:hyperlink r:id="rId35" w:tgtFrame="_new" w:history="1">
+      <w:hyperlink r:id="rId49" w:tgtFrame="_new" w:history="1">
         <w:r>
           <w:rPr>
             <w:rStyle w:val="Hyperlink"/>
@@ -31540,8 +32675,8 @@
           <w:lang w:val="en-US"/>
         </w:rPr>
       </w:pPr>
-      <w:bookmarkStart w:id="87" w:name="_Appendix_D:_Work"/>
-      <w:bookmarkEnd w:id="87"/>
+      <w:bookmarkStart w:id="90" w:name="_Appendix_D:_Work"/>
+      <w:bookmarkEnd w:id="90"/>
       <w:r>
         <w:rPr>
           <w:rFonts w:ascii="Times New Roman" w:hAnsi="Times New Roman" w:cs="Times New Roman"/>
@@ -31550,7 +32685,7 @@
         </w:rPr>
         <w:br w:type="page"/>
       </w:r>
-      <w:bookmarkStart w:id="88" w:name="_Toc196122580"/>
+      <w:bookmarkStart w:id="91" w:name="_Toc196151381"/>
       <w:r>
         <w:rPr>
           <w:rFonts w:ascii="Times New Roman" w:eastAsiaTheme="minorHAnsi" w:hAnsi="Times New Roman" w:cs="Times New Roman"/>
@@ -31561,7 +32696,7 @@
         <w:lastRenderedPageBreak/>
         <w:t>Appendix D: Work Plan</w:t>
       </w:r>
-      <w:bookmarkEnd w:id="88"/>
+      <w:bookmarkEnd w:id="91"/>
     </w:p>
     <w:p>
       <w:pPr>
@@ -32197,7 +33332,7 @@
           <w:szCs w:val="22"/>
         </w:rPr>
       </w:pPr>
-      <w:bookmarkStart w:id="89" w:name="_Toc188238053"/>
+      <w:bookmarkStart w:id="92" w:name="_Toc188238053"/>
       <w:r>
         <w:rPr>
           <w:rFonts w:ascii="Times New Roman" w:hAnsi="Times New Roman" w:cs="Times New Roman"/>
@@ -32255,7 +33390,7 @@
         </w:rPr>
         <w:t xml:space="preserve"> work plan</w:t>
       </w:r>
-      <w:bookmarkEnd w:id="89"/>
+      <w:bookmarkEnd w:id="92"/>
     </w:p>
     <w:p>
       <w:pPr>
@@ -32288,9 +33423,9 @@
           <w:lang w:val="en-US"/>
         </w:rPr>
       </w:pPr>
-      <w:bookmarkStart w:id="90" w:name="_Appendix_E:_Budget"/>
-      <w:bookmarkStart w:id="91" w:name="_Toc196122581"/>
-      <w:bookmarkEnd w:id="90"/>
+      <w:bookmarkStart w:id="93" w:name="_Appendix_E:_Budget"/>
+      <w:bookmarkStart w:id="94" w:name="_Toc196151382"/>
+      <w:bookmarkEnd w:id="93"/>
       <w:r>
         <w:rPr>
           <w:rFonts w:ascii="Times New Roman" w:hAnsi="Times New Roman" w:cs="Times New Roman"/>
@@ -32301,7 +33436,7 @@
         <w:lastRenderedPageBreak/>
         <w:t>Appendix E: Budget</w:t>
       </w:r>
-      <w:bookmarkEnd w:id="91"/>
+      <w:bookmarkEnd w:id="94"/>
     </w:p>
     <w:p>
       <w:pPr>
@@ -32832,7 +33967,7 @@
           <w:szCs w:val="22"/>
         </w:rPr>
       </w:pPr>
-      <w:bookmarkStart w:id="92" w:name="_Toc188238054"/>
+      <w:bookmarkStart w:id="95" w:name="_Toc188238054"/>
       <w:r>
         <w:rPr>
           <w:rFonts w:ascii="Times New Roman" w:hAnsi="Times New Roman" w:cs="Times New Roman"/>
@@ -32890,10 +34025,10 @@
         </w:rPr>
         <w:t xml:space="preserve"> Estimated Budget</w:t>
       </w:r>
-      <w:bookmarkEnd w:id="92"/>
+      <w:bookmarkEnd w:id="95"/>
     </w:p>
     <w:sectPr>
-      <w:footerReference w:type="default" r:id="rId36"/>
+      <w:footerReference w:type="default" r:id="rId50"/>
       <w:pgSz w:w="11906" w:h="16838"/>
       <w:pgMar w:top="1440" w:right="1440" w:bottom="1440" w:left="1440" w:header="708" w:footer="708" w:gutter="0"/>
       <w:pgNumType w:start="1"/>
@@ -32930,59 +34065,6 @@
 </file>
 
 <file path=word/footer1.xml><?xml version="1.0" encoding="utf-8"?>
-<w:ftr xmlns:wpc="http://schemas.microsoft.com/office/word/2010/wordprocessingCanvas" xmlns:cx="http://schemas.microsoft.com/office/drawing/2014/chartex" xmlns:cx1="http://schemas.microsoft.com/office/drawing/2015/9/8/chartex" xmlns:cx2="http://schemas.microsoft.com/office/drawing/2015/10/21/chartex" xmlns:cx3="http://schemas.microsoft.com/office/drawing/2016/5/9/chartex" xmlns:cx4="http://schemas.microsoft.com/office/drawing/2016/5/10/chartex" xmlns:cx5="http://schemas.microsoft.com/office/drawing/2016/5/11/chartex" xmlns:cx6="http://schemas.microsoft.com/office/drawing/2016/5/12/chartex" xmlns:cx7="http://schemas.microsoft.com/office/drawing/2016/5/13/chartex" xmlns:cx8="http://schemas.microsoft.com/office/drawing/2016/5/14/chartex" xmlns:mc="http://schemas.openxmlformats.org/markup-compatibility/2006" xmlns:aink="http://schemas.microsoft.com/office/drawing/2016/ink" xmlns:am3d="http://schemas.microsoft.com/office/drawing/2017/model3d" xmlns:o="urn:schemas-microsoft-com:office:office" xmlns:oel="http://schemas.microsoft.com/office/2019/extlst" xmlns:r="http://schemas.openxmlformats.org/officeDocument/2006/relationships" xmlns:m="http://schemas.openxmlformats.org/officeDocument/2006/math" xmlns:v="urn:schemas-microsoft-com:vml" xmlns:wp14="http://schemas.microsoft.com/office/word/2010/wordprocessingDrawing" xmlns:wp="http://schemas.openxmlformats.org/drawingml/2006/wordprocessingDrawing" xmlns:w10="urn:schemas-microsoft-com:office:word" xmlns:w="http://schemas.openxmlformats.org/wordprocessingml/2006/main" xmlns:w14="http://schemas.microsoft.com/office/word/2010/wordml" xmlns:w15="http://schemas.microsoft.com/office/word/2012/wordml" xmlns:w16cex="http://schemas.microsoft.com/office/word/2018/wordml/cex" xmlns:w16cid="http://schemas.microsoft.com/office/word/2016/wordml/cid" xmlns:w16="http://schemas.microsoft.com/office/word/2018/wordml" xmlns:w16du="http://schemas.microsoft.com/office/word/2023/wordml/word16du" xmlns:w16sdtdh="http://schemas.microsoft.com/office/word/2020/wordml/sdtdatahash" xmlns:w16sdtfl="http://schemas.microsoft.com/office/word/2024/wordml/sdtformatlock" xmlns:w16se="http://schemas.microsoft.com/office/word/2015/wordml/symex" xmlns:wpg="http://schemas.microsoft.com/office/word/2010/wordprocessingGroup" xmlns:wpi="http://schemas.microsoft.com/office/word/2010/wordprocessingInk" xmlns:wne="http://schemas.microsoft.com/office/word/2006/wordml" xmlns:wps="http://schemas.microsoft.com/office/word/2010/wordprocessingShape" mc:Ignorable="w14 w15 w16se w16cid w16 w16cex w16sdtdh w16sdtfl w16du wp14">
-  <w:sdt>
-    <w:sdtPr>
-      <w:id w:val="122975741"/>
-      <w:docPartObj>
-        <w:docPartGallery w:val="Page Numbers (Bottom of Page)"/>
-        <w:docPartUnique/>
-      </w:docPartObj>
-    </w:sdtPr>
-    <w:sdtEndPr>
-      <w:rPr>
-        <w:noProof/>
-      </w:rPr>
-    </w:sdtEndPr>
-    <w:sdtContent>
-      <w:p>
-        <w:pPr>
-          <w:pStyle w:val="Footer"/>
-          <w:jc w:val="center"/>
-        </w:pPr>
-        <w:r>
-          <w:fldChar w:fldCharType="begin"/>
-        </w:r>
-        <w:r>
-          <w:instrText xml:space="preserve"> PAGE   \* MERGEFORMAT </w:instrText>
-        </w:r>
-        <w:r>
-          <w:fldChar w:fldCharType="separate"/>
-        </w:r>
-        <w:r>
-          <w:rPr>
-            <w:noProof/>
-          </w:rPr>
-          <w:t>2</w:t>
-        </w:r>
-        <w:r>
-          <w:rPr>
-            <w:noProof/>
-          </w:rPr>
-          <w:fldChar w:fldCharType="end"/>
-        </w:r>
-      </w:p>
-    </w:sdtContent>
-  </w:sdt>
-  <w:p>
-    <w:pPr>
-      <w:pStyle w:val="Footer"/>
-    </w:pPr>
-  </w:p>
-</w:ftr>
-</file>
-
-<file path=word/footer2.xml><?xml version="1.0" encoding="utf-8"?>
 <w:ftr xmlns:wpc="http://schemas.microsoft.com/office/word/2010/wordprocessingCanvas" xmlns:cx="http://schemas.microsoft.com/office/drawing/2014/chartex" xmlns:cx1="http://schemas.microsoft.com/office/drawing/2015/9/8/chartex" xmlns:cx2="http://schemas.microsoft.com/office/drawing/2015/10/21/chartex" xmlns:cx3="http://schemas.microsoft.com/office/drawing/2016/5/9/chartex" xmlns:cx4="http://schemas.microsoft.com/office/drawing/2016/5/10/chartex" xmlns:cx5="http://schemas.microsoft.com/office/drawing/2016/5/11/chartex" xmlns:cx6="http://schemas.microsoft.com/office/drawing/2016/5/12/chartex" xmlns:cx7="http://schemas.microsoft.com/office/drawing/2016/5/13/chartex" xmlns:cx8="http://schemas.microsoft.com/office/drawing/2016/5/14/chartex" xmlns:mc="http://schemas.openxmlformats.org/markup-compatibility/2006" xmlns:aink="http://schemas.microsoft.com/office/drawing/2016/ink" xmlns:am3d="http://schemas.microsoft.com/office/drawing/2017/model3d" xmlns:o="urn:schemas-microsoft-com:office:office" xmlns:oel="http://schemas.microsoft.com/office/2019/extlst" xmlns:r="http://schemas.openxmlformats.org/officeDocument/2006/relationships" xmlns:m="http://schemas.openxmlformats.org/officeDocument/2006/math" xmlns:v="urn:schemas-microsoft-com:vml" xmlns:wp14="http://schemas.microsoft.com/office/word/2010/wordprocessingDrawing" xmlns:wp="http://schemas.openxmlformats.org/drawingml/2006/wordprocessingDrawing" xmlns:w10="urn:schemas-microsoft-com:office:word" xmlns:w="http://schemas.openxmlformats.org/wordprocessingml/2006/main" xmlns:w14="http://schemas.microsoft.com/office/word/2010/wordml" xmlns:w15="http://schemas.microsoft.com/office/word/2012/wordml" xmlns:w16cex="http://schemas.microsoft.com/office/word/2018/wordml/cex" xmlns:w16cid="http://schemas.microsoft.com/office/word/2016/wordml/cid" xmlns:w16="http://schemas.microsoft.com/office/word/2018/wordml" xmlns:w16du="http://schemas.microsoft.com/office/word/2023/wordml/word16du" xmlns:w16sdtdh="http://schemas.microsoft.com/office/word/2020/wordml/sdtdatahash" xmlns:w16sdtfl="http://schemas.microsoft.com/office/word/2024/wordml/sdtformatlock" xmlns:w16se="http://schemas.microsoft.com/office/word/2015/wordml/symex" xmlns:wpg="http://schemas.microsoft.com/office/word/2010/wordprocessingGroup" xmlns:wpi="http://schemas.microsoft.com/office/word/2010/wordprocessingInk" xmlns:wne="http://schemas.microsoft.com/office/word/2006/wordml" xmlns:wps="http://schemas.microsoft.com/office/word/2010/wordprocessingShape" mc:Ignorable="w14 w15 w16se w16cid w16 w16cex w16sdtdh w16sdtfl w16du wp14">
   <w:sdt>
     <w:sdtPr>
@@ -34407,6 +35489,155 @@
     </w:lvl>
   </w:abstractNum>
   <w:abstractNum w:abstractNumId="13" w15:restartNumberingAfterBreak="0">
+    <w:nsid w:val="229A16BB"/>
+    <w:multiLevelType w:val="multilevel"/>
+    <w:tmpl w:val="51128F72"/>
+    <w:lvl w:ilvl="0">
+      <w:start w:val="1"/>
+      <w:numFmt w:val="bullet"/>
+      <w:lvlText w:val=""/>
+      <w:lvlJc w:val="left"/>
+      <w:pPr>
+        <w:tabs>
+          <w:tab w:val="num" w:pos="720"/>
+        </w:tabs>
+        <w:ind w:left="720" w:hanging="360"/>
+      </w:pPr>
+      <w:rPr>
+        <w:rFonts w:ascii="Symbol" w:hAnsi="Symbol" w:hint="default"/>
+        <w:sz w:val="20"/>
+      </w:rPr>
+    </w:lvl>
+    <w:lvl w:ilvl="1" w:tentative="1">
+      <w:start w:val="1"/>
+      <w:numFmt w:val="bullet"/>
+      <w:lvlText w:val="o"/>
+      <w:lvlJc w:val="left"/>
+      <w:pPr>
+        <w:tabs>
+          <w:tab w:val="num" w:pos="1440"/>
+        </w:tabs>
+        <w:ind w:left="1440" w:hanging="360"/>
+      </w:pPr>
+      <w:rPr>
+        <w:rFonts w:ascii="Courier New" w:hAnsi="Courier New" w:hint="default"/>
+        <w:sz w:val="20"/>
+      </w:rPr>
+    </w:lvl>
+    <w:lvl w:ilvl="2" w:tentative="1">
+      <w:start w:val="1"/>
+      <w:numFmt w:val="bullet"/>
+      <w:lvlText w:val=""/>
+      <w:lvlJc w:val="left"/>
+      <w:pPr>
+        <w:tabs>
+          <w:tab w:val="num" w:pos="2160"/>
+        </w:tabs>
+        <w:ind w:left="2160" w:hanging="360"/>
+      </w:pPr>
+      <w:rPr>
+        <w:rFonts w:ascii="Wingdings" w:hAnsi="Wingdings" w:hint="default"/>
+        <w:sz w:val="20"/>
+      </w:rPr>
+    </w:lvl>
+    <w:lvl w:ilvl="3" w:tentative="1">
+      <w:start w:val="1"/>
+      <w:numFmt w:val="bullet"/>
+      <w:lvlText w:val=""/>
+      <w:lvlJc w:val="left"/>
+      <w:pPr>
+        <w:tabs>
+          <w:tab w:val="num" w:pos="2880"/>
+        </w:tabs>
+        <w:ind w:left="2880" w:hanging="360"/>
+      </w:pPr>
+      <w:rPr>
+        <w:rFonts w:ascii="Wingdings" w:hAnsi="Wingdings" w:hint="default"/>
+        <w:sz w:val="20"/>
+      </w:rPr>
+    </w:lvl>
+    <w:lvl w:ilvl="4" w:tentative="1">
+      <w:start w:val="1"/>
+      <w:numFmt w:val="bullet"/>
+      <w:lvlText w:val=""/>
+      <w:lvlJc w:val="left"/>
+      <w:pPr>
+        <w:tabs>
+          <w:tab w:val="num" w:pos="3600"/>
+        </w:tabs>
+        <w:ind w:left="3600" w:hanging="360"/>
+      </w:pPr>
+      <w:rPr>
+        <w:rFonts w:ascii="Wingdings" w:hAnsi="Wingdings" w:hint="default"/>
+        <w:sz w:val="20"/>
+      </w:rPr>
+    </w:lvl>
+    <w:lvl w:ilvl="5" w:tentative="1">
+      <w:start w:val="1"/>
+      <w:numFmt w:val="bullet"/>
+      <w:lvlText w:val=""/>
+      <w:lvlJc w:val="left"/>
+      <w:pPr>
+        <w:tabs>
+          <w:tab w:val="num" w:pos="4320"/>
+        </w:tabs>
+        <w:ind w:left="4320" w:hanging="360"/>
+      </w:pPr>
+      <w:rPr>
+        <w:rFonts w:ascii="Wingdings" w:hAnsi="Wingdings" w:hint="default"/>
+        <w:sz w:val="20"/>
+      </w:rPr>
+    </w:lvl>
+    <w:lvl w:ilvl="6" w:tentative="1">
+      <w:start w:val="1"/>
+      <w:numFmt w:val="bullet"/>
+      <w:lvlText w:val=""/>
+      <w:lvlJc w:val="left"/>
+      <w:pPr>
+        <w:tabs>
+          <w:tab w:val="num" w:pos="5040"/>
+        </w:tabs>
+        <w:ind w:left="5040" w:hanging="360"/>
+      </w:pPr>
+      <w:rPr>
+        <w:rFonts w:ascii="Wingdings" w:hAnsi="Wingdings" w:hint="default"/>
+        <w:sz w:val="20"/>
+      </w:rPr>
+    </w:lvl>
+    <w:lvl w:ilvl="7" w:tentative="1">
+      <w:start w:val="1"/>
+      <w:numFmt w:val="bullet"/>
+      <w:lvlText w:val=""/>
+      <w:lvlJc w:val="left"/>
+      <w:pPr>
+        <w:tabs>
+          <w:tab w:val="num" w:pos="5760"/>
+        </w:tabs>
+        <w:ind w:left="5760" w:hanging="360"/>
+      </w:pPr>
+      <w:rPr>
+        <w:rFonts w:ascii="Wingdings" w:hAnsi="Wingdings" w:hint="default"/>
+        <w:sz w:val="20"/>
+      </w:rPr>
+    </w:lvl>
+    <w:lvl w:ilvl="8" w:tentative="1">
+      <w:start w:val="1"/>
+      <w:numFmt w:val="bullet"/>
+      <w:lvlText w:val=""/>
+      <w:lvlJc w:val="left"/>
+      <w:pPr>
+        <w:tabs>
+          <w:tab w:val="num" w:pos="6480"/>
+        </w:tabs>
+        <w:ind w:left="6480" w:hanging="360"/>
+      </w:pPr>
+      <w:rPr>
+        <w:rFonts w:ascii="Wingdings" w:hAnsi="Wingdings" w:hint="default"/>
+        <w:sz w:val="20"/>
+      </w:rPr>
+    </w:lvl>
+  </w:abstractNum>
+  <w:abstractNum w:abstractNumId="14" w15:restartNumberingAfterBreak="0">
     <w:nsid w:val="23802CFB"/>
     <w:multiLevelType w:val="multilevel"/>
     <w:tmpl w:val="DA22D016"/>
@@ -34519,7 +35750,156 @@
       </w:rPr>
     </w:lvl>
   </w:abstractNum>
-  <w:abstractNum w:abstractNumId="14" w15:restartNumberingAfterBreak="0">
+  <w:abstractNum w:abstractNumId="15" w15:restartNumberingAfterBreak="0">
+    <w:nsid w:val="241F7A33"/>
+    <w:multiLevelType w:val="multilevel"/>
+    <w:tmpl w:val="735853D8"/>
+    <w:lvl w:ilvl="0">
+      <w:start w:val="1"/>
+      <w:numFmt w:val="bullet"/>
+      <w:lvlText w:val=""/>
+      <w:lvlJc w:val="left"/>
+      <w:pPr>
+        <w:tabs>
+          <w:tab w:val="num" w:pos="720"/>
+        </w:tabs>
+        <w:ind w:left="720" w:hanging="360"/>
+      </w:pPr>
+      <w:rPr>
+        <w:rFonts w:ascii="Symbol" w:hAnsi="Symbol" w:hint="default"/>
+        <w:sz w:val="20"/>
+      </w:rPr>
+    </w:lvl>
+    <w:lvl w:ilvl="1" w:tentative="1">
+      <w:start w:val="1"/>
+      <w:numFmt w:val="bullet"/>
+      <w:lvlText w:val="o"/>
+      <w:lvlJc w:val="left"/>
+      <w:pPr>
+        <w:tabs>
+          <w:tab w:val="num" w:pos="1440"/>
+        </w:tabs>
+        <w:ind w:left="1440" w:hanging="360"/>
+      </w:pPr>
+      <w:rPr>
+        <w:rFonts w:ascii="Courier New" w:hAnsi="Courier New" w:hint="default"/>
+        <w:sz w:val="20"/>
+      </w:rPr>
+    </w:lvl>
+    <w:lvl w:ilvl="2" w:tentative="1">
+      <w:start w:val="1"/>
+      <w:numFmt w:val="bullet"/>
+      <w:lvlText w:val=""/>
+      <w:lvlJc w:val="left"/>
+      <w:pPr>
+        <w:tabs>
+          <w:tab w:val="num" w:pos="2160"/>
+        </w:tabs>
+        <w:ind w:left="2160" w:hanging="360"/>
+      </w:pPr>
+      <w:rPr>
+        <w:rFonts w:ascii="Wingdings" w:hAnsi="Wingdings" w:hint="default"/>
+        <w:sz w:val="20"/>
+      </w:rPr>
+    </w:lvl>
+    <w:lvl w:ilvl="3" w:tentative="1">
+      <w:start w:val="1"/>
+      <w:numFmt w:val="bullet"/>
+      <w:lvlText w:val=""/>
+      <w:lvlJc w:val="left"/>
+      <w:pPr>
+        <w:tabs>
+          <w:tab w:val="num" w:pos="2880"/>
+        </w:tabs>
+        <w:ind w:left="2880" w:hanging="360"/>
+      </w:pPr>
+      <w:rPr>
+        <w:rFonts w:ascii="Wingdings" w:hAnsi="Wingdings" w:hint="default"/>
+        <w:sz w:val="20"/>
+      </w:rPr>
+    </w:lvl>
+    <w:lvl w:ilvl="4" w:tentative="1">
+      <w:start w:val="1"/>
+      <w:numFmt w:val="bullet"/>
+      <w:lvlText w:val=""/>
+      <w:lvlJc w:val="left"/>
+      <w:pPr>
+        <w:tabs>
+          <w:tab w:val="num" w:pos="3600"/>
+        </w:tabs>
+        <w:ind w:left="3600" w:hanging="360"/>
+      </w:pPr>
+      <w:rPr>
+        <w:rFonts w:ascii="Wingdings" w:hAnsi="Wingdings" w:hint="default"/>
+        <w:sz w:val="20"/>
+      </w:rPr>
+    </w:lvl>
+    <w:lvl w:ilvl="5" w:tentative="1">
+      <w:start w:val="1"/>
+      <w:numFmt w:val="bullet"/>
+      <w:lvlText w:val=""/>
+      <w:lvlJc w:val="left"/>
+      <w:pPr>
+        <w:tabs>
+          <w:tab w:val="num" w:pos="4320"/>
+        </w:tabs>
+        <w:ind w:left="4320" w:hanging="360"/>
+      </w:pPr>
+      <w:rPr>
+        <w:rFonts w:ascii="Wingdings" w:hAnsi="Wingdings" w:hint="default"/>
+        <w:sz w:val="20"/>
+      </w:rPr>
+    </w:lvl>
+    <w:lvl w:ilvl="6" w:tentative="1">
+      <w:start w:val="1"/>
+      <w:numFmt w:val="bullet"/>
+      <w:lvlText w:val=""/>
+      <w:lvlJc w:val="left"/>
+      <w:pPr>
+        <w:tabs>
+          <w:tab w:val="num" w:pos="5040"/>
+        </w:tabs>
+        <w:ind w:left="5040" w:hanging="360"/>
+      </w:pPr>
+      <w:rPr>
+        <w:rFonts w:ascii="Wingdings" w:hAnsi="Wingdings" w:hint="default"/>
+        <w:sz w:val="20"/>
+      </w:rPr>
+    </w:lvl>
+    <w:lvl w:ilvl="7" w:tentative="1">
+      <w:start w:val="1"/>
+      <w:numFmt w:val="bullet"/>
+      <w:lvlText w:val=""/>
+      <w:lvlJc w:val="left"/>
+      <w:pPr>
+        <w:tabs>
+          <w:tab w:val="num" w:pos="5760"/>
+        </w:tabs>
+        <w:ind w:left="5760" w:hanging="360"/>
+      </w:pPr>
+      <w:rPr>
+        <w:rFonts w:ascii="Wingdings" w:hAnsi="Wingdings" w:hint="default"/>
+        <w:sz w:val="20"/>
+      </w:rPr>
+    </w:lvl>
+    <w:lvl w:ilvl="8" w:tentative="1">
+      <w:start w:val="1"/>
+      <w:numFmt w:val="bullet"/>
+      <w:lvlText w:val=""/>
+      <w:lvlJc w:val="left"/>
+      <w:pPr>
+        <w:tabs>
+          <w:tab w:val="num" w:pos="6480"/>
+        </w:tabs>
+        <w:ind w:left="6480" w:hanging="360"/>
+      </w:pPr>
+      <w:rPr>
+        <w:rFonts w:ascii="Wingdings" w:hAnsi="Wingdings" w:hint="default"/>
+        <w:sz w:val="20"/>
+      </w:rPr>
+    </w:lvl>
+  </w:abstractNum>
+  <w:abstractNum w:abstractNumId="16" w15:restartNumberingAfterBreak="0">
     <w:nsid w:val="25920985"/>
     <w:multiLevelType w:val="multilevel"/>
     <w:tmpl w:val="C8F4ADF8"/>
@@ -34632,7 +36012,7 @@
       </w:pPr>
     </w:lvl>
   </w:abstractNum>
-  <w:abstractNum w:abstractNumId="15" w15:restartNumberingAfterBreak="0">
+  <w:abstractNum w:abstractNumId="17" w15:restartNumberingAfterBreak="0">
     <w:nsid w:val="28835F23"/>
     <w:multiLevelType w:val="hybridMultilevel"/>
     <w:tmpl w:val="169A625A"/>
@@ -34745,7 +36125,7 @@
       </w:rPr>
     </w:lvl>
   </w:abstractNum>
-  <w:abstractNum w:abstractNumId="16" w15:restartNumberingAfterBreak="0">
+  <w:abstractNum w:abstractNumId="18" w15:restartNumberingAfterBreak="0">
     <w:nsid w:val="299A3906"/>
     <w:multiLevelType w:val="multilevel"/>
     <w:tmpl w:val="AEB2985C"/>
@@ -34858,7 +36238,7 @@
       </w:pPr>
     </w:lvl>
   </w:abstractNum>
-  <w:abstractNum w:abstractNumId="17" w15:restartNumberingAfterBreak="0">
+  <w:abstractNum w:abstractNumId="19" w15:restartNumberingAfterBreak="0">
     <w:nsid w:val="2AAF2FBF"/>
     <w:multiLevelType w:val="multilevel"/>
     <w:tmpl w:val="CB0E66A6"/>
@@ -34971,7 +36351,7 @@
       </w:pPr>
     </w:lvl>
   </w:abstractNum>
-  <w:abstractNum w:abstractNumId="18" w15:restartNumberingAfterBreak="0">
+  <w:abstractNum w:abstractNumId="20" w15:restartNumberingAfterBreak="0">
     <w:nsid w:val="2D5A0CE7"/>
     <w:multiLevelType w:val="hybridMultilevel"/>
     <w:tmpl w:val="325695C8"/>
@@ -35057,7 +36437,7 @@
       </w:pPr>
     </w:lvl>
   </w:abstractNum>
-  <w:abstractNum w:abstractNumId="19" w15:restartNumberingAfterBreak="0">
+  <w:abstractNum w:abstractNumId="21" w15:restartNumberingAfterBreak="0">
     <w:nsid w:val="2D944875"/>
     <w:multiLevelType w:val="multilevel"/>
     <w:tmpl w:val="CF50AD56"/>
@@ -35206,7 +36586,156 @@
       </w:rPr>
     </w:lvl>
   </w:abstractNum>
-  <w:abstractNum w:abstractNumId="20" w15:restartNumberingAfterBreak="0">
+  <w:abstractNum w:abstractNumId="22" w15:restartNumberingAfterBreak="0">
+    <w:nsid w:val="32FD4E6E"/>
+    <w:multiLevelType w:val="multilevel"/>
+    <w:tmpl w:val="2A4A9D7A"/>
+    <w:lvl w:ilvl="0">
+      <w:start w:val="1"/>
+      <w:numFmt w:val="bullet"/>
+      <w:lvlText w:val=""/>
+      <w:lvlJc w:val="left"/>
+      <w:pPr>
+        <w:tabs>
+          <w:tab w:val="num" w:pos="720"/>
+        </w:tabs>
+        <w:ind w:left="720" w:hanging="360"/>
+      </w:pPr>
+      <w:rPr>
+        <w:rFonts w:ascii="Symbol" w:hAnsi="Symbol" w:hint="default"/>
+        <w:sz w:val="20"/>
+      </w:rPr>
+    </w:lvl>
+    <w:lvl w:ilvl="1" w:tentative="1">
+      <w:start w:val="1"/>
+      <w:numFmt w:val="bullet"/>
+      <w:lvlText w:val="o"/>
+      <w:lvlJc w:val="left"/>
+      <w:pPr>
+        <w:tabs>
+          <w:tab w:val="num" w:pos="1440"/>
+        </w:tabs>
+        <w:ind w:left="1440" w:hanging="360"/>
+      </w:pPr>
+      <w:rPr>
+        <w:rFonts w:ascii="Courier New" w:hAnsi="Courier New" w:hint="default"/>
+        <w:sz w:val="20"/>
+      </w:rPr>
+    </w:lvl>
+    <w:lvl w:ilvl="2" w:tentative="1">
+      <w:start w:val="1"/>
+      <w:numFmt w:val="bullet"/>
+      <w:lvlText w:val=""/>
+      <w:lvlJc w:val="left"/>
+      <w:pPr>
+        <w:tabs>
+          <w:tab w:val="num" w:pos="2160"/>
+        </w:tabs>
+        <w:ind w:left="2160" w:hanging="360"/>
+      </w:pPr>
+      <w:rPr>
+        <w:rFonts w:ascii="Wingdings" w:hAnsi="Wingdings" w:hint="default"/>
+        <w:sz w:val="20"/>
+      </w:rPr>
+    </w:lvl>
+    <w:lvl w:ilvl="3" w:tentative="1">
+      <w:start w:val="1"/>
+      <w:numFmt w:val="bullet"/>
+      <w:lvlText w:val=""/>
+      <w:lvlJc w:val="left"/>
+      <w:pPr>
+        <w:tabs>
+          <w:tab w:val="num" w:pos="2880"/>
+        </w:tabs>
+        <w:ind w:left="2880" w:hanging="360"/>
+      </w:pPr>
+      <w:rPr>
+        <w:rFonts w:ascii="Wingdings" w:hAnsi="Wingdings" w:hint="default"/>
+        <w:sz w:val="20"/>
+      </w:rPr>
+    </w:lvl>
+    <w:lvl w:ilvl="4" w:tentative="1">
+      <w:start w:val="1"/>
+      <w:numFmt w:val="bullet"/>
+      <w:lvlText w:val=""/>
+      <w:lvlJc w:val="left"/>
+      <w:pPr>
+        <w:tabs>
+          <w:tab w:val="num" w:pos="3600"/>
+        </w:tabs>
+        <w:ind w:left="3600" w:hanging="360"/>
+      </w:pPr>
+      <w:rPr>
+        <w:rFonts w:ascii="Wingdings" w:hAnsi="Wingdings" w:hint="default"/>
+        <w:sz w:val="20"/>
+      </w:rPr>
+    </w:lvl>
+    <w:lvl w:ilvl="5" w:tentative="1">
+      <w:start w:val="1"/>
+      <w:numFmt w:val="bullet"/>
+      <w:lvlText w:val=""/>
+      <w:lvlJc w:val="left"/>
+      <w:pPr>
+        <w:tabs>
+          <w:tab w:val="num" w:pos="4320"/>
+        </w:tabs>
+        <w:ind w:left="4320" w:hanging="360"/>
+      </w:pPr>
+      <w:rPr>
+        <w:rFonts w:ascii="Wingdings" w:hAnsi="Wingdings" w:hint="default"/>
+        <w:sz w:val="20"/>
+      </w:rPr>
+    </w:lvl>
+    <w:lvl w:ilvl="6" w:tentative="1">
+      <w:start w:val="1"/>
+      <w:numFmt w:val="bullet"/>
+      <w:lvlText w:val=""/>
+      <w:lvlJc w:val="left"/>
+      <w:pPr>
+        <w:tabs>
+          <w:tab w:val="num" w:pos="5040"/>
+        </w:tabs>
+        <w:ind w:left="5040" w:hanging="360"/>
+      </w:pPr>
+      <w:rPr>
+        <w:rFonts w:ascii="Wingdings" w:hAnsi="Wingdings" w:hint="default"/>
+        <w:sz w:val="20"/>
+      </w:rPr>
+    </w:lvl>
+    <w:lvl w:ilvl="7" w:tentative="1">
+      <w:start w:val="1"/>
+      <w:numFmt w:val="bullet"/>
+      <w:lvlText w:val=""/>
+      <w:lvlJc w:val="left"/>
+      <w:pPr>
+        <w:tabs>
+          <w:tab w:val="num" w:pos="5760"/>
+        </w:tabs>
+        <w:ind w:left="5760" w:hanging="360"/>
+      </w:pPr>
+      <w:rPr>
+        <w:rFonts w:ascii="Wingdings" w:hAnsi="Wingdings" w:hint="default"/>
+        <w:sz w:val="20"/>
+      </w:rPr>
+    </w:lvl>
+    <w:lvl w:ilvl="8" w:tentative="1">
+      <w:start w:val="1"/>
+      <w:numFmt w:val="bullet"/>
+      <w:lvlText w:val=""/>
+      <w:lvlJc w:val="left"/>
+      <w:pPr>
+        <w:tabs>
+          <w:tab w:val="num" w:pos="6480"/>
+        </w:tabs>
+        <w:ind w:left="6480" w:hanging="360"/>
+      </w:pPr>
+      <w:rPr>
+        <w:rFonts w:ascii="Wingdings" w:hAnsi="Wingdings" w:hint="default"/>
+        <w:sz w:val="20"/>
+      </w:rPr>
+    </w:lvl>
+  </w:abstractNum>
+  <w:abstractNum w:abstractNumId="23" w15:restartNumberingAfterBreak="0">
     <w:nsid w:val="33306A93"/>
     <w:multiLevelType w:val="hybridMultilevel"/>
     <w:tmpl w:val="E32EFE14"/>
@@ -35295,7 +36824,7 @@
       </w:pPr>
     </w:lvl>
   </w:abstractNum>
-  <w:abstractNum w:abstractNumId="21" w15:restartNumberingAfterBreak="0">
+  <w:abstractNum w:abstractNumId="24" w15:restartNumberingAfterBreak="0">
     <w:nsid w:val="34862B88"/>
     <w:multiLevelType w:val="multilevel"/>
     <w:tmpl w:val="51D4A306"/>
@@ -35408,7 +36937,156 @@
       </w:pPr>
     </w:lvl>
   </w:abstractNum>
-  <w:abstractNum w:abstractNumId="22" w15:restartNumberingAfterBreak="0">
+  <w:abstractNum w:abstractNumId="25" w15:restartNumberingAfterBreak="0">
+    <w:nsid w:val="37615169"/>
+    <w:multiLevelType w:val="multilevel"/>
+    <w:tmpl w:val="EC82CC6E"/>
+    <w:lvl w:ilvl="0">
+      <w:start w:val="1"/>
+      <w:numFmt w:val="bullet"/>
+      <w:lvlText w:val=""/>
+      <w:lvlJc w:val="left"/>
+      <w:pPr>
+        <w:tabs>
+          <w:tab w:val="num" w:pos="720"/>
+        </w:tabs>
+        <w:ind w:left="720" w:hanging="360"/>
+      </w:pPr>
+      <w:rPr>
+        <w:rFonts w:ascii="Symbol" w:hAnsi="Symbol" w:hint="default"/>
+        <w:sz w:val="20"/>
+      </w:rPr>
+    </w:lvl>
+    <w:lvl w:ilvl="1" w:tentative="1">
+      <w:start w:val="1"/>
+      <w:numFmt w:val="bullet"/>
+      <w:lvlText w:val="o"/>
+      <w:lvlJc w:val="left"/>
+      <w:pPr>
+        <w:tabs>
+          <w:tab w:val="num" w:pos="1440"/>
+        </w:tabs>
+        <w:ind w:left="1440" w:hanging="360"/>
+      </w:pPr>
+      <w:rPr>
+        <w:rFonts w:ascii="Courier New" w:hAnsi="Courier New" w:hint="default"/>
+        <w:sz w:val="20"/>
+      </w:rPr>
+    </w:lvl>
+    <w:lvl w:ilvl="2" w:tentative="1">
+      <w:start w:val="1"/>
+      <w:numFmt w:val="bullet"/>
+      <w:lvlText w:val=""/>
+      <w:lvlJc w:val="left"/>
+      <w:pPr>
+        <w:tabs>
+          <w:tab w:val="num" w:pos="2160"/>
+        </w:tabs>
+        <w:ind w:left="2160" w:hanging="360"/>
+      </w:pPr>
+      <w:rPr>
+        <w:rFonts w:ascii="Wingdings" w:hAnsi="Wingdings" w:hint="default"/>
+        <w:sz w:val="20"/>
+      </w:rPr>
+    </w:lvl>
+    <w:lvl w:ilvl="3" w:tentative="1">
+      <w:start w:val="1"/>
+      <w:numFmt w:val="bullet"/>
+      <w:lvlText w:val=""/>
+      <w:lvlJc w:val="left"/>
+      <w:pPr>
+        <w:tabs>
+          <w:tab w:val="num" w:pos="2880"/>
+        </w:tabs>
+        <w:ind w:left="2880" w:hanging="360"/>
+      </w:pPr>
+      <w:rPr>
+        <w:rFonts w:ascii="Wingdings" w:hAnsi="Wingdings" w:hint="default"/>
+        <w:sz w:val="20"/>
+      </w:rPr>
+    </w:lvl>
+    <w:lvl w:ilvl="4" w:tentative="1">
+      <w:start w:val="1"/>
+      <w:numFmt w:val="bullet"/>
+      <w:lvlText w:val=""/>
+      <w:lvlJc w:val="left"/>
+      <w:pPr>
+        <w:tabs>
+          <w:tab w:val="num" w:pos="3600"/>
+        </w:tabs>
+        <w:ind w:left="3600" w:hanging="360"/>
+      </w:pPr>
+      <w:rPr>
+        <w:rFonts w:ascii="Wingdings" w:hAnsi="Wingdings" w:hint="default"/>
+        <w:sz w:val="20"/>
+      </w:rPr>
+    </w:lvl>
+    <w:lvl w:ilvl="5" w:tentative="1">
+      <w:start w:val="1"/>
+      <w:numFmt w:val="bullet"/>
+      <w:lvlText w:val=""/>
+      <w:lvlJc w:val="left"/>
+      <w:pPr>
+        <w:tabs>
+          <w:tab w:val="num" w:pos="4320"/>
+        </w:tabs>
+        <w:ind w:left="4320" w:hanging="360"/>
+      </w:pPr>
+      <w:rPr>
+        <w:rFonts w:ascii="Wingdings" w:hAnsi="Wingdings" w:hint="default"/>
+        <w:sz w:val="20"/>
+      </w:rPr>
+    </w:lvl>
+    <w:lvl w:ilvl="6" w:tentative="1">
+      <w:start w:val="1"/>
+      <w:numFmt w:val="bullet"/>
+      <w:lvlText w:val=""/>
+      <w:lvlJc w:val="left"/>
+      <w:pPr>
+        <w:tabs>
+          <w:tab w:val="num" w:pos="5040"/>
+        </w:tabs>
+        <w:ind w:left="5040" w:hanging="360"/>
+      </w:pPr>
+      <w:rPr>
+        <w:rFonts w:ascii="Wingdings" w:hAnsi="Wingdings" w:hint="default"/>
+        <w:sz w:val="20"/>
+      </w:rPr>
+    </w:lvl>
+    <w:lvl w:ilvl="7" w:tentative="1">
+      <w:start w:val="1"/>
+      <w:numFmt w:val="bullet"/>
+      <w:lvlText w:val=""/>
+      <w:lvlJc w:val="left"/>
+      <w:pPr>
+        <w:tabs>
+          <w:tab w:val="num" w:pos="5760"/>
+        </w:tabs>
+        <w:ind w:left="5760" w:hanging="360"/>
+      </w:pPr>
+      <w:rPr>
+        <w:rFonts w:ascii="Wingdings" w:hAnsi="Wingdings" w:hint="default"/>
+        <w:sz w:val="20"/>
+      </w:rPr>
+    </w:lvl>
+    <w:lvl w:ilvl="8" w:tentative="1">
+      <w:start w:val="1"/>
+      <w:numFmt w:val="bullet"/>
+      <w:lvlText w:val=""/>
+      <w:lvlJc w:val="left"/>
+      <w:pPr>
+        <w:tabs>
+          <w:tab w:val="num" w:pos="6480"/>
+        </w:tabs>
+        <w:ind w:left="6480" w:hanging="360"/>
+      </w:pPr>
+      <w:rPr>
+        <w:rFonts w:ascii="Wingdings" w:hAnsi="Wingdings" w:hint="default"/>
+        <w:sz w:val="20"/>
+      </w:rPr>
+    </w:lvl>
+  </w:abstractNum>
+  <w:abstractNum w:abstractNumId="26" w15:restartNumberingAfterBreak="0">
     <w:nsid w:val="3DE23CCB"/>
     <w:multiLevelType w:val="hybridMultilevel"/>
     <w:tmpl w:val="0EA08670"/>
@@ -35494,7 +37172,7 @@
       </w:pPr>
     </w:lvl>
   </w:abstractNum>
-  <w:abstractNum w:abstractNumId="23" w15:restartNumberingAfterBreak="0">
+  <w:abstractNum w:abstractNumId="27" w15:restartNumberingAfterBreak="0">
     <w:nsid w:val="41175897"/>
     <w:multiLevelType w:val="hybridMultilevel"/>
     <w:tmpl w:val="B6881746"/>
@@ -35607,7 +37285,7 @@
       </w:rPr>
     </w:lvl>
   </w:abstractNum>
-  <w:abstractNum w:abstractNumId="24" w15:restartNumberingAfterBreak="0">
+  <w:abstractNum w:abstractNumId="28" w15:restartNumberingAfterBreak="0">
     <w:nsid w:val="416D3CA3"/>
     <w:multiLevelType w:val="multilevel"/>
     <w:tmpl w:val="F564B0F2"/>
@@ -35756,7 +37434,7 @@
       </w:rPr>
     </w:lvl>
   </w:abstractNum>
-  <w:abstractNum w:abstractNumId="25" w15:restartNumberingAfterBreak="0">
+  <w:abstractNum w:abstractNumId="29" w15:restartNumberingAfterBreak="0">
     <w:nsid w:val="43BE2016"/>
     <w:multiLevelType w:val="hybridMultilevel"/>
     <w:tmpl w:val="2522D1A0"/>
@@ -35869,7 +37547,7 @@
       </w:rPr>
     </w:lvl>
   </w:abstractNum>
-  <w:abstractNum w:abstractNumId="26" w15:restartNumberingAfterBreak="0">
+  <w:abstractNum w:abstractNumId="30" w15:restartNumberingAfterBreak="0">
     <w:nsid w:val="44774716"/>
     <w:multiLevelType w:val="hybridMultilevel"/>
     <w:tmpl w:val="907C8DE4"/>
@@ -35955,7 +37633,7 @@
       </w:pPr>
     </w:lvl>
   </w:abstractNum>
-  <w:abstractNum w:abstractNumId="27" w15:restartNumberingAfterBreak="0">
+  <w:abstractNum w:abstractNumId="31" w15:restartNumberingAfterBreak="0">
     <w:nsid w:val="48B92686"/>
     <w:multiLevelType w:val="hybridMultilevel"/>
     <w:tmpl w:val="CDF48B9C"/>
@@ -36044,7 +37722,7 @@
       </w:pPr>
     </w:lvl>
   </w:abstractNum>
-  <w:abstractNum w:abstractNumId="28" w15:restartNumberingAfterBreak="0">
+  <w:abstractNum w:abstractNumId="32" w15:restartNumberingAfterBreak="0">
     <w:nsid w:val="4CA40345"/>
     <w:multiLevelType w:val="multilevel"/>
     <w:tmpl w:val="14C2C608"/>
@@ -36157,7 +37835,7 @@
       </w:pPr>
     </w:lvl>
   </w:abstractNum>
-  <w:abstractNum w:abstractNumId="29" w15:restartNumberingAfterBreak="0">
+  <w:abstractNum w:abstractNumId="33" w15:restartNumberingAfterBreak="0">
     <w:nsid w:val="4D6309BB"/>
     <w:multiLevelType w:val="multilevel"/>
     <w:tmpl w:val="E2ECF9D0"/>
@@ -36274,7 +37952,7 @@
       </w:pPr>
     </w:lvl>
   </w:abstractNum>
-  <w:abstractNum w:abstractNumId="30" w15:restartNumberingAfterBreak="0">
+  <w:abstractNum w:abstractNumId="34" w15:restartNumberingAfterBreak="0">
     <w:nsid w:val="4DF61417"/>
     <w:multiLevelType w:val="multilevel"/>
     <w:tmpl w:val="E38CFC20"/>
@@ -36387,7 +38065,7 @@
       </w:pPr>
     </w:lvl>
   </w:abstractNum>
-  <w:abstractNum w:abstractNumId="31" w15:restartNumberingAfterBreak="0">
+  <w:abstractNum w:abstractNumId="35" w15:restartNumberingAfterBreak="0">
     <w:nsid w:val="4F426191"/>
     <w:multiLevelType w:val="multilevel"/>
     <w:tmpl w:val="9ED015E6"/>
@@ -36500,7 +38178,7 @@
       </w:pPr>
     </w:lvl>
   </w:abstractNum>
-  <w:abstractNum w:abstractNumId="32" w15:restartNumberingAfterBreak="0">
+  <w:abstractNum w:abstractNumId="36" w15:restartNumberingAfterBreak="0">
     <w:nsid w:val="50ED4C4C"/>
     <w:multiLevelType w:val="hybridMultilevel"/>
     <w:tmpl w:val="578CF5F8"/>
@@ -36586,7 +38264,7 @@
       </w:pPr>
     </w:lvl>
   </w:abstractNum>
-  <w:abstractNum w:abstractNumId="33" w15:restartNumberingAfterBreak="0">
+  <w:abstractNum w:abstractNumId="37" w15:restartNumberingAfterBreak="0">
     <w:nsid w:val="53482B5A"/>
     <w:multiLevelType w:val="multilevel"/>
     <w:tmpl w:val="AEF21BC8"/>
@@ -36699,7 +38377,7 @@
       </w:pPr>
     </w:lvl>
   </w:abstractNum>
-  <w:abstractNum w:abstractNumId="34" w15:restartNumberingAfterBreak="0">
+  <w:abstractNum w:abstractNumId="38" w15:restartNumberingAfterBreak="0">
     <w:nsid w:val="54CF5D24"/>
     <w:multiLevelType w:val="hybridMultilevel"/>
     <w:tmpl w:val="0E84213C"/>
@@ -36812,7 +38490,7 @@
       </w:rPr>
     </w:lvl>
   </w:abstractNum>
-  <w:abstractNum w:abstractNumId="35" w15:restartNumberingAfterBreak="0">
+  <w:abstractNum w:abstractNumId="39" w15:restartNumberingAfterBreak="0">
     <w:nsid w:val="582707A3"/>
     <w:multiLevelType w:val="multilevel"/>
     <w:tmpl w:val="57DE469E"/>
@@ -36929,7 +38607,7 @@
       </w:pPr>
     </w:lvl>
   </w:abstractNum>
-  <w:abstractNum w:abstractNumId="36" w15:restartNumberingAfterBreak="0">
+  <w:abstractNum w:abstractNumId="40" w15:restartNumberingAfterBreak="0">
     <w:nsid w:val="59526A68"/>
     <w:multiLevelType w:val="hybridMultilevel"/>
     <w:tmpl w:val="D3BA2CD6"/>
@@ -37042,7 +38720,7 @@
       </w:rPr>
     </w:lvl>
   </w:abstractNum>
-  <w:abstractNum w:abstractNumId="37" w15:restartNumberingAfterBreak="0">
+  <w:abstractNum w:abstractNumId="41" w15:restartNumberingAfterBreak="0">
     <w:nsid w:val="61B35E66"/>
     <w:multiLevelType w:val="multilevel"/>
     <w:tmpl w:val="7F42704A"/>
@@ -37155,7 +38833,7 @@
       </w:pPr>
     </w:lvl>
   </w:abstractNum>
-  <w:abstractNum w:abstractNumId="38" w15:restartNumberingAfterBreak="0">
+  <w:abstractNum w:abstractNumId="42" w15:restartNumberingAfterBreak="0">
     <w:nsid w:val="61F11470"/>
     <w:multiLevelType w:val="multilevel"/>
     <w:tmpl w:val="722EB0EE"/>
@@ -37268,7 +38946,7 @@
       </w:pPr>
     </w:lvl>
   </w:abstractNum>
-  <w:abstractNum w:abstractNumId="39" w15:restartNumberingAfterBreak="0">
+  <w:abstractNum w:abstractNumId="43" w15:restartNumberingAfterBreak="0">
     <w:nsid w:val="626D477E"/>
     <w:multiLevelType w:val="hybridMultilevel"/>
     <w:tmpl w:val="73BA3CDC"/>
@@ -37354,7 +39032,7 @@
       </w:pPr>
     </w:lvl>
   </w:abstractNum>
-  <w:abstractNum w:abstractNumId="40" w15:restartNumberingAfterBreak="0">
+  <w:abstractNum w:abstractNumId="44" w15:restartNumberingAfterBreak="0">
     <w:nsid w:val="62D673BC"/>
     <w:multiLevelType w:val="multilevel"/>
     <w:tmpl w:val="91304B4E"/>
@@ -37467,7 +39145,93 @@
       </w:rPr>
     </w:lvl>
   </w:abstractNum>
-  <w:abstractNum w:abstractNumId="41" w15:restartNumberingAfterBreak="0">
+  <w:abstractNum w:abstractNumId="45" w15:restartNumberingAfterBreak="0">
+    <w:nsid w:val="68AC5DC8"/>
+    <w:multiLevelType w:val="hybridMultilevel"/>
+    <w:tmpl w:val="249E3BB0"/>
+    <w:lvl w:ilvl="0" w:tplc="2000000F">
+      <w:start w:val="1"/>
+      <w:numFmt w:val="decimal"/>
+      <w:lvlText w:val="%1."/>
+      <w:lvlJc w:val="left"/>
+      <w:pPr>
+        <w:ind w:left="720" w:hanging="360"/>
+      </w:pPr>
+    </w:lvl>
+    <w:lvl w:ilvl="1" w:tplc="20000019" w:tentative="1">
+      <w:start w:val="1"/>
+      <w:numFmt w:val="lowerLetter"/>
+      <w:lvlText w:val="%2."/>
+      <w:lvlJc w:val="left"/>
+      <w:pPr>
+        <w:ind w:left="1440" w:hanging="360"/>
+      </w:pPr>
+    </w:lvl>
+    <w:lvl w:ilvl="2" w:tplc="2000001B" w:tentative="1">
+      <w:start w:val="1"/>
+      <w:numFmt w:val="lowerRoman"/>
+      <w:lvlText w:val="%3."/>
+      <w:lvlJc w:val="right"/>
+      <w:pPr>
+        <w:ind w:left="2160" w:hanging="180"/>
+      </w:pPr>
+    </w:lvl>
+    <w:lvl w:ilvl="3" w:tplc="2000000F" w:tentative="1">
+      <w:start w:val="1"/>
+      <w:numFmt w:val="decimal"/>
+      <w:lvlText w:val="%4."/>
+      <w:lvlJc w:val="left"/>
+      <w:pPr>
+        <w:ind w:left="2880" w:hanging="360"/>
+      </w:pPr>
+    </w:lvl>
+    <w:lvl w:ilvl="4" w:tplc="20000019" w:tentative="1">
+      <w:start w:val="1"/>
+      <w:numFmt w:val="lowerLetter"/>
+      <w:lvlText w:val="%5."/>
+      <w:lvlJc w:val="left"/>
+      <w:pPr>
+        <w:ind w:left="3600" w:hanging="360"/>
+      </w:pPr>
+    </w:lvl>
+    <w:lvl w:ilvl="5" w:tplc="2000001B" w:tentative="1">
+      <w:start w:val="1"/>
+      <w:numFmt w:val="lowerRoman"/>
+      <w:lvlText w:val="%6."/>
+      <w:lvlJc w:val="right"/>
+      <w:pPr>
+        <w:ind w:left="4320" w:hanging="180"/>
+      </w:pPr>
+    </w:lvl>
+    <w:lvl w:ilvl="6" w:tplc="2000000F" w:tentative="1">
+      <w:start w:val="1"/>
+      <w:numFmt w:val="decimal"/>
+      <w:lvlText w:val="%7."/>
+      <w:lvlJc w:val="left"/>
+      <w:pPr>
+        <w:ind w:left="5040" w:hanging="360"/>
+      </w:pPr>
+    </w:lvl>
+    <w:lvl w:ilvl="7" w:tplc="20000019" w:tentative="1">
+      <w:start w:val="1"/>
+      <w:numFmt w:val="lowerLetter"/>
+      <w:lvlText w:val="%8."/>
+      <w:lvlJc w:val="left"/>
+      <w:pPr>
+        <w:ind w:left="5760" w:hanging="360"/>
+      </w:pPr>
+    </w:lvl>
+    <w:lvl w:ilvl="8" w:tplc="2000001B" w:tentative="1">
+      <w:start w:val="1"/>
+      <w:numFmt w:val="lowerRoman"/>
+      <w:lvlText w:val="%9."/>
+      <w:lvlJc w:val="right"/>
+      <w:pPr>
+        <w:ind w:left="6480" w:hanging="180"/>
+      </w:pPr>
+    </w:lvl>
+  </w:abstractNum>
+  <w:abstractNum w:abstractNumId="46" w15:restartNumberingAfterBreak="0">
     <w:nsid w:val="693A20E8"/>
     <w:multiLevelType w:val="hybridMultilevel"/>
     <w:tmpl w:val="17A0A434"/>
@@ -37553,7 +39317,7 @@
       </w:pPr>
     </w:lvl>
   </w:abstractNum>
-  <w:abstractNum w:abstractNumId="42" w15:restartNumberingAfterBreak="0">
+  <w:abstractNum w:abstractNumId="47" w15:restartNumberingAfterBreak="0">
     <w:nsid w:val="6D3A05FD"/>
     <w:multiLevelType w:val="hybridMultilevel"/>
     <w:tmpl w:val="E54C2E46"/>
@@ -37666,7 +39430,7 @@
       </w:rPr>
     </w:lvl>
   </w:abstractNum>
-  <w:abstractNum w:abstractNumId="43" w15:restartNumberingAfterBreak="0">
+  <w:abstractNum w:abstractNumId="48" w15:restartNumberingAfterBreak="0">
     <w:nsid w:val="6D9664C0"/>
     <w:multiLevelType w:val="multilevel"/>
     <w:tmpl w:val="CCAC6B94"/>
@@ -37788,7 +39552,7 @@
       </w:rPr>
     </w:lvl>
   </w:abstractNum>
-  <w:abstractNum w:abstractNumId="44" w15:restartNumberingAfterBreak="0">
+  <w:abstractNum w:abstractNumId="49" w15:restartNumberingAfterBreak="0">
     <w:nsid w:val="726F5F96"/>
     <w:multiLevelType w:val="hybridMultilevel"/>
     <w:tmpl w:val="74E4D2CE"/>
@@ -37901,7 +39665,7 @@
       </w:rPr>
     </w:lvl>
   </w:abstractNum>
-  <w:abstractNum w:abstractNumId="45" w15:restartNumberingAfterBreak="0">
+  <w:abstractNum w:abstractNumId="50" w15:restartNumberingAfterBreak="0">
     <w:nsid w:val="75C8594B"/>
     <w:multiLevelType w:val="multilevel"/>
     <w:tmpl w:val="AEF09DC2"/>
@@ -38050,7 +39814,7 @@
       </w:rPr>
     </w:lvl>
   </w:abstractNum>
-  <w:abstractNum w:abstractNumId="46" w15:restartNumberingAfterBreak="0">
+  <w:abstractNum w:abstractNumId="51" w15:restartNumberingAfterBreak="0">
     <w:nsid w:val="76FC7EB7"/>
     <w:multiLevelType w:val="multilevel"/>
     <w:tmpl w:val="07C6B782"/>
@@ -38163,7 +39927,7 @@
       </w:pPr>
     </w:lvl>
   </w:abstractNum>
-  <w:abstractNum w:abstractNumId="47" w15:restartNumberingAfterBreak="0">
+  <w:abstractNum w:abstractNumId="52" w15:restartNumberingAfterBreak="0">
     <w:nsid w:val="7D9803B5"/>
     <w:multiLevelType w:val="hybridMultilevel"/>
     <w:tmpl w:val="73BA3CDC"/>
@@ -38249,47 +40013,196 @@
       </w:pPr>
     </w:lvl>
   </w:abstractNum>
+  <w:abstractNum w:abstractNumId="53" w15:restartNumberingAfterBreak="0">
+    <w:nsid w:val="7EBF2FC8"/>
+    <w:multiLevelType w:val="multilevel"/>
+    <w:tmpl w:val="A0765F9E"/>
+    <w:lvl w:ilvl="0">
+      <w:start w:val="1"/>
+      <w:numFmt w:val="bullet"/>
+      <w:lvlText w:val=""/>
+      <w:lvlJc w:val="left"/>
+      <w:pPr>
+        <w:tabs>
+          <w:tab w:val="num" w:pos="720"/>
+        </w:tabs>
+        <w:ind w:left="720" w:hanging="360"/>
+      </w:pPr>
+      <w:rPr>
+        <w:rFonts w:ascii="Symbol" w:hAnsi="Symbol" w:hint="default"/>
+        <w:sz w:val="20"/>
+      </w:rPr>
+    </w:lvl>
+    <w:lvl w:ilvl="1" w:tentative="1">
+      <w:start w:val="1"/>
+      <w:numFmt w:val="bullet"/>
+      <w:lvlText w:val="o"/>
+      <w:lvlJc w:val="left"/>
+      <w:pPr>
+        <w:tabs>
+          <w:tab w:val="num" w:pos="1440"/>
+        </w:tabs>
+        <w:ind w:left="1440" w:hanging="360"/>
+      </w:pPr>
+      <w:rPr>
+        <w:rFonts w:ascii="Courier New" w:hAnsi="Courier New" w:hint="default"/>
+        <w:sz w:val="20"/>
+      </w:rPr>
+    </w:lvl>
+    <w:lvl w:ilvl="2" w:tentative="1">
+      <w:start w:val="1"/>
+      <w:numFmt w:val="bullet"/>
+      <w:lvlText w:val=""/>
+      <w:lvlJc w:val="left"/>
+      <w:pPr>
+        <w:tabs>
+          <w:tab w:val="num" w:pos="2160"/>
+        </w:tabs>
+        <w:ind w:left="2160" w:hanging="360"/>
+      </w:pPr>
+      <w:rPr>
+        <w:rFonts w:ascii="Wingdings" w:hAnsi="Wingdings" w:hint="default"/>
+        <w:sz w:val="20"/>
+      </w:rPr>
+    </w:lvl>
+    <w:lvl w:ilvl="3" w:tentative="1">
+      <w:start w:val="1"/>
+      <w:numFmt w:val="bullet"/>
+      <w:lvlText w:val=""/>
+      <w:lvlJc w:val="left"/>
+      <w:pPr>
+        <w:tabs>
+          <w:tab w:val="num" w:pos="2880"/>
+        </w:tabs>
+        <w:ind w:left="2880" w:hanging="360"/>
+      </w:pPr>
+      <w:rPr>
+        <w:rFonts w:ascii="Wingdings" w:hAnsi="Wingdings" w:hint="default"/>
+        <w:sz w:val="20"/>
+      </w:rPr>
+    </w:lvl>
+    <w:lvl w:ilvl="4" w:tentative="1">
+      <w:start w:val="1"/>
+      <w:numFmt w:val="bullet"/>
+      <w:lvlText w:val=""/>
+      <w:lvlJc w:val="left"/>
+      <w:pPr>
+        <w:tabs>
+          <w:tab w:val="num" w:pos="3600"/>
+        </w:tabs>
+        <w:ind w:left="3600" w:hanging="360"/>
+      </w:pPr>
+      <w:rPr>
+        <w:rFonts w:ascii="Wingdings" w:hAnsi="Wingdings" w:hint="default"/>
+        <w:sz w:val="20"/>
+      </w:rPr>
+    </w:lvl>
+    <w:lvl w:ilvl="5" w:tentative="1">
+      <w:start w:val="1"/>
+      <w:numFmt w:val="bullet"/>
+      <w:lvlText w:val=""/>
+      <w:lvlJc w:val="left"/>
+      <w:pPr>
+        <w:tabs>
+          <w:tab w:val="num" w:pos="4320"/>
+        </w:tabs>
+        <w:ind w:left="4320" w:hanging="360"/>
+      </w:pPr>
+      <w:rPr>
+        <w:rFonts w:ascii="Wingdings" w:hAnsi="Wingdings" w:hint="default"/>
+        <w:sz w:val="20"/>
+      </w:rPr>
+    </w:lvl>
+    <w:lvl w:ilvl="6" w:tentative="1">
+      <w:start w:val="1"/>
+      <w:numFmt w:val="bullet"/>
+      <w:lvlText w:val=""/>
+      <w:lvlJc w:val="left"/>
+      <w:pPr>
+        <w:tabs>
+          <w:tab w:val="num" w:pos="5040"/>
+        </w:tabs>
+        <w:ind w:left="5040" w:hanging="360"/>
+      </w:pPr>
+      <w:rPr>
+        <w:rFonts w:ascii="Wingdings" w:hAnsi="Wingdings" w:hint="default"/>
+        <w:sz w:val="20"/>
+      </w:rPr>
+    </w:lvl>
+    <w:lvl w:ilvl="7" w:tentative="1">
+      <w:start w:val="1"/>
+      <w:numFmt w:val="bullet"/>
+      <w:lvlText w:val=""/>
+      <w:lvlJc w:val="left"/>
+      <w:pPr>
+        <w:tabs>
+          <w:tab w:val="num" w:pos="5760"/>
+        </w:tabs>
+        <w:ind w:left="5760" w:hanging="360"/>
+      </w:pPr>
+      <w:rPr>
+        <w:rFonts w:ascii="Wingdings" w:hAnsi="Wingdings" w:hint="default"/>
+        <w:sz w:val="20"/>
+      </w:rPr>
+    </w:lvl>
+    <w:lvl w:ilvl="8" w:tentative="1">
+      <w:start w:val="1"/>
+      <w:numFmt w:val="bullet"/>
+      <w:lvlText w:val=""/>
+      <w:lvlJc w:val="left"/>
+      <w:pPr>
+        <w:tabs>
+          <w:tab w:val="num" w:pos="6480"/>
+        </w:tabs>
+        <w:ind w:left="6480" w:hanging="360"/>
+      </w:pPr>
+      <w:rPr>
+        <w:rFonts w:ascii="Wingdings" w:hAnsi="Wingdings" w:hint="default"/>
+        <w:sz w:val="20"/>
+      </w:rPr>
+    </w:lvl>
+  </w:abstractNum>
   <w:num w:numId="1" w16cid:durableId="2047025523">
-    <w:abstractNumId w:val="43"/>
+    <w:abstractNumId w:val="48"/>
   </w:num>
   <w:num w:numId="2" w16cid:durableId="879778452">
     <w:abstractNumId w:val="11"/>
   </w:num>
   <w:num w:numId="3" w16cid:durableId="546070549">
-    <w:abstractNumId w:val="26"/>
+    <w:abstractNumId w:val="30"/>
   </w:num>
   <w:num w:numId="4" w16cid:durableId="1693605336">
-    <w:abstractNumId w:val="41"/>
+    <w:abstractNumId w:val="46"/>
   </w:num>
   <w:num w:numId="5" w16cid:durableId="168060713">
-    <w:abstractNumId w:val="32"/>
+    <w:abstractNumId w:val="36"/>
   </w:num>
   <w:num w:numId="6" w16cid:durableId="1170024415">
-    <w:abstractNumId w:val="23"/>
+    <w:abstractNumId w:val="27"/>
   </w:num>
   <w:num w:numId="7" w16cid:durableId="1371761109">
-    <w:abstractNumId w:val="36"/>
+    <w:abstractNumId w:val="40"/>
   </w:num>
   <w:num w:numId="8" w16cid:durableId="33193881">
-    <w:abstractNumId w:val="44"/>
+    <w:abstractNumId w:val="49"/>
   </w:num>
   <w:num w:numId="9" w16cid:durableId="1710639985">
     <w:abstractNumId w:val="3"/>
   </w:num>
   <w:num w:numId="10" w16cid:durableId="47072542">
-    <w:abstractNumId w:val="25"/>
+    <w:abstractNumId w:val="29"/>
   </w:num>
   <w:num w:numId="11" w16cid:durableId="2024819572">
     <w:abstractNumId w:val="8"/>
   </w:num>
   <w:num w:numId="12" w16cid:durableId="335037809">
-    <w:abstractNumId w:val="33"/>
+    <w:abstractNumId w:val="37"/>
   </w:num>
   <w:num w:numId="13" w16cid:durableId="1911111415">
-    <w:abstractNumId w:val="30"/>
+    <w:abstractNumId w:val="34"/>
   </w:num>
   <w:num w:numId="14" w16cid:durableId="2086875250">
-    <w:abstractNumId w:val="43"/>
+    <w:abstractNumId w:val="48"/>
     <w:lvlOverride w:ilvl="0">
       <w:startOverride w:val="1"/>
     </w:lvlOverride>
@@ -38319,10 +40232,10 @@
     </w:lvlOverride>
   </w:num>
   <w:num w:numId="15" w16cid:durableId="603919662">
-    <w:abstractNumId w:val="22"/>
+    <w:abstractNumId w:val="26"/>
   </w:num>
   <w:num w:numId="16" w16cid:durableId="1860314949">
-    <w:abstractNumId w:val="18"/>
+    <w:abstractNumId w:val="20"/>
   </w:num>
   <w:num w:numId="17" w16cid:durableId="918636041">
     <w:abstractNumId w:val="0"/>
@@ -38331,55 +40244,55 @@
     <w:abstractNumId w:val="6"/>
   </w:num>
   <w:num w:numId="19" w16cid:durableId="347605078">
-    <w:abstractNumId w:val="47"/>
+    <w:abstractNumId w:val="52"/>
   </w:num>
   <w:num w:numId="20" w16cid:durableId="74939754">
     <w:abstractNumId w:val="9"/>
   </w:num>
   <w:num w:numId="21" w16cid:durableId="1464424244">
-    <w:abstractNumId w:val="15"/>
+    <w:abstractNumId w:val="17"/>
   </w:num>
   <w:num w:numId="22" w16cid:durableId="698630740">
-    <w:abstractNumId w:val="34"/>
+    <w:abstractNumId w:val="38"/>
   </w:num>
   <w:num w:numId="23" w16cid:durableId="1540048074">
     <w:abstractNumId w:val="2"/>
   </w:num>
   <w:num w:numId="24" w16cid:durableId="814419296">
-    <w:abstractNumId w:val="29"/>
+    <w:abstractNumId w:val="33"/>
   </w:num>
   <w:num w:numId="25" w16cid:durableId="1473980891">
-    <w:abstractNumId w:val="35"/>
+    <w:abstractNumId w:val="39"/>
   </w:num>
   <w:num w:numId="26" w16cid:durableId="864173064">
-    <w:abstractNumId w:val="37"/>
+    <w:abstractNumId w:val="41"/>
   </w:num>
   <w:num w:numId="27" w16cid:durableId="918709912">
-    <w:abstractNumId w:val="14"/>
+    <w:abstractNumId w:val="16"/>
   </w:num>
   <w:num w:numId="28" w16cid:durableId="1412190637">
-    <w:abstractNumId w:val="21"/>
+    <w:abstractNumId w:val="24"/>
   </w:num>
   <w:num w:numId="29" w16cid:durableId="649554052">
-    <w:abstractNumId w:val="17"/>
+    <w:abstractNumId w:val="19"/>
   </w:num>
   <w:num w:numId="30" w16cid:durableId="325518278">
-    <w:abstractNumId w:val="38"/>
+    <w:abstractNumId w:val="42"/>
   </w:num>
   <w:num w:numId="31" w16cid:durableId="1152403007">
-    <w:abstractNumId w:val="46"/>
+    <w:abstractNumId w:val="51"/>
   </w:num>
   <w:num w:numId="32" w16cid:durableId="870723461">
-    <w:abstractNumId w:val="16"/>
+    <w:abstractNumId w:val="18"/>
   </w:num>
   <w:num w:numId="33" w16cid:durableId="895746834">
-    <w:abstractNumId w:val="31"/>
+    <w:abstractNumId w:val="35"/>
   </w:num>
   <w:num w:numId="34" w16cid:durableId="1009214130">
     <w:abstractNumId w:val="4"/>
   </w:num>
   <w:num w:numId="35" w16cid:durableId="1909803000">
-    <w:abstractNumId w:val="39"/>
+    <w:abstractNumId w:val="43"/>
   </w:num>
   <w:num w:numId="36" w16cid:durableId="1051922083">
     <w:abstractNumId w:val="12"/>
@@ -38388,40 +40301,58 @@
     <w:abstractNumId w:val="10"/>
   </w:num>
   <w:num w:numId="38" w16cid:durableId="632713382">
-    <w:abstractNumId w:val="27"/>
+    <w:abstractNumId w:val="31"/>
   </w:num>
   <w:num w:numId="39" w16cid:durableId="1497960370">
-    <w:abstractNumId w:val="20"/>
+    <w:abstractNumId w:val="23"/>
   </w:num>
   <w:num w:numId="40" w16cid:durableId="1418551551">
-    <w:abstractNumId w:val="24"/>
+    <w:abstractNumId w:val="28"/>
   </w:num>
   <w:num w:numId="41" w16cid:durableId="215047193">
-    <w:abstractNumId w:val="42"/>
+    <w:abstractNumId w:val="47"/>
   </w:num>
   <w:num w:numId="42" w16cid:durableId="1010449936">
-    <w:abstractNumId w:val="45"/>
+    <w:abstractNumId w:val="50"/>
   </w:num>
   <w:num w:numId="43" w16cid:durableId="632291759">
     <w:abstractNumId w:val="1"/>
   </w:num>
   <w:num w:numId="44" w16cid:durableId="646982137">
-    <w:abstractNumId w:val="40"/>
+    <w:abstractNumId w:val="44"/>
   </w:num>
   <w:num w:numId="45" w16cid:durableId="1555432610">
-    <w:abstractNumId w:val="13"/>
+    <w:abstractNumId w:val="14"/>
   </w:num>
   <w:num w:numId="46" w16cid:durableId="1767071980">
     <w:abstractNumId w:val="5"/>
   </w:num>
   <w:num w:numId="47" w16cid:durableId="1420978347">
-    <w:abstractNumId w:val="28"/>
+    <w:abstractNumId w:val="32"/>
   </w:num>
   <w:num w:numId="48" w16cid:durableId="819467836">
-    <w:abstractNumId w:val="19"/>
+    <w:abstractNumId w:val="21"/>
   </w:num>
   <w:num w:numId="49" w16cid:durableId="1473786220">
     <w:abstractNumId w:val="7"/>
+  </w:num>
+  <w:num w:numId="50" w16cid:durableId="1659963160">
+    <w:abstractNumId w:val="53"/>
+  </w:num>
+  <w:num w:numId="51" w16cid:durableId="1660305170">
+    <w:abstractNumId w:val="45"/>
+  </w:num>
+  <w:num w:numId="52" w16cid:durableId="1802645559">
+    <w:abstractNumId w:val="22"/>
+  </w:num>
+  <w:num w:numId="53" w16cid:durableId="1814716345">
+    <w:abstractNumId w:val="15"/>
+  </w:num>
+  <w:num w:numId="54" w16cid:durableId="284779560">
+    <w:abstractNumId w:val="25"/>
+  </w:num>
+  <w:num w:numId="55" w16cid:durableId="1049836469">
+    <w:abstractNumId w:val="13"/>
   </w:num>
   <w:numIdMacAtCleanup w:val="39"/>
 </w:numbering>
@@ -38827,7 +40758,7 @@
   <w:style w:type="paragraph" w:default="1" w:styleId="Normal">
     <w:name w:val="Normal"/>
     <w:qFormat/>
-    <w:rsid w:val="006B218A"/>
+    <w:rsid w:val="00151EB0"/>
   </w:style>
   <w:style w:type="paragraph" w:styleId="Heading1">
     <w:name w:val="heading 1"/>
